--- a/docker/docmosis/templates/CV-UNS-STD-ENG-01378_13066.docx
+++ b/docker/docmosis/templates/CV-UNS-STD-ENG-01378_13066.docx
@@ -1,6 +1,6 @@
 
 <file path=word/document.xml><?xml version="1.0" encoding="utf-8"?>
-<w:document xmlns:wpc="http://schemas.microsoft.com/office/word/2010/wordprocessingCanvas" xmlns:cx="http://schemas.microsoft.com/office/drawing/2014/chartex" xmlns:cx1="http://schemas.microsoft.com/office/drawing/2015/9/8/chartex" xmlns:cx2="http://schemas.microsoft.com/office/drawing/2015/10/21/chartex" xmlns:cx3="http://schemas.microsoft.com/office/drawing/2016/5/9/chartex" xmlns:cx4="http://schemas.microsoft.com/office/drawing/2016/5/10/chartex" xmlns:cx5="http://schemas.microsoft.com/office/drawing/2016/5/11/chartex" xmlns:cx6="http://schemas.microsoft.com/office/drawing/2016/5/12/chartex" xmlns:cx7="http://schemas.microsoft.com/office/drawing/2016/5/13/chartex" xmlns:cx8="http://schemas.microsoft.com/office/drawing/2016/5/14/chartex" xmlns:mc="http://schemas.openxmlformats.org/markup-compatibility/2006" xmlns:aink="http://schemas.microsoft.com/office/drawing/2016/ink" xmlns:am3d="http://schemas.microsoft.com/office/drawing/2017/model3d" xmlns:o="urn:schemas-microsoft-com:office:office" xmlns:oel="http://schemas.microsoft.com/office/2019/extlst" xmlns:r="http://schemas.openxmlformats.org/officeDocument/2006/relationships" xmlns:m="http://schemas.openxmlformats.org/officeDocument/2006/math" xmlns:v="urn:schemas-microsoft-com:vml" xmlns:wp14="http://schemas.microsoft.com/office/word/2010/wordprocessingDrawing" xmlns:wp="http://schemas.openxmlformats.org/drawingml/2006/wordprocessingDrawing" xmlns:w10="urn:schemas-microsoft-com:office:word" xmlns:w="http://schemas.openxmlformats.org/wordprocessingml/2006/main" xmlns:w14="http://schemas.microsoft.com/office/word/2010/wordml" xmlns:w15="http://schemas.microsoft.com/office/word/2012/wordml" xmlns:w16cex="http://schemas.microsoft.com/office/word/2018/wordml/cex" xmlns:w16cid="http://schemas.microsoft.com/office/word/2016/wordml/cid" xmlns:w16="http://schemas.microsoft.com/office/word/2018/wordml" xmlns:w16du="http://schemas.microsoft.com/office/word/2023/wordml/word16du" xmlns:w16sdtdh="http://schemas.microsoft.com/office/word/2020/wordml/sdtdatahash" xmlns:w16se="http://schemas.microsoft.com/office/word/2015/wordml/symex" xmlns:wpg="http://schemas.microsoft.com/office/word/2010/wordprocessingGroup" xmlns:wpi="http://schemas.microsoft.com/office/word/2010/wordprocessingInk" xmlns:wne="http://schemas.microsoft.com/office/word/2006/wordml" xmlns:wps="http://schemas.microsoft.com/office/word/2010/wordprocessingShape" mc:Ignorable="w14 w15 w16se w16cid w16 w16cex w16sdtdh w16du wp14">
+<w:document xmlns:wpc="http://schemas.microsoft.com/office/word/2010/wordprocessingCanvas" xmlns:cx="http://schemas.microsoft.com/office/drawing/2014/chartex" xmlns:cx1="http://schemas.microsoft.com/office/drawing/2015/9/8/chartex" xmlns:cx2="http://schemas.microsoft.com/office/drawing/2015/10/21/chartex" xmlns:cx3="http://schemas.microsoft.com/office/drawing/2016/5/9/chartex" xmlns:cx4="http://schemas.microsoft.com/office/drawing/2016/5/10/chartex" xmlns:cx5="http://schemas.microsoft.com/office/drawing/2016/5/11/chartex" xmlns:cx6="http://schemas.microsoft.com/office/drawing/2016/5/12/chartex" xmlns:cx7="http://schemas.microsoft.com/office/drawing/2016/5/13/chartex" xmlns:cx8="http://schemas.microsoft.com/office/drawing/2016/5/14/chartex" xmlns:mc="http://schemas.openxmlformats.org/markup-compatibility/2006" xmlns:aink="http://schemas.microsoft.com/office/drawing/2016/ink" xmlns:am3d="http://schemas.microsoft.com/office/drawing/2017/model3d" xmlns:o="urn:schemas-microsoft-com:office:office" xmlns:oel="http://schemas.microsoft.com/office/2019/extlst" xmlns:r="http://schemas.openxmlformats.org/officeDocument/2006/relationships" xmlns:m="http://schemas.openxmlformats.org/officeDocument/2006/math" xmlns:v="urn:schemas-microsoft-com:vml" xmlns:wp14="http://schemas.microsoft.com/office/word/2010/wordprocessingDrawing" xmlns:wp="http://schemas.openxmlformats.org/drawingml/2006/wordprocessingDrawing" xmlns:w10="urn:schemas-microsoft-com:office:word" xmlns:w="http://schemas.openxmlformats.org/wordprocessingml/2006/main" xmlns:w14="http://schemas.microsoft.com/office/word/2010/wordml" xmlns:w15="http://schemas.microsoft.com/office/word/2012/wordml" xmlns:w16cex="http://schemas.microsoft.com/office/word/2018/wordml/cex" xmlns:w16cid="http://schemas.microsoft.com/office/word/2016/wordml/cid" xmlns:w16="http://schemas.microsoft.com/office/word/2018/wordml" xmlns:w16du="http://schemas.microsoft.com/office/word/2023/wordml/word16du" xmlns:w16sdtdh="http://schemas.microsoft.com/office/word/2020/wordml/sdtdatahash" xmlns:w16sdtfl="http://schemas.microsoft.com/office/word/2024/wordml/sdtformatlock" xmlns:w16se="http://schemas.microsoft.com/office/word/2015/wordml/symex" xmlns:wpg="http://schemas.microsoft.com/office/word/2010/wordprocessingGroup" xmlns:wpi="http://schemas.microsoft.com/office/word/2010/wordprocessingInk" xmlns:wne="http://schemas.microsoft.com/office/word/2006/wordml" xmlns:wps="http://schemas.microsoft.com/office/word/2010/wordprocessingShape" mc:Ignorable="w14 w15 w16se w16cid w16 w16cex w16sdtdh w16sdtfl w16du wp14">
   <w:body>
     <w:p>
       <w:pPr>
@@ -25,47 +25,7 @@
           <w:sz w:val="18"/>
           <w:szCs w:val="18"/>
         </w:rPr>
-        <w:t>&lt;&lt;{</w:t>
-      </w:r>
-      <w:proofErr w:type="spellStart"/>
-      <w:r>
-        <w:rPr>
-          <w:rFonts w:ascii="Arial" w:hAnsi="Arial" w:cs="Arial"/>
-          <w:color w:val="000000" w:themeColor="text1"/>
-          <w:sz w:val="18"/>
-          <w:szCs w:val="18"/>
-        </w:rPr>
-        <w:t>dateFormat</w:t>
-      </w:r>
-      <w:proofErr w:type="spellEnd"/>
-      <w:r>
-        <w:rPr>
-          <w:rFonts w:ascii="Arial" w:hAnsi="Arial" w:cs="Arial"/>
-          <w:color w:val="000000" w:themeColor="text1"/>
-          <w:sz w:val="18"/>
-          <w:szCs w:val="18"/>
-        </w:rPr>
-        <w:t>($</w:t>
-      </w:r>
-      <w:proofErr w:type="spellStart"/>
-      <w:r>
-        <w:rPr>
-          <w:rFonts w:ascii="Arial" w:hAnsi="Arial" w:cs="Arial"/>
-          <w:color w:val="000000" w:themeColor="text1"/>
-          <w:sz w:val="18"/>
-          <w:szCs w:val="18"/>
-        </w:rPr>
-        <w:t>nowUTC</w:t>
-      </w:r>
-      <w:proofErr w:type="spellEnd"/>
-      <w:r>
-        <w:rPr>
-          <w:rFonts w:ascii="Arial" w:hAnsi="Arial" w:cs="Arial"/>
-          <w:color w:val="000000" w:themeColor="text1"/>
-          <w:sz w:val="18"/>
-          <w:szCs w:val="18"/>
-        </w:rPr>
-        <w:t xml:space="preserve"> </w:t>
+        <w:t xml:space="preserve">&lt;&lt;{dateFormat($nowUTC </w:t>
       </w:r>
       <w:r>
         <w:rPr>
@@ -74,27 +34,7 @@
           <w:sz w:val="18"/>
           <w:szCs w:val="18"/>
         </w:rPr>
-        <w:t xml:space="preserve">,‘d MMMM </w:t>
-      </w:r>
-      <w:proofErr w:type="spellStart"/>
-      <w:r>
-        <w:rPr>
-          <w:rFonts w:ascii="Arial" w:eastAsia="Times New Roman" w:hAnsi="Arial" w:cs="Arial"/>
-          <w:color w:val="000000" w:themeColor="text1"/>
-          <w:sz w:val="18"/>
-          <w:szCs w:val="18"/>
-        </w:rPr>
-        <w:t>yyyy</w:t>
-      </w:r>
-      <w:proofErr w:type="spellEnd"/>
-      <w:r>
-        <w:rPr>
-          <w:rFonts w:ascii="Arial" w:eastAsia="Times New Roman" w:hAnsi="Arial" w:cs="Arial"/>
-          <w:color w:val="000000" w:themeColor="text1"/>
-          <w:sz w:val="18"/>
-          <w:szCs w:val="18"/>
-        </w:rPr>
-        <w:t xml:space="preserve">’)} </w:t>
+        <w:t xml:space="preserve">,‘d MMMM yyyy’)} </w:t>
       </w:r>
       <w:r>
         <w:rPr>
@@ -238,10 +178,12 @@
           <w:sz w:val="28"/>
           <w:szCs w:val="28"/>
         </w:rPr>
-        <w:t>&lt;&lt;</w:t>
-      </w:r>
-      <w:proofErr w:type="spellStart"/>
-      <w:r>
+        <w:t>&lt;&lt;judgeName&gt;&gt;</w:t>
+      </w:r>
+    </w:p>
+    <w:p>
+      <w:pPr>
+        <w:jc w:val="center"/>
         <w:rPr>
           <w:rFonts w:ascii="Arial" w:hAnsi="Arial" w:cs="Arial"/>
           <w:b/>
@@ -249,30 +191,6 @@
           <w:sz w:val="28"/>
           <w:szCs w:val="28"/>
         </w:rPr>
-        <w:t>judgeName</w:t>
-      </w:r>
-      <w:proofErr w:type="spellEnd"/>
-      <w:r>
-        <w:rPr>
-          <w:rFonts w:ascii="Arial" w:hAnsi="Arial" w:cs="Arial"/>
-          <w:b/>
-          <w:color w:val="000000" w:themeColor="text1"/>
-          <w:sz w:val="28"/>
-          <w:szCs w:val="28"/>
-        </w:rPr>
-        <w:t>&gt;&gt;</w:t>
-      </w:r>
-    </w:p>
-    <w:p>
-      <w:pPr>
-        <w:jc w:val="center"/>
-        <w:rPr>
-          <w:rFonts w:ascii="Arial" w:hAnsi="Arial" w:cs="Arial"/>
-          <w:b/>
-          <w:color w:val="000000" w:themeColor="text1"/>
-          <w:sz w:val="28"/>
-          <w:szCs w:val="28"/>
-        </w:rPr>
       </w:pPr>
       <w:r>
         <w:rPr>
@@ -284,21 +202,7 @@
         <w:rPr>
           <w:rFonts w:ascii="Tahoma" w:hAnsi="Tahoma" w:cs="Tahoma"/>
         </w:rPr>
-        <w:t xml:space="preserve">&lt;&lt; </w:t>
-      </w:r>
-      <w:proofErr w:type="spellStart"/>
-      <w:r>
-        <w:rPr>
-          <w:rFonts w:ascii="Tahoma" w:hAnsi="Tahoma" w:cs="Tahoma"/>
-        </w:rPr>
-        <w:t>caseNumber</w:t>
-      </w:r>
-      <w:proofErr w:type="spellEnd"/>
-      <w:r>
-        <w:rPr>
-          <w:rFonts w:ascii="Tahoma" w:hAnsi="Tahoma" w:cs="Tahoma"/>
-        </w:rPr>
-        <w:t>&gt;&gt;</w:t>
+        <w:t>&lt;&lt; caseNumber&gt;&gt;</w:t>
       </w:r>
     </w:p>
     <w:p>
@@ -1088,7 +992,7 @@
               </wp:inline>
             </w:drawing>
           </mc:Choice>
-          <mc:Fallback xmlns:arto="http://schemas.microsoft.com/office/word/2006/arto" xmlns:a="http://schemas.openxmlformats.org/drawingml/2006/main" xmlns:pic="http://schemas.openxmlformats.org/drawingml/2006/picture">
+          <mc:Fallback xmlns:pic="http://schemas.openxmlformats.org/drawingml/2006/picture" xmlns:a="http://schemas.openxmlformats.org/drawingml/2006/main" xmlns:arto="http://schemas.microsoft.com/office/word/2006/arto">
             <w:pict w14:anchorId="2F5695A1">
               <v:group id="Group 2792" style="width:467.95pt;height:.75pt;mso-position-horizontal-relative:char;mso-position-vertical-relative:line" coordsize="59429,95" o:spid="_x0000_s1026" w14:anchorId="14BA9070" o:gfxdata="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">
                 <v:shape id="Shape 91" style="position:absolute;width:59429;height:0;visibility:visible;mso-wrap-style:square;v-text-anchor:top" coordsize="5942965,0" o:spid="_x0000_s1027" filled="f" path="m5942965,l,e" o:gfxdata="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">
@@ -1133,9 +1037,8 @@
           <w:szCs w:val="20"/>
           <w:lang w:val="en-US"/>
         </w:rPr>
-        <w:t xml:space="preserve"> You must comply with the terms imposed upon you by this order otherwise your claim or the </w:t>
-      </w:r>
-      <w:proofErr w:type="spellStart"/>
+        <w:t> You must comply with the terms imposed upon you by this order otherwise your claim or the defence of it is liable to be struck out or some other sanction imposed. If you cannot comply, you are expected to make</w:t>
+      </w:r>
       <w:r>
         <w:rPr>
           <w:rFonts w:ascii="Arial" w:hAnsi="Arial" w:cs="Arial"/>
@@ -1144,9 +1047,8 @@
           <w:szCs w:val="20"/>
           <w:lang w:val="en-US"/>
         </w:rPr>
-        <w:t>defence</w:t>
-      </w:r>
-      <w:proofErr w:type="spellEnd"/>
+        <w:t xml:space="preserve"> a</w:t>
+      </w:r>
       <w:r>
         <w:rPr>
           <w:rFonts w:ascii="Arial" w:hAnsi="Arial" w:cs="Arial"/>
@@ -1155,7 +1057,7 @@
           <w:szCs w:val="20"/>
           <w:lang w:val="en-US"/>
         </w:rPr>
-        <w:t xml:space="preserve"> of it is liable to be struck out or some other sanction imposed. If you cannot comply, you are expected to make</w:t>
+        <w:t xml:space="preserve"> formal application to the court before any deadline imposed upon you expires.</w:t>
       </w:r>
       <w:r>
         <w:rPr>
@@ -1165,26 +1067,6 @@
           <w:szCs w:val="20"/>
           <w:lang w:val="en-US"/>
         </w:rPr>
-        <w:t xml:space="preserve"> a</w:t>
-      </w:r>
-      <w:r>
-        <w:rPr>
-          <w:rFonts w:ascii="Arial" w:hAnsi="Arial" w:cs="Arial"/>
-          <w:bCs/>
-          <w:snapToGrid w:val="0"/>
-          <w:szCs w:val="20"/>
-          <w:lang w:val="en-US"/>
-        </w:rPr>
-        <w:t xml:space="preserve"> formal application to the court before any deadline imposed upon you expires.</w:t>
-      </w:r>
-      <w:r>
-        <w:rPr>
-          <w:rFonts w:ascii="Arial" w:hAnsi="Arial" w:cs="Arial"/>
-          <w:bCs/>
-          <w:snapToGrid w:val="0"/>
-          <w:szCs w:val="20"/>
-          <w:lang w:val="en-US"/>
-        </w:rPr>
         <w:br/>
       </w:r>
     </w:p>
@@ -1200,23 +1082,7 @@
           <w:rFonts w:ascii="Arial" w:hAnsi="Arial" w:cs="Arial"/>
           <w:lang w:val="en-US"/>
         </w:rPr>
-        <w:t>&lt;&lt;</w:t>
-      </w:r>
-      <w:proofErr w:type="spellStart"/>
-      <w:r>
-        <w:rPr>
-          <w:rFonts w:ascii="Arial" w:hAnsi="Arial" w:cs="Arial"/>
-          <w:lang w:val="en-US"/>
-        </w:rPr>
-        <w:t>fastTrackJudgesRecital.input</w:t>
-      </w:r>
-      <w:proofErr w:type="spellEnd"/>
-      <w:r>
-        <w:rPr>
-          <w:rFonts w:ascii="Arial" w:hAnsi="Arial" w:cs="Arial"/>
-          <w:lang w:val="en-US"/>
-        </w:rPr>
-        <w:t>&gt;&gt;</w:t>
+        <w:t>&lt;&lt;fastTrackJudgesRecital.input&gt;&gt;</w:t>
       </w:r>
     </w:p>
     <w:p>
@@ -1451,14 +1317,7 @@
         <w:rPr>
           <w:rFonts w:ascii="Arial" w:hAnsi="Arial" w:cs="Arial"/>
         </w:rPr>
-        <w:t>&lt;&lt;</w:t>
-      </w:r>
-      <w:proofErr w:type="spellStart"/>
-      <w:r>
-        <w:rPr>
-          <w:rFonts w:ascii="Arial" w:hAnsi="Arial" w:cs="Arial"/>
-        </w:rPr>
-        <w:t>fastTrack</w:t>
+        <w:t>&lt;&lt;fastTrack</w:t>
       </w:r>
       <w:r>
         <w:rPr>
@@ -1466,7 +1325,6 @@
         </w:rPr>
         <w:t>Allocation</w:t>
       </w:r>
-      <w:proofErr w:type="spellEnd"/>
       <w:r>
         <w:rPr>
           <w:rFonts w:ascii="Arial" w:hAnsi="Arial" w:cs="Arial"/>
@@ -1496,21 +1354,12 @@
         <w:lastRenderedPageBreak/>
         <w:t>&lt;&lt;cs_{</w:t>
       </w:r>
-      <w:proofErr w:type="spellStart"/>
-      <w:r>
-        <w:rPr>
-          <w:rFonts w:ascii="Arial" w:hAnsi="Arial" w:cs="Arial"/>
-          <w:lang w:val="en-US"/>
-        </w:rPr>
-        <w:t>drawDirectionsOrderRequired</w:t>
-      </w:r>
-      <w:proofErr w:type="spellEnd"/>
-      <w:r>
-        <w:rPr>
-          <w:rFonts w:ascii="Arial" w:hAnsi="Arial" w:cs="Arial"/>
-          <w:lang w:val="en-US"/>
-        </w:rPr>
-        <w:t>=</w:t>
+      <w:r>
+        <w:rPr>
+          <w:rFonts w:ascii="Arial" w:hAnsi="Arial" w:cs="Arial"/>
+          <w:lang w:val="en-US"/>
+        </w:rPr>
+        <w:t>drawDirectionsOrderRequired=</w:t>
       </w:r>
       <w:r>
         <w:rPr>
@@ -1591,21 +1440,12 @@
         </w:rPr>
         <w:t>&lt;&lt;cs_{</w:t>
       </w:r>
-      <w:proofErr w:type="spellStart"/>
-      <w:r>
-        <w:rPr>
-          <w:rFonts w:ascii="Arial" w:hAnsi="Arial" w:cs="Arial"/>
-          <w:lang w:val="en-US"/>
-        </w:rPr>
-        <w:t>drawDirectionsOrderRequired</w:t>
-      </w:r>
-      <w:proofErr w:type="spellEnd"/>
-      <w:r>
-        <w:rPr>
-          <w:rFonts w:ascii="Arial" w:hAnsi="Arial" w:cs="Arial"/>
-          <w:lang w:val="en-US"/>
-        </w:rPr>
-        <w:t>=</w:t>
+      <w:r>
+        <w:rPr>
+          <w:rFonts w:ascii="Arial" w:hAnsi="Arial" w:cs="Arial"/>
+          <w:lang w:val="en-US"/>
+        </w:rPr>
+        <w:t>drawDirectionsOrderRequired=</w:t>
       </w:r>
       <w:r>
         <w:rPr>
@@ -1620,23 +1460,7 @@
           <w:rFonts w:ascii="Arial" w:hAnsi="Arial" w:cs="Arial"/>
           <w:lang w:val="en-US"/>
         </w:rPr>
-        <w:t xml:space="preserve"> &amp;&amp; </w:t>
-      </w:r>
-      <w:proofErr w:type="spellStart"/>
-      <w:r>
-        <w:rPr>
-          <w:rFonts w:ascii="Arial" w:hAnsi="Arial" w:cs="Arial"/>
-          <w:lang w:val="en-US"/>
-        </w:rPr>
-        <w:t>drawDirectionsOrder.judgementSum</w:t>
-      </w:r>
-      <w:proofErr w:type="spellEnd"/>
-      <w:r>
-        <w:rPr>
-          <w:rFonts w:ascii="Arial" w:hAnsi="Arial" w:cs="Arial"/>
-          <w:lang w:val="en-US"/>
-        </w:rPr>
-        <w:t>!=</w:t>
+        <w:t xml:space="preserve"> &amp;&amp; drawDirectionsOrder.judgementSum!=</w:t>
       </w:r>
       <w:r>
         <w:rPr>
@@ -1680,7 +1504,6 @@
         </w:rPr>
         <w:t>&lt;&lt;</w:t>
       </w:r>
-      <w:proofErr w:type="spellStart"/>
       <w:r>
         <w:rPr>
           <w:rFonts w:ascii="Arial" w:hAnsi="Arial" w:cs="Arial"/>
@@ -1688,7 +1511,6 @@
         </w:rPr>
         <w:t>drawDirectionsOrder.judgementSum</w:t>
       </w:r>
-      <w:proofErr w:type="spellEnd"/>
       <w:r>
         <w:rPr>
           <w:rFonts w:ascii="Arial" w:hAnsi="Arial" w:cs="Arial"/>
@@ -1752,23 +1574,7 @@
           <w:rFonts w:ascii="Arial" w:hAnsi="Arial" w:cs="Arial"/>
           <w:lang w:val="en-US"/>
         </w:rPr>
-        <w:t>_{</w:t>
-      </w:r>
-      <w:proofErr w:type="spellStart"/>
-      <w:r>
-        <w:rPr>
-          <w:rFonts w:ascii="Arial" w:hAnsi="Arial" w:cs="Arial"/>
-          <w:lang w:val="en-US"/>
-        </w:rPr>
-        <w:t>fastTrackAltDisputeResolutionToggle</w:t>
-      </w:r>
-      <w:proofErr w:type="spellEnd"/>
-      <w:r>
-        <w:rPr>
-          <w:rFonts w:ascii="Arial" w:hAnsi="Arial" w:cs="Arial"/>
-          <w:lang w:val="en-US"/>
-        </w:rPr>
-        <w:t>=true}&gt;&gt;</w:t>
+        <w:t>_{fastTrackAltDisputeResolutionToggle=true}&gt;&gt;</w:t>
       </w:r>
     </w:p>
     <w:p>
@@ -1845,21 +1651,12 @@
         </w:rPr>
         <w:t>&lt;&lt;cs_{</w:t>
       </w:r>
-      <w:proofErr w:type="spellStart"/>
-      <w:r>
-        <w:rPr>
-          <w:rFonts w:ascii="Arial" w:hAnsi="Arial" w:cs="Arial"/>
-          <w:lang w:val="en-US"/>
-        </w:rPr>
-        <w:t>fastTrackVariationOfDirectionsToggle</w:t>
-      </w:r>
-      <w:proofErr w:type="spellEnd"/>
-      <w:r>
-        <w:rPr>
-          <w:rFonts w:ascii="Arial" w:hAnsi="Arial" w:cs="Arial"/>
-          <w:lang w:val="en-US"/>
-        </w:rPr>
-        <w:t>=true}&gt;&gt;</w:t>
+      <w:r>
+        <w:rPr>
+          <w:rFonts w:ascii="Arial" w:hAnsi="Arial" w:cs="Arial"/>
+          <w:lang w:val="en-US"/>
+        </w:rPr>
+        <w:t>fastTrackVariationOfDirectionsToggle=true}&gt;&gt;</w:t>
       </w:r>
     </w:p>
     <w:p>
@@ -1935,21 +1732,12 @@
         </w:rPr>
         <w:t>&lt;&lt;cs_{</w:t>
       </w:r>
-      <w:proofErr w:type="spellStart"/>
-      <w:r>
-        <w:rPr>
-          <w:rFonts w:ascii="Arial" w:hAnsi="Arial" w:cs="Arial"/>
-          <w:lang w:val="en-US"/>
-        </w:rPr>
-        <w:t>fastTrackSettlementToggle</w:t>
-      </w:r>
-      <w:proofErr w:type="spellEnd"/>
-      <w:r>
-        <w:rPr>
-          <w:rFonts w:ascii="Arial" w:hAnsi="Arial" w:cs="Arial"/>
-          <w:lang w:val="en-US"/>
-        </w:rPr>
-        <w:t>=true}&gt;&gt;</w:t>
+      <w:r>
+        <w:rPr>
+          <w:rFonts w:ascii="Arial" w:hAnsi="Arial" w:cs="Arial"/>
+          <w:lang w:val="en-US"/>
+        </w:rPr>
+        <w:t>fastTrackSettlementToggle=true}&gt;&gt;</w:t>
       </w:r>
     </w:p>
     <w:p>
@@ -2015,21 +1803,12 @@
         </w:rPr>
         <w:t>&lt;&lt;cs_{</w:t>
       </w:r>
-      <w:proofErr w:type="spellStart"/>
-      <w:r>
-        <w:rPr>
-          <w:rFonts w:ascii="Arial" w:hAnsi="Arial" w:cs="Arial"/>
-          <w:lang w:val="en-US"/>
-        </w:rPr>
-        <w:t>fastTrackDisclosureOfDocumentsToggle</w:t>
-      </w:r>
-      <w:proofErr w:type="spellEnd"/>
-      <w:r>
-        <w:rPr>
-          <w:rFonts w:ascii="Arial" w:hAnsi="Arial" w:cs="Arial"/>
-          <w:lang w:val="en-US"/>
-        </w:rPr>
-        <w:t>=true}&gt;&gt;</w:t>
+      <w:r>
+        <w:rPr>
+          <w:rFonts w:ascii="Arial" w:hAnsi="Arial" w:cs="Arial"/>
+          <w:lang w:val="en-US"/>
+        </w:rPr>
+        <w:t>fastTrackDisclosureOfDocumentsToggle=true}&gt;&gt;</w:t>
       </w:r>
     </w:p>
     <w:p>
@@ -2097,76 +1876,28 @@
           <w:rFonts w:ascii="Arial" w:eastAsia="Arial" w:hAnsi="Arial" w:cs="Arial"/>
           <w:bCs/>
         </w:rPr>
-        <w:t>{</w:t>
-      </w:r>
-      <w:proofErr w:type="spellStart"/>
+        <w:t>{dateFormat(</w:t>
+      </w:r>
+      <w:r>
+        <w:rPr>
+          <w:rFonts w:ascii="Arial" w:hAnsi="Arial" w:cs="Arial"/>
+          <w:lang w:val="en-US"/>
+        </w:rPr>
+        <w:t>fastTrackDisclosureOfDocuments.</w:t>
+      </w:r>
+      <w:r>
+        <w:rPr>
+          <w:rFonts w:ascii="Arial" w:hAnsi="Arial" w:cs="Arial"/>
+          <w:lang w:val="en-US"/>
+        </w:rPr>
+        <w:t>date1</w:t>
+      </w:r>
       <w:r>
         <w:rPr>
           <w:rFonts w:ascii="Arial" w:eastAsia="Arial" w:hAnsi="Arial" w:cs="Arial"/>
           <w:bCs/>
         </w:rPr>
-        <w:t>dateFormat</w:t>
-      </w:r>
-      <w:proofErr w:type="spellEnd"/>
-      <w:r>
-        <w:rPr>
-          <w:rFonts w:ascii="Arial" w:eastAsia="Arial" w:hAnsi="Arial" w:cs="Arial"/>
-          <w:bCs/>
-        </w:rPr>
-        <w:t>(</w:t>
-      </w:r>
-      <w:r>
-        <w:rPr>
-          <w:rFonts w:ascii="Arial" w:hAnsi="Arial" w:cs="Arial"/>
-          <w:lang w:val="en-US"/>
-        </w:rPr>
-        <w:t>fastTrackDisclosureOfDocuments.</w:t>
-      </w:r>
-      <w:r>
-        <w:rPr>
-          <w:rFonts w:ascii="Arial" w:hAnsi="Arial" w:cs="Arial"/>
-          <w:lang w:val="en-US"/>
-        </w:rPr>
-        <w:t>date1</w:t>
-      </w:r>
-      <w:r>
-        <w:rPr>
-          <w:rFonts w:ascii="Arial" w:eastAsia="Arial" w:hAnsi="Arial" w:cs="Arial"/>
-          <w:bCs/>
-        </w:rPr>
-        <w:t xml:space="preserve">, ‘dd MMMM </w:t>
-      </w:r>
-      <w:proofErr w:type="spellStart"/>
-      <w:r>
-        <w:rPr>
-          <w:rFonts w:ascii="Arial" w:eastAsia="Arial" w:hAnsi="Arial" w:cs="Arial"/>
-          <w:bCs/>
-        </w:rPr>
-        <w:t>yyyy</w:t>
-      </w:r>
-      <w:proofErr w:type="spellEnd"/>
-      <w:r>
-        <w:rPr>
-          <w:rFonts w:ascii="Arial" w:eastAsia="Arial" w:hAnsi="Arial" w:cs="Arial"/>
-          <w:bCs/>
-        </w:rPr>
-        <w:t>’, ‘</w:t>
-      </w:r>
-      <w:proofErr w:type="spellStart"/>
-      <w:r>
-        <w:rPr>
-          <w:rFonts w:ascii="Arial" w:eastAsia="Arial" w:hAnsi="Arial" w:cs="Arial"/>
-          <w:bCs/>
-        </w:rPr>
-        <w:t>yyyy</w:t>
-      </w:r>
-      <w:proofErr w:type="spellEnd"/>
-      <w:r>
-        <w:rPr>
-          <w:rFonts w:ascii="Arial" w:eastAsia="Arial" w:hAnsi="Arial" w:cs="Arial"/>
-          <w:bCs/>
-        </w:rPr>
-        <w:t>-MM-dd’</w:t>
+        <w:t>, ‘dd MMMM yyyy’, ‘yyyy-MM-dd’</w:t>
       </w:r>
       <w:r>
         <w:rPr>
@@ -2247,76 +1978,28 @@
           <w:rFonts w:ascii="Arial" w:eastAsia="Arial" w:hAnsi="Arial" w:cs="Arial"/>
           <w:bCs/>
         </w:rPr>
-        <w:t>{</w:t>
-      </w:r>
-      <w:proofErr w:type="spellStart"/>
+        <w:t>{dateFormat(</w:t>
+      </w:r>
+      <w:r>
+        <w:rPr>
+          <w:rFonts w:ascii="Arial" w:hAnsi="Arial" w:cs="Arial"/>
+          <w:lang w:val="en-US"/>
+        </w:rPr>
+        <w:t>fastTrackDisclosureOfDocuments.</w:t>
+      </w:r>
+      <w:r>
+        <w:rPr>
+          <w:rFonts w:ascii="Arial" w:hAnsi="Arial" w:cs="Arial"/>
+          <w:lang w:val="en-US"/>
+        </w:rPr>
+        <w:t>date2</w:t>
+      </w:r>
       <w:r>
         <w:rPr>
           <w:rFonts w:ascii="Arial" w:eastAsia="Arial" w:hAnsi="Arial" w:cs="Arial"/>
           <w:bCs/>
         </w:rPr>
-        <w:t>dateFormat</w:t>
-      </w:r>
-      <w:proofErr w:type="spellEnd"/>
-      <w:r>
-        <w:rPr>
-          <w:rFonts w:ascii="Arial" w:eastAsia="Arial" w:hAnsi="Arial" w:cs="Arial"/>
-          <w:bCs/>
-        </w:rPr>
-        <w:t>(</w:t>
-      </w:r>
-      <w:r>
-        <w:rPr>
-          <w:rFonts w:ascii="Arial" w:hAnsi="Arial" w:cs="Arial"/>
-          <w:lang w:val="en-US"/>
-        </w:rPr>
-        <w:t>fastTrackDisclosureOfDocuments.</w:t>
-      </w:r>
-      <w:r>
-        <w:rPr>
-          <w:rFonts w:ascii="Arial" w:hAnsi="Arial" w:cs="Arial"/>
-          <w:lang w:val="en-US"/>
-        </w:rPr>
-        <w:t>date2</w:t>
-      </w:r>
-      <w:r>
-        <w:rPr>
-          <w:rFonts w:ascii="Arial" w:eastAsia="Arial" w:hAnsi="Arial" w:cs="Arial"/>
-          <w:bCs/>
-        </w:rPr>
-        <w:t xml:space="preserve">, ‘dd MMMM </w:t>
-      </w:r>
-      <w:proofErr w:type="spellStart"/>
-      <w:r>
-        <w:rPr>
-          <w:rFonts w:ascii="Arial" w:eastAsia="Arial" w:hAnsi="Arial" w:cs="Arial"/>
-          <w:bCs/>
-        </w:rPr>
-        <w:t>yyyy</w:t>
-      </w:r>
-      <w:proofErr w:type="spellEnd"/>
-      <w:r>
-        <w:rPr>
-          <w:rFonts w:ascii="Arial" w:eastAsia="Arial" w:hAnsi="Arial" w:cs="Arial"/>
-          <w:bCs/>
-        </w:rPr>
-        <w:t>’, ‘</w:t>
-      </w:r>
-      <w:proofErr w:type="spellStart"/>
-      <w:r>
-        <w:rPr>
-          <w:rFonts w:ascii="Arial" w:eastAsia="Arial" w:hAnsi="Arial" w:cs="Arial"/>
-          <w:bCs/>
-        </w:rPr>
-        <w:t>yyyy</w:t>
-      </w:r>
-      <w:proofErr w:type="spellEnd"/>
-      <w:r>
-        <w:rPr>
-          <w:rFonts w:ascii="Arial" w:eastAsia="Arial" w:hAnsi="Arial" w:cs="Arial"/>
-          <w:bCs/>
-        </w:rPr>
-        <w:t>-MM-dd’</w:t>
+        <w:t>, ‘dd MMMM yyyy’, ‘yyyy-MM-dd’</w:t>
       </w:r>
       <w:r>
         <w:rPr>
@@ -2417,89 +2100,41 @@
           <w:rFonts w:ascii="Arial" w:eastAsia="Arial" w:hAnsi="Arial" w:cs="Arial"/>
           <w:bCs/>
         </w:rPr>
-        <w:t>{</w:t>
-      </w:r>
-      <w:proofErr w:type="spellStart"/>
+        <w:t>{dateFormat(</w:t>
+      </w:r>
+      <w:r>
+        <w:rPr>
+          <w:rFonts w:ascii="Arial" w:hAnsi="Arial" w:cs="Arial"/>
+          <w:lang w:val="en-US"/>
+        </w:rPr>
+        <w:t>fastTrackDisclosureOfDocuments.</w:t>
+      </w:r>
+      <w:r>
+        <w:rPr>
+          <w:rFonts w:ascii="Arial" w:hAnsi="Arial" w:cs="Arial"/>
+          <w:lang w:val="en-US"/>
+        </w:rPr>
+        <w:t>date3</w:t>
+      </w:r>
       <w:r>
         <w:rPr>
           <w:rFonts w:ascii="Arial" w:eastAsia="Arial" w:hAnsi="Arial" w:cs="Arial"/>
           <w:bCs/>
         </w:rPr>
-        <w:t>dateFormat</w:t>
-      </w:r>
-      <w:proofErr w:type="spellEnd"/>
+        <w:t>, ‘dd MMMM yyyy’, ‘yyyy-MM-dd’</w:t>
+      </w:r>
       <w:r>
         <w:rPr>
           <w:rFonts w:ascii="Arial" w:eastAsia="Arial" w:hAnsi="Arial" w:cs="Arial"/>
           <w:bCs/>
         </w:rPr>
-        <w:t>(</w:t>
-      </w:r>
-      <w:r>
-        <w:rPr>
-          <w:rFonts w:ascii="Arial" w:hAnsi="Arial" w:cs="Arial"/>
-          <w:lang w:val="en-US"/>
-        </w:rPr>
-        <w:t>fastTrackDisclosureOfDocuments.</w:t>
-      </w:r>
-      <w:r>
-        <w:rPr>
-          <w:rFonts w:ascii="Arial" w:hAnsi="Arial" w:cs="Arial"/>
-          <w:lang w:val="en-US"/>
-        </w:rPr>
-        <w:t>date3</w:t>
+        <w:t>)</w:t>
       </w:r>
       <w:r>
         <w:rPr>
           <w:rFonts w:ascii="Arial" w:eastAsia="Arial" w:hAnsi="Arial" w:cs="Arial"/>
           <w:bCs/>
         </w:rPr>
-        <w:t xml:space="preserve">, ‘dd MMMM </w:t>
-      </w:r>
-      <w:proofErr w:type="spellStart"/>
-      <w:r>
-        <w:rPr>
-          <w:rFonts w:ascii="Arial" w:eastAsia="Arial" w:hAnsi="Arial" w:cs="Arial"/>
-          <w:bCs/>
-        </w:rPr>
-        <w:t>yyyy</w:t>
-      </w:r>
-      <w:proofErr w:type="spellEnd"/>
-      <w:r>
-        <w:rPr>
-          <w:rFonts w:ascii="Arial" w:eastAsia="Arial" w:hAnsi="Arial" w:cs="Arial"/>
-          <w:bCs/>
-        </w:rPr>
-        <w:t>’, ‘</w:t>
-      </w:r>
-      <w:proofErr w:type="spellStart"/>
-      <w:r>
-        <w:rPr>
-          <w:rFonts w:ascii="Arial" w:eastAsia="Arial" w:hAnsi="Arial" w:cs="Arial"/>
-          <w:bCs/>
-        </w:rPr>
-        <w:t>yyyy</w:t>
-      </w:r>
-      <w:proofErr w:type="spellEnd"/>
-      <w:r>
-        <w:rPr>
-          <w:rFonts w:ascii="Arial" w:eastAsia="Arial" w:hAnsi="Arial" w:cs="Arial"/>
-          <w:bCs/>
-        </w:rPr>
-        <w:t>-MM-dd’</w:t>
-      </w:r>
-      <w:r>
-        <w:rPr>
-          <w:rFonts w:ascii="Arial" w:eastAsia="Arial" w:hAnsi="Arial" w:cs="Arial"/>
-          <w:bCs/>
-        </w:rPr>
-        <w:t>)</w:t>
-      </w:r>
-      <w:r>
-        <w:rPr>
-          <w:rFonts w:ascii="Arial" w:eastAsia="Arial" w:hAnsi="Arial" w:cs="Arial"/>
-          <w:bCs/>
-        </w:rPr>
         <w:t>}</w:t>
       </w:r>
       <w:r>
@@ -2546,21 +2181,12 @@
         </w:rPr>
         <w:t>&lt;&lt;cs_{</w:t>
       </w:r>
-      <w:proofErr w:type="spellStart"/>
-      <w:r>
-        <w:rPr>
-          <w:rFonts w:ascii="Arial" w:hAnsi="Arial" w:cs="Arial"/>
-          <w:lang w:val="en-US"/>
-        </w:rPr>
-        <w:t>fastTrackWitnessOfFactToggle</w:t>
-      </w:r>
-      <w:proofErr w:type="spellEnd"/>
-      <w:r>
-        <w:rPr>
-          <w:rFonts w:ascii="Arial" w:hAnsi="Arial" w:cs="Arial"/>
-          <w:lang w:val="en-US"/>
-        </w:rPr>
-        <w:t>=true}&gt;&gt;</w:t>
+      <w:r>
+        <w:rPr>
+          <w:rFonts w:ascii="Arial" w:hAnsi="Arial" w:cs="Arial"/>
+          <w:lang w:val="en-US"/>
+        </w:rPr>
+        <w:t>fastTrackWitnessOfFactToggle=true}&gt;&gt;</w:t>
       </w:r>
     </w:p>
     <w:p>
@@ -2859,49 +2485,7 @@
         <w:rPr>
           <w:rFonts w:ascii="Arial" w:hAnsi="Arial" w:cs="Arial"/>
         </w:rPr>
-        <w:t>&lt;&lt;{</w:t>
-      </w:r>
-      <w:proofErr w:type="spellStart"/>
-      <w:r>
-        <w:rPr>
-          <w:rFonts w:ascii="Arial" w:hAnsi="Arial" w:cs="Arial"/>
-        </w:rPr>
-        <w:t>dateFormat</w:t>
-      </w:r>
-      <w:proofErr w:type="spellEnd"/>
-      <w:r>
-        <w:rPr>
-          <w:rFonts w:ascii="Arial" w:hAnsi="Arial" w:cs="Arial"/>
-        </w:rPr>
-        <w:t xml:space="preserve">(sdoR2WitnessesOfFact.sdoWitnessDeadlineDate, ‘dd MMMM </w:t>
-      </w:r>
-      <w:proofErr w:type="spellStart"/>
-      <w:r>
-        <w:rPr>
-          <w:rFonts w:ascii="Arial" w:hAnsi="Arial" w:cs="Arial"/>
-        </w:rPr>
-        <w:t>yyyy</w:t>
-      </w:r>
-      <w:proofErr w:type="spellEnd"/>
-      <w:r>
-        <w:rPr>
-          <w:rFonts w:ascii="Arial" w:hAnsi="Arial" w:cs="Arial"/>
-        </w:rPr>
-        <w:t>’, ‘</w:t>
-      </w:r>
-      <w:proofErr w:type="spellStart"/>
-      <w:r>
-        <w:rPr>
-          <w:rFonts w:ascii="Arial" w:hAnsi="Arial" w:cs="Arial"/>
-        </w:rPr>
-        <w:t>yyyy</w:t>
-      </w:r>
-      <w:proofErr w:type="spellEnd"/>
-      <w:r>
-        <w:rPr>
-          <w:rFonts w:ascii="Arial" w:hAnsi="Arial" w:cs="Arial"/>
-        </w:rPr>
-        <w:t>-MM-dd’)}&gt;&gt;.</w:t>
+        <w:t>&lt;&lt;{dateFormat(sdoR2WitnessesOfFact.sdoWitnessDeadlineDate, ‘dd MMMM yyyy’, ‘yyyy-MM-dd’)}&gt;&gt;.</w:t>
       </w:r>
     </w:p>
     <w:p>
@@ -2951,21 +2535,12 @@
         </w:rPr>
         <w:t>&lt;&lt;cs_{</w:t>
       </w:r>
-      <w:proofErr w:type="spellStart"/>
-      <w:r>
-        <w:rPr>
-          <w:rFonts w:ascii="Arial" w:hAnsi="Arial" w:cs="Arial"/>
-          <w:lang w:val="en-US"/>
-        </w:rPr>
-        <w:t>fastTrackSchedulesOfLossToggle</w:t>
-      </w:r>
-      <w:proofErr w:type="spellEnd"/>
-      <w:r>
-        <w:rPr>
-          <w:rFonts w:ascii="Arial" w:hAnsi="Arial" w:cs="Arial"/>
-          <w:lang w:val="en-US"/>
-        </w:rPr>
-        <w:t>=true}&gt;&gt;</w:t>
+      <w:r>
+        <w:rPr>
+          <w:rFonts w:ascii="Arial" w:hAnsi="Arial" w:cs="Arial"/>
+          <w:lang w:val="en-US"/>
+        </w:rPr>
+        <w:t>fastTrackSchedulesOfLossToggle=true}&gt;&gt;</w:t>
       </w:r>
     </w:p>
     <w:p>
@@ -3033,76 +2608,28 @@
           <w:rFonts w:ascii="Arial" w:eastAsia="Arial" w:hAnsi="Arial" w:cs="Arial"/>
           <w:bCs/>
         </w:rPr>
-        <w:t>{</w:t>
-      </w:r>
-      <w:proofErr w:type="spellStart"/>
+        <w:t>{dateFormat(</w:t>
+      </w:r>
+      <w:r>
+        <w:rPr>
+          <w:rFonts w:ascii="Arial" w:hAnsi="Arial" w:cs="Arial"/>
+          <w:lang w:val="en-US"/>
+        </w:rPr>
+        <w:t>fastTrackSchedulesOfLoss.</w:t>
+      </w:r>
+      <w:r>
+        <w:rPr>
+          <w:rFonts w:ascii="Arial" w:hAnsi="Arial" w:cs="Arial"/>
+          <w:lang w:val="en-US"/>
+        </w:rPr>
+        <w:t>date1</w:t>
+      </w:r>
       <w:r>
         <w:rPr>
           <w:rFonts w:ascii="Arial" w:eastAsia="Arial" w:hAnsi="Arial" w:cs="Arial"/>
           <w:bCs/>
         </w:rPr>
-        <w:t>dateFormat</w:t>
-      </w:r>
-      <w:proofErr w:type="spellEnd"/>
-      <w:r>
-        <w:rPr>
-          <w:rFonts w:ascii="Arial" w:eastAsia="Arial" w:hAnsi="Arial" w:cs="Arial"/>
-          <w:bCs/>
-        </w:rPr>
-        <w:t>(</w:t>
-      </w:r>
-      <w:r>
-        <w:rPr>
-          <w:rFonts w:ascii="Arial" w:hAnsi="Arial" w:cs="Arial"/>
-          <w:lang w:val="en-US"/>
-        </w:rPr>
-        <w:t>fastTrackSchedulesOfLoss.</w:t>
-      </w:r>
-      <w:r>
-        <w:rPr>
-          <w:rFonts w:ascii="Arial" w:hAnsi="Arial" w:cs="Arial"/>
-          <w:lang w:val="en-US"/>
-        </w:rPr>
-        <w:t>date1</w:t>
-      </w:r>
-      <w:r>
-        <w:rPr>
-          <w:rFonts w:ascii="Arial" w:eastAsia="Arial" w:hAnsi="Arial" w:cs="Arial"/>
-          <w:bCs/>
-        </w:rPr>
-        <w:t xml:space="preserve">, ‘dd MMMM </w:t>
-      </w:r>
-      <w:proofErr w:type="spellStart"/>
-      <w:r>
-        <w:rPr>
-          <w:rFonts w:ascii="Arial" w:eastAsia="Arial" w:hAnsi="Arial" w:cs="Arial"/>
-          <w:bCs/>
-        </w:rPr>
-        <w:t>yyyy</w:t>
-      </w:r>
-      <w:proofErr w:type="spellEnd"/>
-      <w:r>
-        <w:rPr>
-          <w:rFonts w:ascii="Arial" w:eastAsia="Arial" w:hAnsi="Arial" w:cs="Arial"/>
-          <w:bCs/>
-        </w:rPr>
-        <w:t>’, ‘</w:t>
-      </w:r>
-      <w:proofErr w:type="spellStart"/>
-      <w:r>
-        <w:rPr>
-          <w:rFonts w:ascii="Arial" w:eastAsia="Arial" w:hAnsi="Arial" w:cs="Arial"/>
-          <w:bCs/>
-        </w:rPr>
-        <w:t>yyyy</w:t>
-      </w:r>
-      <w:proofErr w:type="spellEnd"/>
-      <w:r>
-        <w:rPr>
-          <w:rFonts w:ascii="Arial" w:eastAsia="Arial" w:hAnsi="Arial" w:cs="Arial"/>
-          <w:bCs/>
-        </w:rPr>
-        <w:t>-MM-dd’</w:t>
+        <w:t>, ‘dd MMMM yyyy’, ‘yyyy-MM-dd’</w:t>
       </w:r>
       <w:r>
         <w:rPr>
@@ -3183,76 +2710,28 @@
           <w:rFonts w:ascii="Arial" w:eastAsia="Arial" w:hAnsi="Arial" w:cs="Arial"/>
           <w:bCs/>
         </w:rPr>
-        <w:t>{</w:t>
-      </w:r>
-      <w:proofErr w:type="spellStart"/>
+        <w:t>{dateFormat(</w:t>
+      </w:r>
+      <w:r>
+        <w:rPr>
+          <w:rFonts w:ascii="Arial" w:hAnsi="Arial" w:cs="Arial"/>
+          <w:lang w:val="en-US"/>
+        </w:rPr>
+        <w:t>fastTrackSchedulesOfLoss.</w:t>
+      </w:r>
+      <w:r>
+        <w:rPr>
+          <w:rFonts w:ascii="Arial" w:hAnsi="Arial" w:cs="Arial"/>
+          <w:lang w:val="en-US"/>
+        </w:rPr>
+        <w:t>date2</w:t>
+      </w:r>
       <w:r>
         <w:rPr>
           <w:rFonts w:ascii="Arial" w:eastAsia="Arial" w:hAnsi="Arial" w:cs="Arial"/>
           <w:bCs/>
         </w:rPr>
-        <w:t>dateFormat</w:t>
-      </w:r>
-      <w:proofErr w:type="spellEnd"/>
-      <w:r>
-        <w:rPr>
-          <w:rFonts w:ascii="Arial" w:eastAsia="Arial" w:hAnsi="Arial" w:cs="Arial"/>
-          <w:bCs/>
-        </w:rPr>
-        <w:t>(</w:t>
-      </w:r>
-      <w:r>
-        <w:rPr>
-          <w:rFonts w:ascii="Arial" w:hAnsi="Arial" w:cs="Arial"/>
-          <w:lang w:val="en-US"/>
-        </w:rPr>
-        <w:t>fastTrackSchedulesOfLoss.</w:t>
-      </w:r>
-      <w:r>
-        <w:rPr>
-          <w:rFonts w:ascii="Arial" w:hAnsi="Arial" w:cs="Arial"/>
-          <w:lang w:val="en-US"/>
-        </w:rPr>
-        <w:t>date2</w:t>
-      </w:r>
-      <w:r>
-        <w:rPr>
-          <w:rFonts w:ascii="Arial" w:eastAsia="Arial" w:hAnsi="Arial" w:cs="Arial"/>
-          <w:bCs/>
-        </w:rPr>
-        <w:t xml:space="preserve">, ‘dd MMMM </w:t>
-      </w:r>
-      <w:proofErr w:type="spellStart"/>
-      <w:r>
-        <w:rPr>
-          <w:rFonts w:ascii="Arial" w:eastAsia="Arial" w:hAnsi="Arial" w:cs="Arial"/>
-          <w:bCs/>
-        </w:rPr>
-        <w:t>yyyy</w:t>
-      </w:r>
-      <w:proofErr w:type="spellEnd"/>
-      <w:r>
-        <w:rPr>
-          <w:rFonts w:ascii="Arial" w:eastAsia="Arial" w:hAnsi="Arial" w:cs="Arial"/>
-          <w:bCs/>
-        </w:rPr>
-        <w:t>’, ‘</w:t>
-      </w:r>
-      <w:proofErr w:type="spellStart"/>
-      <w:r>
-        <w:rPr>
-          <w:rFonts w:ascii="Arial" w:eastAsia="Arial" w:hAnsi="Arial" w:cs="Arial"/>
-          <w:bCs/>
-        </w:rPr>
-        <w:t>yyyy</w:t>
-      </w:r>
-      <w:proofErr w:type="spellEnd"/>
-      <w:r>
-        <w:rPr>
-          <w:rFonts w:ascii="Arial" w:eastAsia="Arial" w:hAnsi="Arial" w:cs="Arial"/>
-          <w:bCs/>
-        </w:rPr>
-        <w:t>-MM-dd’</w:t>
+        <w:t>, ‘dd MMMM yyyy’, ‘yyyy-MM-dd’</w:t>
       </w:r>
       <w:r>
         <w:rPr>
@@ -3343,21 +2822,12 @@
         </w:rPr>
         <w:t>&lt;&lt;cs_{</w:t>
       </w:r>
-      <w:proofErr w:type="spellStart"/>
-      <w:r>
-        <w:rPr>
-          <w:rFonts w:ascii="Arial" w:hAnsi="Arial" w:cs="Arial"/>
-          <w:lang w:val="en-US"/>
-        </w:rPr>
-        <w:t>fastTrackTrialToggle</w:t>
-      </w:r>
-      <w:proofErr w:type="spellEnd"/>
-      <w:r>
-        <w:rPr>
-          <w:rFonts w:ascii="Arial" w:hAnsi="Arial" w:cs="Arial"/>
-          <w:lang w:val="en-US"/>
-        </w:rPr>
-        <w:t>=true}&gt;&gt;</w:t>
+      <w:r>
+        <w:rPr>
+          <w:rFonts w:ascii="Arial" w:hAnsi="Arial" w:cs="Arial"/>
+          <w:lang w:val="en-US"/>
+        </w:rPr>
+        <w:t>fastTrackTrialToggle=true}&gt;&gt;</w:t>
       </w:r>
     </w:p>
     <w:p>
@@ -3390,7 +2860,6 @@
         </w:rPr>
         <w:t>&lt;&lt;cs_{</w:t>
       </w:r>
-      <w:proofErr w:type="spellStart"/>
       <w:r>
         <w:rPr>
           <w:rFonts w:ascii="Arial" w:hAnsi="Arial" w:cs="Arial"/>
@@ -3398,7 +2867,6 @@
         </w:rPr>
         <w:t>fastTrackTrialDateToToggle</w:t>
       </w:r>
-      <w:proofErr w:type="spellEnd"/>
       <w:r>
         <w:rPr>
           <w:rFonts w:ascii="Arial" w:hAnsi="Arial" w:cs="Arial"/>
@@ -3449,84 +2917,112 @@
           <w:rFonts w:ascii="Arial" w:eastAsia="Arial" w:hAnsi="Arial" w:cs="Arial"/>
           <w:bCs/>
         </w:rPr>
-        <w:t>{</w:t>
-      </w:r>
-      <w:proofErr w:type="spellStart"/>
+        <w:t>{dateFormat(</w:t>
+      </w:r>
+      <w:r>
+        <w:rPr>
+          <w:rFonts w:ascii="Arial" w:hAnsi="Arial" w:cs="Arial"/>
+          <w:lang w:val="en-US"/>
+        </w:rPr>
+        <w:t>fastTrackHearingTime.dateFrom</w:t>
+      </w:r>
       <w:r>
         <w:rPr>
           <w:rFonts w:ascii="Arial" w:eastAsia="Arial" w:hAnsi="Arial" w:cs="Arial"/>
           <w:bCs/>
         </w:rPr>
-        <w:t>dateFormat</w:t>
-      </w:r>
-      <w:proofErr w:type="spellEnd"/>
+        <w:t>, ‘dd MMMM yyyy’, ‘yyyy-MM-dd’</w:t>
+      </w:r>
       <w:r>
         <w:rPr>
           <w:rFonts w:ascii="Arial" w:eastAsia="Arial" w:hAnsi="Arial" w:cs="Arial"/>
           <w:bCs/>
         </w:rPr>
-        <w:t>(</w:t>
-      </w:r>
-      <w:proofErr w:type="spellStart"/>
-      <w:r>
-        <w:rPr>
-          <w:rFonts w:ascii="Arial" w:hAnsi="Arial" w:cs="Arial"/>
-          <w:lang w:val="en-US"/>
-        </w:rPr>
-        <w:t>fastTrackHearingTime.dateFrom</w:t>
-      </w:r>
-      <w:proofErr w:type="spellEnd"/>
+        <w:t>)</w:t>
+      </w:r>
       <w:r>
         <w:rPr>
           <w:rFonts w:ascii="Arial" w:eastAsia="Arial" w:hAnsi="Arial" w:cs="Arial"/>
           <w:bCs/>
         </w:rPr>
-        <w:t xml:space="preserve">, ‘dd MMMM </w:t>
-      </w:r>
-      <w:proofErr w:type="spellStart"/>
+        <w:t>}</w:t>
+      </w:r>
+      <w:r>
+        <w:rPr>
+          <w:rFonts w:ascii="Arial" w:hAnsi="Arial" w:cs="Arial"/>
+          <w:b/>
+          <w:bCs/>
+        </w:rPr>
+        <w:t>&gt;&gt;</w:t>
+      </w:r>
+      <w:r>
+        <w:rPr>
+          <w:rFonts w:ascii="Arial" w:hAnsi="Arial" w:cs="Arial"/>
+          <w:b/>
+          <w:bCs/>
+        </w:rPr>
+        <w:t xml:space="preserve"> </w:t>
+      </w:r>
+      <w:r>
+        <w:rPr>
+          <w:rFonts w:ascii="Arial" w:hAnsi="Arial" w:cs="Arial"/>
+        </w:rPr>
+        <w:t xml:space="preserve">and </w:t>
+      </w:r>
+      <w:r>
+        <w:rPr>
+          <w:rFonts w:ascii="Arial" w:hAnsi="Arial" w:cs="Arial"/>
+        </w:rPr>
+        <w:t xml:space="preserve"> </w:t>
+      </w:r>
+      <w:r>
+        <w:rPr>
+          <w:rFonts w:ascii="Arial" w:hAnsi="Arial" w:cs="Arial"/>
+          <w:b/>
+          <w:bCs/>
+        </w:rPr>
+        <w:t>&lt;&lt;</w:t>
+      </w:r>
       <w:r>
         <w:rPr>
           <w:rFonts w:ascii="Arial" w:eastAsia="Arial" w:hAnsi="Arial" w:cs="Arial"/>
           <w:bCs/>
         </w:rPr>
-        <w:t>yyyy</w:t>
-      </w:r>
-      <w:proofErr w:type="spellEnd"/>
+        <w:t>{dateFormat(</w:t>
+      </w:r>
+      <w:r>
+        <w:rPr>
+          <w:rFonts w:ascii="Arial" w:hAnsi="Arial" w:cs="Arial"/>
+          <w:lang w:val="en-US"/>
+        </w:rPr>
+        <w:t>fastTrackHearingTime.date</w:t>
+      </w:r>
+      <w:r>
+        <w:rPr>
+          <w:rFonts w:ascii="Arial" w:hAnsi="Arial" w:cs="Arial"/>
+          <w:lang w:val="en-US"/>
+        </w:rPr>
+        <w:t>To</w:t>
+      </w:r>
       <w:r>
         <w:rPr>
           <w:rFonts w:ascii="Arial" w:eastAsia="Arial" w:hAnsi="Arial" w:cs="Arial"/>
           <w:bCs/>
         </w:rPr>
-        <w:t>’, ‘</w:t>
-      </w:r>
-      <w:proofErr w:type="spellStart"/>
+        <w:t>, ‘dd MMMM yyyy’, ‘yyyy-MM-dd’</w:t>
+      </w:r>
       <w:r>
         <w:rPr>
           <w:rFonts w:ascii="Arial" w:eastAsia="Arial" w:hAnsi="Arial" w:cs="Arial"/>
           <w:bCs/>
         </w:rPr>
-        <w:t>yyyy</w:t>
-      </w:r>
-      <w:proofErr w:type="spellEnd"/>
+        <w:t>)</w:t>
+      </w:r>
       <w:r>
         <w:rPr>
           <w:rFonts w:ascii="Arial" w:eastAsia="Arial" w:hAnsi="Arial" w:cs="Arial"/>
           <w:bCs/>
         </w:rPr>
-        <w:t>-MM-dd’</w:t>
-      </w:r>
-      <w:r>
-        <w:rPr>
-          <w:rFonts w:ascii="Arial" w:eastAsia="Arial" w:hAnsi="Arial" w:cs="Arial"/>
-          <w:bCs/>
-        </w:rPr>
-        <w:t>)</w:t>
-      </w:r>
-      <w:r>
-        <w:rPr>
-          <w:rFonts w:ascii="Arial" w:eastAsia="Arial" w:hAnsi="Arial" w:cs="Arial"/>
-          <w:bCs/>
-        </w:rPr>
         <w:t>}</w:t>
       </w:r>
       <w:r>
@@ -3543,13 +3039,19 @@
           <w:b/>
           <w:bCs/>
         </w:rPr>
+        <w:t>.</w:t>
+      </w:r>
+      <w:r>
+        <w:rPr>
+          <w:rFonts w:ascii="Arial" w:hAnsi="Arial" w:cs="Arial"/>
+        </w:rPr>
         <w:t xml:space="preserve"> </w:t>
       </w:r>
       <w:r>
         <w:rPr>
           <w:rFonts w:ascii="Arial" w:hAnsi="Arial" w:cs="Arial"/>
         </w:rPr>
-        <w:t xml:space="preserve">and </w:t>
+        <w:t>The time estimate is</w:t>
       </w:r>
       <w:r>
         <w:rPr>
@@ -3562,171 +3064,17 @@
           <w:rFonts w:ascii="Arial" w:hAnsi="Arial" w:cs="Arial"/>
           <w:b/>
           <w:bCs/>
-        </w:rPr>
-        <w:t>&lt;&lt;</w:t>
-      </w:r>
-      <w:r>
-        <w:rPr>
-          <w:rFonts w:ascii="Arial" w:eastAsia="Arial" w:hAnsi="Arial" w:cs="Arial"/>
-          <w:bCs/>
-        </w:rPr>
-        <w:t>{</w:t>
-      </w:r>
-      <w:proofErr w:type="spellStart"/>
-      <w:r>
-        <w:rPr>
-          <w:rFonts w:ascii="Arial" w:eastAsia="Arial" w:hAnsi="Arial" w:cs="Arial"/>
-          <w:bCs/>
-        </w:rPr>
-        <w:t>dateFormat</w:t>
-      </w:r>
-      <w:proofErr w:type="spellEnd"/>
-      <w:r>
-        <w:rPr>
-          <w:rFonts w:ascii="Arial" w:eastAsia="Arial" w:hAnsi="Arial" w:cs="Arial"/>
-          <w:bCs/>
-        </w:rPr>
-        <w:t>(</w:t>
-      </w:r>
-      <w:proofErr w:type="spellStart"/>
-      <w:r>
-        <w:rPr>
-          <w:rFonts w:ascii="Arial" w:hAnsi="Arial" w:cs="Arial"/>
-          <w:lang w:val="en-US"/>
-        </w:rPr>
-        <w:t>fastTrackHearingTime.date</w:t>
-      </w:r>
-      <w:r>
-        <w:rPr>
-          <w:rFonts w:ascii="Arial" w:hAnsi="Arial" w:cs="Arial"/>
-          <w:lang w:val="en-US"/>
-        </w:rPr>
-        <w:t>To</w:t>
-      </w:r>
-      <w:proofErr w:type="spellEnd"/>
-      <w:r>
-        <w:rPr>
-          <w:rFonts w:ascii="Arial" w:eastAsia="Arial" w:hAnsi="Arial" w:cs="Arial"/>
-          <w:bCs/>
-        </w:rPr>
-        <w:t xml:space="preserve">, ‘dd MMMM </w:t>
-      </w:r>
-      <w:proofErr w:type="spellStart"/>
-      <w:r>
-        <w:rPr>
-          <w:rFonts w:ascii="Arial" w:eastAsia="Arial" w:hAnsi="Arial" w:cs="Arial"/>
-          <w:bCs/>
-        </w:rPr>
-        <w:t>yyyy</w:t>
-      </w:r>
-      <w:proofErr w:type="spellEnd"/>
-      <w:r>
-        <w:rPr>
-          <w:rFonts w:ascii="Arial" w:eastAsia="Arial" w:hAnsi="Arial" w:cs="Arial"/>
-          <w:bCs/>
-        </w:rPr>
-        <w:t>’, ‘</w:t>
-      </w:r>
-      <w:proofErr w:type="spellStart"/>
-      <w:r>
-        <w:rPr>
-          <w:rFonts w:ascii="Arial" w:eastAsia="Arial" w:hAnsi="Arial" w:cs="Arial"/>
-          <w:bCs/>
-        </w:rPr>
-        <w:t>yyyy</w:t>
-      </w:r>
-      <w:proofErr w:type="spellEnd"/>
-      <w:r>
-        <w:rPr>
-          <w:rFonts w:ascii="Arial" w:eastAsia="Arial" w:hAnsi="Arial" w:cs="Arial"/>
-          <w:bCs/>
-        </w:rPr>
-        <w:t>-MM-dd’</w:t>
-      </w:r>
-      <w:r>
-        <w:rPr>
-          <w:rFonts w:ascii="Arial" w:eastAsia="Arial" w:hAnsi="Arial" w:cs="Arial"/>
-          <w:bCs/>
-        </w:rPr>
-        <w:t>)</w:t>
-      </w:r>
-      <w:r>
-        <w:rPr>
-          <w:rFonts w:ascii="Arial" w:eastAsia="Arial" w:hAnsi="Arial" w:cs="Arial"/>
-          <w:bCs/>
-        </w:rPr>
-        <w:t>}</w:t>
-      </w:r>
-      <w:r>
-        <w:rPr>
-          <w:rFonts w:ascii="Arial" w:hAnsi="Arial" w:cs="Arial"/>
-          <w:b/>
-          <w:bCs/>
-        </w:rPr>
-        <w:t>&gt;&gt;</w:t>
-      </w:r>
-      <w:r>
-        <w:rPr>
-          <w:rFonts w:ascii="Arial" w:hAnsi="Arial" w:cs="Arial"/>
-          <w:b/>
-          <w:bCs/>
+          <w:lang w:val="en-US"/>
+        </w:rPr>
+        <w:t>&lt;&lt;fastTrackHearingTimeEstimate&gt;&gt;</w:t>
+      </w:r>
+      <w:r>
+        <w:rPr>
+          <w:rFonts w:ascii="Arial" w:hAnsi="Arial" w:cs="Arial"/>
+          <w:lang w:val="en-US"/>
         </w:rPr>
         <w:t>.</w:t>
       </w:r>
-      <w:r>
-        <w:rPr>
-          <w:rFonts w:ascii="Arial" w:hAnsi="Arial" w:cs="Arial"/>
-        </w:rPr>
-        <w:t xml:space="preserve"> </w:t>
-      </w:r>
-      <w:r>
-        <w:rPr>
-          <w:rFonts w:ascii="Arial" w:hAnsi="Arial" w:cs="Arial"/>
-        </w:rPr>
-        <w:t>The time estimate is</w:t>
-      </w:r>
-      <w:r>
-        <w:rPr>
-          <w:rFonts w:ascii="Arial" w:hAnsi="Arial" w:cs="Arial"/>
-        </w:rPr>
-        <w:t xml:space="preserve"> </w:t>
-      </w:r>
-      <w:r>
-        <w:rPr>
-          <w:rFonts w:ascii="Arial" w:hAnsi="Arial" w:cs="Arial"/>
-          <w:b/>
-          <w:bCs/>
-          <w:lang w:val="en-US"/>
-        </w:rPr>
-        <w:t>&lt;&lt;</w:t>
-      </w:r>
-      <w:proofErr w:type="spellStart"/>
-      <w:r>
-        <w:rPr>
-          <w:rFonts w:ascii="Arial" w:hAnsi="Arial" w:cs="Arial"/>
-          <w:b/>
-          <w:bCs/>
-          <w:lang w:val="en-US"/>
-        </w:rPr>
-        <w:t>fastTrackHearingTimeEstimate</w:t>
-      </w:r>
-      <w:proofErr w:type="spellEnd"/>
-      <w:r>
-        <w:rPr>
-          <w:rFonts w:ascii="Arial" w:hAnsi="Arial" w:cs="Arial"/>
-          <w:b/>
-          <w:bCs/>
-          <w:lang w:val="en-US"/>
-        </w:rPr>
-        <w:t>&gt;&gt;</w:t>
-      </w:r>
-      <w:r>
-        <w:rPr>
-          <w:rFonts w:ascii="Arial" w:hAnsi="Arial" w:cs="Arial"/>
-          <w:lang w:val="en-US"/>
-        </w:rPr>
-        <w:t>.</w:t>
-      </w:r>
     </w:p>
     <w:p>
       <w:pPr>
@@ -3756,7 +3104,6 @@
         </w:rPr>
         <w:t>&lt;&lt;cs_{</w:t>
       </w:r>
-      <w:proofErr w:type="spellStart"/>
       <w:r>
         <w:rPr>
           <w:rFonts w:ascii="Arial" w:hAnsi="Arial" w:cs="Arial"/>
@@ -3764,7 +3111,6 @@
         </w:rPr>
         <w:t>fastTrackTrialDateToToggle</w:t>
       </w:r>
-      <w:proofErr w:type="spellEnd"/>
       <w:r>
         <w:rPr>
           <w:rFonts w:ascii="Arial" w:hAnsi="Arial" w:cs="Arial"/>
@@ -3835,84 +3181,34 @@
           <w:rFonts w:ascii="Arial" w:eastAsia="Arial" w:hAnsi="Arial" w:cs="Arial"/>
           <w:bCs/>
         </w:rPr>
-        <w:t>{</w:t>
-      </w:r>
-      <w:proofErr w:type="spellStart"/>
+        <w:t>{dateFormat(</w:t>
+      </w:r>
+      <w:r>
+        <w:rPr>
+          <w:rFonts w:ascii="Arial" w:hAnsi="Arial" w:cs="Arial"/>
+          <w:lang w:val="en-US"/>
+        </w:rPr>
+        <w:t>fastTrackHearingTime.dateFrom</w:t>
+      </w:r>
       <w:r>
         <w:rPr>
           <w:rFonts w:ascii="Arial" w:eastAsia="Arial" w:hAnsi="Arial" w:cs="Arial"/>
           <w:bCs/>
         </w:rPr>
-        <w:t>dateFormat</w:t>
-      </w:r>
-      <w:proofErr w:type="spellEnd"/>
+        <w:t>, ‘dd MMMM yyyy’, ‘yyyy-MM-dd’</w:t>
+      </w:r>
       <w:r>
         <w:rPr>
           <w:rFonts w:ascii="Arial" w:eastAsia="Arial" w:hAnsi="Arial" w:cs="Arial"/>
           <w:bCs/>
         </w:rPr>
-        <w:t>(</w:t>
-      </w:r>
-      <w:proofErr w:type="spellStart"/>
-      <w:r>
-        <w:rPr>
-          <w:rFonts w:ascii="Arial" w:hAnsi="Arial" w:cs="Arial"/>
-          <w:lang w:val="en-US"/>
-        </w:rPr>
-        <w:t>fastTrackHearingTime.dateFrom</w:t>
-      </w:r>
-      <w:proofErr w:type="spellEnd"/>
+        <w:t>)</w:t>
+      </w:r>
       <w:r>
         <w:rPr>
           <w:rFonts w:ascii="Arial" w:eastAsia="Arial" w:hAnsi="Arial" w:cs="Arial"/>
           <w:bCs/>
         </w:rPr>
-        <w:t xml:space="preserve">, ‘dd MMMM </w:t>
-      </w:r>
-      <w:proofErr w:type="spellStart"/>
-      <w:r>
-        <w:rPr>
-          <w:rFonts w:ascii="Arial" w:eastAsia="Arial" w:hAnsi="Arial" w:cs="Arial"/>
-          <w:bCs/>
-        </w:rPr>
-        <w:t>yyyy</w:t>
-      </w:r>
-      <w:proofErr w:type="spellEnd"/>
-      <w:r>
-        <w:rPr>
-          <w:rFonts w:ascii="Arial" w:eastAsia="Arial" w:hAnsi="Arial" w:cs="Arial"/>
-          <w:bCs/>
-        </w:rPr>
-        <w:t>’, ‘</w:t>
-      </w:r>
-      <w:proofErr w:type="spellStart"/>
-      <w:r>
-        <w:rPr>
-          <w:rFonts w:ascii="Arial" w:eastAsia="Arial" w:hAnsi="Arial" w:cs="Arial"/>
-          <w:bCs/>
-        </w:rPr>
-        <w:t>yyyy</w:t>
-      </w:r>
-      <w:proofErr w:type="spellEnd"/>
-      <w:r>
-        <w:rPr>
-          <w:rFonts w:ascii="Arial" w:eastAsia="Arial" w:hAnsi="Arial" w:cs="Arial"/>
-          <w:bCs/>
-        </w:rPr>
-        <w:t>-MM-dd’</w:t>
-      </w:r>
-      <w:r>
-        <w:rPr>
-          <w:rFonts w:ascii="Arial" w:eastAsia="Arial" w:hAnsi="Arial" w:cs="Arial"/>
-          <w:bCs/>
-        </w:rPr>
-        <w:t>)</w:t>
-      </w:r>
-      <w:r>
-        <w:rPr>
-          <w:rFonts w:ascii="Arial" w:eastAsia="Arial" w:hAnsi="Arial" w:cs="Arial"/>
-          <w:bCs/>
-        </w:rPr>
         <w:t>}</w:t>
       </w:r>
       <w:r>
@@ -3956,27 +3252,7 @@
           <w:bCs/>
           <w:lang w:val="en-US"/>
         </w:rPr>
-        <w:t>&lt;&lt;</w:t>
-      </w:r>
-      <w:proofErr w:type="spellStart"/>
-      <w:r>
-        <w:rPr>
-          <w:rFonts w:ascii="Arial" w:hAnsi="Arial" w:cs="Arial"/>
-          <w:b/>
-          <w:bCs/>
-          <w:lang w:val="en-US"/>
-        </w:rPr>
-        <w:t>fastTrackHearingTimeEstimate</w:t>
-      </w:r>
-      <w:proofErr w:type="spellEnd"/>
-      <w:r>
-        <w:rPr>
-          <w:rFonts w:ascii="Arial" w:hAnsi="Arial" w:cs="Arial"/>
-          <w:b/>
-          <w:bCs/>
-          <w:lang w:val="en-US"/>
-        </w:rPr>
-        <w:t>&gt;&gt;</w:t>
+        <w:t>&lt;&lt;fastTrackHearingTimeEstimate&gt;&gt;</w:t>
       </w:r>
       <w:r>
         <w:rPr>
@@ -4049,72 +3325,6 @@
     </w:p>
     <w:p>
       <w:pPr>
-        <w:pStyle w:val="ListParagraph"/>
-        <w:numPr>
-          <w:ilvl w:val="0"/>
-          <w:numId w:val="15"/>
-        </w:numPr>
-        <w:rPr>
-          <w:rFonts w:ascii="Arial" w:hAnsi="Arial" w:cs="Arial"/>
-          <w:lang w:val="en-US"/>
-        </w:rPr>
-      </w:pPr>
-      <w:r>
-        <w:rPr>
-          <w:rFonts w:ascii="Arial" w:hAnsi="Arial" w:cs="Arial"/>
-        </w:rPr>
-        <w:t>&lt;&lt;</w:t>
-      </w:r>
-      <w:r>
-        <w:rPr>
-          <w:rFonts w:ascii="Arial" w:hAnsi="Arial" w:cs="Arial"/>
-          <w:lang w:val="en-US"/>
-        </w:rPr>
-        <w:t xml:space="preserve"> </w:t>
-      </w:r>
-      <w:r>
-        <w:rPr>
-          <w:rFonts w:ascii="Arial" w:hAnsi="Arial" w:cs="Arial"/>
-          <w:lang w:val="en-US"/>
-        </w:rPr>
-        <w:t>fastTrackHearingTime</w:t>
-      </w:r>
-      <w:r>
-        <w:rPr>
-          <w:rFonts w:ascii="Arial" w:hAnsi="Arial" w:cs="Arial"/>
-          <w:lang w:val="en-US"/>
-        </w:rPr>
-        <w:t>.helpText2</w:t>
-      </w:r>
-      <w:r>
-        <w:rPr>
-          <w:rFonts w:ascii="Arial" w:hAnsi="Arial" w:cs="Arial"/>
-        </w:rPr>
-        <w:t>&gt;&gt;</w:t>
-      </w:r>
-      <w:r>
-        <w:rPr>
-          <w:rFonts w:ascii="Arial" w:hAnsi="Arial" w:cs="Arial"/>
-        </w:rPr>
-        <w:t xml:space="preserve"> &lt;&lt;</w:t>
-      </w:r>
-      <w:proofErr w:type="spellStart"/>
-      <w:r>
-        <w:rPr>
-          <w:rFonts w:ascii="Arial" w:hAnsi="Arial" w:cs="Arial"/>
-        </w:rPr>
-        <w:t>fastTrackTrialBundleTypeText</w:t>
-      </w:r>
-      <w:proofErr w:type="spellEnd"/>
-      <w:r>
-        <w:rPr>
-          <w:rFonts w:ascii="Arial" w:hAnsi="Arial" w:cs="Arial"/>
-        </w:rPr>
-        <w:t>&gt;&gt;</w:t>
-      </w:r>
-    </w:p>
-    <w:p>
-      <w:pPr>
         <w:rPr>
           <w:rFonts w:ascii="Arial" w:hAnsi="Arial" w:cs="Arial"/>
           <w:bCs/>
@@ -4142,7 +3352,6 @@
         </w:rPr>
         <w:t>&lt;&lt;cs_{</w:t>
       </w:r>
-      <w:proofErr w:type="spellStart"/>
       <w:r>
         <w:rPr>
           <w:rFonts w:ascii="Arial" w:hAnsi="Arial" w:cs="Arial"/>
@@ -4150,7 +3359,6 @@
         </w:rPr>
         <w:t>showBundleInfo</w:t>
       </w:r>
-      <w:proofErr w:type="spellEnd"/>
       <w:r>
         <w:rPr>
           <w:rFonts w:ascii="Arial" w:hAnsi="Arial" w:cs="Arial"/>
@@ -4628,21 +3836,12 @@
         </w:rPr>
         <w:t>&lt;&lt;cs_{</w:t>
       </w:r>
-      <w:proofErr w:type="spellStart"/>
-      <w:r>
-        <w:rPr>
-          <w:rFonts w:ascii="Arial" w:hAnsi="Arial" w:cs="Arial"/>
-          <w:lang w:val="en-US"/>
-        </w:rPr>
-        <w:t>fastTrackMethodToggle</w:t>
-      </w:r>
-      <w:proofErr w:type="spellEnd"/>
-      <w:r>
-        <w:rPr>
-          <w:rFonts w:ascii="Arial" w:hAnsi="Arial" w:cs="Arial"/>
-          <w:lang w:val="en-US"/>
-        </w:rPr>
-        <w:t>=true}&gt;&gt;</w:t>
+      <w:r>
+        <w:rPr>
+          <w:rFonts w:ascii="Arial" w:hAnsi="Arial" w:cs="Arial"/>
+          <w:lang w:val="en-US"/>
+        </w:rPr>
+        <w:t>fastTrackMethodToggle=true}&gt;&gt;</w:t>
       </w:r>
     </w:p>
     <w:p>
@@ -4681,7 +3880,6 @@
         </w:rPr>
         <w:t>&lt;&lt;cs_{</w:t>
       </w:r>
-      <w:proofErr w:type="spellStart"/>
       <w:r>
         <w:rPr>
           <w:rFonts w:ascii="Arial" w:hAnsi="Arial" w:cs="Arial"/>
@@ -4694,17 +3892,8 @@
           <w:rFonts w:ascii="Arial" w:hAnsi="Arial" w:cs="Arial"/>
           <w:lang w:val="en-US"/>
         </w:rPr>
-        <w:t>Method</w:t>
-      </w:r>
-      <w:proofErr w:type="spellEnd"/>
-      <w:r>
-        <w:rPr>
-          <w:rFonts w:ascii="Arial" w:hAnsi="Arial" w:cs="Arial"/>
-          <w:lang w:val="en-US"/>
-        </w:rPr>
-        <w:t>=’</w:t>
-      </w:r>
-      <w:proofErr w:type="spellStart"/>
+        <w:t>Method=’</w:t>
+      </w:r>
       <w:r>
         <w:rPr>
           <w:rFonts w:ascii="Arial" w:hAnsi="Arial" w:cs="Arial"/>
@@ -4717,15 +3906,7 @@
           <w:rFonts w:ascii="Arial" w:hAnsi="Arial" w:cs="Arial"/>
           <w:lang w:val="en-US"/>
         </w:rPr>
-        <w:t>MethodInPerson</w:t>
-      </w:r>
-      <w:proofErr w:type="spellEnd"/>
-      <w:r>
-        <w:rPr>
-          <w:rFonts w:ascii="Arial" w:hAnsi="Arial" w:cs="Arial"/>
-          <w:lang w:val="en-US"/>
-        </w:rPr>
-        <w:t>’}&gt;&gt;</w:t>
+        <w:t>MethodInPerson’}&gt;&gt;</w:t>
       </w:r>
     </w:p>
     <w:p>
@@ -4774,71 +3955,7 @@
           <w:rFonts w:ascii="Arial" w:eastAsia="Times New Roman" w:hAnsi="Arial" w:cs="Arial"/>
           <w:lang w:eastAsia="en-GB"/>
         </w:rPr>
-        <w:t>&lt;&lt;cs_{</w:t>
-      </w:r>
-      <w:proofErr w:type="spellStart"/>
-      <w:r>
-        <w:rPr>
-          <w:rFonts w:ascii="Arial" w:eastAsia="Times New Roman" w:hAnsi="Arial" w:cs="Arial"/>
-          <w:lang w:eastAsia="en-GB"/>
-        </w:rPr>
-        <w:t>hearingLocation.site_name</w:t>
-      </w:r>
-      <w:proofErr w:type="spellEnd"/>
-      <w:r>
-        <w:rPr>
-          <w:rFonts w:ascii="Arial" w:eastAsia="Times New Roman" w:hAnsi="Arial" w:cs="Arial"/>
-          <w:lang w:eastAsia="en-GB"/>
-        </w:rPr>
-        <w:t>!=null}&gt;&gt;at &lt;&lt;</w:t>
-      </w:r>
-      <w:proofErr w:type="spellStart"/>
-      <w:r>
-        <w:rPr>
-          <w:rFonts w:ascii="Arial" w:eastAsia="Times New Roman" w:hAnsi="Arial" w:cs="Arial"/>
-          <w:lang w:eastAsia="en-GB"/>
-        </w:rPr>
-        <w:t>hearingLocation.site_name</w:t>
-      </w:r>
-      <w:proofErr w:type="spellEnd"/>
-      <w:r>
-        <w:rPr>
-          <w:rFonts w:ascii="Arial" w:eastAsia="Times New Roman" w:hAnsi="Arial" w:cs="Arial"/>
-          <w:lang w:eastAsia="en-GB"/>
-        </w:rPr>
-        <w:t>&gt;&gt;, &lt;&lt;</w:t>
-      </w:r>
-      <w:proofErr w:type="spellStart"/>
-      <w:r>
-        <w:rPr>
-          <w:rFonts w:ascii="Arial" w:eastAsia="Times New Roman" w:hAnsi="Arial" w:cs="Arial"/>
-          <w:lang w:eastAsia="en-GB"/>
-        </w:rPr>
-        <w:t>hearingLocation.court_address</w:t>
-      </w:r>
-      <w:proofErr w:type="spellEnd"/>
-      <w:r>
-        <w:rPr>
-          <w:rFonts w:ascii="Arial" w:eastAsia="Times New Roman" w:hAnsi="Arial" w:cs="Arial"/>
-          <w:lang w:eastAsia="en-GB"/>
-        </w:rPr>
-        <w:t>&gt;&gt; &lt;&lt;</w:t>
-      </w:r>
-      <w:proofErr w:type="spellStart"/>
-      <w:r>
-        <w:rPr>
-          <w:rFonts w:ascii="Arial" w:eastAsia="Times New Roman" w:hAnsi="Arial" w:cs="Arial"/>
-          <w:lang w:eastAsia="en-GB"/>
-        </w:rPr>
-        <w:t>hearingLocation.postcode</w:t>
-      </w:r>
-      <w:proofErr w:type="spellEnd"/>
-      <w:r>
-        <w:rPr>
-          <w:rFonts w:ascii="Arial" w:eastAsia="Times New Roman" w:hAnsi="Arial" w:cs="Arial"/>
-          <w:lang w:eastAsia="en-GB"/>
-        </w:rPr>
-        <w:t>&gt;&gt;, &lt;&lt;es_&gt;&gt;</w:t>
+        <w:t>&lt;&lt;cs_{hearingLocation.site_name!=null}&gt;&gt;at &lt;&lt;hearingLocation.site_name&gt;&gt;, &lt;&lt;hearingLocation.court_address&gt;&gt; &lt;&lt;hearingLocation.postcode&gt;&gt;, &lt;&lt;es_&gt;&gt;</w:t>
       </w:r>
       <w:r>
         <w:rPr>
@@ -4890,7 +4007,6 @@
         </w:rPr>
         <w:t>&lt;&lt;cs_{</w:t>
       </w:r>
-      <w:proofErr w:type="spellStart"/>
       <w:r>
         <w:rPr>
           <w:rFonts w:ascii="Arial" w:hAnsi="Arial" w:cs="Arial"/>
@@ -4903,17 +4019,8 @@
           <w:rFonts w:ascii="Arial" w:hAnsi="Arial" w:cs="Arial"/>
           <w:lang w:val="en-US"/>
         </w:rPr>
-        <w:t>Method</w:t>
-      </w:r>
-      <w:proofErr w:type="spellEnd"/>
-      <w:r>
-        <w:rPr>
-          <w:rFonts w:ascii="Arial" w:hAnsi="Arial" w:cs="Arial"/>
-          <w:lang w:val="en-US"/>
-        </w:rPr>
-        <w:t>=’</w:t>
-      </w:r>
-      <w:proofErr w:type="spellStart"/>
+        <w:t>Method=’</w:t>
+      </w:r>
       <w:r>
         <w:rPr>
           <w:rFonts w:ascii="Arial" w:hAnsi="Arial" w:cs="Arial"/>
@@ -4926,15 +4033,7 @@
           <w:rFonts w:ascii="Arial" w:hAnsi="Arial" w:cs="Arial"/>
           <w:lang w:val="en-US"/>
         </w:rPr>
-        <w:t>MethodTelephoneHearing</w:t>
-      </w:r>
-      <w:proofErr w:type="spellEnd"/>
-      <w:r>
-        <w:rPr>
-          <w:rFonts w:ascii="Arial" w:hAnsi="Arial" w:cs="Arial"/>
-          <w:lang w:val="en-US"/>
-        </w:rPr>
-        <w:t>’}&gt;&gt;</w:t>
+        <w:t>MethodTelephoneHearing’}&gt;&gt;</w:t>
       </w:r>
     </w:p>
     <w:p>
@@ -4965,71 +4064,7 @@
           <w:rFonts w:ascii="Arial" w:eastAsia="Times New Roman" w:hAnsi="Arial" w:cs="Arial"/>
           <w:lang w:eastAsia="en-GB"/>
         </w:rPr>
-        <w:t>&lt;&lt;cs_{</w:t>
-      </w:r>
-      <w:proofErr w:type="spellStart"/>
-      <w:r>
-        <w:rPr>
-          <w:rFonts w:ascii="Arial" w:eastAsia="Times New Roman" w:hAnsi="Arial" w:cs="Arial"/>
-          <w:lang w:eastAsia="en-GB"/>
-        </w:rPr>
-        <w:t>hearingLocation.site_name</w:t>
-      </w:r>
-      <w:proofErr w:type="spellEnd"/>
-      <w:r>
-        <w:rPr>
-          <w:rFonts w:ascii="Arial" w:eastAsia="Times New Roman" w:hAnsi="Arial" w:cs="Arial"/>
-          <w:lang w:eastAsia="en-GB"/>
-        </w:rPr>
-        <w:t>!=null}&gt;&gt;will take place at &lt;&lt;</w:t>
-      </w:r>
-      <w:proofErr w:type="spellStart"/>
-      <w:r>
-        <w:rPr>
-          <w:rFonts w:ascii="Arial" w:eastAsia="Times New Roman" w:hAnsi="Arial" w:cs="Arial"/>
-          <w:lang w:eastAsia="en-GB"/>
-        </w:rPr>
-        <w:t>hearingLocation.site_name</w:t>
-      </w:r>
-      <w:proofErr w:type="spellEnd"/>
-      <w:r>
-        <w:rPr>
-          <w:rFonts w:ascii="Arial" w:eastAsia="Times New Roman" w:hAnsi="Arial" w:cs="Arial"/>
-          <w:lang w:eastAsia="en-GB"/>
-        </w:rPr>
-        <w:t>&gt;&gt;, &lt;&lt;</w:t>
-      </w:r>
-      <w:proofErr w:type="spellStart"/>
-      <w:r>
-        <w:rPr>
-          <w:rFonts w:ascii="Arial" w:eastAsia="Times New Roman" w:hAnsi="Arial" w:cs="Arial"/>
-          <w:lang w:eastAsia="en-GB"/>
-        </w:rPr>
-        <w:t>hearingLocation.court_address</w:t>
-      </w:r>
-      <w:proofErr w:type="spellEnd"/>
-      <w:r>
-        <w:rPr>
-          <w:rFonts w:ascii="Arial" w:eastAsia="Times New Roman" w:hAnsi="Arial" w:cs="Arial"/>
-          <w:lang w:eastAsia="en-GB"/>
-        </w:rPr>
-        <w:t>&gt;&gt; &lt;&lt;</w:t>
-      </w:r>
-      <w:proofErr w:type="spellStart"/>
-      <w:r>
-        <w:rPr>
-          <w:rFonts w:ascii="Arial" w:eastAsia="Times New Roman" w:hAnsi="Arial" w:cs="Arial"/>
-          <w:lang w:eastAsia="en-GB"/>
-        </w:rPr>
-        <w:t>hearingLocation.postcode</w:t>
-      </w:r>
-      <w:proofErr w:type="spellEnd"/>
-      <w:r>
-        <w:rPr>
-          <w:rFonts w:ascii="Arial" w:eastAsia="Times New Roman" w:hAnsi="Arial" w:cs="Arial"/>
-          <w:lang w:eastAsia="en-GB"/>
-        </w:rPr>
-        <w:t>&gt;&gt;, and &lt;&lt;es_&gt;&gt;</w:t>
+        <w:t>&lt;&lt;cs_{hearingLocation.site_name!=null}&gt;&gt;will take place at &lt;&lt;hearingLocation.site_name&gt;&gt;, &lt;&lt;hearingLocation.court_address&gt;&gt; &lt;&lt;hearingLocation.postcode&gt;&gt;, and &lt;&lt;es_&gt;&gt;</w:t>
       </w:r>
       <w:r>
         <w:rPr>
@@ -5099,7 +4134,6 @@
         </w:rPr>
         <w:t>&lt;&lt;cs_{</w:t>
       </w:r>
-      <w:proofErr w:type="spellStart"/>
       <w:r>
         <w:rPr>
           <w:rFonts w:ascii="Arial" w:hAnsi="Arial" w:cs="Arial"/>
@@ -5112,17 +4146,8 @@
           <w:rFonts w:ascii="Arial" w:hAnsi="Arial" w:cs="Arial"/>
           <w:lang w:val="en-US"/>
         </w:rPr>
-        <w:t>Method</w:t>
-      </w:r>
-      <w:proofErr w:type="spellEnd"/>
-      <w:r>
-        <w:rPr>
-          <w:rFonts w:ascii="Arial" w:hAnsi="Arial" w:cs="Arial"/>
-          <w:lang w:val="en-US"/>
-        </w:rPr>
-        <w:t>=’</w:t>
-      </w:r>
-      <w:proofErr w:type="spellStart"/>
+        <w:t>Method=’</w:t>
+      </w:r>
       <w:r>
         <w:rPr>
           <w:rFonts w:ascii="Arial" w:hAnsi="Arial" w:cs="Arial"/>
@@ -5135,15 +4160,7 @@
           <w:rFonts w:ascii="Arial" w:hAnsi="Arial" w:cs="Arial"/>
           <w:lang w:val="en-US"/>
         </w:rPr>
-        <w:t>MethodVideoConferenceHearing</w:t>
-      </w:r>
-      <w:proofErr w:type="spellEnd"/>
-      <w:r>
-        <w:rPr>
-          <w:rFonts w:ascii="Arial" w:hAnsi="Arial" w:cs="Arial"/>
-          <w:lang w:val="en-US"/>
-        </w:rPr>
-        <w:t>’}&gt;&gt;</w:t>
+        <w:t>MethodVideoConferenceHearing’}&gt;&gt;</w:t>
       </w:r>
     </w:p>
     <w:p>
@@ -5174,71 +4191,7 @@
           <w:rFonts w:ascii="Arial" w:eastAsia="Times New Roman" w:hAnsi="Arial" w:cs="Arial"/>
           <w:lang w:eastAsia="en-GB"/>
         </w:rPr>
-        <w:t>&lt;&lt;cs_{</w:t>
-      </w:r>
-      <w:proofErr w:type="spellStart"/>
-      <w:r>
-        <w:rPr>
-          <w:rFonts w:ascii="Arial" w:eastAsia="Times New Roman" w:hAnsi="Arial" w:cs="Arial"/>
-          <w:lang w:eastAsia="en-GB"/>
-        </w:rPr>
-        <w:t>hearingLocation.site_name</w:t>
-      </w:r>
-      <w:proofErr w:type="spellEnd"/>
-      <w:r>
-        <w:rPr>
-          <w:rFonts w:ascii="Arial" w:eastAsia="Times New Roman" w:hAnsi="Arial" w:cs="Arial"/>
-          <w:lang w:eastAsia="en-GB"/>
-        </w:rPr>
-        <w:t>!=null}&gt;&gt;will take place at &lt;&lt;</w:t>
-      </w:r>
-      <w:proofErr w:type="spellStart"/>
-      <w:r>
-        <w:rPr>
-          <w:rFonts w:ascii="Arial" w:eastAsia="Times New Roman" w:hAnsi="Arial" w:cs="Arial"/>
-          <w:lang w:eastAsia="en-GB"/>
-        </w:rPr>
-        <w:t>hearingLocation.site_name</w:t>
-      </w:r>
-      <w:proofErr w:type="spellEnd"/>
-      <w:r>
-        <w:rPr>
-          <w:rFonts w:ascii="Arial" w:eastAsia="Times New Roman" w:hAnsi="Arial" w:cs="Arial"/>
-          <w:lang w:eastAsia="en-GB"/>
-        </w:rPr>
-        <w:t>&gt;&gt;, &lt;&lt;</w:t>
-      </w:r>
-      <w:proofErr w:type="spellStart"/>
-      <w:r>
-        <w:rPr>
-          <w:rFonts w:ascii="Arial" w:eastAsia="Times New Roman" w:hAnsi="Arial" w:cs="Arial"/>
-          <w:lang w:eastAsia="en-GB"/>
-        </w:rPr>
-        <w:t>hearingLocation.court_address</w:t>
-      </w:r>
-      <w:proofErr w:type="spellEnd"/>
-      <w:r>
-        <w:rPr>
-          <w:rFonts w:ascii="Arial" w:eastAsia="Times New Roman" w:hAnsi="Arial" w:cs="Arial"/>
-          <w:lang w:eastAsia="en-GB"/>
-        </w:rPr>
-        <w:t>&gt;&gt; &lt;&lt;</w:t>
-      </w:r>
-      <w:proofErr w:type="spellStart"/>
-      <w:r>
-        <w:rPr>
-          <w:rFonts w:ascii="Arial" w:eastAsia="Times New Roman" w:hAnsi="Arial" w:cs="Arial"/>
-          <w:lang w:eastAsia="en-GB"/>
-        </w:rPr>
-        <w:t>hearingLocation.postcode</w:t>
-      </w:r>
-      <w:proofErr w:type="spellEnd"/>
-      <w:r>
-        <w:rPr>
-          <w:rFonts w:ascii="Arial" w:eastAsia="Times New Roman" w:hAnsi="Arial" w:cs="Arial"/>
-          <w:lang w:eastAsia="en-GB"/>
-        </w:rPr>
-        <w:t>&gt;&gt;, and &lt;&lt;es_&gt;&gt;</w:t>
+        <w:t>&lt;&lt;cs_{hearingLocation.site_name!=null}&gt;&gt;will take place at &lt;&lt;hearingLocation.site_name&gt;&gt;, &lt;&lt;hearingLocation.court_address&gt;&gt; &lt;&lt;hearingLocation.postcode&gt;&gt;, and &lt;&lt;es_&gt;&gt;</w:t>
       </w:r>
       <w:r>
         <w:rPr>
@@ -5320,21 +4273,12 @@
         </w:rPr>
         <w:t>&lt;&lt;cs_{</w:t>
       </w:r>
-      <w:proofErr w:type="spellStart"/>
-      <w:r>
-        <w:rPr>
-          <w:rFonts w:ascii="Arial" w:hAnsi="Arial" w:cs="Arial"/>
-          <w:lang w:val="en-US"/>
-        </w:rPr>
-        <w:t>hasBuildingDispute</w:t>
-      </w:r>
-      <w:proofErr w:type="spellEnd"/>
-      <w:r>
-        <w:rPr>
-          <w:rFonts w:ascii="Arial" w:hAnsi="Arial" w:cs="Arial"/>
-          <w:lang w:val="en-US"/>
-        </w:rPr>
-        <w:t>=true}&gt;&gt;</w:t>
+      <w:r>
+        <w:rPr>
+          <w:rFonts w:ascii="Arial" w:hAnsi="Arial" w:cs="Arial"/>
+          <w:lang w:val="en-US"/>
+        </w:rPr>
+        <w:t>hasBuildingDispute=true}&gt;&gt;</w:t>
       </w:r>
     </w:p>
     <w:p>
@@ -5490,83 +4434,35 @@
           <w:rFonts w:ascii="Arial" w:eastAsia="Arial" w:hAnsi="Arial" w:cs="Arial"/>
           <w:bCs/>
         </w:rPr>
-        <w:t>{</w:t>
-      </w:r>
-      <w:proofErr w:type="spellStart"/>
+        <w:t>{dateFormat(</w:t>
+      </w:r>
+      <w:r>
+        <w:rPr>
+          <w:rFonts w:ascii="Arial" w:hAnsi="Arial" w:cs="Arial"/>
+          <w:lang w:val="en-US"/>
+        </w:rPr>
+        <w:t>fastTrackBuildingDispute</w:t>
+      </w:r>
+      <w:r>
+        <w:rPr>
+          <w:rFonts w:ascii="Arial" w:hAnsi="Arial" w:cs="Arial"/>
+          <w:lang w:val="en-US"/>
+        </w:rPr>
+        <w:t>.</w:t>
+      </w:r>
+      <w:r>
+        <w:rPr>
+          <w:rFonts w:ascii="Arial" w:hAnsi="Arial" w:cs="Arial"/>
+          <w:lang w:val="en-US"/>
+        </w:rPr>
+        <w:t>date1</w:t>
+      </w:r>
       <w:r>
         <w:rPr>
           <w:rFonts w:ascii="Arial" w:eastAsia="Arial" w:hAnsi="Arial" w:cs="Arial"/>
           <w:bCs/>
         </w:rPr>
-        <w:t>dateFormat</w:t>
-      </w:r>
-      <w:proofErr w:type="spellEnd"/>
-      <w:r>
-        <w:rPr>
-          <w:rFonts w:ascii="Arial" w:eastAsia="Arial" w:hAnsi="Arial" w:cs="Arial"/>
-          <w:bCs/>
-        </w:rPr>
-        <w:t>(</w:t>
-      </w:r>
-      <w:r>
-        <w:rPr>
-          <w:rFonts w:ascii="Arial" w:hAnsi="Arial" w:cs="Arial"/>
-          <w:lang w:val="en-US"/>
-        </w:rPr>
-        <w:t>fastTrackBuildingDispute</w:t>
-      </w:r>
-      <w:r>
-        <w:rPr>
-          <w:rFonts w:ascii="Arial" w:hAnsi="Arial" w:cs="Arial"/>
-          <w:lang w:val="en-US"/>
-        </w:rPr>
-        <w:t>.</w:t>
-      </w:r>
-      <w:r>
-        <w:rPr>
-          <w:rFonts w:ascii="Arial" w:hAnsi="Arial" w:cs="Arial"/>
-          <w:lang w:val="en-US"/>
-        </w:rPr>
-        <w:t>date1</w:t>
-      </w:r>
-      <w:r>
-        <w:rPr>
-          <w:rFonts w:ascii="Arial" w:eastAsia="Arial" w:hAnsi="Arial" w:cs="Arial"/>
-          <w:bCs/>
-        </w:rPr>
-        <w:t xml:space="preserve">, ‘dd MMMM </w:t>
-      </w:r>
-      <w:proofErr w:type="spellStart"/>
-      <w:r>
-        <w:rPr>
-          <w:rFonts w:ascii="Arial" w:eastAsia="Arial" w:hAnsi="Arial" w:cs="Arial"/>
-          <w:bCs/>
-        </w:rPr>
-        <w:t>yyyy</w:t>
-      </w:r>
-      <w:proofErr w:type="spellEnd"/>
-      <w:r>
-        <w:rPr>
-          <w:rFonts w:ascii="Arial" w:eastAsia="Arial" w:hAnsi="Arial" w:cs="Arial"/>
-          <w:bCs/>
-        </w:rPr>
-        <w:t>’, ‘</w:t>
-      </w:r>
-      <w:proofErr w:type="spellStart"/>
-      <w:r>
-        <w:rPr>
-          <w:rFonts w:ascii="Arial" w:eastAsia="Arial" w:hAnsi="Arial" w:cs="Arial"/>
-          <w:bCs/>
-        </w:rPr>
-        <w:t>yyyy</w:t>
-      </w:r>
-      <w:proofErr w:type="spellEnd"/>
-      <w:r>
-        <w:rPr>
-          <w:rFonts w:ascii="Arial" w:eastAsia="Arial" w:hAnsi="Arial" w:cs="Arial"/>
-          <w:bCs/>
-        </w:rPr>
-        <w:t>-MM-dd’</w:t>
+        <w:t>, ‘dd MMMM yyyy’, ‘yyyy-MM-dd’</w:t>
       </w:r>
       <w:r>
         <w:rPr>
@@ -5653,235 +4549,138 @@
           <w:rFonts w:ascii="Arial" w:eastAsia="Arial" w:hAnsi="Arial" w:cs="Arial"/>
           <w:bCs/>
         </w:rPr>
-        <w:t>{</w:t>
-      </w:r>
-      <w:proofErr w:type="spellStart"/>
+        <w:t>{dateFormat(</w:t>
+      </w:r>
+      <w:r>
+        <w:rPr>
+          <w:rFonts w:ascii="Arial" w:hAnsi="Arial" w:cs="Arial"/>
+          <w:lang w:val="en-US"/>
+        </w:rPr>
+        <w:t>fastTrackBuildingDispute</w:t>
+      </w:r>
+      <w:r>
+        <w:rPr>
+          <w:rFonts w:ascii="Arial" w:hAnsi="Arial" w:cs="Arial"/>
+          <w:lang w:val="en-US"/>
+        </w:rPr>
+        <w:t>.</w:t>
+      </w:r>
+      <w:r>
+        <w:rPr>
+          <w:rFonts w:ascii="Arial" w:hAnsi="Arial" w:cs="Arial"/>
+          <w:lang w:val="en-US"/>
+        </w:rPr>
+        <w:t>date</w:t>
+      </w:r>
+      <w:r>
+        <w:rPr>
+          <w:rFonts w:ascii="Arial" w:hAnsi="Arial" w:cs="Arial"/>
+          <w:lang w:val="en-US"/>
+        </w:rPr>
+        <w:t>2</w:t>
+      </w:r>
       <w:r>
         <w:rPr>
           <w:rFonts w:ascii="Arial" w:eastAsia="Arial" w:hAnsi="Arial" w:cs="Arial"/>
           <w:bCs/>
         </w:rPr>
-        <w:t>dateFormat</w:t>
-      </w:r>
-      <w:proofErr w:type="spellEnd"/>
+        <w:t>, ‘dd MMMM yyyy’, ‘yyyy-MM-dd’</w:t>
+      </w:r>
       <w:r>
         <w:rPr>
           <w:rFonts w:ascii="Arial" w:eastAsia="Arial" w:hAnsi="Arial" w:cs="Arial"/>
           <w:bCs/>
         </w:rPr>
-        <w:t>(</w:t>
-      </w:r>
-      <w:r>
-        <w:rPr>
-          <w:rFonts w:ascii="Arial" w:hAnsi="Arial" w:cs="Arial"/>
-          <w:lang w:val="en-US"/>
-        </w:rPr>
-        <w:t>fastTrackBuildingDispute</w:t>
-      </w:r>
-      <w:r>
-        <w:rPr>
-          <w:rFonts w:ascii="Arial" w:hAnsi="Arial" w:cs="Arial"/>
-          <w:lang w:val="en-US"/>
+        <w:t>)</w:t>
+      </w:r>
+      <w:r>
+        <w:rPr>
+          <w:rFonts w:ascii="Arial" w:eastAsia="Arial" w:hAnsi="Arial" w:cs="Arial"/>
+          <w:bCs/>
+        </w:rPr>
+        <w:t>}</w:t>
+      </w:r>
+      <w:r>
+        <w:rPr>
+          <w:rFonts w:ascii="Arial" w:hAnsi="Arial" w:cs="Arial"/>
+          <w:b/>
+          <w:bCs/>
+        </w:rPr>
+        <w:t>&gt;&gt;</w:t>
+      </w:r>
+      <w:r>
+        <w:rPr>
+          <w:rFonts w:ascii="Arial" w:hAnsi="Arial" w:cs="Arial"/>
         </w:rPr>
         <w:t>.</w:t>
       </w:r>
-      <w:r>
-        <w:rPr>
-          <w:rFonts w:ascii="Arial" w:hAnsi="Arial" w:cs="Arial"/>
-          <w:lang w:val="en-US"/>
-        </w:rPr>
-        <w:t>date</w:t>
-      </w:r>
-      <w:r>
-        <w:rPr>
-          <w:rFonts w:ascii="Arial" w:hAnsi="Arial" w:cs="Arial"/>
-          <w:lang w:val="en-US"/>
-        </w:rPr>
-        <w:t>2</w:t>
-      </w:r>
-      <w:r>
-        <w:rPr>
-          <w:rFonts w:ascii="Arial" w:eastAsia="Arial" w:hAnsi="Arial" w:cs="Arial"/>
-          <w:bCs/>
-        </w:rPr>
-        <w:t xml:space="preserve">, ‘dd MMMM </w:t>
-      </w:r>
-      <w:proofErr w:type="spellStart"/>
-      <w:r>
-        <w:rPr>
-          <w:rFonts w:ascii="Arial" w:eastAsia="Arial" w:hAnsi="Arial" w:cs="Arial"/>
-          <w:bCs/>
-        </w:rPr>
-        <w:t>yyyy</w:t>
-      </w:r>
-      <w:proofErr w:type="spellEnd"/>
-      <w:r>
-        <w:rPr>
-          <w:rFonts w:ascii="Arial" w:eastAsia="Arial" w:hAnsi="Arial" w:cs="Arial"/>
-          <w:bCs/>
-        </w:rPr>
-        <w:t>’, ‘</w:t>
-      </w:r>
-      <w:proofErr w:type="spellStart"/>
-      <w:r>
-        <w:rPr>
-          <w:rFonts w:ascii="Arial" w:eastAsia="Arial" w:hAnsi="Arial" w:cs="Arial"/>
-          <w:bCs/>
-        </w:rPr>
-        <w:t>yyyy</w:t>
-      </w:r>
-      <w:proofErr w:type="spellEnd"/>
-      <w:r>
-        <w:rPr>
-          <w:rFonts w:ascii="Arial" w:eastAsia="Arial" w:hAnsi="Arial" w:cs="Arial"/>
-          <w:bCs/>
-        </w:rPr>
-        <w:t>-MM-dd’</w:t>
-      </w:r>
-      <w:r>
-        <w:rPr>
-          <w:rFonts w:ascii="Arial" w:eastAsia="Arial" w:hAnsi="Arial" w:cs="Arial"/>
-          <w:bCs/>
-        </w:rPr>
-        <w:t>)</w:t>
-      </w:r>
-      <w:r>
-        <w:rPr>
-          <w:rFonts w:ascii="Arial" w:eastAsia="Arial" w:hAnsi="Arial" w:cs="Arial"/>
-          <w:bCs/>
-        </w:rPr>
-        <w:t>}</w:t>
-      </w:r>
-      <w:r>
+    </w:p>
+    <w:p>
+      <w:pPr>
+        <w:rPr>
+          <w:rFonts w:ascii="Arial" w:hAnsi="Arial" w:cs="Arial"/>
+          <w:bCs/>
+          <w:lang w:val="es-ES"/>
+        </w:rPr>
+      </w:pPr>
+      <w:r>
+        <w:rPr>
+          <w:rFonts w:ascii="Arial" w:hAnsi="Arial" w:cs="Arial"/>
+          <w:bCs/>
+          <w:lang w:val="es-ES"/>
+        </w:rPr>
+        <w:t>&lt;&lt;es_&gt;&gt;</w:t>
+      </w:r>
+    </w:p>
+    <w:p>
+      <w:pPr>
+        <w:rPr>
+          <w:rFonts w:ascii="Arial" w:hAnsi="Arial" w:cs="Arial"/>
+          <w:bCs/>
+          <w:lang w:val="es-ES"/>
+        </w:rPr>
+      </w:pPr>
+      <w:r>
+        <w:rPr>
+          <w:rFonts w:ascii="Arial" w:hAnsi="Arial" w:cs="Arial"/>
+          <w:bCs/>
+          <w:lang w:val="es-ES"/>
+        </w:rPr>
+        <w:t>&lt;&lt;cs_{</w:t>
+      </w:r>
+      <w:r>
+        <w:rPr>
+          <w:rFonts w:ascii="Arial" w:hAnsi="Arial" w:cs="Arial"/>
+          <w:lang w:val="es-ES"/>
+        </w:rPr>
+        <w:t>hasClinicalNegligence=true</w:t>
+      </w:r>
+      <w:r>
+        <w:rPr>
+          <w:rFonts w:ascii="Arial" w:hAnsi="Arial" w:cs="Arial"/>
+          <w:lang w:val="es-ES"/>
+        </w:rPr>
+        <w:t>}&gt;&gt;</w:t>
+      </w:r>
+    </w:p>
+    <w:p>
+      <w:pPr>
         <w:rPr>
           <w:rFonts w:ascii="Arial" w:hAnsi="Arial" w:cs="Arial"/>
           <w:b/>
           <w:bCs/>
-        </w:rPr>
-        <w:t>&gt;&gt;</w:t>
-      </w:r>
-      <w:r>
-        <w:rPr>
-          <w:rFonts w:ascii="Arial" w:hAnsi="Arial" w:cs="Arial"/>
-        </w:rPr>
-        <w:t>.</w:t>
-      </w:r>
-    </w:p>
-    <w:p>
-      <w:pPr>
-        <w:rPr>
-          <w:rFonts w:ascii="Arial" w:hAnsi="Arial" w:cs="Arial"/>
-          <w:bCs/>
           <w:lang w:val="es-ES"/>
         </w:rPr>
       </w:pPr>
       <w:r>
         <w:rPr>
           <w:rFonts w:ascii="Arial" w:hAnsi="Arial" w:cs="Arial"/>
+          <w:b/>
           <w:bCs/>
           <w:lang w:val="es-ES"/>
         </w:rPr>
-        <w:t>&lt;&lt;es_&gt;&gt;</w:t>
-      </w:r>
-    </w:p>
-    <w:p>
-      <w:pPr>
-        <w:rPr>
-          <w:rFonts w:ascii="Arial" w:hAnsi="Arial" w:cs="Arial"/>
-          <w:bCs/>
-          <w:lang w:val="es-ES"/>
-        </w:rPr>
-      </w:pPr>
-      <w:r>
-        <w:rPr>
-          <w:rFonts w:ascii="Arial" w:hAnsi="Arial" w:cs="Arial"/>
-          <w:bCs/>
-          <w:lang w:val="es-ES"/>
-        </w:rPr>
-        <w:t>&lt;&lt;</w:t>
-      </w:r>
-      <w:proofErr w:type="spellStart"/>
-      <w:r>
-        <w:rPr>
-          <w:rFonts w:ascii="Arial" w:hAnsi="Arial" w:cs="Arial"/>
-          <w:bCs/>
-          <w:lang w:val="es-ES"/>
-        </w:rPr>
-        <w:t>cs</w:t>
-      </w:r>
-      <w:proofErr w:type="spellEnd"/>
-      <w:r>
-        <w:rPr>
-          <w:rFonts w:ascii="Arial" w:hAnsi="Arial" w:cs="Arial"/>
-          <w:bCs/>
-          <w:lang w:val="es-ES"/>
-        </w:rPr>
-        <w:t>_{</w:t>
-      </w:r>
-      <w:proofErr w:type="spellStart"/>
-      <w:r>
-        <w:rPr>
-          <w:rFonts w:ascii="Arial" w:hAnsi="Arial" w:cs="Arial"/>
-          <w:lang w:val="es-ES"/>
-        </w:rPr>
-        <w:t>hasClinicalNegligence</w:t>
-      </w:r>
-      <w:proofErr w:type="spellEnd"/>
-      <w:r>
-        <w:rPr>
-          <w:rFonts w:ascii="Arial" w:hAnsi="Arial" w:cs="Arial"/>
-          <w:lang w:val="es-ES"/>
-        </w:rPr>
-        <w:t>=true</w:t>
-      </w:r>
-      <w:r>
-        <w:rPr>
-          <w:rFonts w:ascii="Arial" w:hAnsi="Arial" w:cs="Arial"/>
-          <w:lang w:val="es-ES"/>
-        </w:rPr>
-        <w:t>}&gt;&gt;</w:t>
-      </w:r>
-    </w:p>
-    <w:p>
-      <w:pPr>
-        <w:rPr>
-          <w:rFonts w:ascii="Arial" w:hAnsi="Arial" w:cs="Arial"/>
-          <w:b/>
-          <w:bCs/>
-          <w:lang w:val="es-ES"/>
-        </w:rPr>
-      </w:pPr>
-      <w:proofErr w:type="spellStart"/>
-      <w:r>
-        <w:rPr>
-          <w:rFonts w:ascii="Arial" w:hAnsi="Arial" w:cs="Arial"/>
-          <w:b/>
-          <w:bCs/>
-          <w:lang w:val="es-ES"/>
-        </w:rPr>
-        <w:t>Clinical</w:t>
-      </w:r>
-      <w:proofErr w:type="spellEnd"/>
-      <w:r>
-        <w:rPr>
-          <w:rFonts w:ascii="Arial" w:hAnsi="Arial" w:cs="Arial"/>
-          <w:b/>
-          <w:bCs/>
-          <w:lang w:val="es-ES"/>
-        </w:rPr>
-        <w:t xml:space="preserve"> </w:t>
-      </w:r>
-      <w:proofErr w:type="spellStart"/>
-      <w:r>
-        <w:rPr>
-          <w:rFonts w:ascii="Arial" w:hAnsi="Arial" w:cs="Arial"/>
-          <w:b/>
-          <w:bCs/>
-          <w:lang w:val="es-ES"/>
-        </w:rPr>
-        <w:t>negligence</w:t>
-      </w:r>
-      <w:proofErr w:type="spellEnd"/>
+        <w:t>Clinical negligence</w:t>
+      </w:r>
     </w:p>
     <w:p>
       <w:pPr>
@@ -6290,78 +5089,24 @@
           <w:b/>
           <w:bCs/>
         </w:rPr>
-        <w:t>{</w:t>
-      </w:r>
-      <w:proofErr w:type="spellStart"/>
+        <w:t>{dateFormat(</w:t>
+      </w:r>
+      <w:r>
+        <w:rPr>
+          <w:rFonts w:ascii="Arial" w:hAnsi="Arial" w:cs="Arial"/>
+          <w:b/>
+          <w:bCs/>
+          <w:lang w:val="en-US"/>
+        </w:rPr>
+        <w:t>sdoR2FastTrackCreditHire.sdoR2FastTrackCreditHireDetails.date1</w:t>
+      </w:r>
       <w:r>
         <w:rPr>
           <w:rFonts w:ascii="Arial" w:eastAsia="Arial" w:hAnsi="Arial" w:cs="Arial"/>
           <w:b/>
           <w:bCs/>
         </w:rPr>
-        <w:t>dateFormat</w:t>
-      </w:r>
-      <w:proofErr w:type="spellEnd"/>
-      <w:r>
-        <w:rPr>
-          <w:rFonts w:ascii="Arial" w:eastAsia="Arial" w:hAnsi="Arial" w:cs="Arial"/>
-          <w:b/>
-          <w:bCs/>
-        </w:rPr>
-        <w:t>(</w:t>
-      </w:r>
-      <w:r>
-        <w:rPr>
-          <w:rFonts w:ascii="Arial" w:hAnsi="Arial" w:cs="Arial"/>
-          <w:b/>
-          <w:bCs/>
-          <w:lang w:val="en-US"/>
-        </w:rPr>
-        <w:t>sdoR2FastTrackCreditHire.sdoR2FastTrackCreditHireDetails.date1</w:t>
-      </w:r>
-      <w:r>
-        <w:rPr>
-          <w:rFonts w:ascii="Arial" w:eastAsia="Arial" w:hAnsi="Arial" w:cs="Arial"/>
-          <w:b/>
-          <w:bCs/>
-        </w:rPr>
-        <w:t xml:space="preserve">, ‘dd MMMM </w:t>
-      </w:r>
-      <w:proofErr w:type="spellStart"/>
-      <w:r>
-        <w:rPr>
-          <w:rFonts w:ascii="Arial" w:eastAsia="Arial" w:hAnsi="Arial" w:cs="Arial"/>
-          <w:b/>
-          <w:bCs/>
-        </w:rPr>
-        <w:t>yyyy</w:t>
-      </w:r>
-      <w:proofErr w:type="spellEnd"/>
-      <w:r>
-        <w:rPr>
-          <w:rFonts w:ascii="Arial" w:eastAsia="Arial" w:hAnsi="Arial" w:cs="Arial"/>
-          <w:b/>
-          <w:bCs/>
-        </w:rPr>
-        <w:t>’, ‘</w:t>
-      </w:r>
-      <w:proofErr w:type="spellStart"/>
-      <w:r>
-        <w:rPr>
-          <w:rFonts w:ascii="Arial" w:eastAsia="Arial" w:hAnsi="Arial" w:cs="Arial"/>
-          <w:b/>
-          <w:bCs/>
-        </w:rPr>
-        <w:t>yyyy</w:t>
-      </w:r>
-      <w:proofErr w:type="spellEnd"/>
-      <w:r>
-        <w:rPr>
-          <w:rFonts w:ascii="Arial" w:eastAsia="Arial" w:hAnsi="Arial" w:cs="Arial"/>
-          <w:b/>
-          <w:bCs/>
-        </w:rPr>
-        <w:t>-MM-dd’)}</w:t>
+        <w:t>, ‘dd MMMM yyyy’, ‘yyyy-MM-dd’)}</w:t>
       </w:r>
       <w:r>
         <w:rPr>
@@ -6477,78 +5222,24 @@
           <w:b/>
           <w:bCs/>
         </w:rPr>
-        <w:t>{</w:t>
-      </w:r>
-      <w:proofErr w:type="spellStart"/>
+        <w:t>{dateFormat(</w:t>
+      </w:r>
+      <w:r>
+        <w:rPr>
+          <w:rFonts w:ascii="Arial" w:hAnsi="Arial" w:cs="Arial"/>
+          <w:b/>
+          <w:bCs/>
+          <w:lang w:val="en-US"/>
+        </w:rPr>
+        <w:t>sdoR2FastTrackCreditHire.sdoR2FastTrackCreditHireDetails.date2</w:t>
+      </w:r>
       <w:r>
         <w:rPr>
           <w:rFonts w:ascii="Arial" w:eastAsia="Arial" w:hAnsi="Arial" w:cs="Arial"/>
           <w:b/>
           <w:bCs/>
         </w:rPr>
-        <w:t>dateFormat</w:t>
-      </w:r>
-      <w:proofErr w:type="spellEnd"/>
-      <w:r>
-        <w:rPr>
-          <w:rFonts w:ascii="Arial" w:eastAsia="Arial" w:hAnsi="Arial" w:cs="Arial"/>
-          <w:b/>
-          <w:bCs/>
-        </w:rPr>
-        <w:t>(</w:t>
-      </w:r>
-      <w:r>
-        <w:rPr>
-          <w:rFonts w:ascii="Arial" w:hAnsi="Arial" w:cs="Arial"/>
-          <w:b/>
-          <w:bCs/>
-          <w:lang w:val="en-US"/>
-        </w:rPr>
-        <w:t>sdoR2FastTrackCreditHire.sdoR2FastTrackCreditHireDetails.date2</w:t>
-      </w:r>
-      <w:r>
-        <w:rPr>
-          <w:rFonts w:ascii="Arial" w:eastAsia="Arial" w:hAnsi="Arial" w:cs="Arial"/>
-          <w:b/>
-          <w:bCs/>
-        </w:rPr>
-        <w:t xml:space="preserve">, ‘dd MMMM </w:t>
-      </w:r>
-      <w:proofErr w:type="spellStart"/>
-      <w:r>
-        <w:rPr>
-          <w:rFonts w:ascii="Arial" w:eastAsia="Arial" w:hAnsi="Arial" w:cs="Arial"/>
-          <w:b/>
-          <w:bCs/>
-        </w:rPr>
-        <w:t>yyyy</w:t>
-      </w:r>
-      <w:proofErr w:type="spellEnd"/>
-      <w:r>
-        <w:rPr>
-          <w:rFonts w:ascii="Arial" w:eastAsia="Arial" w:hAnsi="Arial" w:cs="Arial"/>
-          <w:b/>
-          <w:bCs/>
-        </w:rPr>
-        <w:t>’, ‘</w:t>
-      </w:r>
-      <w:proofErr w:type="spellStart"/>
-      <w:r>
-        <w:rPr>
-          <w:rFonts w:ascii="Arial" w:eastAsia="Arial" w:hAnsi="Arial" w:cs="Arial"/>
-          <w:b/>
-          <w:bCs/>
-        </w:rPr>
-        <w:t>yyyy</w:t>
-      </w:r>
-      <w:proofErr w:type="spellEnd"/>
-      <w:r>
-        <w:rPr>
-          <w:rFonts w:ascii="Arial" w:eastAsia="Arial" w:hAnsi="Arial" w:cs="Arial"/>
-          <w:b/>
-          <w:bCs/>
-        </w:rPr>
-        <w:t>-MM-dd’)}</w:t>
+        <w:t>, ‘dd MMMM yyyy’, ‘yyyy-MM-dd’)}</w:t>
       </w:r>
       <w:r>
         <w:rPr>
@@ -6679,198 +5370,96 @@
           <w:rFonts w:ascii="Arial" w:eastAsia="Arial" w:hAnsi="Arial" w:cs="Arial"/>
           <w:b/>
         </w:rPr>
-        <w:t>{</w:t>
-      </w:r>
-      <w:proofErr w:type="spellStart"/>
+        <w:t>{dateFormat(</w:t>
+      </w:r>
+      <w:r>
+        <w:rPr>
+          <w:rFonts w:ascii="Arial" w:hAnsi="Arial" w:cs="Arial"/>
+          <w:b/>
+          <w:lang w:val="en-US"/>
+        </w:rPr>
+        <w:t>sdoR2FastTrackCreditHire.date3</w:t>
+      </w:r>
       <w:r>
         <w:rPr>
           <w:rFonts w:ascii="Arial" w:eastAsia="Arial" w:hAnsi="Arial" w:cs="Arial"/>
           <w:b/>
         </w:rPr>
-        <w:t>dateFormat</w:t>
-      </w:r>
-      <w:proofErr w:type="spellEnd"/>
+        <w:t>, ‘dd MMMM yyyy’, ‘yyyy-MM-dd’)}</w:t>
+      </w:r>
+      <w:r>
+        <w:rPr>
+          <w:rFonts w:ascii="Arial" w:hAnsi="Arial" w:cs="Arial"/>
+          <w:b/>
+          <w:bCs/>
+        </w:rPr>
+        <w:t xml:space="preserve">&gt;&gt; </w:t>
+      </w:r>
+      <w:r>
+        <w:rPr>
+          <w:rFonts w:ascii="Arial" w:hAnsi="Arial" w:cs="Arial"/>
+        </w:rPr>
+        <w:t>&lt;&lt;</w:t>
+      </w:r>
+      <w:r>
+        <w:rPr>
+          <w:rFonts w:ascii="Arial" w:hAnsi="Arial" w:cs="Arial"/>
+          <w:lang w:val="en-US"/>
+        </w:rPr>
+        <w:t xml:space="preserve"> </w:t>
+      </w:r>
+      <w:r>
+        <w:rPr>
+          <w:rFonts w:ascii="Arial" w:hAnsi="Arial" w:cs="Arial"/>
+          <w:lang w:val="en-US"/>
+        </w:rPr>
+        <w:t>sdoR2FastTrackCreditHire</w:t>
+      </w:r>
+      <w:r>
+        <w:rPr>
+          <w:rFonts w:ascii="Arial" w:hAnsi="Arial" w:cs="Arial"/>
+          <w:lang w:val="en-US"/>
+        </w:rPr>
+        <w:t>.input7</w:t>
+      </w:r>
+      <w:r>
+        <w:rPr>
+          <w:rFonts w:ascii="Arial" w:hAnsi="Arial" w:cs="Arial"/>
+        </w:rPr>
+        <w:t xml:space="preserve">&gt;&gt; </w:t>
+      </w:r>
+      <w:r>
+        <w:rPr>
+          <w:rFonts w:ascii="Arial" w:hAnsi="Arial" w:cs="Arial"/>
+          <w:b/>
+          <w:bCs/>
+        </w:rPr>
+        <w:t>&lt;&lt;</w:t>
+      </w:r>
       <w:r>
         <w:rPr>
           <w:rFonts w:ascii="Arial" w:eastAsia="Arial" w:hAnsi="Arial" w:cs="Arial"/>
           <w:b/>
-        </w:rPr>
-        <w:t>(</w:t>
+          <w:bCs/>
+        </w:rPr>
+        <w:t>{dateFormat(</w:t>
       </w:r>
       <w:r>
         <w:rPr>
           <w:rFonts w:ascii="Arial" w:hAnsi="Arial" w:cs="Arial"/>
           <w:b/>
-          <w:lang w:val="en-US"/>
-        </w:rPr>
-        <w:t>sdoR2FastTrackCreditHire.date3</w:t>
+          <w:bCs/>
+          <w:lang w:val="en-US"/>
+        </w:rPr>
+        <w:t>sdoR2FastTrackCreditHire.date4</w:t>
       </w:r>
       <w:r>
         <w:rPr>
           <w:rFonts w:ascii="Arial" w:eastAsia="Arial" w:hAnsi="Arial" w:cs="Arial"/>
           <w:b/>
-        </w:rPr>
-        <w:t xml:space="preserve">, ‘dd MMMM </w:t>
-      </w:r>
-      <w:proofErr w:type="spellStart"/>
-      <w:r>
-        <w:rPr>
-          <w:rFonts w:ascii="Arial" w:eastAsia="Arial" w:hAnsi="Arial" w:cs="Arial"/>
-          <w:b/>
-        </w:rPr>
-        <w:t>yyyy</w:t>
-      </w:r>
-      <w:proofErr w:type="spellEnd"/>
-      <w:r>
-        <w:rPr>
-          <w:rFonts w:ascii="Arial" w:eastAsia="Arial" w:hAnsi="Arial" w:cs="Arial"/>
-          <w:b/>
-        </w:rPr>
-        <w:t>’, ‘</w:t>
-      </w:r>
-      <w:proofErr w:type="spellStart"/>
-      <w:r>
-        <w:rPr>
-          <w:rFonts w:ascii="Arial" w:eastAsia="Arial" w:hAnsi="Arial" w:cs="Arial"/>
-          <w:b/>
-        </w:rPr>
-        <w:t>yyyy</w:t>
-      </w:r>
-      <w:proofErr w:type="spellEnd"/>
-      <w:r>
-        <w:rPr>
-          <w:rFonts w:ascii="Arial" w:eastAsia="Arial" w:hAnsi="Arial" w:cs="Arial"/>
-          <w:b/>
-        </w:rPr>
-        <w:t>-MM-dd’)}</w:t>
-      </w:r>
-      <w:r>
-        <w:rPr>
-          <w:rFonts w:ascii="Arial" w:hAnsi="Arial" w:cs="Arial"/>
-          <w:b/>
-          <w:bCs/>
-        </w:rPr>
-        <w:t xml:space="preserve">&gt;&gt; </w:t>
-      </w:r>
-      <w:r>
-        <w:rPr>
-          <w:rFonts w:ascii="Arial" w:hAnsi="Arial" w:cs="Arial"/>
-        </w:rPr>
-        <w:t>&lt;&lt;</w:t>
-      </w:r>
-      <w:r>
-        <w:rPr>
-          <w:rFonts w:ascii="Arial" w:hAnsi="Arial" w:cs="Arial"/>
-          <w:lang w:val="en-US"/>
-        </w:rPr>
-        <w:t xml:space="preserve"> </w:t>
-      </w:r>
-      <w:r>
-        <w:rPr>
-          <w:rFonts w:ascii="Arial" w:hAnsi="Arial" w:cs="Arial"/>
-          <w:lang w:val="en-US"/>
-        </w:rPr>
-        <w:t>sdoR2FastTrackCreditHire</w:t>
-      </w:r>
-      <w:r>
-        <w:rPr>
-          <w:rFonts w:ascii="Arial" w:hAnsi="Arial" w:cs="Arial"/>
-          <w:lang w:val="en-US"/>
-        </w:rPr>
-        <w:t>.input7</w:t>
-      </w:r>
-      <w:r>
-        <w:rPr>
-          <w:rFonts w:ascii="Arial" w:hAnsi="Arial" w:cs="Arial"/>
-        </w:rPr>
-        <w:t xml:space="preserve">&gt;&gt; </w:t>
-      </w:r>
-      <w:r>
-        <w:rPr>
-          <w:rFonts w:ascii="Arial" w:hAnsi="Arial" w:cs="Arial"/>
-          <w:b/>
-          <w:bCs/>
-        </w:rPr>
-        <w:t>&lt;&lt;</w:t>
-      </w:r>
-      <w:r>
-        <w:rPr>
-          <w:rFonts w:ascii="Arial" w:eastAsia="Arial" w:hAnsi="Arial" w:cs="Arial"/>
-          <w:b/>
-          <w:bCs/>
-        </w:rPr>
-        <w:t>{</w:t>
-      </w:r>
-      <w:proofErr w:type="spellStart"/>
-      <w:r>
-        <w:rPr>
-          <w:rFonts w:ascii="Arial" w:eastAsia="Arial" w:hAnsi="Arial" w:cs="Arial"/>
-          <w:b/>
-          <w:bCs/>
-        </w:rPr>
-        <w:t>dateFormat</w:t>
-      </w:r>
-      <w:proofErr w:type="spellEnd"/>
-      <w:r>
-        <w:rPr>
-          <w:rFonts w:ascii="Arial" w:eastAsia="Arial" w:hAnsi="Arial" w:cs="Arial"/>
-          <w:b/>
-          <w:bCs/>
-        </w:rPr>
-        <w:t>(</w:t>
-      </w:r>
-      <w:r>
-        <w:rPr>
-          <w:rFonts w:ascii="Arial" w:hAnsi="Arial" w:cs="Arial"/>
-          <w:b/>
-          <w:bCs/>
-          <w:lang w:val="en-US"/>
-        </w:rPr>
-        <w:t>sdoR2FastTrackCreditHire.date4</w:t>
-      </w:r>
-      <w:r>
-        <w:rPr>
-          <w:rFonts w:ascii="Arial" w:eastAsia="Arial" w:hAnsi="Arial" w:cs="Arial"/>
-          <w:b/>
-          <w:bCs/>
-        </w:rPr>
-        <w:t xml:space="preserve">, ‘dd MMMM </w:t>
-      </w:r>
-      <w:proofErr w:type="spellStart"/>
-      <w:r>
-        <w:rPr>
-          <w:rFonts w:ascii="Arial" w:eastAsia="Arial" w:hAnsi="Arial" w:cs="Arial"/>
-          <w:b/>
-          <w:bCs/>
-        </w:rPr>
-        <w:t>yyyy</w:t>
-      </w:r>
-      <w:proofErr w:type="spellEnd"/>
-      <w:r>
-        <w:rPr>
-          <w:rFonts w:ascii="Arial" w:eastAsia="Arial" w:hAnsi="Arial" w:cs="Arial"/>
-          <w:b/>
-          <w:bCs/>
-        </w:rPr>
-        <w:t>’, ‘</w:t>
-      </w:r>
-      <w:proofErr w:type="spellStart"/>
-      <w:r>
-        <w:rPr>
-          <w:rFonts w:ascii="Arial" w:eastAsia="Arial" w:hAnsi="Arial" w:cs="Arial"/>
-          <w:b/>
-          <w:bCs/>
-        </w:rPr>
-        <w:t>yyyy</w:t>
-      </w:r>
-      <w:proofErr w:type="spellEnd"/>
-      <w:r>
-        <w:rPr>
-          <w:rFonts w:ascii="Arial" w:eastAsia="Arial" w:hAnsi="Arial" w:cs="Arial"/>
-          <w:b/>
-          <w:bCs/>
-        </w:rPr>
-        <w:t>-MM-dd’)}</w:t>
+          <w:bCs/>
+        </w:rPr>
+        <w:t>, ‘dd MMMM yyyy’, ‘yyyy-MM-dd’)}</w:t>
       </w:r>
       <w:r>
         <w:rPr>
@@ -6984,21 +5573,12 @@
         </w:rPr>
         <w:t>&lt;&lt;cs_{</w:t>
       </w:r>
-      <w:proofErr w:type="spellStart"/>
-      <w:r>
-        <w:rPr>
-          <w:rFonts w:ascii="Arial" w:hAnsi="Arial" w:cs="Arial"/>
-          <w:lang w:val="en-US"/>
-        </w:rPr>
-        <w:t>hasEmployersLiability</w:t>
-      </w:r>
-      <w:proofErr w:type="spellEnd"/>
-      <w:r>
-        <w:rPr>
-          <w:rFonts w:ascii="Arial" w:hAnsi="Arial" w:cs="Arial"/>
-          <w:lang w:val="en-US"/>
-        </w:rPr>
-        <w:t>=true</w:t>
+      <w:r>
+        <w:rPr>
+          <w:rFonts w:ascii="Arial" w:hAnsi="Arial" w:cs="Arial"/>
+          <w:lang w:val="en-US"/>
+        </w:rPr>
+        <w:t>hasEmployersLiability=true</w:t>
       </w:r>
       <w:r>
         <w:rPr>
@@ -7073,21 +5653,12 @@
         </w:rPr>
         <w:t>&lt;&lt;cs_{</w:t>
       </w:r>
-      <w:proofErr w:type="spellStart"/>
-      <w:r>
-        <w:rPr>
-          <w:rFonts w:ascii="Arial" w:hAnsi="Arial" w:cs="Arial"/>
-          <w:lang w:val="en-US"/>
-        </w:rPr>
-        <w:t>hasHousingDisrepair</w:t>
-      </w:r>
-      <w:proofErr w:type="spellEnd"/>
-      <w:r>
-        <w:rPr>
-          <w:rFonts w:ascii="Arial" w:hAnsi="Arial" w:cs="Arial"/>
-          <w:lang w:val="en-US"/>
-        </w:rPr>
-        <w:t>=true</w:t>
+      <w:r>
+        <w:rPr>
+          <w:rFonts w:ascii="Arial" w:hAnsi="Arial" w:cs="Arial"/>
+          <w:lang w:val="en-US"/>
+        </w:rPr>
+        <w:t>hasHousingDisrepair=true</w:t>
       </w:r>
       <w:r>
         <w:rPr>
@@ -7238,83 +5809,35 @@
           <w:rFonts w:ascii="Arial" w:eastAsia="Arial" w:hAnsi="Arial" w:cs="Arial"/>
           <w:bCs/>
         </w:rPr>
-        <w:t>{</w:t>
-      </w:r>
-      <w:proofErr w:type="spellStart"/>
+        <w:t>{dateFormat(</w:t>
+      </w:r>
+      <w:r>
+        <w:rPr>
+          <w:rFonts w:ascii="Arial" w:hAnsi="Arial" w:cs="Arial"/>
+          <w:lang w:val="en-US"/>
+        </w:rPr>
+        <w:t>fastTrackHousingDisrepair</w:t>
+      </w:r>
+      <w:r>
+        <w:rPr>
+          <w:rFonts w:ascii="Arial" w:hAnsi="Arial" w:cs="Arial"/>
+          <w:lang w:val="en-US"/>
+        </w:rPr>
+        <w:t>.</w:t>
+      </w:r>
+      <w:r>
+        <w:rPr>
+          <w:rFonts w:ascii="Arial" w:hAnsi="Arial" w:cs="Arial"/>
+          <w:lang w:val="en-US"/>
+        </w:rPr>
+        <w:t>date1</w:t>
+      </w:r>
       <w:r>
         <w:rPr>
           <w:rFonts w:ascii="Arial" w:eastAsia="Arial" w:hAnsi="Arial" w:cs="Arial"/>
           <w:bCs/>
         </w:rPr>
-        <w:t>dateFormat</w:t>
-      </w:r>
-      <w:proofErr w:type="spellEnd"/>
-      <w:r>
-        <w:rPr>
-          <w:rFonts w:ascii="Arial" w:eastAsia="Arial" w:hAnsi="Arial" w:cs="Arial"/>
-          <w:bCs/>
-        </w:rPr>
-        <w:t>(</w:t>
-      </w:r>
-      <w:r>
-        <w:rPr>
-          <w:rFonts w:ascii="Arial" w:hAnsi="Arial" w:cs="Arial"/>
-          <w:lang w:val="en-US"/>
-        </w:rPr>
-        <w:t>fastTrackHousingDisrepair</w:t>
-      </w:r>
-      <w:r>
-        <w:rPr>
-          <w:rFonts w:ascii="Arial" w:hAnsi="Arial" w:cs="Arial"/>
-          <w:lang w:val="en-US"/>
-        </w:rPr>
-        <w:t>.</w:t>
-      </w:r>
-      <w:r>
-        <w:rPr>
-          <w:rFonts w:ascii="Arial" w:hAnsi="Arial" w:cs="Arial"/>
-          <w:lang w:val="en-US"/>
-        </w:rPr>
-        <w:t>date1</w:t>
-      </w:r>
-      <w:r>
-        <w:rPr>
-          <w:rFonts w:ascii="Arial" w:eastAsia="Arial" w:hAnsi="Arial" w:cs="Arial"/>
-          <w:bCs/>
-        </w:rPr>
-        <w:t xml:space="preserve">, ‘dd MMMM </w:t>
-      </w:r>
-      <w:proofErr w:type="spellStart"/>
-      <w:r>
-        <w:rPr>
-          <w:rFonts w:ascii="Arial" w:eastAsia="Arial" w:hAnsi="Arial" w:cs="Arial"/>
-          <w:bCs/>
-        </w:rPr>
-        <w:t>yyyy</w:t>
-      </w:r>
-      <w:proofErr w:type="spellEnd"/>
-      <w:r>
-        <w:rPr>
-          <w:rFonts w:ascii="Arial" w:eastAsia="Arial" w:hAnsi="Arial" w:cs="Arial"/>
-          <w:bCs/>
-        </w:rPr>
-        <w:t>’, ‘</w:t>
-      </w:r>
-      <w:proofErr w:type="spellStart"/>
-      <w:r>
-        <w:rPr>
-          <w:rFonts w:ascii="Arial" w:eastAsia="Arial" w:hAnsi="Arial" w:cs="Arial"/>
-          <w:bCs/>
-        </w:rPr>
-        <w:t>yyyy</w:t>
-      </w:r>
-      <w:proofErr w:type="spellEnd"/>
-      <w:r>
-        <w:rPr>
-          <w:rFonts w:ascii="Arial" w:eastAsia="Arial" w:hAnsi="Arial" w:cs="Arial"/>
-          <w:bCs/>
-        </w:rPr>
-        <w:t>-MM-dd’</w:t>
+        <w:t>, ‘dd MMMM yyyy’, ‘yyyy-MM-dd’</w:t>
       </w:r>
       <w:r>
         <w:rPr>
@@ -7395,119 +5918,71 @@
           <w:rFonts w:ascii="Arial" w:eastAsia="Arial" w:hAnsi="Arial" w:cs="Arial"/>
           <w:bCs/>
         </w:rPr>
-        <w:t>{</w:t>
-      </w:r>
-      <w:proofErr w:type="spellStart"/>
+        <w:t>{dateFormat(</w:t>
+      </w:r>
+      <w:r>
+        <w:rPr>
+          <w:rFonts w:ascii="Arial" w:hAnsi="Arial" w:cs="Arial"/>
+          <w:lang w:val="en-US"/>
+        </w:rPr>
+        <w:t>fastTrackHousingDisrepair</w:t>
+      </w:r>
+      <w:r>
+        <w:rPr>
+          <w:rFonts w:ascii="Arial" w:hAnsi="Arial" w:cs="Arial"/>
+          <w:lang w:val="en-US"/>
+        </w:rPr>
+        <w:t>.</w:t>
+      </w:r>
+      <w:r>
+        <w:rPr>
+          <w:rFonts w:ascii="Arial" w:hAnsi="Arial" w:cs="Arial"/>
+          <w:lang w:val="en-US"/>
+        </w:rPr>
+        <w:t>date</w:t>
+      </w:r>
+      <w:r>
+        <w:rPr>
+          <w:rFonts w:ascii="Arial" w:hAnsi="Arial" w:cs="Arial"/>
+          <w:lang w:val="en-US"/>
+        </w:rPr>
+        <w:t>2</w:t>
+      </w:r>
       <w:r>
         <w:rPr>
           <w:rFonts w:ascii="Arial" w:eastAsia="Arial" w:hAnsi="Arial" w:cs="Arial"/>
           <w:bCs/>
         </w:rPr>
-        <w:t>dateFormat</w:t>
-      </w:r>
-      <w:proofErr w:type="spellEnd"/>
+        <w:t>, ‘dd MMMM yyyy’, ‘yyyy-MM-dd’</w:t>
+      </w:r>
       <w:r>
         <w:rPr>
           <w:rFonts w:ascii="Arial" w:eastAsia="Arial" w:hAnsi="Arial" w:cs="Arial"/>
           <w:bCs/>
         </w:rPr>
-        <w:t>(</w:t>
-      </w:r>
-      <w:r>
-        <w:rPr>
-          <w:rFonts w:ascii="Arial" w:hAnsi="Arial" w:cs="Arial"/>
-          <w:lang w:val="en-US"/>
-        </w:rPr>
-        <w:t>fastTrackHousingDisrepair</w:t>
-      </w:r>
-      <w:r>
-        <w:rPr>
-          <w:rFonts w:ascii="Arial" w:hAnsi="Arial" w:cs="Arial"/>
-          <w:lang w:val="en-US"/>
+        <w:t>)</w:t>
+      </w:r>
+      <w:r>
+        <w:rPr>
+          <w:rFonts w:ascii="Arial" w:eastAsia="Arial" w:hAnsi="Arial" w:cs="Arial"/>
+          <w:bCs/>
+        </w:rPr>
+        <w:t>}</w:t>
+      </w:r>
+      <w:r>
+        <w:rPr>
+          <w:rFonts w:ascii="Arial" w:hAnsi="Arial" w:cs="Arial"/>
+          <w:b/>
+          <w:bCs/>
+        </w:rPr>
+        <w:t>&gt;&gt;</w:t>
+      </w:r>
+      <w:r>
+        <w:rPr>
+          <w:rFonts w:ascii="Arial" w:hAnsi="Arial" w:cs="Arial"/>
         </w:rPr>
         <w:t>.</w:t>
       </w:r>
-      <w:r>
-        <w:rPr>
-          <w:rFonts w:ascii="Arial" w:hAnsi="Arial" w:cs="Arial"/>
-          <w:lang w:val="en-US"/>
-        </w:rPr>
-        <w:t>date</w:t>
-      </w:r>
-      <w:r>
-        <w:rPr>
-          <w:rFonts w:ascii="Arial" w:hAnsi="Arial" w:cs="Arial"/>
-          <w:lang w:val="en-US"/>
-        </w:rPr>
-        <w:t>2</w:t>
-      </w:r>
-      <w:r>
-        <w:rPr>
-          <w:rFonts w:ascii="Arial" w:eastAsia="Arial" w:hAnsi="Arial" w:cs="Arial"/>
-          <w:bCs/>
-        </w:rPr>
-        <w:t xml:space="preserve">, ‘dd MMMM </w:t>
-      </w:r>
-      <w:proofErr w:type="spellStart"/>
-      <w:r>
-        <w:rPr>
-          <w:rFonts w:ascii="Arial" w:eastAsia="Arial" w:hAnsi="Arial" w:cs="Arial"/>
-          <w:bCs/>
-        </w:rPr>
-        <w:t>yyyy</w:t>
-      </w:r>
-      <w:proofErr w:type="spellEnd"/>
-      <w:r>
-        <w:rPr>
-          <w:rFonts w:ascii="Arial" w:eastAsia="Arial" w:hAnsi="Arial" w:cs="Arial"/>
-          <w:bCs/>
-        </w:rPr>
-        <w:t>’, ‘</w:t>
-      </w:r>
-      <w:proofErr w:type="spellStart"/>
-      <w:r>
-        <w:rPr>
-          <w:rFonts w:ascii="Arial" w:eastAsia="Arial" w:hAnsi="Arial" w:cs="Arial"/>
-          <w:bCs/>
-        </w:rPr>
-        <w:t>yyyy</w:t>
-      </w:r>
-      <w:proofErr w:type="spellEnd"/>
-      <w:r>
-        <w:rPr>
-          <w:rFonts w:ascii="Arial" w:eastAsia="Arial" w:hAnsi="Arial" w:cs="Arial"/>
-          <w:bCs/>
-        </w:rPr>
-        <w:t>-MM-dd’</w:t>
-      </w:r>
-      <w:r>
-        <w:rPr>
-          <w:rFonts w:ascii="Arial" w:eastAsia="Arial" w:hAnsi="Arial" w:cs="Arial"/>
-          <w:bCs/>
-        </w:rPr>
-        <w:t>)</w:t>
-      </w:r>
-      <w:r>
-        <w:rPr>
-          <w:rFonts w:ascii="Arial" w:eastAsia="Arial" w:hAnsi="Arial" w:cs="Arial"/>
-          <w:bCs/>
-        </w:rPr>
-        <w:t>}</w:t>
-      </w:r>
-      <w:r>
-        <w:rPr>
-          <w:rFonts w:ascii="Arial" w:hAnsi="Arial" w:cs="Arial"/>
-          <w:b/>
-          <w:bCs/>
-        </w:rPr>
-        <w:t>&gt;&gt;</w:t>
-      </w:r>
-      <w:r>
-        <w:rPr>
-          <w:rFonts w:ascii="Arial" w:hAnsi="Arial" w:cs="Arial"/>
-        </w:rPr>
-        <w:t>.</w:t>
-      </w:r>
     </w:p>
     <w:p>
       <w:pPr>
@@ -7538,19 +6013,11 @@
         </w:rPr>
         <w:t>&lt;&lt;cs_{</w:t>
       </w:r>
-      <w:proofErr w:type="spellStart"/>
-      <w:r>
-        <w:rPr>
-          <w:rFonts w:ascii="Arial" w:hAnsi="Arial" w:cs="Arial"/>
-        </w:rPr>
-        <w:t>hasPersonalInjury</w:t>
-      </w:r>
-      <w:proofErr w:type="spellEnd"/>
-      <w:r>
-        <w:rPr>
-          <w:rFonts w:ascii="Arial" w:hAnsi="Arial" w:cs="Arial"/>
-        </w:rPr>
-        <w:t>=true</w:t>
+      <w:r>
+        <w:rPr>
+          <w:rFonts w:ascii="Arial" w:hAnsi="Arial" w:cs="Arial"/>
+        </w:rPr>
+        <w:t>hasPersonalInjury=true</w:t>
       </w:r>
       <w:r>
         <w:rPr>
@@ -7639,126 +6106,36 @@
           <w:bCs/>
           <w:lang w:val="es-ES"/>
         </w:rPr>
-        <w:t>{</w:t>
-      </w:r>
-      <w:proofErr w:type="spellStart"/>
+        <w:t>{dateFormat(</w:t>
+      </w:r>
+      <w:r>
+        <w:rPr>
+          <w:rFonts w:ascii="Arial" w:hAnsi="Arial" w:cs="Arial"/>
+          <w:lang w:val="es-ES"/>
+        </w:rPr>
+        <w:t>fastTrackPersonalInjury</w:t>
+      </w:r>
+      <w:r>
+        <w:rPr>
+          <w:rFonts w:ascii="Arial" w:hAnsi="Arial" w:cs="Arial"/>
+          <w:lang w:val="es-ES"/>
+        </w:rPr>
+        <w:t>.date</w:t>
+      </w:r>
+      <w:r>
+        <w:rPr>
+          <w:rFonts w:ascii="Arial" w:hAnsi="Arial" w:cs="Arial"/>
+          <w:lang w:val="es-ES"/>
+        </w:rPr>
+        <w:t>2</w:t>
+      </w:r>
       <w:r>
         <w:rPr>
           <w:rFonts w:ascii="Arial" w:eastAsia="Arial" w:hAnsi="Arial" w:cs="Arial"/>
           <w:bCs/>
           <w:lang w:val="es-ES"/>
         </w:rPr>
-        <w:t>dateFormat</w:t>
-      </w:r>
-      <w:proofErr w:type="spellEnd"/>
-      <w:r>
-        <w:rPr>
-          <w:rFonts w:ascii="Arial" w:eastAsia="Arial" w:hAnsi="Arial" w:cs="Arial"/>
-          <w:bCs/>
-          <w:lang w:val="es-ES"/>
-        </w:rPr>
-        <w:t>(</w:t>
-      </w:r>
-      <w:r>
-        <w:rPr>
-          <w:rFonts w:ascii="Arial" w:hAnsi="Arial" w:cs="Arial"/>
-          <w:lang w:val="es-ES"/>
-        </w:rPr>
-        <w:t>fastTrackPersonalInjury</w:t>
-      </w:r>
-      <w:r>
-        <w:rPr>
-          <w:rFonts w:ascii="Arial" w:hAnsi="Arial" w:cs="Arial"/>
-          <w:lang w:val="es-ES"/>
-        </w:rPr>
-        <w:t>.date</w:t>
-      </w:r>
-      <w:r>
-        <w:rPr>
-          <w:rFonts w:ascii="Arial" w:hAnsi="Arial" w:cs="Arial"/>
-          <w:lang w:val="es-ES"/>
-        </w:rPr>
-        <w:t>2</w:t>
-      </w:r>
-      <w:r>
-        <w:rPr>
-          <w:rFonts w:ascii="Arial" w:eastAsia="Arial" w:hAnsi="Arial" w:cs="Arial"/>
-          <w:bCs/>
-          <w:lang w:val="es-ES"/>
-        </w:rPr>
-        <w:t>, ‘</w:t>
-      </w:r>
-      <w:proofErr w:type="spellStart"/>
-      <w:r>
-        <w:rPr>
-          <w:rFonts w:ascii="Arial" w:eastAsia="Arial" w:hAnsi="Arial" w:cs="Arial"/>
-          <w:bCs/>
-          <w:lang w:val="es-ES"/>
-        </w:rPr>
-        <w:t>dd</w:t>
-      </w:r>
-      <w:proofErr w:type="spellEnd"/>
-      <w:r>
-        <w:rPr>
-          <w:rFonts w:ascii="Arial" w:eastAsia="Arial" w:hAnsi="Arial" w:cs="Arial"/>
-          <w:bCs/>
-          <w:lang w:val="es-ES"/>
-        </w:rPr>
-        <w:t xml:space="preserve"> MMMM </w:t>
-      </w:r>
-      <w:proofErr w:type="spellStart"/>
-      <w:r>
-        <w:rPr>
-          <w:rFonts w:ascii="Arial" w:eastAsia="Arial" w:hAnsi="Arial" w:cs="Arial"/>
-          <w:bCs/>
-          <w:lang w:val="es-ES"/>
-        </w:rPr>
-        <w:t>yyyy</w:t>
-      </w:r>
-      <w:proofErr w:type="spellEnd"/>
-      <w:r>
-        <w:rPr>
-          <w:rFonts w:ascii="Arial" w:eastAsia="Arial" w:hAnsi="Arial" w:cs="Arial"/>
-          <w:bCs/>
-          <w:lang w:val="es-ES"/>
-        </w:rPr>
-        <w:t>’, ‘</w:t>
-      </w:r>
-      <w:proofErr w:type="spellStart"/>
-      <w:r>
-        <w:rPr>
-          <w:rFonts w:ascii="Arial" w:eastAsia="Arial" w:hAnsi="Arial" w:cs="Arial"/>
-          <w:bCs/>
-          <w:lang w:val="es-ES"/>
-        </w:rPr>
-        <w:t>yyyy</w:t>
-      </w:r>
-      <w:proofErr w:type="spellEnd"/>
-      <w:r>
-        <w:rPr>
-          <w:rFonts w:ascii="Arial" w:eastAsia="Arial" w:hAnsi="Arial" w:cs="Arial"/>
-          <w:bCs/>
-          <w:lang w:val="es-ES"/>
-        </w:rPr>
-        <w:t>-MM-</w:t>
-      </w:r>
-      <w:proofErr w:type="spellStart"/>
-      <w:r>
-        <w:rPr>
-          <w:rFonts w:ascii="Arial" w:eastAsia="Arial" w:hAnsi="Arial" w:cs="Arial"/>
-          <w:bCs/>
-          <w:lang w:val="es-ES"/>
-        </w:rPr>
-        <w:t>dd</w:t>
-      </w:r>
-      <w:proofErr w:type="spellEnd"/>
-      <w:r>
-        <w:rPr>
-          <w:rFonts w:ascii="Arial" w:eastAsia="Arial" w:hAnsi="Arial" w:cs="Arial"/>
-          <w:bCs/>
-          <w:lang w:val="es-ES"/>
-        </w:rPr>
-        <w:t>’)}</w:t>
+        <w:t>, ‘dd MMMM yyyy’, ‘yyyy-MM-dd’)}</w:t>
       </w:r>
       <w:r>
         <w:rPr>
@@ -7811,25 +6188,69 @@
           <w:bCs/>
           <w:lang w:val="es-ES"/>
         </w:rPr>
-        <w:t>{</w:t>
-      </w:r>
-      <w:proofErr w:type="spellStart"/>
+        <w:t>{dateFormat(</w:t>
+      </w:r>
+      <w:r>
+        <w:rPr>
+          <w:rFonts w:ascii="Arial" w:hAnsi="Arial" w:cs="Arial"/>
+          <w:lang w:val="es-ES"/>
+        </w:rPr>
+        <w:t>fastTrackPersonalInjury</w:t>
+      </w:r>
+      <w:r>
+        <w:rPr>
+          <w:rFonts w:ascii="Arial" w:hAnsi="Arial" w:cs="Arial"/>
+          <w:lang w:val="es-ES"/>
+        </w:rPr>
+        <w:t>.date</w:t>
+      </w:r>
+      <w:r>
+        <w:rPr>
+          <w:rFonts w:ascii="Arial" w:hAnsi="Arial" w:cs="Arial"/>
+          <w:lang w:val="es-ES"/>
+        </w:rPr>
+        <w:t>3</w:t>
+      </w:r>
       <w:r>
         <w:rPr>
           <w:rFonts w:ascii="Arial" w:eastAsia="Arial" w:hAnsi="Arial" w:cs="Arial"/>
           <w:bCs/>
           <w:lang w:val="es-ES"/>
         </w:rPr>
-        <w:t>dateFormat</w:t>
-      </w:r>
-      <w:proofErr w:type="spellEnd"/>
+        <w:t>, ‘dd MMMM yyyy’, ‘yyyy-MM-dd’)}</w:t>
+      </w:r>
+      <w:r>
+        <w:rPr>
+          <w:rFonts w:ascii="Arial" w:hAnsi="Arial" w:cs="Arial"/>
+          <w:b/>
+          <w:bCs/>
+          <w:lang w:val="es-ES"/>
+        </w:rPr>
+        <w:t>&gt;&gt;</w:t>
+      </w:r>
+      <w:r>
+        <w:rPr>
+          <w:rFonts w:ascii="Arial" w:hAnsi="Arial" w:cs="Arial"/>
+          <w:lang w:val="es-ES"/>
+        </w:rPr>
+        <w:t xml:space="preserve"> &lt;&lt;fastTrackPersonalInjury.input4&gt;&gt; </w:t>
+      </w:r>
+      <w:r>
+        <w:rPr>
+          <w:rFonts w:ascii="Arial" w:hAnsi="Arial" w:cs="Arial"/>
+          <w:b/>
+          <w:bCs/>
+          <w:lang w:val="es-ES"/>
+        </w:rPr>
+        <w:t>&lt;&lt;</w:t>
+      </w:r>
       <w:r>
         <w:rPr>
           <w:rFonts w:ascii="Arial" w:eastAsia="Arial" w:hAnsi="Arial" w:cs="Arial"/>
           <w:bCs/>
           <w:lang w:val="es-ES"/>
         </w:rPr>
-        <w:t>(</w:t>
+        <w:t>{dateFormat(</w:t>
       </w:r>
       <w:r>
         <w:rPr>
@@ -7850,7 +6271,7 @@
           <w:rFonts w:ascii="Arial" w:hAnsi="Arial" w:cs="Arial"/>
           <w:lang w:val="es-ES"/>
         </w:rPr>
-        <w:t>3</w:t>
+        <w:t>4</w:t>
       </w:r>
       <w:r>
         <w:rPr>
@@ -7858,246 +6279,22 @@
           <w:bCs/>
           <w:lang w:val="es-ES"/>
         </w:rPr>
-        <w:t>, ‘</w:t>
-      </w:r>
-      <w:proofErr w:type="spellStart"/>
-      <w:r>
-        <w:rPr>
-          <w:rFonts w:ascii="Arial" w:eastAsia="Arial" w:hAnsi="Arial" w:cs="Arial"/>
+        <w:t>, ‘dd MMMM yyyy’, ‘yyyy-MM-dd’)}</w:t>
+      </w:r>
+      <w:r>
+        <w:rPr>
+          <w:rFonts w:ascii="Arial" w:hAnsi="Arial" w:cs="Arial"/>
+          <w:b/>
           <w:bCs/>
           <w:lang w:val="es-ES"/>
         </w:rPr>
-        <w:t>dd</w:t>
-      </w:r>
-      <w:proofErr w:type="spellEnd"/>
-      <w:r>
-        <w:rPr>
-          <w:rFonts w:ascii="Arial" w:eastAsia="Arial" w:hAnsi="Arial" w:cs="Arial"/>
-          <w:bCs/>
+        <w:t>&gt;&gt;</w:t>
+      </w:r>
+      <w:r>
+        <w:rPr>
+          <w:rFonts w:ascii="Arial" w:hAnsi="Arial" w:cs="Arial"/>
           <w:lang w:val="es-ES"/>
         </w:rPr>
-        <w:t xml:space="preserve"> MMMM </w:t>
-      </w:r>
-      <w:proofErr w:type="spellStart"/>
-      <w:r>
-        <w:rPr>
-          <w:rFonts w:ascii="Arial" w:eastAsia="Arial" w:hAnsi="Arial" w:cs="Arial"/>
-          <w:bCs/>
-          <w:lang w:val="es-ES"/>
-        </w:rPr>
-        <w:t>yyyy</w:t>
-      </w:r>
-      <w:proofErr w:type="spellEnd"/>
-      <w:r>
-        <w:rPr>
-          <w:rFonts w:ascii="Arial" w:eastAsia="Arial" w:hAnsi="Arial" w:cs="Arial"/>
-          <w:bCs/>
-          <w:lang w:val="es-ES"/>
-        </w:rPr>
-        <w:t>’, ‘</w:t>
-      </w:r>
-      <w:proofErr w:type="spellStart"/>
-      <w:r>
-        <w:rPr>
-          <w:rFonts w:ascii="Arial" w:eastAsia="Arial" w:hAnsi="Arial" w:cs="Arial"/>
-          <w:bCs/>
-          <w:lang w:val="es-ES"/>
-        </w:rPr>
-        <w:t>yyyy</w:t>
-      </w:r>
-      <w:proofErr w:type="spellEnd"/>
-      <w:r>
-        <w:rPr>
-          <w:rFonts w:ascii="Arial" w:eastAsia="Arial" w:hAnsi="Arial" w:cs="Arial"/>
-          <w:bCs/>
-          <w:lang w:val="es-ES"/>
-        </w:rPr>
-        <w:t>-MM-</w:t>
-      </w:r>
-      <w:proofErr w:type="spellStart"/>
-      <w:r>
-        <w:rPr>
-          <w:rFonts w:ascii="Arial" w:eastAsia="Arial" w:hAnsi="Arial" w:cs="Arial"/>
-          <w:bCs/>
-          <w:lang w:val="es-ES"/>
-        </w:rPr>
-        <w:t>dd</w:t>
-      </w:r>
-      <w:proofErr w:type="spellEnd"/>
-      <w:r>
-        <w:rPr>
-          <w:rFonts w:ascii="Arial" w:eastAsia="Arial" w:hAnsi="Arial" w:cs="Arial"/>
-          <w:bCs/>
-          <w:lang w:val="es-ES"/>
-        </w:rPr>
-        <w:t>’)}</w:t>
-      </w:r>
-      <w:r>
-        <w:rPr>
-          <w:rFonts w:ascii="Arial" w:hAnsi="Arial" w:cs="Arial"/>
-          <w:b/>
-          <w:bCs/>
-          <w:lang w:val="es-ES"/>
-        </w:rPr>
-        <w:t>&gt;&gt;</w:t>
-      </w:r>
-      <w:r>
-        <w:rPr>
-          <w:rFonts w:ascii="Arial" w:hAnsi="Arial" w:cs="Arial"/>
-          <w:lang w:val="es-ES"/>
-        </w:rPr>
-        <w:t xml:space="preserve"> &lt;&lt;fastTrackPersonalInjury.input4&gt;&gt; </w:t>
-      </w:r>
-      <w:r>
-        <w:rPr>
-          <w:rFonts w:ascii="Arial" w:hAnsi="Arial" w:cs="Arial"/>
-          <w:b/>
-          <w:bCs/>
-          <w:lang w:val="es-ES"/>
-        </w:rPr>
-        <w:t>&lt;&lt;</w:t>
-      </w:r>
-      <w:r>
-        <w:rPr>
-          <w:rFonts w:ascii="Arial" w:eastAsia="Arial" w:hAnsi="Arial" w:cs="Arial"/>
-          <w:bCs/>
-          <w:lang w:val="es-ES"/>
-        </w:rPr>
-        <w:t>{</w:t>
-      </w:r>
-      <w:proofErr w:type="spellStart"/>
-      <w:r>
-        <w:rPr>
-          <w:rFonts w:ascii="Arial" w:eastAsia="Arial" w:hAnsi="Arial" w:cs="Arial"/>
-          <w:bCs/>
-          <w:lang w:val="es-ES"/>
-        </w:rPr>
-        <w:t>dateFormat</w:t>
-      </w:r>
-      <w:proofErr w:type="spellEnd"/>
-      <w:r>
-        <w:rPr>
-          <w:rFonts w:ascii="Arial" w:eastAsia="Arial" w:hAnsi="Arial" w:cs="Arial"/>
-          <w:bCs/>
-          <w:lang w:val="es-ES"/>
-        </w:rPr>
-        <w:t>(</w:t>
-      </w:r>
-      <w:r>
-        <w:rPr>
-          <w:rFonts w:ascii="Arial" w:hAnsi="Arial" w:cs="Arial"/>
-          <w:lang w:val="es-ES"/>
-        </w:rPr>
-        <w:t>fastTrackPersonalInjury</w:t>
-      </w:r>
-      <w:r>
-        <w:rPr>
-          <w:rFonts w:ascii="Arial" w:hAnsi="Arial" w:cs="Arial"/>
-          <w:lang w:val="es-ES"/>
-        </w:rPr>
-        <w:t>.date</w:t>
-      </w:r>
-      <w:r>
-        <w:rPr>
-          <w:rFonts w:ascii="Arial" w:hAnsi="Arial" w:cs="Arial"/>
-          <w:lang w:val="es-ES"/>
-        </w:rPr>
-        <w:t>4</w:t>
-      </w:r>
-      <w:r>
-        <w:rPr>
-          <w:rFonts w:ascii="Arial" w:eastAsia="Arial" w:hAnsi="Arial" w:cs="Arial"/>
-          <w:bCs/>
-          <w:lang w:val="es-ES"/>
-        </w:rPr>
-        <w:t>, ‘</w:t>
-      </w:r>
-      <w:proofErr w:type="spellStart"/>
-      <w:r>
-        <w:rPr>
-          <w:rFonts w:ascii="Arial" w:eastAsia="Arial" w:hAnsi="Arial" w:cs="Arial"/>
-          <w:bCs/>
-          <w:lang w:val="es-ES"/>
-        </w:rPr>
-        <w:t>dd</w:t>
-      </w:r>
-      <w:proofErr w:type="spellEnd"/>
-      <w:r>
-        <w:rPr>
-          <w:rFonts w:ascii="Arial" w:eastAsia="Arial" w:hAnsi="Arial" w:cs="Arial"/>
-          <w:bCs/>
-          <w:lang w:val="es-ES"/>
-        </w:rPr>
-        <w:t xml:space="preserve"> MMMM </w:t>
-      </w:r>
-      <w:proofErr w:type="spellStart"/>
-      <w:r>
-        <w:rPr>
-          <w:rFonts w:ascii="Arial" w:eastAsia="Arial" w:hAnsi="Arial" w:cs="Arial"/>
-          <w:bCs/>
-          <w:lang w:val="es-ES"/>
-        </w:rPr>
-        <w:t>yyyy</w:t>
-      </w:r>
-      <w:proofErr w:type="spellEnd"/>
-      <w:r>
-        <w:rPr>
-          <w:rFonts w:ascii="Arial" w:eastAsia="Arial" w:hAnsi="Arial" w:cs="Arial"/>
-          <w:bCs/>
-          <w:lang w:val="es-ES"/>
-        </w:rPr>
-        <w:t>’, ‘</w:t>
-      </w:r>
-      <w:proofErr w:type="spellStart"/>
-      <w:r>
-        <w:rPr>
-          <w:rFonts w:ascii="Arial" w:eastAsia="Arial" w:hAnsi="Arial" w:cs="Arial"/>
-          <w:bCs/>
-          <w:lang w:val="es-ES"/>
-        </w:rPr>
-        <w:t>yyyy</w:t>
-      </w:r>
-      <w:proofErr w:type="spellEnd"/>
-      <w:r>
-        <w:rPr>
-          <w:rFonts w:ascii="Arial" w:eastAsia="Arial" w:hAnsi="Arial" w:cs="Arial"/>
-          <w:bCs/>
-          <w:lang w:val="es-ES"/>
-        </w:rPr>
-        <w:t>-MM-</w:t>
-      </w:r>
-      <w:proofErr w:type="spellStart"/>
-      <w:r>
-        <w:rPr>
-          <w:rFonts w:ascii="Arial" w:eastAsia="Arial" w:hAnsi="Arial" w:cs="Arial"/>
-          <w:bCs/>
-          <w:lang w:val="es-ES"/>
-        </w:rPr>
-        <w:t>dd</w:t>
-      </w:r>
-      <w:proofErr w:type="spellEnd"/>
-      <w:r>
-        <w:rPr>
-          <w:rFonts w:ascii="Arial" w:eastAsia="Arial" w:hAnsi="Arial" w:cs="Arial"/>
-          <w:bCs/>
-          <w:lang w:val="es-ES"/>
-        </w:rPr>
-        <w:t>’)}</w:t>
-      </w:r>
-      <w:r>
-        <w:rPr>
-          <w:rFonts w:ascii="Arial" w:hAnsi="Arial" w:cs="Arial"/>
-          <w:b/>
-          <w:bCs/>
-          <w:lang w:val="es-ES"/>
-        </w:rPr>
-        <w:t>&gt;&gt;</w:t>
-      </w:r>
-      <w:r>
-        <w:rPr>
-          <w:rFonts w:ascii="Arial" w:hAnsi="Arial" w:cs="Arial"/>
-          <w:lang w:val="es-ES"/>
-        </w:rPr>
         <w:t>.</w:t>
       </w:r>
     </w:p>
@@ -8130,21 +6327,12 @@
         </w:rPr>
         <w:t>&lt;&lt;cs_{</w:t>
       </w:r>
-      <w:proofErr w:type="spellStart"/>
-      <w:r>
-        <w:rPr>
-          <w:rFonts w:ascii="Arial" w:hAnsi="Arial" w:cs="Arial"/>
-          <w:lang w:val="en-US"/>
-        </w:rPr>
-        <w:t>hasRoadTrafficAccident</w:t>
-      </w:r>
-      <w:proofErr w:type="spellEnd"/>
-      <w:r>
-        <w:rPr>
-          <w:rFonts w:ascii="Arial" w:hAnsi="Arial" w:cs="Arial"/>
-          <w:lang w:val="en-US"/>
-        </w:rPr>
-        <w:t>=true</w:t>
+      <w:r>
+        <w:rPr>
+          <w:rFonts w:ascii="Arial" w:hAnsi="Arial" w:cs="Arial"/>
+          <w:lang w:val="en-US"/>
+        </w:rPr>
+        <w:t>hasRoadTrafficAccident=true</w:t>
       </w:r>
       <w:r>
         <w:rPr>
@@ -8186,7 +6374,6 @@
         </w:rPr>
         <w:t>&lt;&lt;</w:t>
       </w:r>
-      <w:proofErr w:type="spellStart"/>
       <w:r>
         <w:rPr>
           <w:rFonts w:ascii="Arial" w:hAnsi="Arial" w:cs="Arial"/>
@@ -8194,7 +6381,6 @@
         </w:rPr>
         <w:t>fastTrackRoadTrafficAccident.input</w:t>
       </w:r>
-      <w:proofErr w:type="spellEnd"/>
       <w:r>
         <w:rPr>
           <w:rFonts w:ascii="Arial" w:hAnsi="Arial" w:cs="Arial"/>
@@ -8220,91 +6406,41 @@
           <w:rFonts w:ascii="Arial" w:eastAsia="Arial" w:hAnsi="Arial" w:cs="Arial"/>
           <w:bCs/>
         </w:rPr>
-        <w:t>{</w:t>
-      </w:r>
-      <w:proofErr w:type="spellStart"/>
+        <w:t>{dateFormat(</w:t>
+      </w:r>
+      <w:r>
+        <w:rPr>
+          <w:rFonts w:ascii="Arial" w:hAnsi="Arial" w:cs="Arial"/>
+          <w:lang w:val="en-US"/>
+        </w:rPr>
+        <w:t>fastTrackRoadTrafficAccident.</w:t>
+      </w:r>
+      <w:r>
+        <w:rPr>
+          <w:rFonts w:ascii="Arial" w:hAnsi="Arial" w:cs="Arial"/>
+          <w:lang w:val="en-US"/>
+        </w:rPr>
+        <w:t>date</w:t>
+      </w:r>
       <w:r>
         <w:rPr>
           <w:rFonts w:ascii="Arial" w:eastAsia="Arial" w:hAnsi="Arial" w:cs="Arial"/>
           <w:bCs/>
         </w:rPr>
-        <w:t>dateFormat</w:t>
-      </w:r>
-      <w:proofErr w:type="spellEnd"/>
+        <w:t>, ‘dd MMMM yyyy’, ‘yyyy-MM-dd’</w:t>
+      </w:r>
       <w:r>
         <w:rPr>
           <w:rFonts w:ascii="Arial" w:eastAsia="Arial" w:hAnsi="Arial" w:cs="Arial"/>
           <w:bCs/>
         </w:rPr>
-        <w:t>(</w:t>
-      </w:r>
-      <w:proofErr w:type="spellStart"/>
-      <w:r>
-        <w:rPr>
-          <w:rFonts w:ascii="Arial" w:hAnsi="Arial" w:cs="Arial"/>
-          <w:lang w:val="en-US"/>
-        </w:rPr>
-        <w:t>fastTrackRoadTrafficAccident.</w:t>
-      </w:r>
-      <w:r>
-        <w:rPr>
-          <w:rFonts w:ascii="Arial" w:hAnsi="Arial" w:cs="Arial"/>
-          <w:lang w:val="en-US"/>
-        </w:rPr>
-        <w:t>date</w:t>
-      </w:r>
-      <w:proofErr w:type="spellEnd"/>
+        <w:t>)</w:t>
+      </w:r>
       <w:r>
         <w:rPr>
           <w:rFonts w:ascii="Arial" w:eastAsia="Arial" w:hAnsi="Arial" w:cs="Arial"/>
           <w:bCs/>
         </w:rPr>
-        <w:t xml:space="preserve">, ‘dd MMMM </w:t>
-      </w:r>
-      <w:proofErr w:type="spellStart"/>
-      <w:r>
-        <w:rPr>
-          <w:rFonts w:ascii="Arial" w:eastAsia="Arial" w:hAnsi="Arial" w:cs="Arial"/>
-          <w:bCs/>
-        </w:rPr>
-        <w:t>yyyy</w:t>
-      </w:r>
-      <w:proofErr w:type="spellEnd"/>
-      <w:r>
-        <w:rPr>
-          <w:rFonts w:ascii="Arial" w:eastAsia="Arial" w:hAnsi="Arial" w:cs="Arial"/>
-          <w:bCs/>
-        </w:rPr>
-        <w:t>’, ‘</w:t>
-      </w:r>
-      <w:proofErr w:type="spellStart"/>
-      <w:r>
-        <w:rPr>
-          <w:rFonts w:ascii="Arial" w:eastAsia="Arial" w:hAnsi="Arial" w:cs="Arial"/>
-          <w:bCs/>
-        </w:rPr>
-        <w:t>yyyy</w:t>
-      </w:r>
-      <w:proofErr w:type="spellEnd"/>
-      <w:r>
-        <w:rPr>
-          <w:rFonts w:ascii="Arial" w:eastAsia="Arial" w:hAnsi="Arial" w:cs="Arial"/>
-          <w:bCs/>
-        </w:rPr>
-        <w:t>-MM-dd’</w:t>
-      </w:r>
-      <w:r>
-        <w:rPr>
-          <w:rFonts w:ascii="Arial" w:eastAsia="Arial" w:hAnsi="Arial" w:cs="Arial"/>
-          <w:bCs/>
-        </w:rPr>
-        <w:t>)</w:t>
-      </w:r>
-      <w:r>
-        <w:rPr>
-          <w:rFonts w:ascii="Arial" w:eastAsia="Arial" w:hAnsi="Arial" w:cs="Arial"/>
-          <w:bCs/>
-        </w:rPr>
         <w:t>}</w:t>
       </w:r>
       <w:r>
@@ -8346,21 +6482,7 @@
         <w:rPr>
           <w:rFonts w:ascii="Arial" w:hAnsi="Arial" w:cs="Arial"/>
         </w:rPr>
-        <w:t>&lt;&lt;cs_{</w:t>
-      </w:r>
-      <w:proofErr w:type="spellStart"/>
-      <w:r>
-        <w:rPr>
-          <w:rFonts w:ascii="Arial" w:hAnsi="Arial" w:cs="Arial"/>
-        </w:rPr>
-        <w:t>hasNewDirections</w:t>
-      </w:r>
-      <w:proofErr w:type="spellEnd"/>
-      <w:r>
-        <w:rPr>
-          <w:rFonts w:ascii="Arial" w:hAnsi="Arial" w:cs="Arial"/>
-        </w:rPr>
-        <w:t>=true}&gt;&gt;</w:t>
+        <w:t>&lt;&lt;cs_{hasNewDirections=true}&gt;&gt;</w:t>
       </w:r>
     </w:p>
     <w:p>
@@ -8411,25 +6533,8 @@
           <w:rFonts w:ascii="Arial" w:hAnsi="Arial" w:cs="Arial"/>
           <w:bCs/>
         </w:rPr>
-        <w:t>&lt;&lt;</w:t>
-      </w:r>
-      <w:proofErr w:type="spellStart"/>
-      <w:r>
-        <w:rPr>
-          <w:rFonts w:ascii="Arial" w:hAnsi="Arial" w:cs="Arial"/>
-          <w:bCs/>
-        </w:rPr>
-        <w:t>rs</w:t>
-      </w:r>
-      <w:proofErr w:type="spellEnd"/>
-      <w:r>
-        <w:rPr>
-          <w:rFonts w:ascii="Arial" w:hAnsi="Arial" w:cs="Arial"/>
-          <w:bCs/>
-        </w:rPr>
-        <w:t>_</w:t>
-      </w:r>
-      <w:proofErr w:type="spellStart"/>
+        <w:t>&lt;&lt;rs_</w:t>
+      </w:r>
       <w:r>
         <w:rPr>
           <w:rFonts w:ascii="Arial" w:hAnsi="Arial" w:cs="Arial"/>
@@ -8437,7 +6542,6 @@
         </w:rPr>
         <w:t>fastTrackAddNewDirections</w:t>
       </w:r>
-      <w:proofErr w:type="spellEnd"/>
       <w:r>
         <w:rPr>
           <w:rFonts w:ascii="Arial" w:hAnsi="Arial" w:cs="Arial"/>
@@ -8463,46 +6567,22 @@
           <w:rFonts w:ascii="Arial" w:hAnsi="Arial" w:cs="Arial"/>
           <w:bCs/>
         </w:rPr>
-        <w:t>&lt;&lt;</w:t>
-      </w:r>
-      <w:proofErr w:type="spellStart"/>
-      <w:r>
-        <w:rPr>
-          <w:rFonts w:ascii="Arial" w:hAnsi="Arial" w:cs="Arial"/>
-          <w:bCs/>
-        </w:rPr>
-        <w:t>value.directionComment</w:t>
-      </w:r>
-      <w:proofErr w:type="spellEnd"/>
-      <w:r>
-        <w:rPr>
-          <w:rFonts w:ascii="Arial" w:hAnsi="Arial" w:cs="Arial"/>
-          <w:bCs/>
-        </w:rPr>
-        <w:t>&gt;&gt;</w:t>
-      </w:r>
-    </w:p>
-    <w:p>
-      <w:pPr>
-        <w:rPr>
-          <w:rFonts w:ascii="Arial" w:hAnsi="Arial" w:cs="Arial"/>
-          <w:bCs/>
-        </w:rPr>
-      </w:pPr>
-      <w:r>
-        <w:rPr>
-          <w:rFonts w:ascii="Arial" w:hAnsi="Arial" w:cs="Arial"/>
-          <w:bCs/>
-        </w:rPr>
-        <w:t>&lt;&lt;</w:t>
-      </w:r>
-      <w:proofErr w:type="spellStart"/>
-      <w:r>
-        <w:rPr>
-          <w:rFonts w:ascii="Arial" w:hAnsi="Arial" w:cs="Arial"/>
-          <w:bCs/>
-        </w:rPr>
-        <w:t>es_</w:t>
+        <w:t>&lt;&lt;value.directionComment&gt;&gt;</w:t>
+      </w:r>
+    </w:p>
+    <w:p>
+      <w:pPr>
+        <w:rPr>
+          <w:rFonts w:ascii="Arial" w:hAnsi="Arial" w:cs="Arial"/>
+          <w:bCs/>
+        </w:rPr>
+      </w:pPr>
+      <w:r>
+        <w:rPr>
+          <w:rFonts w:ascii="Arial" w:hAnsi="Arial" w:cs="Arial"/>
+          <w:bCs/>
+        </w:rPr>
+        <w:t>&lt;&lt;es_</w:t>
       </w:r>
       <w:r>
         <w:rPr>
@@ -8516,15 +6596,7 @@
           <w:rFonts w:ascii="Arial" w:hAnsi="Arial" w:cs="Arial"/>
           <w:bCs/>
         </w:rPr>
-        <w:t>AddNewDirections</w:t>
-      </w:r>
-      <w:proofErr w:type="spellEnd"/>
-      <w:r>
-        <w:rPr>
-          <w:rFonts w:ascii="Arial" w:hAnsi="Arial" w:cs="Arial"/>
-          <w:bCs/>
-        </w:rPr>
-        <w:t>&gt;&gt;</w:t>
+        <w:t>AddNewDirections&gt;&gt;</w:t>
       </w:r>
     </w:p>
     <w:p>
@@ -8557,7 +6629,6 @@
         </w:rPr>
         <w:t>&lt;&lt;cs_{</w:t>
       </w:r>
-      <w:proofErr w:type="spellStart"/>
       <w:r>
         <w:rPr>
           <w:rFonts w:ascii="Arial" w:hAnsi="Arial" w:cs="Arial"/>
@@ -8565,7 +6636,6 @@
         </w:rPr>
         <w:t>fastTrackWelshLanguageToggle</w:t>
       </w:r>
-      <w:proofErr w:type="spellEnd"/>
       <w:r>
         <w:rPr>
           <w:rFonts w:ascii="Arial" w:hAnsi="Arial" w:cs="Arial"/>
@@ -8609,7 +6679,6 @@
         </w:rPr>
         <w:t>&lt;&lt;</w:t>
       </w:r>
-      <w:proofErr w:type="spellStart"/>
       <w:r>
         <w:rPr>
           <w:rFonts w:ascii="Arial" w:hAnsi="Arial" w:cs="Arial"/>
@@ -8617,7 +6686,6 @@
         </w:rPr>
         <w:t>welshLanguageDescription</w:t>
       </w:r>
-      <w:proofErr w:type="spellEnd"/>
       <w:r>
         <w:rPr>
           <w:rFonts w:ascii="Arial" w:hAnsi="Arial" w:cs="Arial"/>
@@ -8675,7 +6743,6 @@
         </w:rPr>
         <w:t>&lt;&lt;</w:t>
       </w:r>
-      <w:proofErr w:type="spellStart"/>
       <w:r>
         <w:rPr>
           <w:rFonts w:ascii="Arial" w:hAnsi="Arial" w:cs="Arial"/>
@@ -8690,7 +6757,6 @@
         </w:rPr>
         <w:t>.input</w:t>
       </w:r>
-      <w:proofErr w:type="spellEnd"/>
       <w:r>
         <w:rPr>
           <w:rFonts w:ascii="Arial" w:hAnsi="Arial" w:cs="Arial"/>
@@ -8719,7 +6785,7 @@
 </file>
 
 <file path=word/endnotes.xml><?xml version="1.0" encoding="utf-8"?>
-<w:endnotes xmlns:wpc="http://schemas.microsoft.com/office/word/2010/wordprocessingCanvas" xmlns:cx="http://schemas.microsoft.com/office/drawing/2014/chartex" xmlns:cx1="http://schemas.microsoft.com/office/drawing/2015/9/8/chartex" xmlns:cx2="http://schemas.microsoft.com/office/drawing/2015/10/21/chartex" xmlns:cx3="http://schemas.microsoft.com/office/drawing/2016/5/9/chartex" xmlns:cx4="http://schemas.microsoft.com/office/drawing/2016/5/10/chartex" xmlns:cx5="http://schemas.microsoft.com/office/drawing/2016/5/11/chartex" xmlns:cx6="http://schemas.microsoft.com/office/drawing/2016/5/12/chartex" xmlns:cx7="http://schemas.microsoft.com/office/drawing/2016/5/13/chartex" xmlns:cx8="http://schemas.microsoft.com/office/drawing/2016/5/14/chartex" xmlns:mc="http://schemas.openxmlformats.org/markup-compatibility/2006" xmlns:aink="http://schemas.microsoft.com/office/drawing/2016/ink" xmlns:am3d="http://schemas.microsoft.com/office/drawing/2017/model3d" xmlns:o="urn:schemas-microsoft-com:office:office" xmlns:oel="http://schemas.microsoft.com/office/2019/extlst" xmlns:r="http://schemas.openxmlformats.org/officeDocument/2006/relationships" xmlns:m="http://schemas.openxmlformats.org/officeDocument/2006/math" xmlns:v="urn:schemas-microsoft-com:vml" xmlns:wp14="http://schemas.microsoft.com/office/word/2010/wordprocessingDrawing" xmlns:wp="http://schemas.openxmlformats.org/drawingml/2006/wordprocessingDrawing" xmlns:w10="urn:schemas-microsoft-com:office:word" xmlns:w="http://schemas.openxmlformats.org/wordprocessingml/2006/main" xmlns:w14="http://schemas.microsoft.com/office/word/2010/wordml" xmlns:w15="http://schemas.microsoft.com/office/word/2012/wordml" xmlns:w16cex="http://schemas.microsoft.com/office/word/2018/wordml/cex" xmlns:w16cid="http://schemas.microsoft.com/office/word/2016/wordml/cid" xmlns:w16="http://schemas.microsoft.com/office/word/2018/wordml" xmlns:w16du="http://schemas.microsoft.com/office/word/2023/wordml/word16du" xmlns:w16sdtdh="http://schemas.microsoft.com/office/word/2020/wordml/sdtdatahash" xmlns:w16se="http://schemas.microsoft.com/office/word/2015/wordml/symex" xmlns:wpg="http://schemas.microsoft.com/office/word/2010/wordprocessingGroup" xmlns:wpi="http://schemas.microsoft.com/office/word/2010/wordprocessingInk" xmlns:wne="http://schemas.microsoft.com/office/word/2006/wordml" xmlns:wps="http://schemas.microsoft.com/office/word/2010/wordprocessingShape" mc:Ignorable="w14 w15 w16se w16cid w16 w16cex w16sdtdh w16du wp14">
+<w:endnotes xmlns:wpc="http://schemas.microsoft.com/office/word/2010/wordprocessingCanvas" xmlns:cx="http://schemas.microsoft.com/office/drawing/2014/chartex" xmlns:cx1="http://schemas.microsoft.com/office/drawing/2015/9/8/chartex" xmlns:cx2="http://schemas.microsoft.com/office/drawing/2015/10/21/chartex" xmlns:cx3="http://schemas.microsoft.com/office/drawing/2016/5/9/chartex" xmlns:cx4="http://schemas.microsoft.com/office/drawing/2016/5/10/chartex" xmlns:cx5="http://schemas.microsoft.com/office/drawing/2016/5/11/chartex" xmlns:cx6="http://schemas.microsoft.com/office/drawing/2016/5/12/chartex" xmlns:cx7="http://schemas.microsoft.com/office/drawing/2016/5/13/chartex" xmlns:cx8="http://schemas.microsoft.com/office/drawing/2016/5/14/chartex" xmlns:mc="http://schemas.openxmlformats.org/markup-compatibility/2006" xmlns:aink="http://schemas.microsoft.com/office/drawing/2016/ink" xmlns:am3d="http://schemas.microsoft.com/office/drawing/2017/model3d" xmlns:o="urn:schemas-microsoft-com:office:office" xmlns:oel="http://schemas.microsoft.com/office/2019/extlst" xmlns:r="http://schemas.openxmlformats.org/officeDocument/2006/relationships" xmlns:m="http://schemas.openxmlformats.org/officeDocument/2006/math" xmlns:v="urn:schemas-microsoft-com:vml" xmlns:wp14="http://schemas.microsoft.com/office/word/2010/wordprocessingDrawing" xmlns:wp="http://schemas.openxmlformats.org/drawingml/2006/wordprocessingDrawing" xmlns:w10="urn:schemas-microsoft-com:office:word" xmlns:w="http://schemas.openxmlformats.org/wordprocessingml/2006/main" xmlns:w14="http://schemas.microsoft.com/office/word/2010/wordml" xmlns:w15="http://schemas.microsoft.com/office/word/2012/wordml" xmlns:w16cex="http://schemas.microsoft.com/office/word/2018/wordml/cex" xmlns:w16cid="http://schemas.microsoft.com/office/word/2016/wordml/cid" xmlns:w16="http://schemas.microsoft.com/office/word/2018/wordml" xmlns:w16du="http://schemas.microsoft.com/office/word/2023/wordml/word16du" xmlns:w16sdtdh="http://schemas.microsoft.com/office/word/2020/wordml/sdtdatahash" xmlns:w16sdtfl="http://schemas.microsoft.com/office/word/2024/wordml/sdtformatlock" xmlns:w16se="http://schemas.microsoft.com/office/word/2015/wordml/symex" xmlns:wpg="http://schemas.microsoft.com/office/word/2010/wordprocessingGroup" xmlns:wpi="http://schemas.microsoft.com/office/word/2010/wordprocessingInk" xmlns:wne="http://schemas.microsoft.com/office/word/2006/wordml" xmlns:wps="http://schemas.microsoft.com/office/word/2010/wordprocessingShape" mc:Ignorable="w14 w15 w16se w16cid w16 w16cex w16sdtdh w16sdtfl w16du wp14">
   <w:endnote w:type="separator" w:id="-1">
     <w:p>
       <w:pPr>
@@ -8751,7 +6817,7 @@
 </file>
 
 <file path=word/footnotes.xml><?xml version="1.0" encoding="utf-8"?>
-<w:footnotes xmlns:wpc="http://schemas.microsoft.com/office/word/2010/wordprocessingCanvas" xmlns:cx="http://schemas.microsoft.com/office/drawing/2014/chartex" xmlns:cx1="http://schemas.microsoft.com/office/drawing/2015/9/8/chartex" xmlns:cx2="http://schemas.microsoft.com/office/drawing/2015/10/21/chartex" xmlns:cx3="http://schemas.microsoft.com/office/drawing/2016/5/9/chartex" xmlns:cx4="http://schemas.microsoft.com/office/drawing/2016/5/10/chartex" xmlns:cx5="http://schemas.microsoft.com/office/drawing/2016/5/11/chartex" xmlns:cx6="http://schemas.microsoft.com/office/drawing/2016/5/12/chartex" xmlns:cx7="http://schemas.microsoft.com/office/drawing/2016/5/13/chartex" xmlns:cx8="http://schemas.microsoft.com/office/drawing/2016/5/14/chartex" xmlns:mc="http://schemas.openxmlformats.org/markup-compatibility/2006" xmlns:aink="http://schemas.microsoft.com/office/drawing/2016/ink" xmlns:am3d="http://schemas.microsoft.com/office/drawing/2017/model3d" xmlns:o="urn:schemas-microsoft-com:office:office" xmlns:oel="http://schemas.microsoft.com/office/2019/extlst" xmlns:r="http://schemas.openxmlformats.org/officeDocument/2006/relationships" xmlns:m="http://schemas.openxmlformats.org/officeDocument/2006/math" xmlns:v="urn:schemas-microsoft-com:vml" xmlns:wp14="http://schemas.microsoft.com/office/word/2010/wordprocessingDrawing" xmlns:wp="http://schemas.openxmlformats.org/drawingml/2006/wordprocessingDrawing" xmlns:w10="urn:schemas-microsoft-com:office:word" xmlns:w="http://schemas.openxmlformats.org/wordprocessingml/2006/main" xmlns:w14="http://schemas.microsoft.com/office/word/2010/wordml" xmlns:w15="http://schemas.microsoft.com/office/word/2012/wordml" xmlns:w16cex="http://schemas.microsoft.com/office/word/2018/wordml/cex" xmlns:w16cid="http://schemas.microsoft.com/office/word/2016/wordml/cid" xmlns:w16="http://schemas.microsoft.com/office/word/2018/wordml" xmlns:w16du="http://schemas.microsoft.com/office/word/2023/wordml/word16du" xmlns:w16sdtdh="http://schemas.microsoft.com/office/word/2020/wordml/sdtdatahash" xmlns:w16se="http://schemas.microsoft.com/office/word/2015/wordml/symex" xmlns:wpg="http://schemas.microsoft.com/office/word/2010/wordprocessingGroup" xmlns:wpi="http://schemas.microsoft.com/office/word/2010/wordprocessingInk" xmlns:wne="http://schemas.microsoft.com/office/word/2006/wordml" xmlns:wps="http://schemas.microsoft.com/office/word/2010/wordprocessingShape" mc:Ignorable="w14 w15 w16se w16cid w16 w16cex w16sdtdh w16du wp14">
+<w:footnotes xmlns:wpc="http://schemas.microsoft.com/office/word/2010/wordprocessingCanvas" xmlns:cx="http://schemas.microsoft.com/office/drawing/2014/chartex" xmlns:cx1="http://schemas.microsoft.com/office/drawing/2015/9/8/chartex" xmlns:cx2="http://schemas.microsoft.com/office/drawing/2015/10/21/chartex" xmlns:cx3="http://schemas.microsoft.com/office/drawing/2016/5/9/chartex" xmlns:cx4="http://schemas.microsoft.com/office/drawing/2016/5/10/chartex" xmlns:cx5="http://schemas.microsoft.com/office/drawing/2016/5/11/chartex" xmlns:cx6="http://schemas.microsoft.com/office/drawing/2016/5/12/chartex" xmlns:cx7="http://schemas.microsoft.com/office/drawing/2016/5/13/chartex" xmlns:cx8="http://schemas.microsoft.com/office/drawing/2016/5/14/chartex" xmlns:mc="http://schemas.openxmlformats.org/markup-compatibility/2006" xmlns:aink="http://schemas.microsoft.com/office/drawing/2016/ink" xmlns:am3d="http://schemas.microsoft.com/office/drawing/2017/model3d" xmlns:o="urn:schemas-microsoft-com:office:office" xmlns:oel="http://schemas.microsoft.com/office/2019/extlst" xmlns:r="http://schemas.openxmlformats.org/officeDocument/2006/relationships" xmlns:m="http://schemas.openxmlformats.org/officeDocument/2006/math" xmlns:v="urn:schemas-microsoft-com:vml" xmlns:wp14="http://schemas.microsoft.com/office/word/2010/wordprocessingDrawing" xmlns:wp="http://schemas.openxmlformats.org/drawingml/2006/wordprocessingDrawing" xmlns:w10="urn:schemas-microsoft-com:office:word" xmlns:w="http://schemas.openxmlformats.org/wordprocessingml/2006/main" xmlns:w14="http://schemas.microsoft.com/office/word/2010/wordml" xmlns:w15="http://schemas.microsoft.com/office/word/2012/wordml" xmlns:w16cex="http://schemas.microsoft.com/office/word/2018/wordml/cex" xmlns:w16cid="http://schemas.microsoft.com/office/word/2016/wordml/cid" xmlns:w16="http://schemas.microsoft.com/office/word/2018/wordml" xmlns:w16du="http://schemas.microsoft.com/office/word/2023/wordml/word16du" xmlns:w16sdtdh="http://schemas.microsoft.com/office/word/2020/wordml/sdtdatahash" xmlns:w16sdtfl="http://schemas.microsoft.com/office/word/2024/wordml/sdtformatlock" xmlns:w16se="http://schemas.microsoft.com/office/word/2015/wordml/symex" xmlns:wpg="http://schemas.microsoft.com/office/word/2010/wordprocessingGroup" xmlns:wpi="http://schemas.microsoft.com/office/word/2010/wordprocessingInk" xmlns:wne="http://schemas.microsoft.com/office/word/2006/wordml" xmlns:wps="http://schemas.microsoft.com/office/word/2010/wordprocessingShape" mc:Ignorable="w14 w15 w16se w16cid w16 w16cex w16sdtdh w16sdtfl w16du wp14">
   <w:footnote w:type="separator" w:id="-1">
     <w:p>
       <w:pPr>
@@ -8783,7 +6849,7 @@
 </file>
 
 <file path=word/numbering.xml><?xml version="1.0" encoding="utf-8"?>
-<w:numbering xmlns:wpc="http://schemas.microsoft.com/office/word/2010/wordprocessingCanvas" xmlns:cx="http://schemas.microsoft.com/office/drawing/2014/chartex" xmlns:cx1="http://schemas.microsoft.com/office/drawing/2015/9/8/chartex" xmlns:cx2="http://schemas.microsoft.com/office/drawing/2015/10/21/chartex" xmlns:cx3="http://schemas.microsoft.com/office/drawing/2016/5/9/chartex" xmlns:cx4="http://schemas.microsoft.com/office/drawing/2016/5/10/chartex" xmlns:cx5="http://schemas.microsoft.com/office/drawing/2016/5/11/chartex" xmlns:cx6="http://schemas.microsoft.com/office/drawing/2016/5/12/chartex" xmlns:cx7="http://schemas.microsoft.com/office/drawing/2016/5/13/chartex" xmlns:cx8="http://schemas.microsoft.com/office/drawing/2016/5/14/chartex" xmlns:mc="http://schemas.openxmlformats.org/markup-compatibility/2006" xmlns:aink="http://schemas.microsoft.com/office/drawing/2016/ink" xmlns:am3d="http://schemas.microsoft.com/office/drawing/2017/model3d" xmlns:o="urn:schemas-microsoft-com:office:office" xmlns:oel="http://schemas.microsoft.com/office/2019/extlst" xmlns:r="http://schemas.openxmlformats.org/officeDocument/2006/relationships" xmlns:m="http://schemas.openxmlformats.org/officeDocument/2006/math" xmlns:v="urn:schemas-microsoft-com:vml" xmlns:wp14="http://schemas.microsoft.com/office/word/2010/wordprocessingDrawing" xmlns:wp="http://schemas.openxmlformats.org/drawingml/2006/wordprocessingDrawing" xmlns:w10="urn:schemas-microsoft-com:office:word" xmlns:w="http://schemas.openxmlformats.org/wordprocessingml/2006/main" xmlns:w14="http://schemas.microsoft.com/office/word/2010/wordml" xmlns:w15="http://schemas.microsoft.com/office/word/2012/wordml" xmlns:w16cex="http://schemas.microsoft.com/office/word/2018/wordml/cex" xmlns:w16cid="http://schemas.microsoft.com/office/word/2016/wordml/cid" xmlns:w16="http://schemas.microsoft.com/office/word/2018/wordml" xmlns:w16du="http://schemas.microsoft.com/office/word/2023/wordml/word16du" xmlns:w16sdtdh="http://schemas.microsoft.com/office/word/2020/wordml/sdtdatahash" xmlns:w16se="http://schemas.microsoft.com/office/word/2015/wordml/symex" xmlns:wpg="http://schemas.microsoft.com/office/word/2010/wordprocessingGroup" xmlns:wpi="http://schemas.microsoft.com/office/word/2010/wordprocessingInk" xmlns:wne="http://schemas.microsoft.com/office/word/2006/wordml" xmlns:wps="http://schemas.microsoft.com/office/word/2010/wordprocessingShape" mc:Ignorable="w14 w15 w16se w16cid w16 w16cex w16sdtdh w16du wp14">
+<w:numbering xmlns:wpc="http://schemas.microsoft.com/office/word/2010/wordprocessingCanvas" xmlns:cx="http://schemas.microsoft.com/office/drawing/2014/chartex" xmlns:cx1="http://schemas.microsoft.com/office/drawing/2015/9/8/chartex" xmlns:cx2="http://schemas.microsoft.com/office/drawing/2015/10/21/chartex" xmlns:cx3="http://schemas.microsoft.com/office/drawing/2016/5/9/chartex" xmlns:cx4="http://schemas.microsoft.com/office/drawing/2016/5/10/chartex" xmlns:cx5="http://schemas.microsoft.com/office/drawing/2016/5/11/chartex" xmlns:cx6="http://schemas.microsoft.com/office/drawing/2016/5/12/chartex" xmlns:cx7="http://schemas.microsoft.com/office/drawing/2016/5/13/chartex" xmlns:cx8="http://schemas.microsoft.com/office/drawing/2016/5/14/chartex" xmlns:mc="http://schemas.openxmlformats.org/markup-compatibility/2006" xmlns:aink="http://schemas.microsoft.com/office/drawing/2016/ink" xmlns:am3d="http://schemas.microsoft.com/office/drawing/2017/model3d" xmlns:o="urn:schemas-microsoft-com:office:office" xmlns:oel="http://schemas.microsoft.com/office/2019/extlst" xmlns:r="http://schemas.openxmlformats.org/officeDocument/2006/relationships" xmlns:m="http://schemas.openxmlformats.org/officeDocument/2006/math" xmlns:v="urn:schemas-microsoft-com:vml" xmlns:wp14="http://schemas.microsoft.com/office/word/2010/wordprocessingDrawing" xmlns:wp="http://schemas.openxmlformats.org/drawingml/2006/wordprocessingDrawing" xmlns:w10="urn:schemas-microsoft-com:office:word" xmlns:w="http://schemas.openxmlformats.org/wordprocessingml/2006/main" xmlns:w14="http://schemas.microsoft.com/office/word/2010/wordml" xmlns:w15="http://schemas.microsoft.com/office/word/2012/wordml" xmlns:w16cex="http://schemas.microsoft.com/office/word/2018/wordml/cex" xmlns:w16cid="http://schemas.microsoft.com/office/word/2016/wordml/cid" xmlns:w16="http://schemas.microsoft.com/office/word/2018/wordml" xmlns:w16du="http://schemas.microsoft.com/office/word/2023/wordml/word16du" xmlns:w16sdtdh="http://schemas.microsoft.com/office/word/2020/wordml/sdtdatahash" xmlns:w16sdtfl="http://schemas.microsoft.com/office/word/2024/wordml/sdtformatlock" xmlns:w16se="http://schemas.microsoft.com/office/word/2015/wordml/symex" xmlns:wpg="http://schemas.microsoft.com/office/word/2010/wordprocessingGroup" xmlns:wpi="http://schemas.microsoft.com/office/word/2010/wordprocessingInk" xmlns:wne="http://schemas.microsoft.com/office/word/2006/wordml" xmlns:wps="http://schemas.microsoft.com/office/word/2010/wordprocessingShape" mc:Ignorable="w14 w15 w16se w16cid w16 w16cex w16sdtdh w16sdtfl w16du wp14">
   <w:abstractNum w:abstractNumId="0" w15:restartNumberingAfterBreak="0">
     <w:nsid w:val="00E173CE"/>
     <w:multiLevelType w:val="hybridMultilevel"/>
@@ -12841,7 +10907,7 @@
 </file>
 
 <file path=word/styles.xml><?xml version="1.0" encoding="utf-8"?>
-<w:styles xmlns:mc="http://schemas.openxmlformats.org/markup-compatibility/2006" xmlns:r="http://schemas.openxmlformats.org/officeDocument/2006/relationships" xmlns:w="http://schemas.openxmlformats.org/wordprocessingml/2006/main" xmlns:w14="http://schemas.microsoft.com/office/word/2010/wordml" xmlns:w15="http://schemas.microsoft.com/office/word/2012/wordml" xmlns:w16cex="http://schemas.microsoft.com/office/word/2018/wordml/cex" xmlns:w16cid="http://schemas.microsoft.com/office/word/2016/wordml/cid" xmlns:w16="http://schemas.microsoft.com/office/word/2018/wordml" xmlns:w16du="http://schemas.microsoft.com/office/word/2023/wordml/word16du" xmlns:w16sdtdh="http://schemas.microsoft.com/office/word/2020/wordml/sdtdatahash" xmlns:w16se="http://schemas.microsoft.com/office/word/2015/wordml/symex" mc:Ignorable="w14 w15 w16se w16cid w16 w16cex w16sdtdh w16du">
+<w:styles xmlns:mc="http://schemas.openxmlformats.org/markup-compatibility/2006" xmlns:r="http://schemas.openxmlformats.org/officeDocument/2006/relationships" xmlns:w="http://schemas.openxmlformats.org/wordprocessingml/2006/main" xmlns:w14="http://schemas.microsoft.com/office/word/2010/wordml" xmlns:w15="http://schemas.microsoft.com/office/word/2012/wordml" xmlns:w16cex="http://schemas.microsoft.com/office/word/2018/wordml/cex" xmlns:w16cid="http://schemas.microsoft.com/office/word/2016/wordml/cid" xmlns:w16="http://schemas.microsoft.com/office/word/2018/wordml" xmlns:w16du="http://schemas.microsoft.com/office/word/2023/wordml/word16du" xmlns:w16sdtdh="http://schemas.microsoft.com/office/word/2020/wordml/sdtdatahash" xmlns:w16sdtfl="http://schemas.microsoft.com/office/word/2024/wordml/sdtformatlock" xmlns:w16se="http://schemas.microsoft.com/office/word/2015/wordml/symex" mc:Ignorable="w14 w15 w16se w16cid w16 w16cex w16sdtdh w16sdtfl w16du">
   <w:docDefaults>
     <w:rPrDefault>
       <w:rPr>
@@ -13266,6 +11332,7 @@
   <w:style w:type="character" w:default="1" w:styleId="DefaultParagraphFont">
     <w:name w:val="Default Paragraph Font"/>
     <w:uiPriority w:val="1"/>
+    <w:semiHidden/>
     <w:unhideWhenUsed/>
   </w:style>
   <w:style w:type="table" w:default="1" w:styleId="TableNormal">
@@ -13777,6 +11844,15 @@
 </file>
 
 <file path=customXml/item1.xml><?xml version="1.0" encoding="utf-8"?>
+<?mso-contentType ?>
+<FormTemplates xmlns="http://schemas.microsoft.com/sharepoint/v3/contenttype/forms">
+  <Display>DocumentLibraryForm</Display>
+  <Edit>DocumentLibraryForm</Edit>
+  <New>DocumentLibraryForm</New>
+</FormTemplates>
+</file>
+
+<file path=customXml/item2.xml><?xml version="1.0" encoding="utf-8"?>
 <ct:contentTypeSchema xmlns:ct="http://schemas.microsoft.com/office/2006/metadata/contentType" xmlns:ma="http://schemas.microsoft.com/office/2006/metadata/properties/metaAttributes" ct:_="" ma:_="" ma:contentTypeName="_CtTemplate" ma:contentTypeID="0x01010064A5FDCCFB03F540B94405305D7DE14F00A4F8B82F7CEF57469A8FE5CEAB7A0EE0" ma:contentTypeVersion="55" ma:contentTypeDescription="Part of Template Management with Site Columns representing custom attributes." ma:contentTypeScope="" ma:versionID="e48abcd8da7fe05ec90dabdfbb8c2749">
   <xsd:schema xmlns:xsd="http://www.w3.org/2001/XMLSchema" xmlns:xs="http://www.w3.org/2001/XMLSchema" xmlns:p="http://schemas.microsoft.com/office/2006/metadata/properties" xmlns:ns2="f336f4fe-8719-4ea2-b5d6-29b3a580aeb4" xmlns:ns3="b57b892a-dd61-4bba-b372-a8d93da2c7e6" targetNamespace="http://schemas.microsoft.com/office/2006/metadata/properties" ma:root="true" ma:fieldsID="4c733adc908683170864ffc34cec60fa" ns2:_="" ns3:_="">
     <xsd:import namespace="f336f4fe-8719-4ea2-b5d6-29b3a580aeb4"/>
@@ -14098,15 +12174,6 @@
 </ct:contentTypeSchema>
 </file>
 
-<file path=customXml/item2.xml><?xml version="1.0" encoding="utf-8"?>
-<?mso-contentType ?>
-<FormTemplates xmlns="http://schemas.microsoft.com/sharepoint/v3/contenttype/forms">
-  <Display>DocumentLibraryForm</Display>
-  <Edit>DocumentLibraryForm</Edit>
-  <New>DocumentLibraryForm</New>
-</FormTemplates>
-</file>
-
 <file path=customXml/item3.xml><?xml version="1.0" encoding="utf-8"?>
 <p:properties xmlns:p="http://schemas.microsoft.com/office/2006/metadata/properties" xmlns:xsi="http://www.w3.org/2001/XMLSchema-instance" xmlns:pc="http://schemas.microsoft.com/office/infopath/2007/PartnerControls">
   <documentManagement>
@@ -14133,6 +12200,14 @@
 </file>
 
 <file path=customXml/itemProps1.xml><?xml version="1.0" encoding="utf-8"?>
+<ds:datastoreItem xmlns:ds="http://schemas.openxmlformats.org/officeDocument/2006/customXml" ds:itemID="{75ABB397-9654-40A8-BA83-98F2BA902102}">
+  <ds:schemaRefs>
+    <ds:schemaRef ds:uri="http://schemas.microsoft.com/sharepoint/v3/contenttype/forms"/>
+  </ds:schemaRefs>
+</ds:datastoreItem>
+</file>
+
+<file path=customXml/itemProps2.xml><?xml version="1.0" encoding="utf-8"?>
 <ds:datastoreItem xmlns:ds="http://schemas.openxmlformats.org/officeDocument/2006/customXml" ds:itemID="{EDB7EA9B-ED82-4768-83AD-4433A7153D2A}">
   <ds:schemaRefs>
     <ds:schemaRef ds:uri="http://schemas.microsoft.com/office/2006/metadata/contentType"/>
@@ -14147,14 +12222,6 @@
     <ds:schemaRef ds:uri="http://purl.org/dc/elements/1.1/"/>
     <ds:schemaRef ds:uri="http://purl.org/dc/terms/"/>
     <ds:schemaRef ds:uri="http://schemas.microsoft.com/internal/obd"/>
-  </ds:schemaRefs>
-</ds:datastoreItem>
-</file>
-
-<file path=customXml/itemProps2.xml><?xml version="1.0" encoding="utf-8"?>
-<ds:datastoreItem xmlns:ds="http://schemas.openxmlformats.org/officeDocument/2006/customXml" ds:itemID="{75ABB397-9654-40A8-BA83-98F2BA902102}">
-  <ds:schemaRefs>
-    <ds:schemaRef ds:uri="http://schemas.microsoft.com/sharepoint/v3/contenttype/forms"/>
   </ds:schemaRefs>
 </ds:datastoreItem>
 </file>

--- a/docker/docmosis/templates/CV-UNS-STD-ENG-01378_13066.docx
+++ b/docker/docmosis/templates/CV-UNS-STD-ENG-01378_13066.docx
@@ -25,7 +25,58 @@
           <w:sz w:val="18"/>
           <w:szCs w:val="18"/>
         </w:rPr>
-        <w:t xml:space="preserve">&lt;&lt;{dateFormat($nowUTC </w:t>
+        <w:t>&lt;</w:t>
+      </w:r>
+      <w:proofErr w:type="gramStart"/>
+      <w:r>
+        <w:rPr>
+          <w:rFonts w:ascii="Arial" w:hAnsi="Arial" w:cs="Arial"/>
+          <w:color w:val="000000" w:themeColor="text1"/>
+          <w:sz w:val="18"/>
+          <w:szCs w:val="18"/>
+        </w:rPr>
+        <w:t>&lt;{</w:t>
+      </w:r>
+      <w:proofErr w:type="spellStart"/>
+      <w:proofErr w:type="gramEnd"/>
+      <w:r>
+        <w:rPr>
+          <w:rFonts w:ascii="Arial" w:hAnsi="Arial" w:cs="Arial"/>
+          <w:color w:val="000000" w:themeColor="text1"/>
+          <w:sz w:val="18"/>
+          <w:szCs w:val="18"/>
+        </w:rPr>
+        <w:t>dateFormat</w:t>
+      </w:r>
+      <w:proofErr w:type="spellEnd"/>
+      <w:r>
+        <w:rPr>
+          <w:rFonts w:ascii="Arial" w:hAnsi="Arial" w:cs="Arial"/>
+          <w:color w:val="000000" w:themeColor="text1"/>
+          <w:sz w:val="18"/>
+          <w:szCs w:val="18"/>
+        </w:rPr>
+        <w:t>($</w:t>
+      </w:r>
+      <w:proofErr w:type="spellStart"/>
+      <w:r>
+        <w:rPr>
+          <w:rFonts w:ascii="Arial" w:hAnsi="Arial" w:cs="Arial"/>
+          <w:color w:val="000000" w:themeColor="text1"/>
+          <w:sz w:val="18"/>
+          <w:szCs w:val="18"/>
+        </w:rPr>
+        <w:t>nowUTC</w:t>
+      </w:r>
+      <w:proofErr w:type="spellEnd"/>
+      <w:r>
+        <w:rPr>
+          <w:rFonts w:ascii="Arial" w:hAnsi="Arial" w:cs="Arial"/>
+          <w:color w:val="000000" w:themeColor="text1"/>
+          <w:sz w:val="18"/>
+          <w:szCs w:val="18"/>
+        </w:rPr>
+        <w:t xml:space="preserve"> </w:t>
       </w:r>
       <w:r>
         <w:rPr>
@@ -34,15 +85,35 @@
           <w:sz w:val="18"/>
           <w:szCs w:val="18"/>
         </w:rPr>
-        <w:t xml:space="preserve">,‘d MMMM yyyy’)} </w:t>
-      </w:r>
-      <w:r>
-        <w:rPr>
-          <w:rFonts w:ascii="Arial" w:hAnsi="Arial" w:cs="Arial"/>
+        <w:t xml:space="preserve">,‘d MMMM </w:t>
+      </w:r>
+      <w:proofErr w:type="spellStart"/>
+      <w:r>
+        <w:rPr>
+          <w:rFonts w:ascii="Arial" w:eastAsia="Times New Roman" w:hAnsi="Arial" w:cs="Arial"/>
           <w:color w:val="000000" w:themeColor="text1"/>
           <w:sz w:val="18"/>
           <w:szCs w:val="18"/>
         </w:rPr>
+        <w:t>yyyy</w:t>
+      </w:r>
+      <w:proofErr w:type="spellEnd"/>
+      <w:r>
+        <w:rPr>
+          <w:rFonts w:ascii="Arial" w:eastAsia="Times New Roman" w:hAnsi="Arial" w:cs="Arial"/>
+          <w:color w:val="000000" w:themeColor="text1"/>
+          <w:sz w:val="18"/>
+          <w:szCs w:val="18"/>
+        </w:rPr>
+        <w:t xml:space="preserve">’)} </w:t>
+      </w:r>
+      <w:r>
+        <w:rPr>
+          <w:rFonts w:ascii="Arial" w:hAnsi="Arial" w:cs="Arial"/>
+          <w:color w:val="000000" w:themeColor="text1"/>
+          <w:sz w:val="18"/>
+          <w:szCs w:val="18"/>
+        </w:rPr>
         <w:t>&gt;&gt;</w:t>
       </w:r>
     </w:p>
@@ -178,12 +249,10 @@
           <w:sz w:val="28"/>
           <w:szCs w:val="28"/>
         </w:rPr>
-        <w:t>&lt;&lt;judgeName&gt;&gt;</w:t>
-      </w:r>
-    </w:p>
-    <w:p>
-      <w:pPr>
-        <w:jc w:val="center"/>
+        <w:t>&lt;&lt;</w:t>
+      </w:r>
+      <w:proofErr w:type="spellStart"/>
+      <w:r>
         <w:rPr>
           <w:rFonts w:ascii="Arial" w:hAnsi="Arial" w:cs="Arial"/>
           <w:b/>
@@ -191,6 +260,30 @@
           <w:sz w:val="28"/>
           <w:szCs w:val="28"/>
         </w:rPr>
+        <w:t>judgeName</w:t>
+      </w:r>
+      <w:proofErr w:type="spellEnd"/>
+      <w:r>
+        <w:rPr>
+          <w:rFonts w:ascii="Arial" w:hAnsi="Arial" w:cs="Arial"/>
+          <w:b/>
+          <w:color w:val="000000" w:themeColor="text1"/>
+          <w:sz w:val="28"/>
+          <w:szCs w:val="28"/>
+        </w:rPr>
+        <w:t>&gt;&gt;</w:t>
+      </w:r>
+    </w:p>
+    <w:p>
+      <w:pPr>
+        <w:jc w:val="center"/>
+        <w:rPr>
+          <w:rFonts w:ascii="Arial" w:hAnsi="Arial" w:cs="Arial"/>
+          <w:b/>
+          <w:color w:val="000000" w:themeColor="text1"/>
+          <w:sz w:val="28"/>
+          <w:szCs w:val="28"/>
+        </w:rPr>
       </w:pPr>
       <w:r>
         <w:rPr>
@@ -202,7 +295,21 @@
         <w:rPr>
           <w:rFonts w:ascii="Tahoma" w:hAnsi="Tahoma" w:cs="Tahoma"/>
         </w:rPr>
-        <w:t>&lt;&lt; caseNumber&gt;&gt;</w:t>
+        <w:t xml:space="preserve">&lt;&lt; </w:t>
+      </w:r>
+      <w:proofErr w:type="spellStart"/>
+      <w:r>
+        <w:rPr>
+          <w:rFonts w:ascii="Tahoma" w:hAnsi="Tahoma" w:cs="Tahoma"/>
+        </w:rPr>
+        <w:t>caseNumber</w:t>
+      </w:r>
+      <w:proofErr w:type="spellEnd"/>
+      <w:r>
+        <w:rPr>
+          <w:rFonts w:ascii="Tahoma" w:hAnsi="Tahoma" w:cs="Tahoma"/>
+        </w:rPr>
+        <w:t>&gt;&gt;</w:t>
       </w:r>
     </w:p>
     <w:p>
@@ -992,7 +1099,7 @@
               </wp:inline>
             </w:drawing>
           </mc:Choice>
-          <mc:Fallback xmlns:pic="http://schemas.openxmlformats.org/drawingml/2006/picture" xmlns:a="http://schemas.openxmlformats.org/drawingml/2006/main" xmlns:arto="http://schemas.microsoft.com/office/word/2006/arto">
+          <mc:Fallback xmlns:arto="http://schemas.microsoft.com/office/word/2006/arto" xmlns:a="http://schemas.openxmlformats.org/drawingml/2006/main" xmlns:pic="http://schemas.openxmlformats.org/drawingml/2006/picture">
             <w:pict w14:anchorId="2F5695A1">
               <v:group id="Group 2792" style="width:467.95pt;height:.75pt;mso-position-horizontal-relative:char;mso-position-vertical-relative:line" coordsize="59429,95" o:spid="_x0000_s1026" w14:anchorId="14BA9070" o:gfxdata="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">
                 <v:shape id="Shape 91" style="position:absolute;width:59429;height:0;visibility:visible;mso-wrap-style:square;v-text-anchor:top" coordsize="5942965,0" o:spid="_x0000_s1027" filled="f" path="m5942965,l,e" o:gfxdata="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">
@@ -1037,8 +1144,9 @@
           <w:szCs w:val="20"/>
           <w:lang w:val="en-US"/>
         </w:rPr>
-        <w:t> You must comply with the terms imposed upon you by this order otherwise your claim or the defence of it is liable to be struck out or some other sanction imposed. If you cannot comply, you are expected to make</w:t>
-      </w:r>
+        <w:t xml:space="preserve"> You must comply with the terms imposed upon you by this order otherwise your claim or the </w:t>
+      </w:r>
+      <w:proofErr w:type="spellStart"/>
       <w:r>
         <w:rPr>
           <w:rFonts w:ascii="Arial" w:hAnsi="Arial" w:cs="Arial"/>
@@ -1047,8 +1155,9 @@
           <w:szCs w:val="20"/>
           <w:lang w:val="en-US"/>
         </w:rPr>
-        <w:t xml:space="preserve"> a</w:t>
-      </w:r>
+        <w:t>defence</w:t>
+      </w:r>
+      <w:proofErr w:type="spellEnd"/>
       <w:r>
         <w:rPr>
           <w:rFonts w:ascii="Arial" w:hAnsi="Arial" w:cs="Arial"/>
@@ -1057,7 +1166,7 @@
           <w:szCs w:val="20"/>
           <w:lang w:val="en-US"/>
         </w:rPr>
-        <w:t xml:space="preserve"> formal application to the court before any deadline imposed upon you expires.</w:t>
+        <w:t xml:space="preserve"> of it is liable to be struck out or some other sanction imposed. If you cannot comply, you are expected to make</w:t>
       </w:r>
       <w:r>
         <w:rPr>
@@ -1067,6 +1176,26 @@
           <w:szCs w:val="20"/>
           <w:lang w:val="en-US"/>
         </w:rPr>
+        <w:t xml:space="preserve"> a</w:t>
+      </w:r>
+      <w:r>
+        <w:rPr>
+          <w:rFonts w:ascii="Arial" w:hAnsi="Arial" w:cs="Arial"/>
+          <w:bCs/>
+          <w:snapToGrid w:val="0"/>
+          <w:szCs w:val="20"/>
+          <w:lang w:val="en-US"/>
+        </w:rPr>
+        <w:t xml:space="preserve"> formal application to the court before any deadline imposed upon you expires.</w:t>
+      </w:r>
+      <w:r>
+        <w:rPr>
+          <w:rFonts w:ascii="Arial" w:hAnsi="Arial" w:cs="Arial"/>
+          <w:bCs/>
+          <w:snapToGrid w:val="0"/>
+          <w:szCs w:val="20"/>
+          <w:lang w:val="en-US"/>
+        </w:rPr>
         <w:br/>
       </w:r>
     </w:p>
@@ -1082,7 +1211,23 @@
           <w:rFonts w:ascii="Arial" w:hAnsi="Arial" w:cs="Arial"/>
           <w:lang w:val="en-US"/>
         </w:rPr>
-        <w:t>&lt;&lt;fastTrackJudgesRecital.input&gt;&gt;</w:t>
+        <w:t>&lt;&lt;</w:t>
+      </w:r>
+      <w:proofErr w:type="spellStart"/>
+      <w:r>
+        <w:rPr>
+          <w:rFonts w:ascii="Arial" w:hAnsi="Arial" w:cs="Arial"/>
+          <w:lang w:val="en-US"/>
+        </w:rPr>
+        <w:t>fastTrackJudgesRecital.input</w:t>
+      </w:r>
+      <w:proofErr w:type="spellEnd"/>
+      <w:r>
+        <w:rPr>
+          <w:rFonts w:ascii="Arial" w:hAnsi="Arial" w:cs="Arial"/>
+          <w:lang w:val="en-US"/>
+        </w:rPr>
+        <w:t>&gt;&gt;</w:t>
       </w:r>
     </w:p>
     <w:p>
@@ -1317,7 +1462,14 @@
         <w:rPr>
           <w:rFonts w:ascii="Arial" w:hAnsi="Arial" w:cs="Arial"/>
         </w:rPr>
-        <w:t>&lt;&lt;fastTrack</w:t>
+        <w:t>&lt;&lt;</w:t>
+      </w:r>
+      <w:proofErr w:type="spellStart"/>
+      <w:r>
+        <w:rPr>
+          <w:rFonts w:ascii="Arial" w:hAnsi="Arial" w:cs="Arial"/>
+        </w:rPr>
+        <w:t>fastTrack</w:t>
       </w:r>
       <w:r>
         <w:rPr>
@@ -1325,6 +1477,7 @@
         </w:rPr>
         <w:t>Allocation</w:t>
       </w:r>
+      <w:proofErr w:type="spellEnd"/>
       <w:r>
         <w:rPr>
           <w:rFonts w:ascii="Arial" w:hAnsi="Arial" w:cs="Arial"/>
@@ -1354,12 +1507,22 @@
         <w:lastRenderedPageBreak/>
         <w:t>&lt;&lt;cs_{</w:t>
       </w:r>
-      <w:r>
-        <w:rPr>
-          <w:rFonts w:ascii="Arial" w:hAnsi="Arial" w:cs="Arial"/>
-          <w:lang w:val="en-US"/>
-        </w:rPr>
-        <w:t>drawDirectionsOrderRequired=</w:t>
+      <w:proofErr w:type="spellStart"/>
+      <w:r>
+        <w:rPr>
+          <w:rFonts w:ascii="Arial" w:hAnsi="Arial" w:cs="Arial"/>
+          <w:lang w:val="en-US"/>
+        </w:rPr>
+        <w:t>drawDirectionsOrderRequired</w:t>
+      </w:r>
+      <w:proofErr w:type="spellEnd"/>
+      <w:proofErr w:type="gramStart"/>
+      <w:r>
+        <w:rPr>
+          <w:rFonts w:ascii="Arial" w:hAnsi="Arial" w:cs="Arial"/>
+          <w:lang w:val="en-US"/>
+        </w:rPr>
+        <w:t>=</w:t>
       </w:r>
       <w:r>
         <w:rPr>
@@ -1367,7 +1530,16 @@
           <w:highlight w:val="yellow"/>
           <w:lang w:val="en-US"/>
         </w:rPr>
-        <w:t>‘Yes’</w:t>
+        <w:t>‘</w:t>
+      </w:r>
+      <w:proofErr w:type="gramEnd"/>
+      <w:r>
+        <w:rPr>
+          <w:rFonts w:ascii="Arial" w:hAnsi="Arial" w:cs="Arial"/>
+          <w:highlight w:val="yellow"/>
+          <w:lang w:val="en-US"/>
+        </w:rPr>
+        <w:t>Yes’</w:t>
       </w:r>
       <w:r>
         <w:rPr>
@@ -1438,14 +1610,32 @@
           <w:rFonts w:ascii="Arial" w:hAnsi="Arial" w:cs="Arial"/>
           <w:bCs/>
         </w:rPr>
-        <w:t>&lt;&lt;cs_{</w:t>
-      </w:r>
-      <w:r>
-        <w:rPr>
-          <w:rFonts w:ascii="Arial" w:hAnsi="Arial" w:cs="Arial"/>
-          <w:lang w:val="en-US"/>
-        </w:rPr>
-        <w:t>drawDirectionsOrderRequired=</w:t>
+        <w:t>&lt;&lt;cs</w:t>
+      </w:r>
+      <w:proofErr w:type="gramStart"/>
+      <w:r>
+        <w:rPr>
+          <w:rFonts w:ascii="Arial" w:hAnsi="Arial" w:cs="Arial"/>
+          <w:bCs/>
+        </w:rPr>
+        <w:t>_{</w:t>
+      </w:r>
+      <w:proofErr w:type="spellStart"/>
+      <w:proofErr w:type="gramEnd"/>
+      <w:r>
+        <w:rPr>
+          <w:rFonts w:ascii="Arial" w:hAnsi="Arial" w:cs="Arial"/>
+          <w:lang w:val="en-US"/>
+        </w:rPr>
+        <w:t>drawDirectionsOrderRequired</w:t>
+      </w:r>
+      <w:proofErr w:type="spellEnd"/>
+      <w:r>
+        <w:rPr>
+          <w:rFonts w:ascii="Arial" w:hAnsi="Arial" w:cs="Arial"/>
+          <w:lang w:val="en-US"/>
+        </w:rPr>
+        <w:t>=</w:t>
       </w:r>
       <w:r>
         <w:rPr>
@@ -1460,7 +1650,23 @@
           <w:rFonts w:ascii="Arial" w:hAnsi="Arial" w:cs="Arial"/>
           <w:lang w:val="en-US"/>
         </w:rPr>
-        <w:t xml:space="preserve"> &amp;&amp; drawDirectionsOrder.judgementSum!=</w:t>
+        <w:t xml:space="preserve"> &amp;&amp; </w:t>
+      </w:r>
+      <w:proofErr w:type="spellStart"/>
+      <w:r>
+        <w:rPr>
+          <w:rFonts w:ascii="Arial" w:hAnsi="Arial" w:cs="Arial"/>
+          <w:lang w:val="en-US"/>
+        </w:rPr>
+        <w:t>drawDirectionsOrder.judgementSum</w:t>
+      </w:r>
+      <w:proofErr w:type="spellEnd"/>
+      <w:r>
+        <w:rPr>
+          <w:rFonts w:ascii="Arial" w:hAnsi="Arial" w:cs="Arial"/>
+          <w:lang w:val="en-US"/>
+        </w:rPr>
+        <w:t>!=</w:t>
       </w:r>
       <w:r>
         <w:rPr>
@@ -1504,6 +1710,7 @@
         </w:rPr>
         <w:t>&lt;&lt;</w:t>
       </w:r>
+      <w:proofErr w:type="spellStart"/>
       <w:r>
         <w:rPr>
           <w:rFonts w:ascii="Arial" w:hAnsi="Arial" w:cs="Arial"/>
@@ -1511,6 +1718,7 @@
         </w:rPr>
         <w:t>drawDirectionsOrder.judgementSum</w:t>
       </w:r>
+      <w:proofErr w:type="spellEnd"/>
       <w:r>
         <w:rPr>
           <w:rFonts w:ascii="Arial" w:hAnsi="Arial" w:cs="Arial"/>
@@ -1574,7 +1782,23 @@
           <w:rFonts w:ascii="Arial" w:hAnsi="Arial" w:cs="Arial"/>
           <w:lang w:val="en-US"/>
         </w:rPr>
-        <w:t>_{fastTrackAltDisputeResolutionToggle=true}&gt;&gt;</w:t>
+        <w:t>_{</w:t>
+      </w:r>
+      <w:proofErr w:type="spellStart"/>
+      <w:r>
+        <w:rPr>
+          <w:rFonts w:ascii="Arial" w:hAnsi="Arial" w:cs="Arial"/>
+          <w:lang w:val="en-US"/>
+        </w:rPr>
+        <w:t>fastTrackAltDisputeResolutionToggle</w:t>
+      </w:r>
+      <w:proofErr w:type="spellEnd"/>
+      <w:r>
+        <w:rPr>
+          <w:rFonts w:ascii="Arial" w:hAnsi="Arial" w:cs="Arial"/>
+          <w:lang w:val="en-US"/>
+        </w:rPr>
+        <w:t>=true}&gt;&gt;</w:t>
       </w:r>
     </w:p>
     <w:p>
@@ -1651,12 +1875,21 @@
         </w:rPr>
         <w:t>&lt;&lt;cs_{</w:t>
       </w:r>
-      <w:r>
-        <w:rPr>
-          <w:rFonts w:ascii="Arial" w:hAnsi="Arial" w:cs="Arial"/>
-          <w:lang w:val="en-US"/>
-        </w:rPr>
-        <w:t>fastTrackVariationOfDirectionsToggle=true}&gt;&gt;</w:t>
+      <w:proofErr w:type="spellStart"/>
+      <w:r>
+        <w:rPr>
+          <w:rFonts w:ascii="Arial" w:hAnsi="Arial" w:cs="Arial"/>
+          <w:lang w:val="en-US"/>
+        </w:rPr>
+        <w:t>fastTrackVariationOfDirectionsToggle</w:t>
+      </w:r>
+      <w:proofErr w:type="spellEnd"/>
+      <w:r>
+        <w:rPr>
+          <w:rFonts w:ascii="Arial" w:hAnsi="Arial" w:cs="Arial"/>
+          <w:lang w:val="en-US"/>
+        </w:rPr>
+        <w:t>=true}&gt;&gt;</w:t>
       </w:r>
     </w:p>
     <w:p>
@@ -1732,12 +1965,21 @@
         </w:rPr>
         <w:t>&lt;&lt;cs_{</w:t>
       </w:r>
-      <w:r>
-        <w:rPr>
-          <w:rFonts w:ascii="Arial" w:hAnsi="Arial" w:cs="Arial"/>
-          <w:lang w:val="en-US"/>
-        </w:rPr>
-        <w:t>fastTrackSettlementToggle=true}&gt;&gt;</w:t>
+      <w:proofErr w:type="spellStart"/>
+      <w:r>
+        <w:rPr>
+          <w:rFonts w:ascii="Arial" w:hAnsi="Arial" w:cs="Arial"/>
+          <w:lang w:val="en-US"/>
+        </w:rPr>
+        <w:t>fastTrackSettlementToggle</w:t>
+      </w:r>
+      <w:proofErr w:type="spellEnd"/>
+      <w:r>
+        <w:rPr>
+          <w:rFonts w:ascii="Arial" w:hAnsi="Arial" w:cs="Arial"/>
+          <w:lang w:val="en-US"/>
+        </w:rPr>
+        <w:t>=true}&gt;&gt;</w:t>
       </w:r>
     </w:p>
     <w:p>
@@ -1771,7 +2013,21 @@
         <w:rPr>
           <w:rFonts w:ascii="Arial" w:hAnsi="Arial" w:cs="Arial"/>
         </w:rPr>
-        <w:t>Each party must inform the Court immediately if the case is settled whether or not it is then possible to upload to the Digital Portal a draft consent order to give effect to their agreement.</w:t>
+        <w:t xml:space="preserve">Each party must inform the Court immediately if the case is settled </w:t>
+      </w:r>
+      <w:proofErr w:type="gramStart"/>
+      <w:r>
+        <w:rPr>
+          <w:rFonts w:ascii="Arial" w:hAnsi="Arial" w:cs="Arial"/>
+        </w:rPr>
+        <w:t>whether or not</w:t>
+      </w:r>
+      <w:proofErr w:type="gramEnd"/>
+      <w:r>
+        <w:rPr>
+          <w:rFonts w:ascii="Arial" w:hAnsi="Arial" w:cs="Arial"/>
+        </w:rPr>
+        <w:t xml:space="preserve"> it is then possible to upload to the Digital Portal a draft consent order to give effect to their agreement.</w:t>
       </w:r>
     </w:p>
     <w:p>
@@ -1803,12 +2059,21 @@
         </w:rPr>
         <w:t>&lt;&lt;cs_{</w:t>
       </w:r>
-      <w:r>
-        <w:rPr>
-          <w:rFonts w:ascii="Arial" w:hAnsi="Arial" w:cs="Arial"/>
-          <w:lang w:val="en-US"/>
-        </w:rPr>
-        <w:t>fastTrackDisclosureOfDocumentsToggle=true}&gt;&gt;</w:t>
+      <w:proofErr w:type="spellStart"/>
+      <w:r>
+        <w:rPr>
+          <w:rFonts w:ascii="Arial" w:hAnsi="Arial" w:cs="Arial"/>
+          <w:lang w:val="en-US"/>
+        </w:rPr>
+        <w:t>fastTrackDisclosureOfDocumentsToggle</w:t>
+      </w:r>
+      <w:proofErr w:type="spellEnd"/>
+      <w:r>
+        <w:rPr>
+          <w:rFonts w:ascii="Arial" w:hAnsi="Arial" w:cs="Arial"/>
+          <w:lang w:val="en-US"/>
+        </w:rPr>
+        <w:t>=true}&gt;&gt;</w:t>
       </w:r>
     </w:p>
     <w:p>
@@ -1869,14 +2134,40 @@
           <w:b/>
           <w:bCs/>
         </w:rPr>
-        <w:t>&lt;&lt;</w:t>
-      </w:r>
-      <w:r>
-        <w:rPr>
-          <w:rFonts w:ascii="Arial" w:eastAsia="Arial" w:hAnsi="Arial" w:cs="Arial"/>
-          <w:bCs/>
-        </w:rPr>
-        <w:t>{dateFormat(</w:t>
+        <w:t>&lt;</w:t>
+      </w:r>
+      <w:proofErr w:type="gramStart"/>
+      <w:r>
+        <w:rPr>
+          <w:rFonts w:ascii="Arial" w:hAnsi="Arial" w:cs="Arial"/>
+          <w:b/>
+          <w:bCs/>
+        </w:rPr>
+        <w:t>&lt;</w:t>
+      </w:r>
+      <w:r>
+        <w:rPr>
+          <w:rFonts w:ascii="Arial" w:eastAsia="Arial" w:hAnsi="Arial" w:cs="Arial"/>
+          <w:bCs/>
+        </w:rPr>
+        <w:t>{</w:t>
+      </w:r>
+      <w:proofErr w:type="spellStart"/>
+      <w:proofErr w:type="gramEnd"/>
+      <w:r>
+        <w:rPr>
+          <w:rFonts w:ascii="Arial" w:eastAsia="Arial" w:hAnsi="Arial" w:cs="Arial"/>
+          <w:bCs/>
+        </w:rPr>
+        <w:t>dateFormat</w:t>
+      </w:r>
+      <w:proofErr w:type="spellEnd"/>
+      <w:r>
+        <w:rPr>
+          <w:rFonts w:ascii="Arial" w:eastAsia="Arial" w:hAnsi="Arial" w:cs="Arial"/>
+          <w:bCs/>
+        </w:rPr>
+        <w:t>(</w:t>
       </w:r>
       <w:r>
         <w:rPr>
@@ -1897,7 +2188,39 @@
           <w:rFonts w:ascii="Arial" w:eastAsia="Arial" w:hAnsi="Arial" w:cs="Arial"/>
           <w:bCs/>
         </w:rPr>
-        <w:t>, ‘dd MMMM yyyy’, ‘yyyy-MM-dd’</w:t>
+        <w:t xml:space="preserve">, ‘dd MMMM </w:t>
+      </w:r>
+      <w:proofErr w:type="spellStart"/>
+      <w:r>
+        <w:rPr>
+          <w:rFonts w:ascii="Arial" w:eastAsia="Arial" w:hAnsi="Arial" w:cs="Arial"/>
+          <w:bCs/>
+        </w:rPr>
+        <w:t>yyyy</w:t>
+      </w:r>
+      <w:proofErr w:type="spellEnd"/>
+      <w:r>
+        <w:rPr>
+          <w:rFonts w:ascii="Arial" w:eastAsia="Arial" w:hAnsi="Arial" w:cs="Arial"/>
+          <w:bCs/>
+        </w:rPr>
+        <w:t>’, ‘</w:t>
+      </w:r>
+      <w:proofErr w:type="spellStart"/>
+      <w:r>
+        <w:rPr>
+          <w:rFonts w:ascii="Arial" w:eastAsia="Arial" w:hAnsi="Arial" w:cs="Arial"/>
+          <w:bCs/>
+        </w:rPr>
+        <w:t>yyyy</w:t>
+      </w:r>
+      <w:proofErr w:type="spellEnd"/>
+      <w:r>
+        <w:rPr>
+          <w:rFonts w:ascii="Arial" w:eastAsia="Arial" w:hAnsi="Arial" w:cs="Arial"/>
+          <w:bCs/>
+        </w:rPr>
+        <w:t>-MM-dd’</w:t>
       </w:r>
       <w:r>
         <w:rPr>
@@ -1971,14 +2294,40 @@
           <w:b/>
           <w:bCs/>
         </w:rPr>
-        <w:t>&lt;&lt;</w:t>
-      </w:r>
-      <w:r>
-        <w:rPr>
-          <w:rFonts w:ascii="Arial" w:eastAsia="Arial" w:hAnsi="Arial" w:cs="Arial"/>
-          <w:bCs/>
-        </w:rPr>
-        <w:t>{dateFormat(</w:t>
+        <w:t>&lt;</w:t>
+      </w:r>
+      <w:proofErr w:type="gramStart"/>
+      <w:r>
+        <w:rPr>
+          <w:rFonts w:ascii="Arial" w:hAnsi="Arial" w:cs="Arial"/>
+          <w:b/>
+          <w:bCs/>
+        </w:rPr>
+        <w:t>&lt;</w:t>
+      </w:r>
+      <w:r>
+        <w:rPr>
+          <w:rFonts w:ascii="Arial" w:eastAsia="Arial" w:hAnsi="Arial" w:cs="Arial"/>
+          <w:bCs/>
+        </w:rPr>
+        <w:t>{</w:t>
+      </w:r>
+      <w:proofErr w:type="spellStart"/>
+      <w:proofErr w:type="gramEnd"/>
+      <w:r>
+        <w:rPr>
+          <w:rFonts w:ascii="Arial" w:eastAsia="Arial" w:hAnsi="Arial" w:cs="Arial"/>
+          <w:bCs/>
+        </w:rPr>
+        <w:t>dateFormat</w:t>
+      </w:r>
+      <w:proofErr w:type="spellEnd"/>
+      <w:r>
+        <w:rPr>
+          <w:rFonts w:ascii="Arial" w:eastAsia="Arial" w:hAnsi="Arial" w:cs="Arial"/>
+          <w:bCs/>
+        </w:rPr>
+        <w:t>(</w:t>
       </w:r>
       <w:r>
         <w:rPr>
@@ -1999,7 +2348,39 @@
           <w:rFonts w:ascii="Arial" w:eastAsia="Arial" w:hAnsi="Arial" w:cs="Arial"/>
           <w:bCs/>
         </w:rPr>
-        <w:t>, ‘dd MMMM yyyy’, ‘yyyy-MM-dd’</w:t>
+        <w:t xml:space="preserve">, ‘dd MMMM </w:t>
+      </w:r>
+      <w:proofErr w:type="spellStart"/>
+      <w:r>
+        <w:rPr>
+          <w:rFonts w:ascii="Arial" w:eastAsia="Arial" w:hAnsi="Arial" w:cs="Arial"/>
+          <w:bCs/>
+        </w:rPr>
+        <w:t>yyyy</w:t>
+      </w:r>
+      <w:proofErr w:type="spellEnd"/>
+      <w:r>
+        <w:rPr>
+          <w:rFonts w:ascii="Arial" w:eastAsia="Arial" w:hAnsi="Arial" w:cs="Arial"/>
+          <w:bCs/>
+        </w:rPr>
+        <w:t>’, ‘</w:t>
+      </w:r>
+      <w:proofErr w:type="spellStart"/>
+      <w:r>
+        <w:rPr>
+          <w:rFonts w:ascii="Arial" w:eastAsia="Arial" w:hAnsi="Arial" w:cs="Arial"/>
+          <w:bCs/>
+        </w:rPr>
+        <w:t>yyyy</w:t>
+      </w:r>
+      <w:proofErr w:type="spellEnd"/>
+      <w:r>
+        <w:rPr>
+          <w:rFonts w:ascii="Arial" w:eastAsia="Arial" w:hAnsi="Arial" w:cs="Arial"/>
+          <w:bCs/>
+        </w:rPr>
+        <w:t>-MM-dd’</w:t>
       </w:r>
       <w:r>
         <w:rPr>
@@ -2093,14 +2474,40 @@
           <w:b/>
           <w:bCs/>
         </w:rPr>
-        <w:t>&lt;&lt;</w:t>
-      </w:r>
-      <w:r>
-        <w:rPr>
-          <w:rFonts w:ascii="Arial" w:eastAsia="Arial" w:hAnsi="Arial" w:cs="Arial"/>
-          <w:bCs/>
-        </w:rPr>
-        <w:t>{dateFormat(</w:t>
+        <w:t>&lt;</w:t>
+      </w:r>
+      <w:proofErr w:type="gramStart"/>
+      <w:r>
+        <w:rPr>
+          <w:rFonts w:ascii="Arial" w:hAnsi="Arial" w:cs="Arial"/>
+          <w:b/>
+          <w:bCs/>
+        </w:rPr>
+        <w:t>&lt;</w:t>
+      </w:r>
+      <w:r>
+        <w:rPr>
+          <w:rFonts w:ascii="Arial" w:eastAsia="Arial" w:hAnsi="Arial" w:cs="Arial"/>
+          <w:bCs/>
+        </w:rPr>
+        <w:t>{</w:t>
+      </w:r>
+      <w:proofErr w:type="spellStart"/>
+      <w:proofErr w:type="gramEnd"/>
+      <w:r>
+        <w:rPr>
+          <w:rFonts w:ascii="Arial" w:eastAsia="Arial" w:hAnsi="Arial" w:cs="Arial"/>
+          <w:bCs/>
+        </w:rPr>
+        <w:t>dateFormat</w:t>
+      </w:r>
+      <w:proofErr w:type="spellEnd"/>
+      <w:r>
+        <w:rPr>
+          <w:rFonts w:ascii="Arial" w:eastAsia="Arial" w:hAnsi="Arial" w:cs="Arial"/>
+          <w:bCs/>
+        </w:rPr>
+        <w:t>(</w:t>
       </w:r>
       <w:r>
         <w:rPr>
@@ -2121,7 +2528,39 @@
           <w:rFonts w:ascii="Arial" w:eastAsia="Arial" w:hAnsi="Arial" w:cs="Arial"/>
           <w:bCs/>
         </w:rPr>
-        <w:t>, ‘dd MMMM yyyy’, ‘yyyy-MM-dd’</w:t>
+        <w:t xml:space="preserve">, ‘dd MMMM </w:t>
+      </w:r>
+      <w:proofErr w:type="spellStart"/>
+      <w:r>
+        <w:rPr>
+          <w:rFonts w:ascii="Arial" w:eastAsia="Arial" w:hAnsi="Arial" w:cs="Arial"/>
+          <w:bCs/>
+        </w:rPr>
+        <w:t>yyyy</w:t>
+      </w:r>
+      <w:proofErr w:type="spellEnd"/>
+      <w:r>
+        <w:rPr>
+          <w:rFonts w:ascii="Arial" w:eastAsia="Arial" w:hAnsi="Arial" w:cs="Arial"/>
+          <w:bCs/>
+        </w:rPr>
+        <w:t>’, ‘</w:t>
+      </w:r>
+      <w:proofErr w:type="spellStart"/>
+      <w:r>
+        <w:rPr>
+          <w:rFonts w:ascii="Arial" w:eastAsia="Arial" w:hAnsi="Arial" w:cs="Arial"/>
+          <w:bCs/>
+        </w:rPr>
+        <w:t>yyyy</w:t>
+      </w:r>
+      <w:proofErr w:type="spellEnd"/>
+      <w:r>
+        <w:rPr>
+          <w:rFonts w:ascii="Arial" w:eastAsia="Arial" w:hAnsi="Arial" w:cs="Arial"/>
+          <w:bCs/>
+        </w:rPr>
+        <w:t>-MM-dd’</w:t>
       </w:r>
       <w:r>
         <w:rPr>
@@ -2181,12 +2620,21 @@
         </w:rPr>
         <w:t>&lt;&lt;cs_{</w:t>
       </w:r>
-      <w:r>
-        <w:rPr>
-          <w:rFonts w:ascii="Arial" w:hAnsi="Arial" w:cs="Arial"/>
-          <w:lang w:val="en-US"/>
-        </w:rPr>
-        <w:t>fastTrackWitnessOfFactToggle=true}&gt;&gt;</w:t>
+      <w:proofErr w:type="spellStart"/>
+      <w:r>
+        <w:rPr>
+          <w:rFonts w:ascii="Arial" w:hAnsi="Arial" w:cs="Arial"/>
+          <w:lang w:val="en-US"/>
+        </w:rPr>
+        <w:t>fastTrackWitnessOfFactToggle</w:t>
+      </w:r>
+      <w:proofErr w:type="spellEnd"/>
+      <w:r>
+        <w:rPr>
+          <w:rFonts w:ascii="Arial" w:hAnsi="Arial" w:cs="Arial"/>
+          <w:lang w:val="en-US"/>
+        </w:rPr>
+        <w:t>=true}&gt;&gt;</w:t>
       </w:r>
     </w:p>
     <w:p>
@@ -2247,6 +2695,7 @@
         </w:rPr>
         <w:t>isRestrictWitness</w:t>
       </w:r>
+      <w:proofErr w:type="gramStart"/>
       <w:r>
         <w:rPr>
           <w:rFonts w:ascii="Arial" w:hAnsi="Arial" w:cs="Arial"/>
@@ -2257,7 +2706,14 @@
         <w:rPr>
           <w:rFonts w:ascii="Arial" w:hAnsi="Arial" w:cs="Arial"/>
         </w:rPr>
-        <w:t>‘Yes’</w:t>
+        <w:t>‘</w:t>
+      </w:r>
+      <w:proofErr w:type="gramEnd"/>
+      <w:r>
+        <w:rPr>
+          <w:rFonts w:ascii="Arial" w:hAnsi="Arial" w:cs="Arial"/>
+        </w:rPr>
+        <w:t>Yes’</w:t>
       </w:r>
       <w:bookmarkEnd w:id="2"/>
       <w:r>
@@ -2294,7 +2750,21 @@
         <w:rPr>
           <w:rFonts w:ascii="Arial" w:hAnsi="Arial" w:cs="Arial"/>
         </w:rPr>
-        <w:t>&lt;&lt;sdoR2WitnessesOfFact.sdoR2RestrictWitness.restrictNoOfWitnessDetails.noOfWitnessClaimant&gt;&gt;</w:t>
+        <w:t>&lt;&lt;sdoR2WitnessesOfFact.sdoR</w:t>
+      </w:r>
+      <w:proofErr w:type="gramStart"/>
+      <w:r>
+        <w:rPr>
+          <w:rFonts w:ascii="Arial" w:hAnsi="Arial" w:cs="Arial"/>
+        </w:rPr>
+        <w:t>2RestrictWitness.restrictNoOfWitnessDetails.noOfWitnessClaimant</w:t>
+      </w:r>
+      <w:proofErr w:type="gramEnd"/>
+      <w:r>
+        <w:rPr>
+          <w:rFonts w:ascii="Arial" w:hAnsi="Arial" w:cs="Arial"/>
+        </w:rPr>
+        <w:t>&gt;&gt;</w:t>
       </w:r>
       <w:r>
         <w:t xml:space="preserve"> </w:t>
@@ -2342,7 +2812,21 @@
         <w:rPr>
           <w:rFonts w:ascii="Arial" w:hAnsi="Arial" w:cs="Arial"/>
         </w:rPr>
-        <w:t>&lt;&lt;sdoR2WitnessesOfFact.sdoR2RestrictWitness.restrictNoOfWitnessDetails.partyIsCountedAsWitnessTxt&gt;&gt;</w:t>
+        <w:t>&lt;&lt;sdoR2WitnessesOfFact.sdoR</w:t>
+      </w:r>
+      <w:proofErr w:type="gramStart"/>
+      <w:r>
+        <w:rPr>
+          <w:rFonts w:ascii="Arial" w:hAnsi="Arial" w:cs="Arial"/>
+        </w:rPr>
+        <w:t>2RestrictWitness.restrictNoOfWitnessDetails.partyIsCountedAsWitnessTxt</w:t>
+      </w:r>
+      <w:proofErr w:type="gramEnd"/>
+      <w:r>
+        <w:rPr>
+          <w:rFonts w:ascii="Arial" w:hAnsi="Arial" w:cs="Arial"/>
+        </w:rPr>
+        <w:t>&gt;&gt;</w:t>
       </w:r>
     </w:p>
     <w:p>
@@ -2371,6 +2855,7 @@
         <w:t>&lt;&lt;cs_{</w:t>
       </w:r>
       <w:bookmarkStart w:id="3" w:name="_Hlk163831990"/>
+      <w:proofErr w:type="gramStart"/>
       <w:r>
         <w:rPr>
           <w:rFonts w:ascii="Arial" w:hAnsi="Arial" w:cs="Arial"/>
@@ -2383,6 +2868,7 @@
         </w:rPr>
         <w:t>isRestrictPages</w:t>
       </w:r>
+      <w:proofErr w:type="gramEnd"/>
       <w:r>
         <w:rPr>
           <w:rFonts w:ascii="Arial" w:hAnsi="Arial" w:cs="Arial"/>
@@ -2414,11 +2900,19 @@
           <w:rFonts w:ascii="Arial" w:hAnsi="Arial" w:cs="Arial"/>
         </w:rPr>
       </w:pPr>
-      <w:r>
-        <w:rPr>
-          <w:rFonts w:ascii="Arial" w:hAnsi="Arial" w:cs="Arial"/>
-        </w:rPr>
-        <w:t>&lt;&lt;sdoR2WitnessesOfFact.sdoRestrictPages.restrictNoOfPagesDetails.witnessShouldNotMoreThanTxt&gt;&gt;</w:t>
+      <w:proofErr w:type="gramStart"/>
+      <w:r>
+        <w:rPr>
+          <w:rFonts w:ascii="Arial" w:hAnsi="Arial" w:cs="Arial"/>
+        </w:rPr>
+        <w:t>&lt;&lt;sdoR2WitnessesOfFact.sdoRestrictPages.restrictNoOfPagesDetails.witnessShouldNotMoreThanTxt</w:t>
+      </w:r>
+      <w:proofErr w:type="gramEnd"/>
+      <w:r>
+        <w:rPr>
+          <w:rFonts w:ascii="Arial" w:hAnsi="Arial" w:cs="Arial"/>
+        </w:rPr>
+        <w:t>&gt;&gt;</w:t>
       </w:r>
       <w:r>
         <w:rPr>
@@ -2485,7 +2979,57 @@
         <w:rPr>
           <w:rFonts w:ascii="Arial" w:hAnsi="Arial" w:cs="Arial"/>
         </w:rPr>
-        <w:t>&lt;&lt;{dateFormat(sdoR2WitnessesOfFact.sdoWitnessDeadlineDate, ‘dd MMMM yyyy’, ‘yyyy-MM-dd’)}&gt;&gt;.</w:t>
+        <w:t>&lt;</w:t>
+      </w:r>
+      <w:proofErr w:type="gramStart"/>
+      <w:r>
+        <w:rPr>
+          <w:rFonts w:ascii="Arial" w:hAnsi="Arial" w:cs="Arial"/>
+        </w:rPr>
+        <w:t>&lt;{</w:t>
+      </w:r>
+      <w:proofErr w:type="spellStart"/>
+      <w:proofErr w:type="gramEnd"/>
+      <w:r>
+        <w:rPr>
+          <w:rFonts w:ascii="Arial" w:hAnsi="Arial" w:cs="Arial"/>
+        </w:rPr>
+        <w:t>dateFormat</w:t>
+      </w:r>
+      <w:proofErr w:type="spellEnd"/>
+      <w:r>
+        <w:rPr>
+          <w:rFonts w:ascii="Arial" w:hAnsi="Arial" w:cs="Arial"/>
+        </w:rPr>
+        <w:t xml:space="preserve">(sdoR2WitnessesOfFact.sdoWitnessDeadlineDate, ‘dd MMMM </w:t>
+      </w:r>
+      <w:proofErr w:type="spellStart"/>
+      <w:r>
+        <w:rPr>
+          <w:rFonts w:ascii="Arial" w:hAnsi="Arial" w:cs="Arial"/>
+        </w:rPr>
+        <w:t>yyyy</w:t>
+      </w:r>
+      <w:proofErr w:type="spellEnd"/>
+      <w:r>
+        <w:rPr>
+          <w:rFonts w:ascii="Arial" w:hAnsi="Arial" w:cs="Arial"/>
+        </w:rPr>
+        <w:t>’, ‘</w:t>
+      </w:r>
+      <w:proofErr w:type="spellStart"/>
+      <w:r>
+        <w:rPr>
+          <w:rFonts w:ascii="Arial" w:hAnsi="Arial" w:cs="Arial"/>
+        </w:rPr>
+        <w:t>yyyy</w:t>
+      </w:r>
+      <w:proofErr w:type="spellEnd"/>
+      <w:r>
+        <w:rPr>
+          <w:rFonts w:ascii="Arial" w:hAnsi="Arial" w:cs="Arial"/>
+        </w:rPr>
+        <w:t>-MM-dd’)}&gt;&gt;.</w:t>
       </w:r>
     </w:p>
     <w:p>
@@ -2535,12 +3079,21 @@
         </w:rPr>
         <w:t>&lt;&lt;cs_{</w:t>
       </w:r>
-      <w:r>
-        <w:rPr>
-          <w:rFonts w:ascii="Arial" w:hAnsi="Arial" w:cs="Arial"/>
-          <w:lang w:val="en-US"/>
-        </w:rPr>
-        <w:t>fastTrackSchedulesOfLossToggle=true}&gt;&gt;</w:t>
+      <w:proofErr w:type="spellStart"/>
+      <w:r>
+        <w:rPr>
+          <w:rFonts w:ascii="Arial" w:hAnsi="Arial" w:cs="Arial"/>
+          <w:lang w:val="en-US"/>
+        </w:rPr>
+        <w:t>fastTrackSchedulesOfLossToggle</w:t>
+      </w:r>
+      <w:proofErr w:type="spellEnd"/>
+      <w:r>
+        <w:rPr>
+          <w:rFonts w:ascii="Arial" w:hAnsi="Arial" w:cs="Arial"/>
+          <w:lang w:val="en-US"/>
+        </w:rPr>
+        <w:t>=true}&gt;&gt;</w:t>
       </w:r>
     </w:p>
     <w:p>
@@ -2601,14 +3154,40 @@
           <w:b/>
           <w:bCs/>
         </w:rPr>
-        <w:t>&lt;&lt;</w:t>
-      </w:r>
-      <w:r>
-        <w:rPr>
-          <w:rFonts w:ascii="Arial" w:eastAsia="Arial" w:hAnsi="Arial" w:cs="Arial"/>
-          <w:bCs/>
-        </w:rPr>
-        <w:t>{dateFormat(</w:t>
+        <w:t>&lt;</w:t>
+      </w:r>
+      <w:proofErr w:type="gramStart"/>
+      <w:r>
+        <w:rPr>
+          <w:rFonts w:ascii="Arial" w:hAnsi="Arial" w:cs="Arial"/>
+          <w:b/>
+          <w:bCs/>
+        </w:rPr>
+        <w:t>&lt;</w:t>
+      </w:r>
+      <w:r>
+        <w:rPr>
+          <w:rFonts w:ascii="Arial" w:eastAsia="Arial" w:hAnsi="Arial" w:cs="Arial"/>
+          <w:bCs/>
+        </w:rPr>
+        <w:t>{</w:t>
+      </w:r>
+      <w:proofErr w:type="spellStart"/>
+      <w:proofErr w:type="gramEnd"/>
+      <w:r>
+        <w:rPr>
+          <w:rFonts w:ascii="Arial" w:eastAsia="Arial" w:hAnsi="Arial" w:cs="Arial"/>
+          <w:bCs/>
+        </w:rPr>
+        <w:t>dateFormat</w:t>
+      </w:r>
+      <w:proofErr w:type="spellEnd"/>
+      <w:r>
+        <w:rPr>
+          <w:rFonts w:ascii="Arial" w:eastAsia="Arial" w:hAnsi="Arial" w:cs="Arial"/>
+          <w:bCs/>
+        </w:rPr>
+        <w:t>(</w:t>
       </w:r>
       <w:r>
         <w:rPr>
@@ -2629,7 +3208,39 @@
           <w:rFonts w:ascii="Arial" w:eastAsia="Arial" w:hAnsi="Arial" w:cs="Arial"/>
           <w:bCs/>
         </w:rPr>
-        <w:t>, ‘dd MMMM yyyy’, ‘yyyy-MM-dd’</w:t>
+        <w:t xml:space="preserve">, ‘dd MMMM </w:t>
+      </w:r>
+      <w:proofErr w:type="spellStart"/>
+      <w:r>
+        <w:rPr>
+          <w:rFonts w:ascii="Arial" w:eastAsia="Arial" w:hAnsi="Arial" w:cs="Arial"/>
+          <w:bCs/>
+        </w:rPr>
+        <w:t>yyyy</w:t>
+      </w:r>
+      <w:proofErr w:type="spellEnd"/>
+      <w:r>
+        <w:rPr>
+          <w:rFonts w:ascii="Arial" w:eastAsia="Arial" w:hAnsi="Arial" w:cs="Arial"/>
+          <w:bCs/>
+        </w:rPr>
+        <w:t>’, ‘</w:t>
+      </w:r>
+      <w:proofErr w:type="spellStart"/>
+      <w:r>
+        <w:rPr>
+          <w:rFonts w:ascii="Arial" w:eastAsia="Arial" w:hAnsi="Arial" w:cs="Arial"/>
+          <w:bCs/>
+        </w:rPr>
+        <w:t>yyyy</w:t>
+      </w:r>
+      <w:proofErr w:type="spellEnd"/>
+      <w:r>
+        <w:rPr>
+          <w:rFonts w:ascii="Arial" w:eastAsia="Arial" w:hAnsi="Arial" w:cs="Arial"/>
+          <w:bCs/>
+        </w:rPr>
+        <w:t>-MM-dd’</w:t>
       </w:r>
       <w:r>
         <w:rPr>
@@ -2703,14 +3314,40 @@
           <w:b/>
           <w:bCs/>
         </w:rPr>
-        <w:t>&lt;&lt;</w:t>
-      </w:r>
-      <w:r>
-        <w:rPr>
-          <w:rFonts w:ascii="Arial" w:eastAsia="Arial" w:hAnsi="Arial" w:cs="Arial"/>
-          <w:bCs/>
-        </w:rPr>
-        <w:t>{dateFormat(</w:t>
+        <w:t>&lt;</w:t>
+      </w:r>
+      <w:proofErr w:type="gramStart"/>
+      <w:r>
+        <w:rPr>
+          <w:rFonts w:ascii="Arial" w:hAnsi="Arial" w:cs="Arial"/>
+          <w:b/>
+          <w:bCs/>
+        </w:rPr>
+        <w:t>&lt;</w:t>
+      </w:r>
+      <w:r>
+        <w:rPr>
+          <w:rFonts w:ascii="Arial" w:eastAsia="Arial" w:hAnsi="Arial" w:cs="Arial"/>
+          <w:bCs/>
+        </w:rPr>
+        <w:t>{</w:t>
+      </w:r>
+      <w:proofErr w:type="spellStart"/>
+      <w:proofErr w:type="gramEnd"/>
+      <w:r>
+        <w:rPr>
+          <w:rFonts w:ascii="Arial" w:eastAsia="Arial" w:hAnsi="Arial" w:cs="Arial"/>
+          <w:bCs/>
+        </w:rPr>
+        <w:t>dateFormat</w:t>
+      </w:r>
+      <w:proofErr w:type="spellEnd"/>
+      <w:r>
+        <w:rPr>
+          <w:rFonts w:ascii="Arial" w:eastAsia="Arial" w:hAnsi="Arial" w:cs="Arial"/>
+          <w:bCs/>
+        </w:rPr>
+        <w:t>(</w:t>
       </w:r>
       <w:r>
         <w:rPr>
@@ -2731,7 +3368,39 @@
           <w:rFonts w:ascii="Arial" w:eastAsia="Arial" w:hAnsi="Arial" w:cs="Arial"/>
           <w:bCs/>
         </w:rPr>
-        <w:t>, ‘dd MMMM yyyy’, ‘yyyy-MM-dd’</w:t>
+        <w:t xml:space="preserve">, ‘dd MMMM </w:t>
+      </w:r>
+      <w:proofErr w:type="spellStart"/>
+      <w:r>
+        <w:rPr>
+          <w:rFonts w:ascii="Arial" w:eastAsia="Arial" w:hAnsi="Arial" w:cs="Arial"/>
+          <w:bCs/>
+        </w:rPr>
+        <w:t>yyyy</w:t>
+      </w:r>
+      <w:proofErr w:type="spellEnd"/>
+      <w:r>
+        <w:rPr>
+          <w:rFonts w:ascii="Arial" w:eastAsia="Arial" w:hAnsi="Arial" w:cs="Arial"/>
+          <w:bCs/>
+        </w:rPr>
+        <w:t>’, ‘</w:t>
+      </w:r>
+      <w:proofErr w:type="spellStart"/>
+      <w:r>
+        <w:rPr>
+          <w:rFonts w:ascii="Arial" w:eastAsia="Arial" w:hAnsi="Arial" w:cs="Arial"/>
+          <w:bCs/>
+        </w:rPr>
+        <w:t>yyyy</w:t>
+      </w:r>
+      <w:proofErr w:type="spellEnd"/>
+      <w:r>
+        <w:rPr>
+          <w:rFonts w:ascii="Arial" w:eastAsia="Arial" w:hAnsi="Arial" w:cs="Arial"/>
+          <w:bCs/>
+        </w:rPr>
+        <w:t>-MM-dd’</w:t>
       </w:r>
       <w:r>
         <w:rPr>
@@ -2822,12 +3491,21 @@
         </w:rPr>
         <w:t>&lt;&lt;cs_{</w:t>
       </w:r>
-      <w:r>
-        <w:rPr>
-          <w:rFonts w:ascii="Arial" w:hAnsi="Arial" w:cs="Arial"/>
-          <w:lang w:val="en-US"/>
-        </w:rPr>
-        <w:t>fastTrackTrialToggle=true}&gt;&gt;</w:t>
+      <w:proofErr w:type="spellStart"/>
+      <w:r>
+        <w:rPr>
+          <w:rFonts w:ascii="Arial" w:hAnsi="Arial" w:cs="Arial"/>
+          <w:lang w:val="en-US"/>
+        </w:rPr>
+        <w:t>fastTrackTrialToggle</w:t>
+      </w:r>
+      <w:proofErr w:type="spellEnd"/>
+      <w:r>
+        <w:rPr>
+          <w:rFonts w:ascii="Arial" w:hAnsi="Arial" w:cs="Arial"/>
+          <w:lang w:val="en-US"/>
+        </w:rPr>
+        <w:t>=true}&gt;&gt;</w:t>
       </w:r>
     </w:p>
     <w:p>
@@ -2860,6 +3538,7 @@
         </w:rPr>
         <w:t>&lt;&lt;cs_{</w:t>
       </w:r>
+      <w:proofErr w:type="spellStart"/>
       <w:r>
         <w:rPr>
           <w:rFonts w:ascii="Arial" w:hAnsi="Arial" w:cs="Arial"/>
@@ -2867,6 +3546,7 @@
         </w:rPr>
         <w:t>fastTrackTrialDateToToggle</w:t>
       </w:r>
+      <w:proofErr w:type="spellEnd"/>
       <w:r>
         <w:rPr>
           <w:rFonts w:ascii="Arial" w:hAnsi="Arial" w:cs="Arial"/>
@@ -2910,6 +3590,137 @@
           <w:b/>
           <w:bCs/>
         </w:rPr>
+        <w:t>&lt;</w:t>
+      </w:r>
+      <w:proofErr w:type="gramStart"/>
+      <w:r>
+        <w:rPr>
+          <w:rFonts w:ascii="Arial" w:hAnsi="Arial" w:cs="Arial"/>
+          <w:b/>
+          <w:bCs/>
+        </w:rPr>
+        <w:t>&lt;</w:t>
+      </w:r>
+      <w:r>
+        <w:rPr>
+          <w:rFonts w:ascii="Arial" w:eastAsia="Arial" w:hAnsi="Arial" w:cs="Arial"/>
+          <w:bCs/>
+        </w:rPr>
+        <w:t>{</w:t>
+      </w:r>
+      <w:proofErr w:type="spellStart"/>
+      <w:proofErr w:type="gramEnd"/>
+      <w:r>
+        <w:rPr>
+          <w:rFonts w:ascii="Arial" w:eastAsia="Arial" w:hAnsi="Arial" w:cs="Arial"/>
+          <w:bCs/>
+        </w:rPr>
+        <w:t>dateFormat</w:t>
+      </w:r>
+      <w:proofErr w:type="spellEnd"/>
+      <w:r>
+        <w:rPr>
+          <w:rFonts w:ascii="Arial" w:eastAsia="Arial" w:hAnsi="Arial" w:cs="Arial"/>
+          <w:bCs/>
+        </w:rPr>
+        <w:t>(</w:t>
+      </w:r>
+      <w:proofErr w:type="spellStart"/>
+      <w:r>
+        <w:rPr>
+          <w:rFonts w:ascii="Arial" w:hAnsi="Arial" w:cs="Arial"/>
+          <w:lang w:val="en-US"/>
+        </w:rPr>
+        <w:t>fastTrackHearingTime.dateFrom</w:t>
+      </w:r>
+      <w:proofErr w:type="spellEnd"/>
+      <w:r>
+        <w:rPr>
+          <w:rFonts w:ascii="Arial" w:eastAsia="Arial" w:hAnsi="Arial" w:cs="Arial"/>
+          <w:bCs/>
+        </w:rPr>
+        <w:t xml:space="preserve">, ‘dd MMMM </w:t>
+      </w:r>
+      <w:proofErr w:type="spellStart"/>
+      <w:r>
+        <w:rPr>
+          <w:rFonts w:ascii="Arial" w:eastAsia="Arial" w:hAnsi="Arial" w:cs="Arial"/>
+          <w:bCs/>
+        </w:rPr>
+        <w:t>yyyy</w:t>
+      </w:r>
+      <w:proofErr w:type="spellEnd"/>
+      <w:r>
+        <w:rPr>
+          <w:rFonts w:ascii="Arial" w:eastAsia="Arial" w:hAnsi="Arial" w:cs="Arial"/>
+          <w:bCs/>
+        </w:rPr>
+        <w:t>’, ‘</w:t>
+      </w:r>
+      <w:proofErr w:type="spellStart"/>
+      <w:r>
+        <w:rPr>
+          <w:rFonts w:ascii="Arial" w:eastAsia="Arial" w:hAnsi="Arial" w:cs="Arial"/>
+          <w:bCs/>
+        </w:rPr>
+        <w:t>yyyy</w:t>
+      </w:r>
+      <w:proofErr w:type="spellEnd"/>
+      <w:r>
+        <w:rPr>
+          <w:rFonts w:ascii="Arial" w:eastAsia="Arial" w:hAnsi="Arial" w:cs="Arial"/>
+          <w:bCs/>
+        </w:rPr>
+        <w:t>-MM-dd’</w:t>
+      </w:r>
+      <w:r>
+        <w:rPr>
+          <w:rFonts w:ascii="Arial" w:eastAsia="Arial" w:hAnsi="Arial" w:cs="Arial"/>
+          <w:bCs/>
+        </w:rPr>
+        <w:t>)</w:t>
+      </w:r>
+      <w:r>
+        <w:rPr>
+          <w:rFonts w:ascii="Arial" w:eastAsia="Arial" w:hAnsi="Arial" w:cs="Arial"/>
+          <w:bCs/>
+        </w:rPr>
+        <w:t>}</w:t>
+      </w:r>
+      <w:r>
+        <w:rPr>
+          <w:rFonts w:ascii="Arial" w:hAnsi="Arial" w:cs="Arial"/>
+          <w:b/>
+          <w:bCs/>
+        </w:rPr>
+        <w:t>&gt;&gt;</w:t>
+      </w:r>
+      <w:r>
+        <w:rPr>
+          <w:rFonts w:ascii="Arial" w:hAnsi="Arial" w:cs="Arial"/>
+          <w:b/>
+          <w:bCs/>
+        </w:rPr>
+        <w:t xml:space="preserve"> </w:t>
+      </w:r>
+      <w:r>
+        <w:rPr>
+          <w:rFonts w:ascii="Arial" w:hAnsi="Arial" w:cs="Arial"/>
+        </w:rPr>
+        <w:t xml:space="preserve">and </w:t>
+      </w:r>
+      <w:r>
+        <w:rPr>
+          <w:rFonts w:ascii="Arial" w:hAnsi="Arial" w:cs="Arial"/>
+        </w:rPr>
+        <w:t xml:space="preserve"> </w:t>
+      </w:r>
+      <w:r>
+        <w:rPr>
+          <w:rFonts w:ascii="Arial" w:hAnsi="Arial" w:cs="Arial"/>
+          <w:b/>
+          <w:bCs/>
+        </w:rPr>
         <w:t>&lt;&lt;</w:t>
       </w:r>
       <w:r>
@@ -2917,21 +3728,78 @@
           <w:rFonts w:ascii="Arial" w:eastAsia="Arial" w:hAnsi="Arial" w:cs="Arial"/>
           <w:bCs/>
         </w:rPr>
-        <w:t>{dateFormat(</w:t>
-      </w:r>
-      <w:r>
-        <w:rPr>
-          <w:rFonts w:ascii="Arial" w:hAnsi="Arial" w:cs="Arial"/>
-          <w:lang w:val="en-US"/>
-        </w:rPr>
-        <w:t>fastTrackHearingTime.dateFrom</w:t>
-      </w:r>
-      <w:r>
-        <w:rPr>
-          <w:rFonts w:ascii="Arial" w:eastAsia="Arial" w:hAnsi="Arial" w:cs="Arial"/>
-          <w:bCs/>
-        </w:rPr>
-        <w:t>, ‘dd MMMM yyyy’, ‘yyyy-MM-dd’</w:t>
+        <w:t>{</w:t>
+      </w:r>
+      <w:proofErr w:type="spellStart"/>
+      <w:r>
+        <w:rPr>
+          <w:rFonts w:ascii="Arial" w:eastAsia="Arial" w:hAnsi="Arial" w:cs="Arial"/>
+          <w:bCs/>
+        </w:rPr>
+        <w:t>dateFormat</w:t>
+      </w:r>
+      <w:proofErr w:type="spellEnd"/>
+      <w:r>
+        <w:rPr>
+          <w:rFonts w:ascii="Arial" w:eastAsia="Arial" w:hAnsi="Arial" w:cs="Arial"/>
+          <w:bCs/>
+        </w:rPr>
+        <w:t>(</w:t>
+      </w:r>
+      <w:proofErr w:type="spellStart"/>
+      <w:r>
+        <w:rPr>
+          <w:rFonts w:ascii="Arial" w:hAnsi="Arial" w:cs="Arial"/>
+          <w:lang w:val="en-US"/>
+        </w:rPr>
+        <w:t>fastTrackHearingTime.date</w:t>
+      </w:r>
+      <w:r>
+        <w:rPr>
+          <w:rFonts w:ascii="Arial" w:hAnsi="Arial" w:cs="Arial"/>
+          <w:lang w:val="en-US"/>
+        </w:rPr>
+        <w:t>To</w:t>
+      </w:r>
+      <w:proofErr w:type="spellEnd"/>
+      <w:r>
+        <w:rPr>
+          <w:rFonts w:ascii="Arial" w:eastAsia="Arial" w:hAnsi="Arial" w:cs="Arial"/>
+          <w:bCs/>
+        </w:rPr>
+        <w:t xml:space="preserve">, ‘dd MMMM </w:t>
+      </w:r>
+      <w:proofErr w:type="spellStart"/>
+      <w:r>
+        <w:rPr>
+          <w:rFonts w:ascii="Arial" w:eastAsia="Arial" w:hAnsi="Arial" w:cs="Arial"/>
+          <w:bCs/>
+        </w:rPr>
+        <w:t>yyyy</w:t>
+      </w:r>
+      <w:proofErr w:type="spellEnd"/>
+      <w:r>
+        <w:rPr>
+          <w:rFonts w:ascii="Arial" w:eastAsia="Arial" w:hAnsi="Arial" w:cs="Arial"/>
+          <w:bCs/>
+        </w:rPr>
+        <w:t>’, ‘</w:t>
+      </w:r>
+      <w:proofErr w:type="spellStart"/>
+      <w:r>
+        <w:rPr>
+          <w:rFonts w:ascii="Arial" w:eastAsia="Arial" w:hAnsi="Arial" w:cs="Arial"/>
+          <w:bCs/>
+        </w:rPr>
+        <w:t>yyyy</w:t>
+      </w:r>
+      <w:proofErr w:type="spellEnd"/>
+      <w:r>
+        <w:rPr>
+          <w:rFonts w:ascii="Arial" w:eastAsia="Arial" w:hAnsi="Arial" w:cs="Arial"/>
+          <w:bCs/>
+        </w:rPr>
+        <w:t>-MM-dd’</w:t>
       </w:r>
       <w:r>
         <w:rPr>
@@ -2961,13 +3829,19 @@
           <w:b/>
           <w:bCs/>
         </w:rPr>
+        <w:t>.</w:t>
+      </w:r>
+      <w:r>
+        <w:rPr>
+          <w:rFonts w:ascii="Arial" w:hAnsi="Arial" w:cs="Arial"/>
+        </w:rPr>
         <w:t xml:space="preserve"> </w:t>
       </w:r>
       <w:r>
         <w:rPr>
           <w:rFonts w:ascii="Arial" w:hAnsi="Arial" w:cs="Arial"/>
         </w:rPr>
-        <w:t xml:space="preserve">and </w:t>
+        <w:t>The time estimate is</w:t>
       </w:r>
       <w:r>
         <w:rPr>
@@ -2980,101 +3854,37 @@
           <w:rFonts w:ascii="Arial" w:hAnsi="Arial" w:cs="Arial"/>
           <w:b/>
           <w:bCs/>
+          <w:lang w:val="en-US"/>
         </w:rPr>
         <w:t>&lt;&lt;</w:t>
       </w:r>
-      <w:r>
-        <w:rPr>
-          <w:rFonts w:ascii="Arial" w:eastAsia="Arial" w:hAnsi="Arial" w:cs="Arial"/>
-          <w:bCs/>
-        </w:rPr>
-        <w:t>{dateFormat(</w:t>
-      </w:r>
-      <w:r>
-        <w:rPr>
-          <w:rFonts w:ascii="Arial" w:hAnsi="Arial" w:cs="Arial"/>
-          <w:lang w:val="en-US"/>
-        </w:rPr>
-        <w:t>fastTrackHearingTime.date</w:t>
-      </w:r>
-      <w:r>
-        <w:rPr>
-          <w:rFonts w:ascii="Arial" w:hAnsi="Arial" w:cs="Arial"/>
-          <w:lang w:val="en-US"/>
-        </w:rPr>
-        <w:t>To</w:t>
-      </w:r>
-      <w:r>
-        <w:rPr>
-          <w:rFonts w:ascii="Arial" w:eastAsia="Arial" w:hAnsi="Arial" w:cs="Arial"/>
-          <w:bCs/>
-        </w:rPr>
-        <w:t>, ‘dd MMMM yyyy’, ‘yyyy-MM-dd’</w:t>
-      </w:r>
-      <w:r>
-        <w:rPr>
-          <w:rFonts w:ascii="Arial" w:eastAsia="Arial" w:hAnsi="Arial" w:cs="Arial"/>
-          <w:bCs/>
-        </w:rPr>
-        <w:t>)</w:t>
-      </w:r>
-      <w:r>
-        <w:rPr>
-          <w:rFonts w:ascii="Arial" w:eastAsia="Arial" w:hAnsi="Arial" w:cs="Arial"/>
-          <w:bCs/>
-        </w:rPr>
-        <w:t>}</w:t>
-      </w:r>
-      <w:r>
-        <w:rPr>
-          <w:rFonts w:ascii="Arial" w:hAnsi="Arial" w:cs="Arial"/>
-          <w:b/>
-          <w:bCs/>
+      <w:proofErr w:type="spellStart"/>
+      <w:r>
+        <w:rPr>
+          <w:rFonts w:ascii="Arial" w:hAnsi="Arial" w:cs="Arial"/>
+          <w:b/>
+          <w:bCs/>
+          <w:lang w:val="en-US"/>
+        </w:rPr>
+        <w:t>fastTrackHearingTimeEstimate</w:t>
+      </w:r>
+      <w:proofErr w:type="spellEnd"/>
+      <w:r>
+        <w:rPr>
+          <w:rFonts w:ascii="Arial" w:hAnsi="Arial" w:cs="Arial"/>
+          <w:b/>
+          <w:bCs/>
+          <w:lang w:val="en-US"/>
         </w:rPr>
         <w:t>&gt;&gt;</w:t>
       </w:r>
       <w:r>
         <w:rPr>
           <w:rFonts w:ascii="Arial" w:hAnsi="Arial" w:cs="Arial"/>
-          <w:b/>
-          <w:bCs/>
+          <w:lang w:val="en-US"/>
         </w:rPr>
         <w:t>.</w:t>
       </w:r>
-      <w:r>
-        <w:rPr>
-          <w:rFonts w:ascii="Arial" w:hAnsi="Arial" w:cs="Arial"/>
-        </w:rPr>
-        <w:t xml:space="preserve"> </w:t>
-      </w:r>
-      <w:r>
-        <w:rPr>
-          <w:rFonts w:ascii="Arial" w:hAnsi="Arial" w:cs="Arial"/>
-        </w:rPr>
-        <w:t>The time estimate is</w:t>
-      </w:r>
-      <w:r>
-        <w:rPr>
-          <w:rFonts w:ascii="Arial" w:hAnsi="Arial" w:cs="Arial"/>
-        </w:rPr>
-        <w:t xml:space="preserve"> </w:t>
-      </w:r>
-      <w:r>
-        <w:rPr>
-          <w:rFonts w:ascii="Arial" w:hAnsi="Arial" w:cs="Arial"/>
-          <w:b/>
-          <w:bCs/>
-          <w:lang w:val="en-US"/>
-        </w:rPr>
-        <w:t>&lt;&lt;fastTrackHearingTimeEstimate&gt;&gt;</w:t>
-      </w:r>
-      <w:r>
-        <w:rPr>
-          <w:rFonts w:ascii="Arial" w:hAnsi="Arial" w:cs="Arial"/>
-          <w:lang w:val="en-US"/>
-        </w:rPr>
-        <w:t>.</w:t>
-      </w:r>
     </w:p>
     <w:p>
       <w:pPr>
@@ -3104,6 +3914,7 @@
         </w:rPr>
         <w:t>&lt;&lt;cs_{</w:t>
       </w:r>
+      <w:proofErr w:type="spellStart"/>
       <w:r>
         <w:rPr>
           <w:rFonts w:ascii="Arial" w:hAnsi="Arial" w:cs="Arial"/>
@@ -3111,6 +3922,7 @@
         </w:rPr>
         <w:t>fastTrackTrialDateToToggle</w:t>
       </w:r>
+      <w:proofErr w:type="spellEnd"/>
       <w:r>
         <w:rPr>
           <w:rFonts w:ascii="Arial" w:hAnsi="Arial" w:cs="Arial"/>
@@ -3174,85 +3986,165 @@
           <w:b/>
           <w:bCs/>
         </w:rPr>
+        <w:t>&lt;</w:t>
+      </w:r>
+      <w:proofErr w:type="gramStart"/>
+      <w:r>
+        <w:rPr>
+          <w:rFonts w:ascii="Arial" w:hAnsi="Arial" w:cs="Arial"/>
+          <w:b/>
+          <w:bCs/>
+        </w:rPr>
+        <w:t>&lt;</w:t>
+      </w:r>
+      <w:r>
+        <w:rPr>
+          <w:rFonts w:ascii="Arial" w:eastAsia="Arial" w:hAnsi="Arial" w:cs="Arial"/>
+          <w:bCs/>
+        </w:rPr>
+        <w:t>{</w:t>
+      </w:r>
+      <w:proofErr w:type="spellStart"/>
+      <w:proofErr w:type="gramEnd"/>
+      <w:r>
+        <w:rPr>
+          <w:rFonts w:ascii="Arial" w:eastAsia="Arial" w:hAnsi="Arial" w:cs="Arial"/>
+          <w:bCs/>
+        </w:rPr>
+        <w:t>dateFormat</w:t>
+      </w:r>
+      <w:proofErr w:type="spellEnd"/>
+      <w:r>
+        <w:rPr>
+          <w:rFonts w:ascii="Arial" w:eastAsia="Arial" w:hAnsi="Arial" w:cs="Arial"/>
+          <w:bCs/>
+        </w:rPr>
+        <w:t>(</w:t>
+      </w:r>
+      <w:proofErr w:type="spellStart"/>
+      <w:r>
+        <w:rPr>
+          <w:rFonts w:ascii="Arial" w:hAnsi="Arial" w:cs="Arial"/>
+          <w:lang w:val="en-US"/>
+        </w:rPr>
+        <w:t>fastTrackHearingTime.dateFrom</w:t>
+      </w:r>
+      <w:proofErr w:type="spellEnd"/>
+      <w:r>
+        <w:rPr>
+          <w:rFonts w:ascii="Arial" w:eastAsia="Arial" w:hAnsi="Arial" w:cs="Arial"/>
+          <w:bCs/>
+        </w:rPr>
+        <w:t xml:space="preserve">, ‘dd MMMM </w:t>
+      </w:r>
+      <w:proofErr w:type="spellStart"/>
+      <w:r>
+        <w:rPr>
+          <w:rFonts w:ascii="Arial" w:eastAsia="Arial" w:hAnsi="Arial" w:cs="Arial"/>
+          <w:bCs/>
+        </w:rPr>
+        <w:t>yyyy</w:t>
+      </w:r>
+      <w:proofErr w:type="spellEnd"/>
+      <w:r>
+        <w:rPr>
+          <w:rFonts w:ascii="Arial" w:eastAsia="Arial" w:hAnsi="Arial" w:cs="Arial"/>
+          <w:bCs/>
+        </w:rPr>
+        <w:t>’, ‘</w:t>
+      </w:r>
+      <w:proofErr w:type="spellStart"/>
+      <w:r>
+        <w:rPr>
+          <w:rFonts w:ascii="Arial" w:eastAsia="Arial" w:hAnsi="Arial" w:cs="Arial"/>
+          <w:bCs/>
+        </w:rPr>
+        <w:t>yyyy</w:t>
+      </w:r>
+      <w:proofErr w:type="spellEnd"/>
+      <w:r>
+        <w:rPr>
+          <w:rFonts w:ascii="Arial" w:eastAsia="Arial" w:hAnsi="Arial" w:cs="Arial"/>
+          <w:bCs/>
+        </w:rPr>
+        <w:t>-MM-dd’</w:t>
+      </w:r>
+      <w:r>
+        <w:rPr>
+          <w:rFonts w:ascii="Arial" w:eastAsia="Arial" w:hAnsi="Arial" w:cs="Arial"/>
+          <w:bCs/>
+        </w:rPr>
+        <w:t>)</w:t>
+      </w:r>
+      <w:r>
+        <w:rPr>
+          <w:rFonts w:ascii="Arial" w:eastAsia="Arial" w:hAnsi="Arial" w:cs="Arial"/>
+          <w:bCs/>
+        </w:rPr>
+        <w:t>}</w:t>
+      </w:r>
+      <w:r>
+        <w:rPr>
+          <w:rFonts w:ascii="Arial" w:hAnsi="Arial" w:cs="Arial"/>
+          <w:b/>
+          <w:bCs/>
+        </w:rPr>
+        <w:t>&gt;&gt;</w:t>
+      </w:r>
+      <w:r>
+        <w:rPr>
+          <w:rFonts w:ascii="Arial" w:hAnsi="Arial" w:cs="Arial"/>
+          <w:b/>
+          <w:bCs/>
+        </w:rPr>
+        <w:t>.</w:t>
+      </w:r>
+      <w:r>
+        <w:rPr>
+          <w:rFonts w:ascii="Arial" w:hAnsi="Arial" w:cs="Arial"/>
+        </w:rPr>
+        <w:t xml:space="preserve"> </w:t>
+      </w:r>
+      <w:r>
+        <w:rPr>
+          <w:rFonts w:ascii="Arial" w:hAnsi="Arial" w:cs="Arial"/>
+        </w:rPr>
+        <w:t>The time estimate is</w:t>
+      </w:r>
+      <w:r>
+        <w:rPr>
+          <w:rFonts w:ascii="Arial" w:hAnsi="Arial" w:cs="Arial"/>
+        </w:rPr>
+        <w:t xml:space="preserve"> </w:t>
+      </w:r>
+      <w:r>
+        <w:rPr>
+          <w:rFonts w:ascii="Arial" w:hAnsi="Arial" w:cs="Arial"/>
+          <w:b/>
+          <w:bCs/>
+          <w:lang w:val="en-US"/>
+        </w:rPr>
         <w:t>&lt;&lt;</w:t>
       </w:r>
-      <w:r>
-        <w:rPr>
-          <w:rFonts w:ascii="Arial" w:eastAsia="Arial" w:hAnsi="Arial" w:cs="Arial"/>
-          <w:bCs/>
-        </w:rPr>
-        <w:t>{dateFormat(</w:t>
-      </w:r>
-      <w:r>
-        <w:rPr>
-          <w:rFonts w:ascii="Arial" w:hAnsi="Arial" w:cs="Arial"/>
-          <w:lang w:val="en-US"/>
-        </w:rPr>
-        <w:t>fastTrackHearingTime.dateFrom</w:t>
-      </w:r>
-      <w:r>
-        <w:rPr>
-          <w:rFonts w:ascii="Arial" w:eastAsia="Arial" w:hAnsi="Arial" w:cs="Arial"/>
-          <w:bCs/>
-        </w:rPr>
-        <w:t>, ‘dd MMMM yyyy’, ‘yyyy-MM-dd’</w:t>
-      </w:r>
-      <w:r>
-        <w:rPr>
-          <w:rFonts w:ascii="Arial" w:eastAsia="Arial" w:hAnsi="Arial" w:cs="Arial"/>
-          <w:bCs/>
-        </w:rPr>
-        <w:t>)</w:t>
-      </w:r>
-      <w:r>
-        <w:rPr>
-          <w:rFonts w:ascii="Arial" w:eastAsia="Arial" w:hAnsi="Arial" w:cs="Arial"/>
-          <w:bCs/>
-        </w:rPr>
-        <w:t>}</w:t>
-      </w:r>
-      <w:r>
-        <w:rPr>
-          <w:rFonts w:ascii="Arial" w:hAnsi="Arial" w:cs="Arial"/>
-          <w:b/>
-          <w:bCs/>
+      <w:proofErr w:type="spellStart"/>
+      <w:r>
+        <w:rPr>
+          <w:rFonts w:ascii="Arial" w:hAnsi="Arial" w:cs="Arial"/>
+          <w:b/>
+          <w:bCs/>
+          <w:lang w:val="en-US"/>
+        </w:rPr>
+        <w:t>fastTrackHearingTimeEstimate</w:t>
+      </w:r>
+      <w:proofErr w:type="spellEnd"/>
+      <w:r>
+        <w:rPr>
+          <w:rFonts w:ascii="Arial" w:hAnsi="Arial" w:cs="Arial"/>
+          <w:b/>
+          <w:bCs/>
+          <w:lang w:val="en-US"/>
         </w:rPr>
         <w:t>&gt;&gt;</w:t>
-      </w:r>
-      <w:r>
-        <w:rPr>
-          <w:rFonts w:ascii="Arial" w:hAnsi="Arial" w:cs="Arial"/>
-          <w:b/>
-          <w:bCs/>
-        </w:rPr>
-        <w:t>.</w:t>
-      </w:r>
-      <w:r>
-        <w:rPr>
-          <w:rFonts w:ascii="Arial" w:hAnsi="Arial" w:cs="Arial"/>
-        </w:rPr>
-        <w:t xml:space="preserve"> </w:t>
-      </w:r>
-      <w:r>
-        <w:rPr>
-          <w:rFonts w:ascii="Arial" w:hAnsi="Arial" w:cs="Arial"/>
-        </w:rPr>
-        <w:t>The time estimate is</w:t>
-      </w:r>
-      <w:r>
-        <w:rPr>
-          <w:rFonts w:ascii="Arial" w:hAnsi="Arial" w:cs="Arial"/>
-        </w:rPr>
-        <w:t xml:space="preserve"> </w:t>
-      </w:r>
-      <w:r>
-        <w:rPr>
-          <w:rFonts w:ascii="Arial" w:hAnsi="Arial" w:cs="Arial"/>
-          <w:b/>
-          <w:bCs/>
-          <w:lang w:val="en-US"/>
-        </w:rPr>
-        <w:t>&lt;&lt;fastTrackHearingTimeEstimate&gt;&gt;</w:t>
       </w:r>
       <w:r>
         <w:rPr>
@@ -3352,6 +4244,7 @@
         </w:rPr>
         <w:t>&lt;&lt;cs_{</w:t>
       </w:r>
+      <w:proofErr w:type="spellStart"/>
       <w:r>
         <w:rPr>
           <w:rFonts w:ascii="Arial" w:hAnsi="Arial" w:cs="Arial"/>
@@ -3359,6 +4252,7 @@
         </w:rPr>
         <w:t>showBundleInfo</w:t>
       </w:r>
+      <w:proofErr w:type="spellEnd"/>
       <w:r>
         <w:rPr>
           <w:rFonts w:ascii="Arial" w:hAnsi="Arial" w:cs="Arial"/>
@@ -3483,8 +4377,8 @@
     <w:p>
       <w:pPr>
         <w:numPr>
-          <w:ilvl w:val="1"/>
-          <w:numId w:val="40"/>
+          <w:ilvl w:val="0"/>
+          <w:numId w:val="43"/>
         </w:numPr>
         <w:spacing w:line="256" w:lineRule="auto"/>
         <w:contextualSpacing/>
@@ -3502,8 +4396,8 @@
     <w:p>
       <w:pPr>
         <w:numPr>
-          <w:ilvl w:val="1"/>
-          <w:numId w:val="40"/>
+          <w:ilvl w:val="0"/>
+          <w:numId w:val="43"/>
         </w:numPr>
         <w:spacing w:line="256" w:lineRule="auto"/>
         <w:contextualSpacing/>
@@ -3537,8 +4431,8 @@
     <w:p>
       <w:pPr>
         <w:numPr>
-          <w:ilvl w:val="1"/>
-          <w:numId w:val="40"/>
+          <w:ilvl w:val="0"/>
+          <w:numId w:val="43"/>
         </w:numPr>
         <w:spacing w:line="256" w:lineRule="auto"/>
         <w:contextualSpacing/>
@@ -3576,8 +4470,8 @@
     <w:p>
       <w:pPr>
         <w:numPr>
-          <w:ilvl w:val="1"/>
-          <w:numId w:val="40"/>
+          <w:ilvl w:val="0"/>
+          <w:numId w:val="44"/>
         </w:numPr>
         <w:spacing w:line="256" w:lineRule="auto"/>
         <w:contextualSpacing/>
@@ -3595,8 +4489,8 @@
     <w:p>
       <w:pPr>
         <w:numPr>
-          <w:ilvl w:val="1"/>
-          <w:numId w:val="40"/>
+          <w:ilvl w:val="0"/>
+          <w:numId w:val="44"/>
         </w:numPr>
         <w:spacing w:line="256" w:lineRule="auto"/>
         <w:contextualSpacing/>
@@ -3695,8 +4589,8 @@
     <w:p>
       <w:pPr>
         <w:numPr>
-          <w:ilvl w:val="1"/>
-          <w:numId w:val="40"/>
+          <w:ilvl w:val="0"/>
+          <w:numId w:val="45"/>
         </w:numPr>
         <w:spacing w:line="256" w:lineRule="auto"/>
         <w:contextualSpacing/>
@@ -3714,8 +4608,8 @@
     <w:p>
       <w:pPr>
         <w:numPr>
-          <w:ilvl w:val="1"/>
-          <w:numId w:val="40"/>
+          <w:ilvl w:val="0"/>
+          <w:numId w:val="45"/>
         </w:numPr>
         <w:spacing w:line="256" w:lineRule="auto"/>
         <w:contextualSpacing/>
@@ -3836,12 +4730,21 @@
         </w:rPr>
         <w:t>&lt;&lt;cs_{</w:t>
       </w:r>
-      <w:r>
-        <w:rPr>
-          <w:rFonts w:ascii="Arial" w:hAnsi="Arial" w:cs="Arial"/>
-          <w:lang w:val="en-US"/>
-        </w:rPr>
-        <w:t>fastTrackMethodToggle=true}&gt;&gt;</w:t>
+      <w:proofErr w:type="spellStart"/>
+      <w:r>
+        <w:rPr>
+          <w:rFonts w:ascii="Arial" w:hAnsi="Arial" w:cs="Arial"/>
+          <w:lang w:val="en-US"/>
+        </w:rPr>
+        <w:t>fastTrackMethodToggle</w:t>
+      </w:r>
+      <w:proofErr w:type="spellEnd"/>
+      <w:r>
+        <w:rPr>
+          <w:rFonts w:ascii="Arial" w:hAnsi="Arial" w:cs="Arial"/>
+          <w:lang w:val="en-US"/>
+        </w:rPr>
+        <w:t>=true}&gt;&gt;</w:t>
       </w:r>
     </w:p>
     <w:p>
@@ -3880,6 +4783,7 @@
         </w:rPr>
         <w:t>&lt;&lt;cs_{</w:t>
       </w:r>
+      <w:proofErr w:type="spellStart"/>
       <w:r>
         <w:rPr>
           <w:rFonts w:ascii="Arial" w:hAnsi="Arial" w:cs="Arial"/>
@@ -3892,8 +4796,17 @@
           <w:rFonts w:ascii="Arial" w:hAnsi="Arial" w:cs="Arial"/>
           <w:lang w:val="en-US"/>
         </w:rPr>
-        <w:t>Method=’</w:t>
-      </w:r>
+        <w:t>Method</w:t>
+      </w:r>
+      <w:proofErr w:type="spellEnd"/>
+      <w:r>
+        <w:rPr>
+          <w:rFonts w:ascii="Arial" w:hAnsi="Arial" w:cs="Arial"/>
+          <w:lang w:val="en-US"/>
+        </w:rPr>
+        <w:t>=’</w:t>
+      </w:r>
+      <w:proofErr w:type="spellStart"/>
       <w:r>
         <w:rPr>
           <w:rFonts w:ascii="Arial" w:hAnsi="Arial" w:cs="Arial"/>
@@ -3906,7 +4819,15 @@
           <w:rFonts w:ascii="Arial" w:hAnsi="Arial" w:cs="Arial"/>
           <w:lang w:val="en-US"/>
         </w:rPr>
-        <w:t>MethodInPerson’}&gt;&gt;</w:t>
+        <w:t>MethodInPerson</w:t>
+      </w:r>
+      <w:proofErr w:type="spellEnd"/>
+      <w:r>
+        <w:rPr>
+          <w:rFonts w:ascii="Arial" w:hAnsi="Arial" w:cs="Arial"/>
+          <w:lang w:val="en-US"/>
+        </w:rPr>
+        <w:t>’}&gt;&gt;</w:t>
       </w:r>
     </w:p>
     <w:p>
@@ -3955,7 +4876,87 @@
           <w:rFonts w:ascii="Arial" w:eastAsia="Times New Roman" w:hAnsi="Arial" w:cs="Arial"/>
           <w:lang w:eastAsia="en-GB"/>
         </w:rPr>
-        <w:t>&lt;&lt;cs_{hearingLocation.site_name!=null}&gt;&gt;at &lt;&lt;hearingLocation.site_name&gt;&gt;, &lt;&lt;hearingLocation.court_address&gt;&gt; &lt;&lt;hearingLocation.postcode&gt;&gt;, &lt;&lt;es_&gt;&gt;</w:t>
+        <w:t>&lt;&lt;cs_{</w:t>
+      </w:r>
+      <w:proofErr w:type="spellStart"/>
+      <w:r>
+        <w:rPr>
+          <w:rFonts w:ascii="Arial" w:eastAsia="Times New Roman" w:hAnsi="Arial" w:cs="Arial"/>
+          <w:lang w:eastAsia="en-GB"/>
+        </w:rPr>
+        <w:t>hearingLocation.site_</w:t>
+      </w:r>
+      <w:proofErr w:type="gramStart"/>
+      <w:r>
+        <w:rPr>
+          <w:rFonts w:ascii="Arial" w:eastAsia="Times New Roman" w:hAnsi="Arial" w:cs="Arial"/>
+          <w:lang w:eastAsia="en-GB"/>
+        </w:rPr>
+        <w:t>name</w:t>
+      </w:r>
+      <w:proofErr w:type="spellEnd"/>
+      <w:r>
+        <w:rPr>
+          <w:rFonts w:ascii="Arial" w:eastAsia="Times New Roman" w:hAnsi="Arial" w:cs="Arial"/>
+          <w:lang w:eastAsia="en-GB"/>
+        </w:rPr>
+        <w:t>!=</w:t>
+      </w:r>
+      <w:proofErr w:type="gramEnd"/>
+      <w:r>
+        <w:rPr>
+          <w:rFonts w:ascii="Arial" w:eastAsia="Times New Roman" w:hAnsi="Arial" w:cs="Arial"/>
+          <w:lang w:eastAsia="en-GB"/>
+        </w:rPr>
+        <w:t>null}&gt;&gt;at &lt;&lt;</w:t>
+      </w:r>
+      <w:proofErr w:type="spellStart"/>
+      <w:r>
+        <w:rPr>
+          <w:rFonts w:ascii="Arial" w:eastAsia="Times New Roman" w:hAnsi="Arial" w:cs="Arial"/>
+          <w:lang w:eastAsia="en-GB"/>
+        </w:rPr>
+        <w:t>hearingLocation.site_name</w:t>
+      </w:r>
+      <w:proofErr w:type="spellEnd"/>
+      <w:r>
+        <w:rPr>
+          <w:rFonts w:ascii="Arial" w:eastAsia="Times New Roman" w:hAnsi="Arial" w:cs="Arial"/>
+          <w:lang w:eastAsia="en-GB"/>
+        </w:rPr>
+        <w:t>&gt;&gt;, &lt;&lt;</w:t>
+      </w:r>
+      <w:proofErr w:type="spellStart"/>
+      <w:r>
+        <w:rPr>
+          <w:rFonts w:ascii="Arial" w:eastAsia="Times New Roman" w:hAnsi="Arial" w:cs="Arial"/>
+          <w:lang w:eastAsia="en-GB"/>
+        </w:rPr>
+        <w:t>hearingLocation.court_address</w:t>
+      </w:r>
+      <w:proofErr w:type="spellEnd"/>
+      <w:r>
+        <w:rPr>
+          <w:rFonts w:ascii="Arial" w:eastAsia="Times New Roman" w:hAnsi="Arial" w:cs="Arial"/>
+          <w:lang w:eastAsia="en-GB"/>
+        </w:rPr>
+        <w:t>&gt;&gt; &lt;&lt;</w:t>
+      </w:r>
+      <w:proofErr w:type="spellStart"/>
+      <w:r>
+        <w:rPr>
+          <w:rFonts w:ascii="Arial" w:eastAsia="Times New Roman" w:hAnsi="Arial" w:cs="Arial"/>
+          <w:lang w:eastAsia="en-GB"/>
+        </w:rPr>
+        <w:t>hearingLocation.postcode</w:t>
+      </w:r>
+      <w:proofErr w:type="spellEnd"/>
+      <w:r>
+        <w:rPr>
+          <w:rFonts w:ascii="Arial" w:eastAsia="Times New Roman" w:hAnsi="Arial" w:cs="Arial"/>
+          <w:lang w:eastAsia="en-GB"/>
+        </w:rPr>
+        <w:t>&gt;&gt;, &lt;&lt;es_&gt;&gt;</w:t>
       </w:r>
       <w:r>
         <w:rPr>
@@ -4007,6 +5008,7 @@
         </w:rPr>
         <w:t>&lt;&lt;cs_{</w:t>
       </w:r>
+      <w:proofErr w:type="spellStart"/>
       <w:r>
         <w:rPr>
           <w:rFonts w:ascii="Arial" w:hAnsi="Arial" w:cs="Arial"/>
@@ -4019,8 +5021,17 @@
           <w:rFonts w:ascii="Arial" w:hAnsi="Arial" w:cs="Arial"/>
           <w:lang w:val="en-US"/>
         </w:rPr>
-        <w:t>Method=’</w:t>
-      </w:r>
+        <w:t>Method</w:t>
+      </w:r>
+      <w:proofErr w:type="spellEnd"/>
+      <w:r>
+        <w:rPr>
+          <w:rFonts w:ascii="Arial" w:hAnsi="Arial" w:cs="Arial"/>
+          <w:lang w:val="en-US"/>
+        </w:rPr>
+        <w:t>=’</w:t>
+      </w:r>
+      <w:proofErr w:type="spellStart"/>
       <w:r>
         <w:rPr>
           <w:rFonts w:ascii="Arial" w:hAnsi="Arial" w:cs="Arial"/>
@@ -4033,7 +5044,15 @@
           <w:rFonts w:ascii="Arial" w:hAnsi="Arial" w:cs="Arial"/>
           <w:lang w:val="en-US"/>
         </w:rPr>
-        <w:t>MethodTelephoneHearing’}&gt;&gt;</w:t>
+        <w:t>MethodTelephoneHearing</w:t>
+      </w:r>
+      <w:proofErr w:type="spellEnd"/>
+      <w:r>
+        <w:rPr>
+          <w:rFonts w:ascii="Arial" w:hAnsi="Arial" w:cs="Arial"/>
+          <w:lang w:val="en-US"/>
+        </w:rPr>
+        <w:t>’}&gt;&gt;</w:t>
       </w:r>
     </w:p>
     <w:p>
@@ -4064,7 +5083,87 @@
           <w:rFonts w:ascii="Arial" w:eastAsia="Times New Roman" w:hAnsi="Arial" w:cs="Arial"/>
           <w:lang w:eastAsia="en-GB"/>
         </w:rPr>
-        <w:t>&lt;&lt;cs_{hearingLocation.site_name!=null}&gt;&gt;will take place at &lt;&lt;hearingLocation.site_name&gt;&gt;, &lt;&lt;hearingLocation.court_address&gt;&gt; &lt;&lt;hearingLocation.postcode&gt;&gt;, and &lt;&lt;es_&gt;&gt;</w:t>
+        <w:t>&lt;&lt;cs_{</w:t>
+      </w:r>
+      <w:proofErr w:type="spellStart"/>
+      <w:r>
+        <w:rPr>
+          <w:rFonts w:ascii="Arial" w:eastAsia="Times New Roman" w:hAnsi="Arial" w:cs="Arial"/>
+          <w:lang w:eastAsia="en-GB"/>
+        </w:rPr>
+        <w:t>hearingLocation.site_</w:t>
+      </w:r>
+      <w:proofErr w:type="gramStart"/>
+      <w:r>
+        <w:rPr>
+          <w:rFonts w:ascii="Arial" w:eastAsia="Times New Roman" w:hAnsi="Arial" w:cs="Arial"/>
+          <w:lang w:eastAsia="en-GB"/>
+        </w:rPr>
+        <w:t>name</w:t>
+      </w:r>
+      <w:proofErr w:type="spellEnd"/>
+      <w:r>
+        <w:rPr>
+          <w:rFonts w:ascii="Arial" w:eastAsia="Times New Roman" w:hAnsi="Arial" w:cs="Arial"/>
+          <w:lang w:eastAsia="en-GB"/>
+        </w:rPr>
+        <w:t>!=</w:t>
+      </w:r>
+      <w:proofErr w:type="gramEnd"/>
+      <w:r>
+        <w:rPr>
+          <w:rFonts w:ascii="Arial" w:eastAsia="Times New Roman" w:hAnsi="Arial" w:cs="Arial"/>
+          <w:lang w:eastAsia="en-GB"/>
+        </w:rPr>
+        <w:t>null}&gt;&gt;will take place at &lt;&lt;</w:t>
+      </w:r>
+      <w:proofErr w:type="spellStart"/>
+      <w:r>
+        <w:rPr>
+          <w:rFonts w:ascii="Arial" w:eastAsia="Times New Roman" w:hAnsi="Arial" w:cs="Arial"/>
+          <w:lang w:eastAsia="en-GB"/>
+        </w:rPr>
+        <w:t>hearingLocation.site_name</w:t>
+      </w:r>
+      <w:proofErr w:type="spellEnd"/>
+      <w:r>
+        <w:rPr>
+          <w:rFonts w:ascii="Arial" w:eastAsia="Times New Roman" w:hAnsi="Arial" w:cs="Arial"/>
+          <w:lang w:eastAsia="en-GB"/>
+        </w:rPr>
+        <w:t>&gt;&gt;, &lt;&lt;</w:t>
+      </w:r>
+      <w:proofErr w:type="spellStart"/>
+      <w:r>
+        <w:rPr>
+          <w:rFonts w:ascii="Arial" w:eastAsia="Times New Roman" w:hAnsi="Arial" w:cs="Arial"/>
+          <w:lang w:eastAsia="en-GB"/>
+        </w:rPr>
+        <w:t>hearingLocation.court_address</w:t>
+      </w:r>
+      <w:proofErr w:type="spellEnd"/>
+      <w:r>
+        <w:rPr>
+          <w:rFonts w:ascii="Arial" w:eastAsia="Times New Roman" w:hAnsi="Arial" w:cs="Arial"/>
+          <w:lang w:eastAsia="en-GB"/>
+        </w:rPr>
+        <w:t>&gt;&gt; &lt;&lt;</w:t>
+      </w:r>
+      <w:proofErr w:type="spellStart"/>
+      <w:r>
+        <w:rPr>
+          <w:rFonts w:ascii="Arial" w:eastAsia="Times New Roman" w:hAnsi="Arial" w:cs="Arial"/>
+          <w:lang w:eastAsia="en-GB"/>
+        </w:rPr>
+        <w:t>hearingLocation.postcode</w:t>
+      </w:r>
+      <w:proofErr w:type="spellEnd"/>
+      <w:r>
+        <w:rPr>
+          <w:rFonts w:ascii="Arial" w:eastAsia="Times New Roman" w:hAnsi="Arial" w:cs="Arial"/>
+          <w:lang w:eastAsia="en-GB"/>
+        </w:rPr>
+        <w:t>&gt;&gt;, and &lt;&lt;es_&gt;&gt;</w:t>
       </w:r>
       <w:r>
         <w:rPr>
@@ -4134,6 +5233,7 @@
         </w:rPr>
         <w:t>&lt;&lt;cs_{</w:t>
       </w:r>
+      <w:proofErr w:type="spellStart"/>
       <w:r>
         <w:rPr>
           <w:rFonts w:ascii="Arial" w:hAnsi="Arial" w:cs="Arial"/>
@@ -4146,8 +5246,17 @@
           <w:rFonts w:ascii="Arial" w:hAnsi="Arial" w:cs="Arial"/>
           <w:lang w:val="en-US"/>
         </w:rPr>
-        <w:t>Method=’</w:t>
-      </w:r>
+        <w:t>Method</w:t>
+      </w:r>
+      <w:proofErr w:type="spellEnd"/>
+      <w:r>
+        <w:rPr>
+          <w:rFonts w:ascii="Arial" w:hAnsi="Arial" w:cs="Arial"/>
+          <w:lang w:val="en-US"/>
+        </w:rPr>
+        <w:t>=’</w:t>
+      </w:r>
+      <w:proofErr w:type="spellStart"/>
       <w:r>
         <w:rPr>
           <w:rFonts w:ascii="Arial" w:hAnsi="Arial" w:cs="Arial"/>
@@ -4160,7 +5269,15 @@
           <w:rFonts w:ascii="Arial" w:hAnsi="Arial" w:cs="Arial"/>
           <w:lang w:val="en-US"/>
         </w:rPr>
-        <w:t>MethodVideoConferenceHearing’}&gt;&gt;</w:t>
+        <w:t>MethodVideoConferenceHearing</w:t>
+      </w:r>
+      <w:proofErr w:type="spellEnd"/>
+      <w:r>
+        <w:rPr>
+          <w:rFonts w:ascii="Arial" w:hAnsi="Arial" w:cs="Arial"/>
+          <w:lang w:val="en-US"/>
+        </w:rPr>
+        <w:t>’}&gt;&gt;</w:t>
       </w:r>
     </w:p>
     <w:p>
@@ -4191,7 +5308,87 @@
           <w:rFonts w:ascii="Arial" w:eastAsia="Times New Roman" w:hAnsi="Arial" w:cs="Arial"/>
           <w:lang w:eastAsia="en-GB"/>
         </w:rPr>
-        <w:t>&lt;&lt;cs_{hearingLocation.site_name!=null}&gt;&gt;will take place at &lt;&lt;hearingLocation.site_name&gt;&gt;, &lt;&lt;hearingLocation.court_address&gt;&gt; &lt;&lt;hearingLocation.postcode&gt;&gt;, and &lt;&lt;es_&gt;&gt;</w:t>
+        <w:t>&lt;&lt;cs_{</w:t>
+      </w:r>
+      <w:proofErr w:type="spellStart"/>
+      <w:r>
+        <w:rPr>
+          <w:rFonts w:ascii="Arial" w:eastAsia="Times New Roman" w:hAnsi="Arial" w:cs="Arial"/>
+          <w:lang w:eastAsia="en-GB"/>
+        </w:rPr>
+        <w:t>hearingLocation.site_</w:t>
+      </w:r>
+      <w:proofErr w:type="gramStart"/>
+      <w:r>
+        <w:rPr>
+          <w:rFonts w:ascii="Arial" w:eastAsia="Times New Roman" w:hAnsi="Arial" w:cs="Arial"/>
+          <w:lang w:eastAsia="en-GB"/>
+        </w:rPr>
+        <w:t>name</w:t>
+      </w:r>
+      <w:proofErr w:type="spellEnd"/>
+      <w:r>
+        <w:rPr>
+          <w:rFonts w:ascii="Arial" w:eastAsia="Times New Roman" w:hAnsi="Arial" w:cs="Arial"/>
+          <w:lang w:eastAsia="en-GB"/>
+        </w:rPr>
+        <w:t>!=</w:t>
+      </w:r>
+      <w:proofErr w:type="gramEnd"/>
+      <w:r>
+        <w:rPr>
+          <w:rFonts w:ascii="Arial" w:eastAsia="Times New Roman" w:hAnsi="Arial" w:cs="Arial"/>
+          <w:lang w:eastAsia="en-GB"/>
+        </w:rPr>
+        <w:t>null}&gt;&gt;will take place at &lt;&lt;</w:t>
+      </w:r>
+      <w:proofErr w:type="spellStart"/>
+      <w:r>
+        <w:rPr>
+          <w:rFonts w:ascii="Arial" w:eastAsia="Times New Roman" w:hAnsi="Arial" w:cs="Arial"/>
+          <w:lang w:eastAsia="en-GB"/>
+        </w:rPr>
+        <w:t>hearingLocation.site_name</w:t>
+      </w:r>
+      <w:proofErr w:type="spellEnd"/>
+      <w:r>
+        <w:rPr>
+          <w:rFonts w:ascii="Arial" w:eastAsia="Times New Roman" w:hAnsi="Arial" w:cs="Arial"/>
+          <w:lang w:eastAsia="en-GB"/>
+        </w:rPr>
+        <w:t>&gt;&gt;, &lt;&lt;</w:t>
+      </w:r>
+      <w:proofErr w:type="spellStart"/>
+      <w:r>
+        <w:rPr>
+          <w:rFonts w:ascii="Arial" w:eastAsia="Times New Roman" w:hAnsi="Arial" w:cs="Arial"/>
+          <w:lang w:eastAsia="en-GB"/>
+        </w:rPr>
+        <w:t>hearingLocation.court_address</w:t>
+      </w:r>
+      <w:proofErr w:type="spellEnd"/>
+      <w:r>
+        <w:rPr>
+          <w:rFonts w:ascii="Arial" w:eastAsia="Times New Roman" w:hAnsi="Arial" w:cs="Arial"/>
+          <w:lang w:eastAsia="en-GB"/>
+        </w:rPr>
+        <w:t>&gt;&gt; &lt;&lt;</w:t>
+      </w:r>
+      <w:proofErr w:type="spellStart"/>
+      <w:r>
+        <w:rPr>
+          <w:rFonts w:ascii="Arial" w:eastAsia="Times New Roman" w:hAnsi="Arial" w:cs="Arial"/>
+          <w:lang w:eastAsia="en-GB"/>
+        </w:rPr>
+        <w:t>hearingLocation.postcode</w:t>
+      </w:r>
+      <w:proofErr w:type="spellEnd"/>
+      <w:r>
+        <w:rPr>
+          <w:rFonts w:ascii="Arial" w:eastAsia="Times New Roman" w:hAnsi="Arial" w:cs="Arial"/>
+          <w:lang w:eastAsia="en-GB"/>
+        </w:rPr>
+        <w:t>&gt;&gt;, and &lt;&lt;es_&gt;&gt;</w:t>
       </w:r>
       <w:r>
         <w:rPr>
@@ -4273,12 +5470,21 @@
         </w:rPr>
         <w:t>&lt;&lt;cs_{</w:t>
       </w:r>
-      <w:r>
-        <w:rPr>
-          <w:rFonts w:ascii="Arial" w:hAnsi="Arial" w:cs="Arial"/>
-          <w:lang w:val="en-US"/>
-        </w:rPr>
-        <w:t>hasBuildingDispute=true}&gt;&gt;</w:t>
+      <w:proofErr w:type="spellStart"/>
+      <w:r>
+        <w:rPr>
+          <w:rFonts w:ascii="Arial" w:hAnsi="Arial" w:cs="Arial"/>
+          <w:lang w:val="en-US"/>
+        </w:rPr>
+        <w:t>hasBuildingDispute</w:t>
+      </w:r>
+      <w:proofErr w:type="spellEnd"/>
+      <w:r>
+        <w:rPr>
+          <w:rFonts w:ascii="Arial" w:hAnsi="Arial" w:cs="Arial"/>
+          <w:lang w:val="en-US"/>
+        </w:rPr>
+        <w:t>=true}&gt;&gt;</w:t>
       </w:r>
     </w:p>
     <w:p>
@@ -4427,14 +5633,40 @@
           <w:b/>
           <w:bCs/>
         </w:rPr>
-        <w:t>&lt;&lt;</w:t>
-      </w:r>
-      <w:r>
-        <w:rPr>
-          <w:rFonts w:ascii="Arial" w:eastAsia="Arial" w:hAnsi="Arial" w:cs="Arial"/>
-          <w:bCs/>
-        </w:rPr>
-        <w:t>{dateFormat(</w:t>
+        <w:t>&lt;</w:t>
+      </w:r>
+      <w:proofErr w:type="gramStart"/>
+      <w:r>
+        <w:rPr>
+          <w:rFonts w:ascii="Arial" w:hAnsi="Arial" w:cs="Arial"/>
+          <w:b/>
+          <w:bCs/>
+        </w:rPr>
+        <w:t>&lt;</w:t>
+      </w:r>
+      <w:r>
+        <w:rPr>
+          <w:rFonts w:ascii="Arial" w:eastAsia="Arial" w:hAnsi="Arial" w:cs="Arial"/>
+          <w:bCs/>
+        </w:rPr>
+        <w:t>{</w:t>
+      </w:r>
+      <w:proofErr w:type="spellStart"/>
+      <w:proofErr w:type="gramEnd"/>
+      <w:r>
+        <w:rPr>
+          <w:rFonts w:ascii="Arial" w:eastAsia="Arial" w:hAnsi="Arial" w:cs="Arial"/>
+          <w:bCs/>
+        </w:rPr>
+        <w:t>dateFormat</w:t>
+      </w:r>
+      <w:proofErr w:type="spellEnd"/>
+      <w:r>
+        <w:rPr>
+          <w:rFonts w:ascii="Arial" w:eastAsia="Arial" w:hAnsi="Arial" w:cs="Arial"/>
+          <w:bCs/>
+        </w:rPr>
+        <w:t>(</w:t>
       </w:r>
       <w:r>
         <w:rPr>
@@ -4462,7 +5694,39 @@
           <w:rFonts w:ascii="Arial" w:eastAsia="Arial" w:hAnsi="Arial" w:cs="Arial"/>
           <w:bCs/>
         </w:rPr>
-        <w:t>, ‘dd MMMM yyyy’, ‘yyyy-MM-dd’</w:t>
+        <w:t xml:space="preserve">, ‘dd MMMM </w:t>
+      </w:r>
+      <w:proofErr w:type="spellStart"/>
+      <w:r>
+        <w:rPr>
+          <w:rFonts w:ascii="Arial" w:eastAsia="Arial" w:hAnsi="Arial" w:cs="Arial"/>
+          <w:bCs/>
+        </w:rPr>
+        <w:t>yyyy</w:t>
+      </w:r>
+      <w:proofErr w:type="spellEnd"/>
+      <w:r>
+        <w:rPr>
+          <w:rFonts w:ascii="Arial" w:eastAsia="Arial" w:hAnsi="Arial" w:cs="Arial"/>
+          <w:bCs/>
+        </w:rPr>
+        <w:t>’, ‘</w:t>
+      </w:r>
+      <w:proofErr w:type="spellStart"/>
+      <w:r>
+        <w:rPr>
+          <w:rFonts w:ascii="Arial" w:eastAsia="Arial" w:hAnsi="Arial" w:cs="Arial"/>
+          <w:bCs/>
+        </w:rPr>
+        <w:t>yyyy</w:t>
+      </w:r>
+      <w:proofErr w:type="spellEnd"/>
+      <w:r>
+        <w:rPr>
+          <w:rFonts w:ascii="Arial" w:eastAsia="Arial" w:hAnsi="Arial" w:cs="Arial"/>
+          <w:bCs/>
+        </w:rPr>
+        <w:t>-MM-dd’</w:t>
       </w:r>
       <w:r>
         <w:rPr>
@@ -4542,14 +5806,40 @@
           <w:b/>
           <w:bCs/>
         </w:rPr>
-        <w:t>&lt;&lt;</w:t>
-      </w:r>
-      <w:r>
-        <w:rPr>
-          <w:rFonts w:ascii="Arial" w:eastAsia="Arial" w:hAnsi="Arial" w:cs="Arial"/>
-          <w:bCs/>
-        </w:rPr>
-        <w:t>{dateFormat(</w:t>
+        <w:t>&lt;</w:t>
+      </w:r>
+      <w:proofErr w:type="gramStart"/>
+      <w:r>
+        <w:rPr>
+          <w:rFonts w:ascii="Arial" w:hAnsi="Arial" w:cs="Arial"/>
+          <w:b/>
+          <w:bCs/>
+        </w:rPr>
+        <w:t>&lt;</w:t>
+      </w:r>
+      <w:r>
+        <w:rPr>
+          <w:rFonts w:ascii="Arial" w:eastAsia="Arial" w:hAnsi="Arial" w:cs="Arial"/>
+          <w:bCs/>
+        </w:rPr>
+        <w:t>{</w:t>
+      </w:r>
+      <w:proofErr w:type="spellStart"/>
+      <w:proofErr w:type="gramEnd"/>
+      <w:r>
+        <w:rPr>
+          <w:rFonts w:ascii="Arial" w:eastAsia="Arial" w:hAnsi="Arial" w:cs="Arial"/>
+          <w:bCs/>
+        </w:rPr>
+        <w:t>dateFormat</w:t>
+      </w:r>
+      <w:proofErr w:type="spellEnd"/>
+      <w:r>
+        <w:rPr>
+          <w:rFonts w:ascii="Arial" w:eastAsia="Arial" w:hAnsi="Arial" w:cs="Arial"/>
+          <w:bCs/>
+        </w:rPr>
+        <w:t>(</w:t>
       </w:r>
       <w:r>
         <w:rPr>
@@ -4584,7 +5874,39 @@
           <w:rFonts w:ascii="Arial" w:eastAsia="Arial" w:hAnsi="Arial" w:cs="Arial"/>
           <w:bCs/>
         </w:rPr>
-        <w:t>, ‘dd MMMM yyyy’, ‘yyyy-MM-dd’</w:t>
+        <w:t xml:space="preserve">, ‘dd MMMM </w:t>
+      </w:r>
+      <w:proofErr w:type="spellStart"/>
+      <w:r>
+        <w:rPr>
+          <w:rFonts w:ascii="Arial" w:eastAsia="Arial" w:hAnsi="Arial" w:cs="Arial"/>
+          <w:bCs/>
+        </w:rPr>
+        <w:t>yyyy</w:t>
+      </w:r>
+      <w:proofErr w:type="spellEnd"/>
+      <w:r>
+        <w:rPr>
+          <w:rFonts w:ascii="Arial" w:eastAsia="Arial" w:hAnsi="Arial" w:cs="Arial"/>
+          <w:bCs/>
+        </w:rPr>
+        <w:t>’, ‘</w:t>
+      </w:r>
+      <w:proofErr w:type="spellStart"/>
+      <w:r>
+        <w:rPr>
+          <w:rFonts w:ascii="Arial" w:eastAsia="Arial" w:hAnsi="Arial" w:cs="Arial"/>
+          <w:bCs/>
+        </w:rPr>
+        <w:t>yyyy</w:t>
+      </w:r>
+      <w:proofErr w:type="spellEnd"/>
+      <w:r>
+        <w:rPr>
+          <w:rFonts w:ascii="Arial" w:eastAsia="Arial" w:hAnsi="Arial" w:cs="Arial"/>
+          <w:bCs/>
+        </w:rPr>
+        <w:t>-MM-dd’</w:t>
       </w:r>
       <w:r>
         <w:rPr>
@@ -5081,15 +6403,43 @@
           <w:b/>
           <w:bCs/>
         </w:rPr>
-        <w:t>&lt;&lt;</w:t>
-      </w:r>
-      <w:r>
-        <w:rPr>
-          <w:rFonts w:ascii="Arial" w:eastAsia="Arial" w:hAnsi="Arial" w:cs="Arial"/>
-          <w:b/>
-          <w:bCs/>
-        </w:rPr>
-        <w:t>{dateFormat(</w:t>
+        <w:t>&lt;</w:t>
+      </w:r>
+      <w:proofErr w:type="gramStart"/>
+      <w:r>
+        <w:rPr>
+          <w:rFonts w:ascii="Arial" w:hAnsi="Arial" w:cs="Arial"/>
+          <w:b/>
+          <w:bCs/>
+        </w:rPr>
+        <w:t>&lt;</w:t>
+      </w:r>
+      <w:r>
+        <w:rPr>
+          <w:rFonts w:ascii="Arial" w:eastAsia="Arial" w:hAnsi="Arial" w:cs="Arial"/>
+          <w:b/>
+          <w:bCs/>
+        </w:rPr>
+        <w:t>{</w:t>
+      </w:r>
+      <w:proofErr w:type="spellStart"/>
+      <w:proofErr w:type="gramEnd"/>
+      <w:r>
+        <w:rPr>
+          <w:rFonts w:ascii="Arial" w:eastAsia="Arial" w:hAnsi="Arial" w:cs="Arial"/>
+          <w:b/>
+          <w:bCs/>
+        </w:rPr>
+        <w:t>dateFormat</w:t>
+      </w:r>
+      <w:proofErr w:type="spellEnd"/>
+      <w:r>
+        <w:rPr>
+          <w:rFonts w:ascii="Arial" w:eastAsia="Arial" w:hAnsi="Arial" w:cs="Arial"/>
+          <w:b/>
+          <w:bCs/>
+        </w:rPr>
+        <w:t>(</w:t>
       </w:r>
       <w:r>
         <w:rPr>
@@ -5106,7 +6456,43 @@
           <w:b/>
           <w:bCs/>
         </w:rPr>
-        <w:t>, ‘dd MMMM yyyy’, ‘yyyy-MM-dd’)}</w:t>
+        <w:t xml:space="preserve">, ‘dd MMMM </w:t>
+      </w:r>
+      <w:proofErr w:type="spellStart"/>
+      <w:r>
+        <w:rPr>
+          <w:rFonts w:ascii="Arial" w:eastAsia="Arial" w:hAnsi="Arial" w:cs="Arial"/>
+          <w:b/>
+          <w:bCs/>
+        </w:rPr>
+        <w:t>yyyy</w:t>
+      </w:r>
+      <w:proofErr w:type="spellEnd"/>
+      <w:r>
+        <w:rPr>
+          <w:rFonts w:ascii="Arial" w:eastAsia="Arial" w:hAnsi="Arial" w:cs="Arial"/>
+          <w:b/>
+          <w:bCs/>
+        </w:rPr>
+        <w:t>’, ‘</w:t>
+      </w:r>
+      <w:proofErr w:type="spellStart"/>
+      <w:r>
+        <w:rPr>
+          <w:rFonts w:ascii="Arial" w:eastAsia="Arial" w:hAnsi="Arial" w:cs="Arial"/>
+          <w:b/>
+          <w:bCs/>
+        </w:rPr>
+        <w:t>yyyy</w:t>
+      </w:r>
+      <w:proofErr w:type="spellEnd"/>
+      <w:r>
+        <w:rPr>
+          <w:rFonts w:ascii="Arial" w:eastAsia="Arial" w:hAnsi="Arial" w:cs="Arial"/>
+          <w:b/>
+          <w:bCs/>
+        </w:rPr>
+        <w:t>-MM-dd’)}</w:t>
       </w:r>
       <w:r>
         <w:rPr>
@@ -5214,15 +6600,43 @@
           <w:b/>
           <w:bCs/>
         </w:rPr>
-        <w:t>&lt;&lt;</w:t>
-      </w:r>
-      <w:r>
-        <w:rPr>
-          <w:rFonts w:ascii="Arial" w:eastAsia="Arial" w:hAnsi="Arial" w:cs="Arial"/>
-          <w:b/>
-          <w:bCs/>
-        </w:rPr>
-        <w:t>{dateFormat(</w:t>
+        <w:t>&lt;</w:t>
+      </w:r>
+      <w:proofErr w:type="gramStart"/>
+      <w:r>
+        <w:rPr>
+          <w:rFonts w:ascii="Arial" w:hAnsi="Arial" w:cs="Arial"/>
+          <w:b/>
+          <w:bCs/>
+        </w:rPr>
+        <w:t>&lt;</w:t>
+      </w:r>
+      <w:r>
+        <w:rPr>
+          <w:rFonts w:ascii="Arial" w:eastAsia="Arial" w:hAnsi="Arial" w:cs="Arial"/>
+          <w:b/>
+          <w:bCs/>
+        </w:rPr>
+        <w:t>{</w:t>
+      </w:r>
+      <w:proofErr w:type="spellStart"/>
+      <w:proofErr w:type="gramEnd"/>
+      <w:r>
+        <w:rPr>
+          <w:rFonts w:ascii="Arial" w:eastAsia="Arial" w:hAnsi="Arial" w:cs="Arial"/>
+          <w:b/>
+          <w:bCs/>
+        </w:rPr>
+        <w:t>dateFormat</w:t>
+      </w:r>
+      <w:proofErr w:type="spellEnd"/>
+      <w:r>
+        <w:rPr>
+          <w:rFonts w:ascii="Arial" w:eastAsia="Arial" w:hAnsi="Arial" w:cs="Arial"/>
+          <w:b/>
+          <w:bCs/>
+        </w:rPr>
+        <w:t>(</w:t>
       </w:r>
       <w:r>
         <w:rPr>
@@ -5239,7 +6653,43 @@
           <w:b/>
           <w:bCs/>
         </w:rPr>
-        <w:t>, ‘dd MMMM yyyy’, ‘yyyy-MM-dd’)}</w:t>
+        <w:t xml:space="preserve">, ‘dd MMMM </w:t>
+      </w:r>
+      <w:proofErr w:type="spellStart"/>
+      <w:r>
+        <w:rPr>
+          <w:rFonts w:ascii="Arial" w:eastAsia="Arial" w:hAnsi="Arial" w:cs="Arial"/>
+          <w:b/>
+          <w:bCs/>
+        </w:rPr>
+        <w:t>yyyy</w:t>
+      </w:r>
+      <w:proofErr w:type="spellEnd"/>
+      <w:r>
+        <w:rPr>
+          <w:rFonts w:ascii="Arial" w:eastAsia="Arial" w:hAnsi="Arial" w:cs="Arial"/>
+          <w:b/>
+          <w:bCs/>
+        </w:rPr>
+        <w:t>’, ‘</w:t>
+      </w:r>
+      <w:proofErr w:type="spellStart"/>
+      <w:r>
+        <w:rPr>
+          <w:rFonts w:ascii="Arial" w:eastAsia="Arial" w:hAnsi="Arial" w:cs="Arial"/>
+          <w:b/>
+          <w:bCs/>
+        </w:rPr>
+        <w:t>yyyy</w:t>
+      </w:r>
+      <w:proofErr w:type="spellEnd"/>
+      <w:r>
+        <w:rPr>
+          <w:rFonts w:ascii="Arial" w:eastAsia="Arial" w:hAnsi="Arial" w:cs="Arial"/>
+          <w:b/>
+          <w:bCs/>
+        </w:rPr>
+        <w:t>-MM-dd’)}</w:t>
       </w:r>
       <w:r>
         <w:rPr>
@@ -5363,86 +6813,162 @@
           <w:b/>
           <w:bCs/>
         </w:rPr>
+        <w:t>&lt;</w:t>
+      </w:r>
+      <w:proofErr w:type="gramStart"/>
+      <w:r>
+        <w:rPr>
+          <w:rFonts w:ascii="Arial" w:hAnsi="Arial" w:cs="Arial"/>
+          <w:b/>
+          <w:bCs/>
+        </w:rPr>
+        <w:t>&lt;</w:t>
+      </w:r>
+      <w:r>
+        <w:rPr>
+          <w:rFonts w:ascii="Arial" w:eastAsia="Arial" w:hAnsi="Arial" w:cs="Arial"/>
+          <w:b/>
+        </w:rPr>
+        <w:t>{</w:t>
+      </w:r>
+      <w:proofErr w:type="spellStart"/>
+      <w:proofErr w:type="gramEnd"/>
+      <w:r>
+        <w:rPr>
+          <w:rFonts w:ascii="Arial" w:eastAsia="Arial" w:hAnsi="Arial" w:cs="Arial"/>
+          <w:b/>
+        </w:rPr>
+        <w:t>dateFormat</w:t>
+      </w:r>
+      <w:proofErr w:type="spellEnd"/>
+      <w:r>
+        <w:rPr>
+          <w:rFonts w:ascii="Arial" w:eastAsia="Arial" w:hAnsi="Arial" w:cs="Arial"/>
+          <w:b/>
+        </w:rPr>
+        <w:t>(</w:t>
+      </w:r>
+      <w:r>
+        <w:rPr>
+          <w:rFonts w:ascii="Arial" w:hAnsi="Arial" w:cs="Arial"/>
+          <w:b/>
+          <w:lang w:val="en-US"/>
+        </w:rPr>
+        <w:t>sdoR2FastTrackCreditHire.date3</w:t>
+      </w:r>
+      <w:r>
+        <w:rPr>
+          <w:rFonts w:ascii="Arial" w:eastAsia="Arial" w:hAnsi="Arial" w:cs="Arial"/>
+          <w:b/>
+        </w:rPr>
+        <w:t xml:space="preserve">, ‘dd MMMM </w:t>
+      </w:r>
+      <w:proofErr w:type="spellStart"/>
+      <w:r>
+        <w:rPr>
+          <w:rFonts w:ascii="Arial" w:eastAsia="Arial" w:hAnsi="Arial" w:cs="Arial"/>
+          <w:b/>
+        </w:rPr>
+        <w:t>yyyy</w:t>
+      </w:r>
+      <w:proofErr w:type="spellEnd"/>
+      <w:r>
+        <w:rPr>
+          <w:rFonts w:ascii="Arial" w:eastAsia="Arial" w:hAnsi="Arial" w:cs="Arial"/>
+          <w:b/>
+        </w:rPr>
+        <w:t>’, ‘</w:t>
+      </w:r>
+      <w:proofErr w:type="spellStart"/>
+      <w:r>
+        <w:rPr>
+          <w:rFonts w:ascii="Arial" w:eastAsia="Arial" w:hAnsi="Arial" w:cs="Arial"/>
+          <w:b/>
+        </w:rPr>
+        <w:t>yyyy</w:t>
+      </w:r>
+      <w:proofErr w:type="spellEnd"/>
+      <w:r>
+        <w:rPr>
+          <w:rFonts w:ascii="Arial" w:eastAsia="Arial" w:hAnsi="Arial" w:cs="Arial"/>
+          <w:b/>
+        </w:rPr>
+        <w:t>-MM-dd’)}</w:t>
+      </w:r>
+      <w:r>
+        <w:rPr>
+          <w:rFonts w:ascii="Arial" w:hAnsi="Arial" w:cs="Arial"/>
+          <w:b/>
+          <w:bCs/>
+        </w:rPr>
+        <w:t xml:space="preserve">&gt;&gt; </w:t>
+      </w:r>
+      <w:r>
+        <w:rPr>
+          <w:rFonts w:ascii="Arial" w:hAnsi="Arial" w:cs="Arial"/>
+        </w:rPr>
         <w:t>&lt;&lt;</w:t>
       </w:r>
       <w:r>
         <w:rPr>
-          <w:rFonts w:ascii="Arial" w:eastAsia="Arial" w:hAnsi="Arial" w:cs="Arial"/>
-          <w:b/>
-        </w:rPr>
-        <w:t>{dateFormat(</w:t>
-      </w:r>
-      <w:r>
-        <w:rPr>
-          <w:rFonts w:ascii="Arial" w:hAnsi="Arial" w:cs="Arial"/>
-          <w:b/>
-          <w:lang w:val="en-US"/>
-        </w:rPr>
-        <w:t>sdoR2FastTrackCreditHire.date3</w:t>
-      </w:r>
-      <w:r>
-        <w:rPr>
-          <w:rFonts w:ascii="Arial" w:eastAsia="Arial" w:hAnsi="Arial" w:cs="Arial"/>
-          <w:b/>
-        </w:rPr>
-        <w:t>, ‘dd MMMM yyyy’, ‘yyyy-MM-dd’)}</w:t>
-      </w:r>
-      <w:r>
-        <w:rPr>
-          <w:rFonts w:ascii="Arial" w:hAnsi="Arial" w:cs="Arial"/>
-          <w:b/>
-          <w:bCs/>
+          <w:rFonts w:ascii="Arial" w:hAnsi="Arial" w:cs="Arial"/>
+          <w:lang w:val="en-US"/>
+        </w:rPr>
+        <w:t xml:space="preserve"> </w:t>
+      </w:r>
+      <w:r>
+        <w:rPr>
+          <w:rFonts w:ascii="Arial" w:hAnsi="Arial" w:cs="Arial"/>
+          <w:lang w:val="en-US"/>
+        </w:rPr>
+        <w:t>sdoR2FastTrackCreditHire</w:t>
+      </w:r>
+      <w:r>
+        <w:rPr>
+          <w:rFonts w:ascii="Arial" w:hAnsi="Arial" w:cs="Arial"/>
+          <w:lang w:val="en-US"/>
+        </w:rPr>
+        <w:t>.input7</w:t>
+      </w:r>
+      <w:r>
+        <w:rPr>
+          <w:rFonts w:ascii="Arial" w:hAnsi="Arial" w:cs="Arial"/>
         </w:rPr>
         <w:t xml:space="preserve">&gt;&gt; </w:t>
       </w:r>
       <w:r>
         <w:rPr>
           <w:rFonts w:ascii="Arial" w:hAnsi="Arial" w:cs="Arial"/>
+          <w:b/>
+          <w:bCs/>
         </w:rPr>
         <w:t>&lt;&lt;</w:t>
       </w:r>
       <w:r>
         <w:rPr>
-          <w:rFonts w:ascii="Arial" w:hAnsi="Arial" w:cs="Arial"/>
-          <w:lang w:val="en-US"/>
-        </w:rPr>
-        <w:t xml:space="preserve"> </w:t>
-      </w:r>
-      <w:r>
-        <w:rPr>
-          <w:rFonts w:ascii="Arial" w:hAnsi="Arial" w:cs="Arial"/>
-          <w:lang w:val="en-US"/>
-        </w:rPr>
-        <w:t>sdoR2FastTrackCreditHire</w:t>
-      </w:r>
-      <w:r>
-        <w:rPr>
-          <w:rFonts w:ascii="Arial" w:hAnsi="Arial" w:cs="Arial"/>
-          <w:lang w:val="en-US"/>
-        </w:rPr>
-        <w:t>.input7</w:t>
-      </w:r>
-      <w:r>
-        <w:rPr>
-          <w:rFonts w:ascii="Arial" w:hAnsi="Arial" w:cs="Arial"/>
-        </w:rPr>
-        <w:t xml:space="preserve">&gt;&gt; </w:t>
-      </w:r>
-      <w:r>
-        <w:rPr>
-          <w:rFonts w:ascii="Arial" w:hAnsi="Arial" w:cs="Arial"/>
-          <w:b/>
-          <w:bCs/>
-        </w:rPr>
-        <w:t>&lt;&lt;</w:t>
-      </w:r>
-      <w:r>
-        <w:rPr>
-          <w:rFonts w:ascii="Arial" w:eastAsia="Arial" w:hAnsi="Arial" w:cs="Arial"/>
-          <w:b/>
-          <w:bCs/>
-        </w:rPr>
-        <w:t>{dateFormat(</w:t>
+          <w:rFonts w:ascii="Arial" w:eastAsia="Arial" w:hAnsi="Arial" w:cs="Arial"/>
+          <w:b/>
+          <w:bCs/>
+        </w:rPr>
+        <w:t>{</w:t>
+      </w:r>
+      <w:proofErr w:type="spellStart"/>
+      <w:r>
+        <w:rPr>
+          <w:rFonts w:ascii="Arial" w:eastAsia="Arial" w:hAnsi="Arial" w:cs="Arial"/>
+          <w:b/>
+          <w:bCs/>
+        </w:rPr>
+        <w:t>dateFormat</w:t>
+      </w:r>
+      <w:proofErr w:type="spellEnd"/>
+      <w:r>
+        <w:rPr>
+          <w:rFonts w:ascii="Arial" w:eastAsia="Arial" w:hAnsi="Arial" w:cs="Arial"/>
+          <w:b/>
+          <w:bCs/>
+        </w:rPr>
+        <w:t>(</w:t>
       </w:r>
       <w:r>
         <w:rPr>
@@ -5459,7 +6985,43 @@
           <w:b/>
           <w:bCs/>
         </w:rPr>
-        <w:t>, ‘dd MMMM yyyy’, ‘yyyy-MM-dd’)}</w:t>
+        <w:t xml:space="preserve">, ‘dd MMMM </w:t>
+      </w:r>
+      <w:proofErr w:type="spellStart"/>
+      <w:r>
+        <w:rPr>
+          <w:rFonts w:ascii="Arial" w:eastAsia="Arial" w:hAnsi="Arial" w:cs="Arial"/>
+          <w:b/>
+          <w:bCs/>
+        </w:rPr>
+        <w:t>yyyy</w:t>
+      </w:r>
+      <w:proofErr w:type="spellEnd"/>
+      <w:r>
+        <w:rPr>
+          <w:rFonts w:ascii="Arial" w:eastAsia="Arial" w:hAnsi="Arial" w:cs="Arial"/>
+          <w:b/>
+          <w:bCs/>
+        </w:rPr>
+        <w:t>’, ‘</w:t>
+      </w:r>
+      <w:proofErr w:type="spellStart"/>
+      <w:r>
+        <w:rPr>
+          <w:rFonts w:ascii="Arial" w:eastAsia="Arial" w:hAnsi="Arial" w:cs="Arial"/>
+          <w:b/>
+          <w:bCs/>
+        </w:rPr>
+        <w:t>yyyy</w:t>
+      </w:r>
+      <w:proofErr w:type="spellEnd"/>
+      <w:r>
+        <w:rPr>
+          <w:rFonts w:ascii="Arial" w:eastAsia="Arial" w:hAnsi="Arial" w:cs="Arial"/>
+          <w:b/>
+          <w:bCs/>
+        </w:rPr>
+        <w:t>-MM-dd’)}</w:t>
       </w:r>
       <w:r>
         <w:rPr>
@@ -5573,12 +7135,21 @@
         </w:rPr>
         <w:t>&lt;&lt;cs_{</w:t>
       </w:r>
-      <w:r>
-        <w:rPr>
-          <w:rFonts w:ascii="Arial" w:hAnsi="Arial" w:cs="Arial"/>
-          <w:lang w:val="en-US"/>
-        </w:rPr>
-        <w:t>hasEmployersLiability=true</w:t>
+      <w:proofErr w:type="spellStart"/>
+      <w:r>
+        <w:rPr>
+          <w:rFonts w:ascii="Arial" w:hAnsi="Arial" w:cs="Arial"/>
+          <w:lang w:val="en-US"/>
+        </w:rPr>
+        <w:t>hasEmployersLiability</w:t>
+      </w:r>
+      <w:proofErr w:type="spellEnd"/>
+      <w:r>
+        <w:rPr>
+          <w:rFonts w:ascii="Arial" w:hAnsi="Arial" w:cs="Arial"/>
+          <w:lang w:val="en-US"/>
+        </w:rPr>
+        <w:t>=true</w:t>
       </w:r>
       <w:r>
         <w:rPr>
@@ -5653,12 +7224,21 @@
         </w:rPr>
         <w:t>&lt;&lt;cs_{</w:t>
       </w:r>
-      <w:r>
-        <w:rPr>
-          <w:rFonts w:ascii="Arial" w:hAnsi="Arial" w:cs="Arial"/>
-          <w:lang w:val="en-US"/>
-        </w:rPr>
-        <w:t>hasHousingDisrepair=true</w:t>
+      <w:proofErr w:type="spellStart"/>
+      <w:r>
+        <w:rPr>
+          <w:rFonts w:ascii="Arial" w:hAnsi="Arial" w:cs="Arial"/>
+          <w:lang w:val="en-US"/>
+        </w:rPr>
+        <w:t>hasHousingDisrepair</w:t>
+      </w:r>
+      <w:proofErr w:type="spellEnd"/>
+      <w:r>
+        <w:rPr>
+          <w:rFonts w:ascii="Arial" w:hAnsi="Arial" w:cs="Arial"/>
+          <w:lang w:val="en-US"/>
+        </w:rPr>
+        <w:t>=true</w:t>
       </w:r>
       <w:r>
         <w:rPr>
@@ -5802,14 +7382,40 @@
           <w:b/>
           <w:bCs/>
         </w:rPr>
-        <w:t>&lt;&lt;</w:t>
-      </w:r>
-      <w:r>
-        <w:rPr>
-          <w:rFonts w:ascii="Arial" w:eastAsia="Arial" w:hAnsi="Arial" w:cs="Arial"/>
-          <w:bCs/>
-        </w:rPr>
-        <w:t>{dateFormat(</w:t>
+        <w:t>&lt;</w:t>
+      </w:r>
+      <w:proofErr w:type="gramStart"/>
+      <w:r>
+        <w:rPr>
+          <w:rFonts w:ascii="Arial" w:hAnsi="Arial" w:cs="Arial"/>
+          <w:b/>
+          <w:bCs/>
+        </w:rPr>
+        <w:t>&lt;</w:t>
+      </w:r>
+      <w:r>
+        <w:rPr>
+          <w:rFonts w:ascii="Arial" w:eastAsia="Arial" w:hAnsi="Arial" w:cs="Arial"/>
+          <w:bCs/>
+        </w:rPr>
+        <w:t>{</w:t>
+      </w:r>
+      <w:proofErr w:type="spellStart"/>
+      <w:proofErr w:type="gramEnd"/>
+      <w:r>
+        <w:rPr>
+          <w:rFonts w:ascii="Arial" w:eastAsia="Arial" w:hAnsi="Arial" w:cs="Arial"/>
+          <w:bCs/>
+        </w:rPr>
+        <w:t>dateFormat</w:t>
+      </w:r>
+      <w:proofErr w:type="spellEnd"/>
+      <w:r>
+        <w:rPr>
+          <w:rFonts w:ascii="Arial" w:eastAsia="Arial" w:hAnsi="Arial" w:cs="Arial"/>
+          <w:bCs/>
+        </w:rPr>
+        <w:t>(</w:t>
       </w:r>
       <w:r>
         <w:rPr>
@@ -5837,7 +7443,39 @@
           <w:rFonts w:ascii="Arial" w:eastAsia="Arial" w:hAnsi="Arial" w:cs="Arial"/>
           <w:bCs/>
         </w:rPr>
-        <w:t>, ‘dd MMMM yyyy’, ‘yyyy-MM-dd’</w:t>
+        <w:t xml:space="preserve">, ‘dd MMMM </w:t>
+      </w:r>
+      <w:proofErr w:type="spellStart"/>
+      <w:r>
+        <w:rPr>
+          <w:rFonts w:ascii="Arial" w:eastAsia="Arial" w:hAnsi="Arial" w:cs="Arial"/>
+          <w:bCs/>
+        </w:rPr>
+        <w:t>yyyy</w:t>
+      </w:r>
+      <w:proofErr w:type="spellEnd"/>
+      <w:r>
+        <w:rPr>
+          <w:rFonts w:ascii="Arial" w:eastAsia="Arial" w:hAnsi="Arial" w:cs="Arial"/>
+          <w:bCs/>
+        </w:rPr>
+        <w:t>’, ‘</w:t>
+      </w:r>
+      <w:proofErr w:type="spellStart"/>
+      <w:r>
+        <w:rPr>
+          <w:rFonts w:ascii="Arial" w:eastAsia="Arial" w:hAnsi="Arial" w:cs="Arial"/>
+          <w:bCs/>
+        </w:rPr>
+        <w:t>yyyy</w:t>
+      </w:r>
+      <w:proofErr w:type="spellEnd"/>
+      <w:r>
+        <w:rPr>
+          <w:rFonts w:ascii="Arial" w:eastAsia="Arial" w:hAnsi="Arial" w:cs="Arial"/>
+          <w:bCs/>
+        </w:rPr>
+        <w:t>-MM-dd’</w:t>
       </w:r>
       <w:r>
         <w:rPr>
@@ -5911,14 +7549,40 @@
           <w:b/>
           <w:bCs/>
         </w:rPr>
-        <w:t>&lt;&lt;</w:t>
-      </w:r>
-      <w:r>
-        <w:rPr>
-          <w:rFonts w:ascii="Arial" w:eastAsia="Arial" w:hAnsi="Arial" w:cs="Arial"/>
-          <w:bCs/>
-        </w:rPr>
-        <w:t>{dateFormat(</w:t>
+        <w:t>&lt;</w:t>
+      </w:r>
+      <w:proofErr w:type="gramStart"/>
+      <w:r>
+        <w:rPr>
+          <w:rFonts w:ascii="Arial" w:hAnsi="Arial" w:cs="Arial"/>
+          <w:b/>
+          <w:bCs/>
+        </w:rPr>
+        <w:t>&lt;</w:t>
+      </w:r>
+      <w:r>
+        <w:rPr>
+          <w:rFonts w:ascii="Arial" w:eastAsia="Arial" w:hAnsi="Arial" w:cs="Arial"/>
+          <w:bCs/>
+        </w:rPr>
+        <w:t>{</w:t>
+      </w:r>
+      <w:proofErr w:type="spellStart"/>
+      <w:proofErr w:type="gramEnd"/>
+      <w:r>
+        <w:rPr>
+          <w:rFonts w:ascii="Arial" w:eastAsia="Arial" w:hAnsi="Arial" w:cs="Arial"/>
+          <w:bCs/>
+        </w:rPr>
+        <w:t>dateFormat</w:t>
+      </w:r>
+      <w:proofErr w:type="spellEnd"/>
+      <w:r>
+        <w:rPr>
+          <w:rFonts w:ascii="Arial" w:eastAsia="Arial" w:hAnsi="Arial" w:cs="Arial"/>
+          <w:bCs/>
+        </w:rPr>
+        <w:t>(</w:t>
       </w:r>
       <w:r>
         <w:rPr>
@@ -5953,7 +7617,39 @@
           <w:rFonts w:ascii="Arial" w:eastAsia="Arial" w:hAnsi="Arial" w:cs="Arial"/>
           <w:bCs/>
         </w:rPr>
-        <w:t>, ‘dd MMMM yyyy’, ‘yyyy-MM-dd’</w:t>
+        <w:t xml:space="preserve">, ‘dd MMMM </w:t>
+      </w:r>
+      <w:proofErr w:type="spellStart"/>
+      <w:r>
+        <w:rPr>
+          <w:rFonts w:ascii="Arial" w:eastAsia="Arial" w:hAnsi="Arial" w:cs="Arial"/>
+          <w:bCs/>
+        </w:rPr>
+        <w:t>yyyy</w:t>
+      </w:r>
+      <w:proofErr w:type="spellEnd"/>
+      <w:r>
+        <w:rPr>
+          <w:rFonts w:ascii="Arial" w:eastAsia="Arial" w:hAnsi="Arial" w:cs="Arial"/>
+          <w:bCs/>
+        </w:rPr>
+        <w:t>’, ‘</w:t>
+      </w:r>
+      <w:proofErr w:type="spellStart"/>
+      <w:r>
+        <w:rPr>
+          <w:rFonts w:ascii="Arial" w:eastAsia="Arial" w:hAnsi="Arial" w:cs="Arial"/>
+          <w:bCs/>
+        </w:rPr>
+        <w:t>yyyy</w:t>
+      </w:r>
+      <w:proofErr w:type="spellEnd"/>
+      <w:r>
+        <w:rPr>
+          <w:rFonts w:ascii="Arial" w:eastAsia="Arial" w:hAnsi="Arial" w:cs="Arial"/>
+          <w:bCs/>
+        </w:rPr>
+        <w:t>-MM-dd’</w:t>
       </w:r>
       <w:r>
         <w:rPr>
@@ -6013,11 +7709,19 @@
         </w:rPr>
         <w:t>&lt;&lt;cs_{</w:t>
       </w:r>
-      <w:r>
-        <w:rPr>
-          <w:rFonts w:ascii="Arial" w:hAnsi="Arial" w:cs="Arial"/>
-        </w:rPr>
-        <w:t>hasPersonalInjury=true</w:t>
+      <w:proofErr w:type="spellStart"/>
+      <w:r>
+        <w:rPr>
+          <w:rFonts w:ascii="Arial" w:hAnsi="Arial" w:cs="Arial"/>
+        </w:rPr>
+        <w:t>hasPersonalInjury</w:t>
+      </w:r>
+      <w:proofErr w:type="spellEnd"/>
+      <w:r>
+        <w:rPr>
+          <w:rFonts w:ascii="Arial" w:hAnsi="Arial" w:cs="Arial"/>
+        </w:rPr>
+        <w:t>=true</w:t>
       </w:r>
       <w:r>
         <w:rPr>
@@ -6327,12 +8031,21 @@
         </w:rPr>
         <w:t>&lt;&lt;cs_{</w:t>
       </w:r>
-      <w:r>
-        <w:rPr>
-          <w:rFonts w:ascii="Arial" w:hAnsi="Arial" w:cs="Arial"/>
-          <w:lang w:val="en-US"/>
-        </w:rPr>
-        <w:t>hasRoadTrafficAccident=true</w:t>
+      <w:proofErr w:type="spellStart"/>
+      <w:r>
+        <w:rPr>
+          <w:rFonts w:ascii="Arial" w:hAnsi="Arial" w:cs="Arial"/>
+          <w:lang w:val="en-US"/>
+        </w:rPr>
+        <w:t>hasRoadTrafficAccident</w:t>
+      </w:r>
+      <w:proofErr w:type="spellEnd"/>
+      <w:r>
+        <w:rPr>
+          <w:rFonts w:ascii="Arial" w:hAnsi="Arial" w:cs="Arial"/>
+          <w:lang w:val="en-US"/>
+        </w:rPr>
+        <w:t>=true</w:t>
       </w:r>
       <w:r>
         <w:rPr>
@@ -6374,6 +8087,7 @@
         </w:rPr>
         <w:t>&lt;&lt;</w:t>
       </w:r>
+      <w:proofErr w:type="spellStart"/>
       <w:r>
         <w:rPr>
           <w:rFonts w:ascii="Arial" w:hAnsi="Arial" w:cs="Arial"/>
@@ -6381,6 +8095,7 @@
         </w:rPr>
         <w:t>fastTrackRoadTrafficAccident.input</w:t>
       </w:r>
+      <w:proofErr w:type="spellEnd"/>
       <w:r>
         <w:rPr>
           <w:rFonts w:ascii="Arial" w:hAnsi="Arial" w:cs="Arial"/>
@@ -6399,142 +8114,233 @@
           <w:b/>
           <w:bCs/>
         </w:rPr>
+        <w:t>&lt;</w:t>
+      </w:r>
+      <w:proofErr w:type="gramStart"/>
+      <w:r>
+        <w:rPr>
+          <w:rFonts w:ascii="Arial" w:hAnsi="Arial" w:cs="Arial"/>
+          <w:b/>
+          <w:bCs/>
+        </w:rPr>
+        <w:t>&lt;</w:t>
+      </w:r>
+      <w:r>
+        <w:rPr>
+          <w:rFonts w:ascii="Arial" w:eastAsia="Arial" w:hAnsi="Arial" w:cs="Arial"/>
+          <w:bCs/>
+        </w:rPr>
+        <w:t>{</w:t>
+      </w:r>
+      <w:proofErr w:type="spellStart"/>
+      <w:proofErr w:type="gramEnd"/>
+      <w:r>
+        <w:rPr>
+          <w:rFonts w:ascii="Arial" w:eastAsia="Arial" w:hAnsi="Arial" w:cs="Arial"/>
+          <w:bCs/>
+        </w:rPr>
+        <w:t>dateFormat</w:t>
+      </w:r>
+      <w:proofErr w:type="spellEnd"/>
+      <w:r>
+        <w:rPr>
+          <w:rFonts w:ascii="Arial" w:eastAsia="Arial" w:hAnsi="Arial" w:cs="Arial"/>
+          <w:bCs/>
+        </w:rPr>
+        <w:t>(</w:t>
+      </w:r>
+      <w:proofErr w:type="spellStart"/>
+      <w:r>
+        <w:rPr>
+          <w:rFonts w:ascii="Arial" w:hAnsi="Arial" w:cs="Arial"/>
+          <w:lang w:val="en-US"/>
+        </w:rPr>
+        <w:t>fastTrackRoadTrafficAccident.</w:t>
+      </w:r>
+      <w:r>
+        <w:rPr>
+          <w:rFonts w:ascii="Arial" w:hAnsi="Arial" w:cs="Arial"/>
+          <w:lang w:val="en-US"/>
+        </w:rPr>
+        <w:t>date</w:t>
+      </w:r>
+      <w:proofErr w:type="spellEnd"/>
+      <w:r>
+        <w:rPr>
+          <w:rFonts w:ascii="Arial" w:eastAsia="Arial" w:hAnsi="Arial" w:cs="Arial"/>
+          <w:bCs/>
+        </w:rPr>
+        <w:t xml:space="preserve">, ‘dd MMMM </w:t>
+      </w:r>
+      <w:proofErr w:type="spellStart"/>
+      <w:r>
+        <w:rPr>
+          <w:rFonts w:ascii="Arial" w:eastAsia="Arial" w:hAnsi="Arial" w:cs="Arial"/>
+          <w:bCs/>
+        </w:rPr>
+        <w:t>yyyy</w:t>
+      </w:r>
+      <w:proofErr w:type="spellEnd"/>
+      <w:r>
+        <w:rPr>
+          <w:rFonts w:ascii="Arial" w:eastAsia="Arial" w:hAnsi="Arial" w:cs="Arial"/>
+          <w:bCs/>
+        </w:rPr>
+        <w:t>’, ‘</w:t>
+      </w:r>
+      <w:proofErr w:type="spellStart"/>
+      <w:r>
+        <w:rPr>
+          <w:rFonts w:ascii="Arial" w:eastAsia="Arial" w:hAnsi="Arial" w:cs="Arial"/>
+          <w:bCs/>
+        </w:rPr>
+        <w:t>yyyy</w:t>
+      </w:r>
+      <w:proofErr w:type="spellEnd"/>
+      <w:r>
+        <w:rPr>
+          <w:rFonts w:ascii="Arial" w:eastAsia="Arial" w:hAnsi="Arial" w:cs="Arial"/>
+          <w:bCs/>
+        </w:rPr>
+        <w:t>-MM-dd’</w:t>
+      </w:r>
+      <w:r>
+        <w:rPr>
+          <w:rFonts w:ascii="Arial" w:eastAsia="Arial" w:hAnsi="Arial" w:cs="Arial"/>
+          <w:bCs/>
+        </w:rPr>
+        <w:t>)</w:t>
+      </w:r>
+      <w:r>
+        <w:rPr>
+          <w:rFonts w:ascii="Arial" w:eastAsia="Arial" w:hAnsi="Arial" w:cs="Arial"/>
+          <w:bCs/>
+        </w:rPr>
+        <w:t>}</w:t>
+      </w:r>
+      <w:r>
+        <w:rPr>
+          <w:rFonts w:ascii="Arial" w:hAnsi="Arial" w:cs="Arial"/>
+          <w:b/>
+          <w:bCs/>
+        </w:rPr>
+        <w:t>&gt;&gt;</w:t>
+      </w:r>
+      <w:r>
+        <w:rPr>
+          <w:rFonts w:ascii="Arial" w:hAnsi="Arial" w:cs="Arial"/>
+        </w:rPr>
+        <w:t>.</w:t>
+      </w:r>
+    </w:p>
+    <w:p>
+      <w:pPr>
+        <w:spacing w:line="256" w:lineRule="auto"/>
+        <w:rPr>
+          <w:rFonts w:ascii="Arial" w:hAnsi="Arial" w:cs="Arial"/>
+        </w:rPr>
+      </w:pPr>
+      <w:r>
+        <w:rPr>
+          <w:rFonts w:ascii="Arial" w:hAnsi="Arial" w:cs="Arial"/>
+        </w:rPr>
+        <w:t>&lt;&lt;es_&gt;&gt;</w:t>
+      </w:r>
+    </w:p>
+    <w:p>
+      <w:pPr>
+        <w:rPr>
+          <w:rFonts w:ascii="Arial" w:hAnsi="Arial" w:cs="Arial"/>
+        </w:rPr>
+      </w:pPr>
+      <w:r>
+        <w:rPr>
+          <w:rFonts w:ascii="Arial" w:hAnsi="Arial" w:cs="Arial"/>
+        </w:rPr>
+        <w:t>&lt;&lt;cs_{</w:t>
+      </w:r>
+      <w:proofErr w:type="spellStart"/>
+      <w:r>
+        <w:rPr>
+          <w:rFonts w:ascii="Arial" w:hAnsi="Arial" w:cs="Arial"/>
+        </w:rPr>
+        <w:t>hasNewDirections</w:t>
+      </w:r>
+      <w:proofErr w:type="spellEnd"/>
+      <w:r>
+        <w:rPr>
+          <w:rFonts w:ascii="Arial" w:hAnsi="Arial" w:cs="Arial"/>
+        </w:rPr>
+        <w:t>=true}&gt;&gt;</w:t>
+      </w:r>
+    </w:p>
+    <w:p>
+      <w:pPr>
+        <w:rPr>
+          <w:rFonts w:ascii="Arial" w:hAnsi="Arial" w:cs="Arial"/>
+          <w:b/>
+        </w:rPr>
+      </w:pPr>
+      <w:r>
+        <w:rPr>
+          <w:rFonts w:ascii="Arial" w:hAnsi="Arial" w:cs="Arial"/>
+          <w:b/>
+        </w:rPr>
+        <w:t>Additional</w:t>
+      </w:r>
+      <w:r>
+        <w:rPr>
+          <w:rFonts w:ascii="Arial" w:hAnsi="Arial" w:cs="Arial"/>
+          <w:b/>
+        </w:rPr>
+        <w:t xml:space="preserve"> </w:t>
+      </w:r>
+      <w:r>
+        <w:rPr>
+          <w:rFonts w:ascii="Arial" w:hAnsi="Arial" w:cs="Arial"/>
+          <w:b/>
+        </w:rPr>
+        <w:t>d</w:t>
+      </w:r>
+      <w:r>
+        <w:rPr>
+          <w:rFonts w:ascii="Arial" w:hAnsi="Arial" w:cs="Arial"/>
+          <w:b/>
+        </w:rPr>
+        <w:t>irections</w:t>
+      </w:r>
+    </w:p>
+    <w:p>
+      <w:pPr>
+        <w:rPr>
+          <w:rFonts w:ascii="Arial" w:hAnsi="Arial" w:cs="Arial"/>
+          <w:bCs/>
+        </w:rPr>
+      </w:pPr>
+      <w:r>
+        <w:rPr>
+          <w:rFonts w:ascii="Arial" w:hAnsi="Arial" w:cs="Arial"/>
+          <w:bCs/>
+        </w:rPr>
         <w:t>&lt;&lt;</w:t>
       </w:r>
-      <w:r>
-        <w:rPr>
-          <w:rFonts w:ascii="Arial" w:eastAsia="Arial" w:hAnsi="Arial" w:cs="Arial"/>
-          <w:bCs/>
-        </w:rPr>
-        <w:t>{dateFormat(</w:t>
-      </w:r>
-      <w:r>
-        <w:rPr>
-          <w:rFonts w:ascii="Arial" w:hAnsi="Arial" w:cs="Arial"/>
-          <w:lang w:val="en-US"/>
-        </w:rPr>
-        <w:t>fastTrackRoadTrafficAccident.</w:t>
-      </w:r>
-      <w:r>
-        <w:rPr>
-          <w:rFonts w:ascii="Arial" w:hAnsi="Arial" w:cs="Arial"/>
-          <w:lang w:val="en-US"/>
-        </w:rPr>
-        <w:t>date</w:t>
-      </w:r>
-      <w:r>
-        <w:rPr>
-          <w:rFonts w:ascii="Arial" w:eastAsia="Arial" w:hAnsi="Arial" w:cs="Arial"/>
-          <w:bCs/>
-        </w:rPr>
-        <w:t>, ‘dd MMMM yyyy’, ‘yyyy-MM-dd’</w:t>
-      </w:r>
-      <w:r>
-        <w:rPr>
-          <w:rFonts w:ascii="Arial" w:eastAsia="Arial" w:hAnsi="Arial" w:cs="Arial"/>
-          <w:bCs/>
-        </w:rPr>
-        <w:t>)</w:t>
-      </w:r>
-      <w:r>
-        <w:rPr>
-          <w:rFonts w:ascii="Arial" w:eastAsia="Arial" w:hAnsi="Arial" w:cs="Arial"/>
-          <w:bCs/>
-        </w:rPr>
-        <w:t>}</w:t>
-      </w:r>
-      <w:r>
-        <w:rPr>
-          <w:rFonts w:ascii="Arial" w:hAnsi="Arial" w:cs="Arial"/>
-          <w:b/>
-          <w:bCs/>
-        </w:rPr>
-        <w:t>&gt;&gt;</w:t>
-      </w:r>
-      <w:r>
-        <w:rPr>
-          <w:rFonts w:ascii="Arial" w:hAnsi="Arial" w:cs="Arial"/>
-        </w:rPr>
-        <w:t>.</w:t>
-      </w:r>
-    </w:p>
-    <w:p>
-      <w:pPr>
-        <w:spacing w:line="256" w:lineRule="auto"/>
-        <w:rPr>
-          <w:rFonts w:ascii="Arial" w:hAnsi="Arial" w:cs="Arial"/>
-        </w:rPr>
-      </w:pPr>
-      <w:r>
-        <w:rPr>
-          <w:rFonts w:ascii="Arial" w:hAnsi="Arial" w:cs="Arial"/>
-        </w:rPr>
-        <w:t>&lt;&lt;es_&gt;&gt;</w:t>
-      </w:r>
-    </w:p>
-    <w:p>
-      <w:pPr>
-        <w:rPr>
-          <w:rFonts w:ascii="Arial" w:hAnsi="Arial" w:cs="Arial"/>
-        </w:rPr>
-      </w:pPr>
-      <w:r>
-        <w:rPr>
-          <w:rFonts w:ascii="Arial" w:hAnsi="Arial" w:cs="Arial"/>
-        </w:rPr>
-        <w:t>&lt;&lt;cs_{hasNewDirections=true}&gt;&gt;</w:t>
-      </w:r>
-    </w:p>
-    <w:p>
-      <w:pPr>
-        <w:rPr>
-          <w:rFonts w:ascii="Arial" w:hAnsi="Arial" w:cs="Arial"/>
-          <w:b/>
-        </w:rPr>
-      </w:pPr>
-      <w:r>
-        <w:rPr>
-          <w:rFonts w:ascii="Arial" w:hAnsi="Arial" w:cs="Arial"/>
-          <w:b/>
-        </w:rPr>
-        <w:t>Additional</w:t>
-      </w:r>
-      <w:r>
-        <w:rPr>
-          <w:rFonts w:ascii="Arial" w:hAnsi="Arial" w:cs="Arial"/>
-          <w:b/>
-        </w:rPr>
-        <w:t xml:space="preserve"> </w:t>
-      </w:r>
-      <w:r>
-        <w:rPr>
-          <w:rFonts w:ascii="Arial" w:hAnsi="Arial" w:cs="Arial"/>
-          <w:b/>
-        </w:rPr>
-        <w:t>d</w:t>
-      </w:r>
-      <w:r>
-        <w:rPr>
-          <w:rFonts w:ascii="Arial" w:hAnsi="Arial" w:cs="Arial"/>
-          <w:b/>
-        </w:rPr>
-        <w:t>irections</w:t>
-      </w:r>
-    </w:p>
-    <w:p>
-      <w:pPr>
-        <w:rPr>
-          <w:rFonts w:ascii="Arial" w:hAnsi="Arial" w:cs="Arial"/>
-          <w:bCs/>
-        </w:rPr>
-      </w:pPr>
-      <w:r>
-        <w:rPr>
-          <w:rFonts w:ascii="Arial" w:hAnsi="Arial" w:cs="Arial"/>
-          <w:bCs/>
-        </w:rPr>
-        <w:t>&lt;&lt;rs_</w:t>
-      </w:r>
+      <w:proofErr w:type="spellStart"/>
+      <w:r>
+        <w:rPr>
+          <w:rFonts w:ascii="Arial" w:hAnsi="Arial" w:cs="Arial"/>
+          <w:bCs/>
+        </w:rPr>
+        <w:t>rs</w:t>
+      </w:r>
+      <w:proofErr w:type="spellEnd"/>
+      <w:r>
+        <w:rPr>
+          <w:rFonts w:ascii="Arial" w:hAnsi="Arial" w:cs="Arial"/>
+          <w:bCs/>
+        </w:rPr>
+        <w:t>_</w:t>
+      </w:r>
+      <w:proofErr w:type="spellStart"/>
       <w:r>
         <w:rPr>
           <w:rFonts w:ascii="Arial" w:hAnsi="Arial" w:cs="Arial"/>
@@ -6542,6 +8348,7 @@
         </w:rPr>
         <w:t>fastTrackAddNewDirections</w:t>
       </w:r>
+      <w:proofErr w:type="spellEnd"/>
       <w:r>
         <w:rPr>
           <w:rFonts w:ascii="Arial" w:hAnsi="Arial" w:cs="Arial"/>
@@ -6567,22 +8374,48 @@
           <w:rFonts w:ascii="Arial" w:hAnsi="Arial" w:cs="Arial"/>
           <w:bCs/>
         </w:rPr>
-        <w:t>&lt;&lt;value.directionComment&gt;&gt;</w:t>
-      </w:r>
-    </w:p>
-    <w:p>
-      <w:pPr>
-        <w:rPr>
-          <w:rFonts w:ascii="Arial" w:hAnsi="Arial" w:cs="Arial"/>
-          <w:bCs/>
-        </w:rPr>
-      </w:pPr>
-      <w:r>
-        <w:rPr>
-          <w:rFonts w:ascii="Arial" w:hAnsi="Arial" w:cs="Arial"/>
-          <w:bCs/>
-        </w:rPr>
-        <w:t>&lt;&lt;es_</w:t>
+        <w:t>&lt;&lt;</w:t>
+      </w:r>
+      <w:proofErr w:type="spellStart"/>
+      <w:proofErr w:type="gramStart"/>
+      <w:r>
+        <w:rPr>
+          <w:rFonts w:ascii="Arial" w:hAnsi="Arial" w:cs="Arial"/>
+          <w:bCs/>
+        </w:rPr>
+        <w:t>value.directionComment</w:t>
+      </w:r>
+      <w:proofErr w:type="spellEnd"/>
+      <w:proofErr w:type="gramEnd"/>
+      <w:r>
+        <w:rPr>
+          <w:rFonts w:ascii="Arial" w:hAnsi="Arial" w:cs="Arial"/>
+          <w:bCs/>
+        </w:rPr>
+        <w:t>&gt;&gt;</w:t>
+      </w:r>
+    </w:p>
+    <w:p>
+      <w:pPr>
+        <w:rPr>
+          <w:rFonts w:ascii="Arial" w:hAnsi="Arial" w:cs="Arial"/>
+          <w:bCs/>
+        </w:rPr>
+      </w:pPr>
+      <w:r>
+        <w:rPr>
+          <w:rFonts w:ascii="Arial" w:hAnsi="Arial" w:cs="Arial"/>
+          <w:bCs/>
+        </w:rPr>
+        <w:t>&lt;&lt;</w:t>
+      </w:r>
+      <w:proofErr w:type="spellStart"/>
+      <w:r>
+        <w:rPr>
+          <w:rFonts w:ascii="Arial" w:hAnsi="Arial" w:cs="Arial"/>
+          <w:bCs/>
+        </w:rPr>
+        <w:t>es_</w:t>
       </w:r>
       <w:r>
         <w:rPr>
@@ -6596,7 +8429,15 @@
           <w:rFonts w:ascii="Arial" w:hAnsi="Arial" w:cs="Arial"/>
           <w:bCs/>
         </w:rPr>
-        <w:t>AddNewDirections&gt;&gt;</w:t>
+        <w:t>AddNewDirections</w:t>
+      </w:r>
+      <w:proofErr w:type="spellEnd"/>
+      <w:r>
+        <w:rPr>
+          <w:rFonts w:ascii="Arial" w:hAnsi="Arial" w:cs="Arial"/>
+          <w:bCs/>
+        </w:rPr>
+        <w:t>&gt;&gt;</w:t>
       </w:r>
     </w:p>
     <w:p>
@@ -6629,6 +8470,7 @@
         </w:rPr>
         <w:t>&lt;&lt;cs_{</w:t>
       </w:r>
+      <w:proofErr w:type="spellStart"/>
       <w:r>
         <w:rPr>
           <w:rFonts w:ascii="Arial" w:hAnsi="Arial" w:cs="Arial"/>
@@ -6636,6 +8478,7 @@
         </w:rPr>
         <w:t>fastTrackWelshLanguageToggle</w:t>
       </w:r>
+      <w:proofErr w:type="spellEnd"/>
       <w:r>
         <w:rPr>
           <w:rFonts w:ascii="Arial" w:hAnsi="Arial" w:cs="Arial"/>
@@ -6679,6 +8522,7 @@
         </w:rPr>
         <w:t>&lt;&lt;</w:t>
       </w:r>
+      <w:proofErr w:type="spellStart"/>
       <w:r>
         <w:rPr>
           <w:rFonts w:ascii="Arial" w:hAnsi="Arial" w:cs="Arial"/>
@@ -6686,6 +8530,7 @@
         </w:rPr>
         <w:t>welshLanguageDescription</w:t>
       </w:r>
+      <w:proofErr w:type="spellEnd"/>
       <w:r>
         <w:rPr>
           <w:rFonts w:ascii="Arial" w:hAnsi="Arial" w:cs="Arial"/>
@@ -6743,6 +8588,7 @@
         </w:rPr>
         <w:t>&lt;&lt;</w:t>
       </w:r>
+      <w:proofErr w:type="spellStart"/>
       <w:r>
         <w:rPr>
           <w:rFonts w:ascii="Arial" w:hAnsi="Arial" w:cs="Arial"/>
@@ -6757,6 +8603,7 @@
         </w:rPr>
         <w:t>.input</w:t>
       </w:r>
+      <w:proofErr w:type="spellEnd"/>
       <w:r>
         <w:rPr>
           <w:rFonts w:ascii="Arial" w:hAnsi="Arial" w:cs="Arial"/>
@@ -7217,6 +9064,96 @@
     </w:lvl>
   </w:abstractNum>
   <w:abstractNum w:abstractNumId="4" w15:restartNumberingAfterBreak="0">
+    <w:nsid w:val="0C16687E"/>
+    <w:multiLevelType w:val="hybridMultilevel"/>
+    <w:tmpl w:val="9F365026"/>
+    <w:lvl w:ilvl="0" w:tplc="1D5E1B60">
+      <w:start w:val="1"/>
+      <w:numFmt w:val="lowerLetter"/>
+      <w:lvlText w:val="%1."/>
+      <w:lvlJc w:val="left"/>
+      <w:pPr>
+        <w:ind w:left="1440" w:hanging="360"/>
+      </w:pPr>
+      <w:rPr>
+        <w:b w:val="0"/>
+        <w:bCs w:val="0"/>
+      </w:rPr>
+    </w:lvl>
+    <w:lvl w:ilvl="1" w:tplc="FFFFFFFF" w:tentative="1">
+      <w:start w:val="1"/>
+      <w:numFmt w:val="lowerLetter"/>
+      <w:lvlText w:val="%2."/>
+      <w:lvlJc w:val="left"/>
+      <w:pPr>
+        <w:ind w:left="2160" w:hanging="360"/>
+      </w:pPr>
+    </w:lvl>
+    <w:lvl w:ilvl="2" w:tplc="FFFFFFFF" w:tentative="1">
+      <w:start w:val="1"/>
+      <w:numFmt w:val="lowerRoman"/>
+      <w:lvlText w:val="%3."/>
+      <w:lvlJc w:val="right"/>
+      <w:pPr>
+        <w:ind w:left="2880" w:hanging="180"/>
+      </w:pPr>
+    </w:lvl>
+    <w:lvl w:ilvl="3" w:tplc="FFFFFFFF" w:tentative="1">
+      <w:start w:val="1"/>
+      <w:numFmt w:val="decimal"/>
+      <w:lvlText w:val="%4."/>
+      <w:lvlJc w:val="left"/>
+      <w:pPr>
+        <w:ind w:left="3600" w:hanging="360"/>
+      </w:pPr>
+    </w:lvl>
+    <w:lvl w:ilvl="4" w:tplc="FFFFFFFF" w:tentative="1">
+      <w:start w:val="1"/>
+      <w:numFmt w:val="lowerLetter"/>
+      <w:lvlText w:val="%5."/>
+      <w:lvlJc w:val="left"/>
+      <w:pPr>
+        <w:ind w:left="4320" w:hanging="360"/>
+      </w:pPr>
+    </w:lvl>
+    <w:lvl w:ilvl="5" w:tplc="FFFFFFFF" w:tentative="1">
+      <w:start w:val="1"/>
+      <w:numFmt w:val="lowerRoman"/>
+      <w:lvlText w:val="%6."/>
+      <w:lvlJc w:val="right"/>
+      <w:pPr>
+        <w:ind w:left="5040" w:hanging="180"/>
+      </w:pPr>
+    </w:lvl>
+    <w:lvl w:ilvl="6" w:tplc="FFFFFFFF" w:tentative="1">
+      <w:start w:val="1"/>
+      <w:numFmt w:val="decimal"/>
+      <w:lvlText w:val="%7."/>
+      <w:lvlJc w:val="left"/>
+      <w:pPr>
+        <w:ind w:left="5760" w:hanging="360"/>
+      </w:pPr>
+    </w:lvl>
+    <w:lvl w:ilvl="7" w:tplc="FFFFFFFF" w:tentative="1">
+      <w:start w:val="1"/>
+      <w:numFmt w:val="lowerLetter"/>
+      <w:lvlText w:val="%8."/>
+      <w:lvlJc w:val="left"/>
+      <w:pPr>
+        <w:ind w:left="6480" w:hanging="360"/>
+      </w:pPr>
+    </w:lvl>
+    <w:lvl w:ilvl="8" w:tplc="FFFFFFFF" w:tentative="1">
+      <w:start w:val="1"/>
+      <w:numFmt w:val="lowerRoman"/>
+      <w:lvlText w:val="%9."/>
+      <w:lvlJc w:val="right"/>
+      <w:pPr>
+        <w:ind w:left="7200" w:hanging="180"/>
+      </w:pPr>
+    </w:lvl>
+  </w:abstractNum>
+  <w:abstractNum w:abstractNumId="5" w15:restartNumberingAfterBreak="0">
     <w:nsid w:val="0D4A7D54"/>
     <w:multiLevelType w:val="hybridMultilevel"/>
     <w:tmpl w:val="89A4F886"/>
@@ -7309,7 +9246,7 @@
       </w:pPr>
     </w:lvl>
   </w:abstractNum>
-  <w:abstractNum w:abstractNumId="5" w15:restartNumberingAfterBreak="0">
+  <w:abstractNum w:abstractNumId="6" w15:restartNumberingAfterBreak="0">
     <w:nsid w:val="0F09785F"/>
     <w:multiLevelType w:val="hybridMultilevel"/>
     <w:tmpl w:val="638C8ADE"/>
@@ -7395,7 +9332,7 @@
       </w:pPr>
     </w:lvl>
   </w:abstractNum>
-  <w:abstractNum w:abstractNumId="6" w15:restartNumberingAfterBreak="0">
+  <w:abstractNum w:abstractNumId="7" w15:restartNumberingAfterBreak="0">
     <w:nsid w:val="115776BA"/>
     <w:multiLevelType w:val="hybridMultilevel"/>
     <w:tmpl w:val="2668AF7C"/>
@@ -7481,7 +9418,7 @@
       </w:pPr>
     </w:lvl>
   </w:abstractNum>
-  <w:abstractNum w:abstractNumId="7" w15:restartNumberingAfterBreak="0">
+  <w:abstractNum w:abstractNumId="8" w15:restartNumberingAfterBreak="0">
     <w:nsid w:val="12921893"/>
     <w:multiLevelType w:val="hybridMultilevel"/>
     <w:tmpl w:val="063CA4E6"/>
@@ -7567,7 +9504,7 @@
       </w:pPr>
     </w:lvl>
   </w:abstractNum>
-  <w:abstractNum w:abstractNumId="8" w15:restartNumberingAfterBreak="0">
+  <w:abstractNum w:abstractNumId="9" w15:restartNumberingAfterBreak="0">
     <w:nsid w:val="18AE05C8"/>
     <w:multiLevelType w:val="hybridMultilevel"/>
     <w:tmpl w:val="68D2C02E"/>
@@ -7661,7 +9598,7 @@
       </w:pPr>
     </w:lvl>
   </w:abstractNum>
-  <w:abstractNum w:abstractNumId="9" w15:restartNumberingAfterBreak="0">
+  <w:abstractNum w:abstractNumId="10" w15:restartNumberingAfterBreak="0">
     <w:nsid w:val="19ED4C07"/>
     <w:multiLevelType w:val="hybridMultilevel"/>
     <w:tmpl w:val="9422531E"/>
@@ -7750,7 +9687,7 @@
       </w:pPr>
     </w:lvl>
   </w:abstractNum>
-  <w:abstractNum w:abstractNumId="10" w15:restartNumberingAfterBreak="0">
+  <w:abstractNum w:abstractNumId="11" w15:restartNumberingAfterBreak="0">
     <w:nsid w:val="1B0536E9"/>
     <w:multiLevelType w:val="hybridMultilevel"/>
     <w:tmpl w:val="3FD8C8C6"/>
@@ -7843,7 +9780,7 @@
       </w:pPr>
     </w:lvl>
   </w:abstractNum>
-  <w:abstractNum w:abstractNumId="11" w15:restartNumberingAfterBreak="0">
+  <w:abstractNum w:abstractNumId="12" w15:restartNumberingAfterBreak="0">
     <w:nsid w:val="1BA968C7"/>
     <w:multiLevelType w:val="hybridMultilevel"/>
     <w:tmpl w:val="6F30F5DA"/>
@@ -7938,7 +9875,7 @@
       </w:pPr>
     </w:lvl>
   </w:abstractNum>
-  <w:abstractNum w:abstractNumId="12" w15:restartNumberingAfterBreak="0">
+  <w:abstractNum w:abstractNumId="13" w15:restartNumberingAfterBreak="0">
     <w:nsid w:val="1E653B52"/>
     <w:multiLevelType w:val="hybridMultilevel"/>
     <w:tmpl w:val="DC124B88"/>
@@ -8033,7 +9970,7 @@
       </w:pPr>
     </w:lvl>
   </w:abstractNum>
-  <w:abstractNum w:abstractNumId="13" w15:restartNumberingAfterBreak="0">
+  <w:abstractNum w:abstractNumId="14" w15:restartNumberingAfterBreak="0">
     <w:nsid w:val="2611194F"/>
     <w:multiLevelType w:val="hybridMultilevel"/>
     <w:tmpl w:val="CE3EDFCE"/>
@@ -8126,7 +10063,7 @@
       </w:pPr>
     </w:lvl>
   </w:abstractNum>
-  <w:abstractNum w:abstractNumId="14" w15:restartNumberingAfterBreak="0">
+  <w:abstractNum w:abstractNumId="15" w15:restartNumberingAfterBreak="0">
     <w:nsid w:val="2AD02C98"/>
     <w:multiLevelType w:val="hybridMultilevel"/>
     <w:tmpl w:val="B07AD5D8"/>
@@ -8220,7 +10157,7 @@
       </w:pPr>
     </w:lvl>
   </w:abstractNum>
-  <w:abstractNum w:abstractNumId="15" w15:restartNumberingAfterBreak="0">
+  <w:abstractNum w:abstractNumId="16" w15:restartNumberingAfterBreak="0">
     <w:nsid w:val="2B2C7370"/>
     <w:multiLevelType w:val="hybridMultilevel"/>
     <w:tmpl w:val="AD0E6428"/>
@@ -8313,7 +10250,7 @@
       </w:pPr>
     </w:lvl>
   </w:abstractNum>
-  <w:abstractNum w:abstractNumId="16" w15:restartNumberingAfterBreak="0">
+  <w:abstractNum w:abstractNumId="17" w15:restartNumberingAfterBreak="0">
     <w:nsid w:val="2E647C83"/>
     <w:multiLevelType w:val="hybridMultilevel"/>
     <w:tmpl w:val="3742696E"/>
@@ -8402,7 +10339,7 @@
       </w:pPr>
     </w:lvl>
   </w:abstractNum>
-  <w:abstractNum w:abstractNumId="17" w15:restartNumberingAfterBreak="0">
+  <w:abstractNum w:abstractNumId="18" w15:restartNumberingAfterBreak="0">
     <w:nsid w:val="2F9A556A"/>
     <w:multiLevelType w:val="hybridMultilevel"/>
     <w:tmpl w:val="A490B32E"/>
@@ -8499,7 +10436,7 @@
       </w:pPr>
     </w:lvl>
   </w:abstractNum>
-  <w:abstractNum w:abstractNumId="18" w15:restartNumberingAfterBreak="0">
+  <w:abstractNum w:abstractNumId="19" w15:restartNumberingAfterBreak="0">
     <w:nsid w:val="351645F6"/>
     <w:multiLevelType w:val="hybridMultilevel"/>
     <w:tmpl w:val="124E8F9E"/>
@@ -8593,7 +10530,7 @@
       </w:pPr>
     </w:lvl>
   </w:abstractNum>
-  <w:abstractNum w:abstractNumId="19" w15:restartNumberingAfterBreak="0">
+  <w:abstractNum w:abstractNumId="20" w15:restartNumberingAfterBreak="0">
     <w:nsid w:val="379B6A87"/>
     <w:multiLevelType w:val="hybridMultilevel"/>
     <w:tmpl w:val="82EC214C"/>
@@ -8682,7 +10619,7 @@
       </w:pPr>
     </w:lvl>
   </w:abstractNum>
-  <w:abstractNum w:abstractNumId="20" w15:restartNumberingAfterBreak="0">
+  <w:abstractNum w:abstractNumId="21" w15:restartNumberingAfterBreak="0">
     <w:nsid w:val="380A1C67"/>
     <w:multiLevelType w:val="hybridMultilevel"/>
     <w:tmpl w:val="9F1EDFDE"/>
@@ -8776,7 +10713,93 @@
       </w:pPr>
     </w:lvl>
   </w:abstractNum>
-  <w:abstractNum w:abstractNumId="21" w15:restartNumberingAfterBreak="0">
+  <w:abstractNum w:abstractNumId="22" w15:restartNumberingAfterBreak="0">
+    <w:nsid w:val="3870515D"/>
+    <w:multiLevelType w:val="hybridMultilevel"/>
+    <w:tmpl w:val="ED881C8E"/>
+    <w:lvl w:ilvl="0" w:tplc="FFFFFFFF">
+      <w:start w:val="1"/>
+      <w:numFmt w:val="lowerLetter"/>
+      <w:lvlText w:val="%1."/>
+      <w:lvlJc w:val="left"/>
+      <w:pPr>
+        <w:ind w:left="1440" w:hanging="360"/>
+      </w:pPr>
+    </w:lvl>
+    <w:lvl w:ilvl="1" w:tplc="FFFFFFFF" w:tentative="1">
+      <w:start w:val="1"/>
+      <w:numFmt w:val="lowerLetter"/>
+      <w:lvlText w:val="%2."/>
+      <w:lvlJc w:val="left"/>
+      <w:pPr>
+        <w:ind w:left="2160" w:hanging="360"/>
+      </w:pPr>
+    </w:lvl>
+    <w:lvl w:ilvl="2" w:tplc="FFFFFFFF" w:tentative="1">
+      <w:start w:val="1"/>
+      <w:numFmt w:val="lowerRoman"/>
+      <w:lvlText w:val="%3."/>
+      <w:lvlJc w:val="right"/>
+      <w:pPr>
+        <w:ind w:left="2880" w:hanging="180"/>
+      </w:pPr>
+    </w:lvl>
+    <w:lvl w:ilvl="3" w:tplc="FFFFFFFF" w:tentative="1">
+      <w:start w:val="1"/>
+      <w:numFmt w:val="decimal"/>
+      <w:lvlText w:val="%4."/>
+      <w:lvlJc w:val="left"/>
+      <w:pPr>
+        <w:ind w:left="3600" w:hanging="360"/>
+      </w:pPr>
+    </w:lvl>
+    <w:lvl w:ilvl="4" w:tplc="FFFFFFFF" w:tentative="1">
+      <w:start w:val="1"/>
+      <w:numFmt w:val="lowerLetter"/>
+      <w:lvlText w:val="%5."/>
+      <w:lvlJc w:val="left"/>
+      <w:pPr>
+        <w:ind w:left="4320" w:hanging="360"/>
+      </w:pPr>
+    </w:lvl>
+    <w:lvl w:ilvl="5" w:tplc="FFFFFFFF" w:tentative="1">
+      <w:start w:val="1"/>
+      <w:numFmt w:val="lowerRoman"/>
+      <w:lvlText w:val="%6."/>
+      <w:lvlJc w:val="right"/>
+      <w:pPr>
+        <w:ind w:left="5040" w:hanging="180"/>
+      </w:pPr>
+    </w:lvl>
+    <w:lvl w:ilvl="6" w:tplc="FFFFFFFF" w:tentative="1">
+      <w:start w:val="1"/>
+      <w:numFmt w:val="decimal"/>
+      <w:lvlText w:val="%7."/>
+      <w:lvlJc w:val="left"/>
+      <w:pPr>
+        <w:ind w:left="5760" w:hanging="360"/>
+      </w:pPr>
+    </w:lvl>
+    <w:lvl w:ilvl="7" w:tplc="FFFFFFFF" w:tentative="1">
+      <w:start w:val="1"/>
+      <w:numFmt w:val="lowerLetter"/>
+      <w:lvlText w:val="%8."/>
+      <w:lvlJc w:val="left"/>
+      <w:pPr>
+        <w:ind w:left="6480" w:hanging="360"/>
+      </w:pPr>
+    </w:lvl>
+    <w:lvl w:ilvl="8" w:tplc="FFFFFFFF" w:tentative="1">
+      <w:start w:val="1"/>
+      <w:numFmt w:val="lowerRoman"/>
+      <w:lvlText w:val="%9."/>
+      <w:lvlJc w:val="right"/>
+      <w:pPr>
+        <w:ind w:left="7200" w:hanging="180"/>
+      </w:pPr>
+    </w:lvl>
+  </w:abstractNum>
+  <w:abstractNum w:abstractNumId="23" w15:restartNumberingAfterBreak="0">
     <w:nsid w:val="38C7586C"/>
     <w:multiLevelType w:val="hybridMultilevel"/>
     <w:tmpl w:val="047EC36A"/>
@@ -8870,7 +10893,7 @@
       </w:pPr>
     </w:lvl>
   </w:abstractNum>
-  <w:abstractNum w:abstractNumId="22" w15:restartNumberingAfterBreak="0">
+  <w:abstractNum w:abstractNumId="24" w15:restartNumberingAfterBreak="0">
     <w:nsid w:val="41F21F94"/>
     <w:multiLevelType w:val="hybridMultilevel"/>
     <w:tmpl w:val="757C734C"/>
@@ -8983,7 +11006,7 @@
       </w:rPr>
     </w:lvl>
   </w:abstractNum>
-  <w:abstractNum w:abstractNumId="23" w15:restartNumberingAfterBreak="0">
+  <w:abstractNum w:abstractNumId="25" w15:restartNumberingAfterBreak="0">
     <w:nsid w:val="426B35BA"/>
     <w:multiLevelType w:val="hybridMultilevel"/>
     <w:tmpl w:val="52166EC8"/>
@@ -9072,7 +11095,7 @@
       </w:pPr>
     </w:lvl>
   </w:abstractNum>
-  <w:abstractNum w:abstractNumId="24" w15:restartNumberingAfterBreak="0">
+  <w:abstractNum w:abstractNumId="26" w15:restartNumberingAfterBreak="0">
     <w:nsid w:val="43AC5B94"/>
     <w:multiLevelType w:val="hybridMultilevel"/>
     <w:tmpl w:val="24F67982"/>
@@ -9185,7 +11208,7 @@
       </w:rPr>
     </w:lvl>
   </w:abstractNum>
-  <w:abstractNum w:abstractNumId="25" w15:restartNumberingAfterBreak="0">
+  <w:abstractNum w:abstractNumId="27" w15:restartNumberingAfterBreak="0">
     <w:nsid w:val="45BD383A"/>
     <w:multiLevelType w:val="hybridMultilevel"/>
     <w:tmpl w:val="89C4B708"/>
@@ -9298,7 +11321,7 @@
       </w:rPr>
     </w:lvl>
   </w:abstractNum>
-  <w:abstractNum w:abstractNumId="26" w15:restartNumberingAfterBreak="0">
+  <w:abstractNum w:abstractNumId="28" w15:restartNumberingAfterBreak="0">
     <w:nsid w:val="4E07165D"/>
     <w:multiLevelType w:val="hybridMultilevel"/>
     <w:tmpl w:val="33FA71AA"/>
@@ -9384,7 +11407,7 @@
       </w:pPr>
     </w:lvl>
   </w:abstractNum>
-  <w:abstractNum w:abstractNumId="27" w15:restartNumberingAfterBreak="0">
+  <w:abstractNum w:abstractNumId="29" w15:restartNumberingAfterBreak="0">
     <w:nsid w:val="4E70711C"/>
     <w:multiLevelType w:val="hybridMultilevel"/>
     <w:tmpl w:val="75F6D524"/>
@@ -9479,7 +11502,7 @@
       </w:pPr>
     </w:lvl>
   </w:abstractNum>
-  <w:abstractNum w:abstractNumId="28" w15:restartNumberingAfterBreak="0">
+  <w:abstractNum w:abstractNumId="30" w15:restartNumberingAfterBreak="0">
     <w:nsid w:val="4F8D09F1"/>
     <w:multiLevelType w:val="hybridMultilevel"/>
     <w:tmpl w:val="1E6208CC"/>
@@ -9574,7 +11597,93 @@
       </w:pPr>
     </w:lvl>
   </w:abstractNum>
-  <w:abstractNum w:abstractNumId="29" w15:restartNumberingAfterBreak="0">
+  <w:abstractNum w:abstractNumId="31" w15:restartNumberingAfterBreak="0">
+    <w:nsid w:val="507B5650"/>
+    <w:multiLevelType w:val="hybridMultilevel"/>
+    <w:tmpl w:val="ED881C8E"/>
+    <w:lvl w:ilvl="0" w:tplc="08090019">
+      <w:start w:val="1"/>
+      <w:numFmt w:val="lowerLetter"/>
+      <w:lvlText w:val="%1."/>
+      <w:lvlJc w:val="left"/>
+      <w:pPr>
+        <w:ind w:left="1440" w:hanging="360"/>
+      </w:pPr>
+    </w:lvl>
+    <w:lvl w:ilvl="1" w:tplc="08090019" w:tentative="1">
+      <w:start w:val="1"/>
+      <w:numFmt w:val="lowerLetter"/>
+      <w:lvlText w:val="%2."/>
+      <w:lvlJc w:val="left"/>
+      <w:pPr>
+        <w:ind w:left="2160" w:hanging="360"/>
+      </w:pPr>
+    </w:lvl>
+    <w:lvl w:ilvl="2" w:tplc="0809001B" w:tentative="1">
+      <w:start w:val="1"/>
+      <w:numFmt w:val="lowerRoman"/>
+      <w:lvlText w:val="%3."/>
+      <w:lvlJc w:val="right"/>
+      <w:pPr>
+        <w:ind w:left="2880" w:hanging="180"/>
+      </w:pPr>
+    </w:lvl>
+    <w:lvl w:ilvl="3" w:tplc="0809000F" w:tentative="1">
+      <w:start w:val="1"/>
+      <w:numFmt w:val="decimal"/>
+      <w:lvlText w:val="%4."/>
+      <w:lvlJc w:val="left"/>
+      <w:pPr>
+        <w:ind w:left="3600" w:hanging="360"/>
+      </w:pPr>
+    </w:lvl>
+    <w:lvl w:ilvl="4" w:tplc="08090019" w:tentative="1">
+      <w:start w:val="1"/>
+      <w:numFmt w:val="lowerLetter"/>
+      <w:lvlText w:val="%5."/>
+      <w:lvlJc w:val="left"/>
+      <w:pPr>
+        <w:ind w:left="4320" w:hanging="360"/>
+      </w:pPr>
+    </w:lvl>
+    <w:lvl w:ilvl="5" w:tplc="0809001B" w:tentative="1">
+      <w:start w:val="1"/>
+      <w:numFmt w:val="lowerRoman"/>
+      <w:lvlText w:val="%6."/>
+      <w:lvlJc w:val="right"/>
+      <w:pPr>
+        <w:ind w:left="5040" w:hanging="180"/>
+      </w:pPr>
+    </w:lvl>
+    <w:lvl w:ilvl="6" w:tplc="0809000F" w:tentative="1">
+      <w:start w:val="1"/>
+      <w:numFmt w:val="decimal"/>
+      <w:lvlText w:val="%7."/>
+      <w:lvlJc w:val="left"/>
+      <w:pPr>
+        <w:ind w:left="5760" w:hanging="360"/>
+      </w:pPr>
+    </w:lvl>
+    <w:lvl w:ilvl="7" w:tplc="08090019" w:tentative="1">
+      <w:start w:val="1"/>
+      <w:numFmt w:val="lowerLetter"/>
+      <w:lvlText w:val="%8."/>
+      <w:lvlJc w:val="left"/>
+      <w:pPr>
+        <w:ind w:left="6480" w:hanging="360"/>
+      </w:pPr>
+    </w:lvl>
+    <w:lvl w:ilvl="8" w:tplc="0809001B" w:tentative="1">
+      <w:start w:val="1"/>
+      <w:numFmt w:val="lowerRoman"/>
+      <w:lvlText w:val="%9."/>
+      <w:lvlJc w:val="right"/>
+      <w:pPr>
+        <w:ind w:left="7200" w:hanging="180"/>
+      </w:pPr>
+    </w:lvl>
+  </w:abstractNum>
+  <w:abstractNum w:abstractNumId="32" w15:restartNumberingAfterBreak="0">
     <w:nsid w:val="542B4EFC"/>
     <w:multiLevelType w:val="hybridMultilevel"/>
     <w:tmpl w:val="A05C8C6C"/>
@@ -9687,7 +11796,7 @@
       </w:rPr>
     </w:lvl>
   </w:abstractNum>
-  <w:abstractNum w:abstractNumId="30" w15:restartNumberingAfterBreak="0">
+  <w:abstractNum w:abstractNumId="33" w15:restartNumberingAfterBreak="0">
     <w:nsid w:val="55254657"/>
     <w:multiLevelType w:val="hybridMultilevel"/>
     <w:tmpl w:val="124E8F9E"/>
@@ -9781,7 +11890,7 @@
       </w:pPr>
     </w:lvl>
   </w:abstractNum>
-  <w:abstractNum w:abstractNumId="31" w15:restartNumberingAfterBreak="0">
+  <w:abstractNum w:abstractNumId="34" w15:restartNumberingAfterBreak="0">
     <w:nsid w:val="5B7143AE"/>
     <w:multiLevelType w:val="hybridMultilevel"/>
     <w:tmpl w:val="61E4018C"/>
@@ -9876,7 +11985,7 @@
       </w:pPr>
     </w:lvl>
   </w:abstractNum>
-  <w:abstractNum w:abstractNumId="32" w15:restartNumberingAfterBreak="0">
+  <w:abstractNum w:abstractNumId="35" w15:restartNumberingAfterBreak="0">
     <w:nsid w:val="5BD5364D"/>
     <w:multiLevelType w:val="hybridMultilevel"/>
     <w:tmpl w:val="7466017E"/>
@@ -9971,7 +12080,7 @@
       </w:pPr>
     </w:lvl>
   </w:abstractNum>
-  <w:abstractNum w:abstractNumId="33" w15:restartNumberingAfterBreak="0">
+  <w:abstractNum w:abstractNumId="36" w15:restartNumberingAfterBreak="0">
     <w:nsid w:val="5D8A4AA0"/>
     <w:multiLevelType w:val="hybridMultilevel"/>
     <w:tmpl w:val="A39C2038"/>
@@ -10060,7 +12169,7 @@
       </w:pPr>
     </w:lvl>
   </w:abstractNum>
-  <w:abstractNum w:abstractNumId="34" w15:restartNumberingAfterBreak="0">
+  <w:abstractNum w:abstractNumId="37" w15:restartNumberingAfterBreak="0">
     <w:nsid w:val="5EDF55AC"/>
     <w:multiLevelType w:val="hybridMultilevel"/>
     <w:tmpl w:val="F13AD21A"/>
@@ -10149,7 +12258,7 @@
       </w:pPr>
     </w:lvl>
   </w:abstractNum>
-  <w:abstractNum w:abstractNumId="35" w15:restartNumberingAfterBreak="0">
+  <w:abstractNum w:abstractNumId="38" w15:restartNumberingAfterBreak="0">
     <w:nsid w:val="5FA15F10"/>
     <w:multiLevelType w:val="hybridMultilevel"/>
     <w:tmpl w:val="6812D3D8"/>
@@ -10239,7 +12348,7 @@
       </w:pPr>
     </w:lvl>
   </w:abstractNum>
-  <w:abstractNum w:abstractNumId="36" w15:restartNumberingAfterBreak="0">
+  <w:abstractNum w:abstractNumId="39" w15:restartNumberingAfterBreak="0">
     <w:nsid w:val="6589147D"/>
     <w:multiLevelType w:val="hybridMultilevel"/>
     <w:tmpl w:val="A620AC3C"/>
@@ -10328,7 +12437,7 @@
       </w:pPr>
     </w:lvl>
   </w:abstractNum>
-  <w:abstractNum w:abstractNumId="37" w15:restartNumberingAfterBreak="0">
+  <w:abstractNum w:abstractNumId="40" w15:restartNumberingAfterBreak="0">
     <w:nsid w:val="675A3587"/>
     <w:multiLevelType w:val="hybridMultilevel"/>
     <w:tmpl w:val="87E4BE18"/>
@@ -10422,7 +12531,7 @@
       </w:pPr>
     </w:lvl>
   </w:abstractNum>
-  <w:abstractNum w:abstractNumId="38" w15:restartNumberingAfterBreak="0">
+  <w:abstractNum w:abstractNumId="41" w15:restartNumberingAfterBreak="0">
     <w:nsid w:val="6D0B029F"/>
     <w:multiLevelType w:val="hybridMultilevel"/>
     <w:tmpl w:val="3CDAF82E"/>
@@ -10516,7 +12625,7 @@
       </w:pPr>
     </w:lvl>
   </w:abstractNum>
-  <w:abstractNum w:abstractNumId="39" w15:restartNumberingAfterBreak="0">
+  <w:abstractNum w:abstractNumId="42" w15:restartNumberingAfterBreak="0">
     <w:nsid w:val="71FC2B74"/>
     <w:multiLevelType w:val="hybridMultilevel"/>
     <w:tmpl w:val="78EA4F5C"/>
@@ -10610,7 +12719,7 @@
       </w:pPr>
     </w:lvl>
   </w:abstractNum>
-  <w:abstractNum w:abstractNumId="40" w15:restartNumberingAfterBreak="0">
+  <w:abstractNum w:abstractNumId="43" w15:restartNumberingAfterBreak="0">
     <w:nsid w:val="770A0FF7"/>
     <w:multiLevelType w:val="hybridMultilevel"/>
     <w:tmpl w:val="49B8A684"/>
@@ -10724,124 +12833,124 @@
     </w:lvl>
   </w:abstractNum>
   <w:num w:numId="1" w16cid:durableId="1326591019">
-    <w:abstractNumId w:val="37"/>
+    <w:abstractNumId w:val="40"/>
   </w:num>
   <w:num w:numId="2" w16cid:durableId="1215892033">
     <w:abstractNumId w:val="0"/>
   </w:num>
   <w:num w:numId="3" w16cid:durableId="2088456385">
-    <w:abstractNumId w:val="14"/>
+    <w:abstractNumId w:val="15"/>
   </w:num>
   <w:num w:numId="4" w16cid:durableId="803424858">
-    <w:abstractNumId w:val="18"/>
+    <w:abstractNumId w:val="19"/>
   </w:num>
   <w:num w:numId="5" w16cid:durableId="1587425214">
-    <w:abstractNumId w:val="30"/>
+    <w:abstractNumId w:val="33"/>
   </w:num>
   <w:num w:numId="6" w16cid:durableId="348680866">
-    <w:abstractNumId w:val="24"/>
+    <w:abstractNumId w:val="26"/>
   </w:num>
   <w:num w:numId="7" w16cid:durableId="149256670">
-    <w:abstractNumId w:val="33"/>
+    <w:abstractNumId w:val="36"/>
   </w:num>
   <w:num w:numId="8" w16cid:durableId="1515152335">
-    <w:abstractNumId w:val="36"/>
+    <w:abstractNumId w:val="39"/>
   </w:num>
   <w:num w:numId="9" w16cid:durableId="71659405">
-    <w:abstractNumId w:val="9"/>
+    <w:abstractNumId w:val="10"/>
   </w:num>
   <w:num w:numId="10" w16cid:durableId="248854686">
-    <w:abstractNumId w:val="23"/>
+    <w:abstractNumId w:val="25"/>
   </w:num>
   <w:num w:numId="11" w16cid:durableId="139662460">
-    <w:abstractNumId w:val="16"/>
+    <w:abstractNumId w:val="17"/>
   </w:num>
   <w:num w:numId="12" w16cid:durableId="1623461692">
     <w:abstractNumId w:val="2"/>
   </w:num>
   <w:num w:numId="13" w16cid:durableId="1816142686">
-    <w:abstractNumId w:val="15"/>
+    <w:abstractNumId w:val="16"/>
   </w:num>
   <w:num w:numId="14" w16cid:durableId="2040079317">
-    <w:abstractNumId w:val="10"/>
+    <w:abstractNumId w:val="11"/>
   </w:num>
   <w:num w:numId="15" w16cid:durableId="2017151310">
-    <w:abstractNumId w:val="17"/>
+    <w:abstractNumId w:val="18"/>
   </w:num>
   <w:num w:numId="16" w16cid:durableId="208884313">
-    <w:abstractNumId w:val="20"/>
+    <w:abstractNumId w:val="21"/>
   </w:num>
   <w:num w:numId="17" w16cid:durableId="1459105965">
-    <w:abstractNumId w:val="29"/>
+    <w:abstractNumId w:val="32"/>
   </w:num>
   <w:num w:numId="18" w16cid:durableId="561138743">
-    <w:abstractNumId w:val="25"/>
+    <w:abstractNumId w:val="27"/>
   </w:num>
   <w:num w:numId="19" w16cid:durableId="1123966837">
-    <w:abstractNumId w:val="13"/>
+    <w:abstractNumId w:val="14"/>
   </w:num>
   <w:num w:numId="20" w16cid:durableId="1995134655">
-    <w:abstractNumId w:val="22"/>
+    <w:abstractNumId w:val="24"/>
   </w:num>
   <w:num w:numId="21" w16cid:durableId="1143429273">
-    <w:abstractNumId w:val="4"/>
+    <w:abstractNumId w:val="5"/>
   </w:num>
   <w:num w:numId="22" w16cid:durableId="1673952390">
-    <w:abstractNumId w:val="40"/>
+    <w:abstractNumId w:val="43"/>
   </w:num>
   <w:num w:numId="23" w16cid:durableId="1965768282">
     <w:abstractNumId w:val="3"/>
   </w:num>
   <w:num w:numId="24" w16cid:durableId="1100492227">
+    <w:abstractNumId w:val="8"/>
+  </w:num>
+  <w:num w:numId="25" w16cid:durableId="1759448146">
+    <w:abstractNumId w:val="6"/>
+  </w:num>
+  <w:num w:numId="26" w16cid:durableId="1324579426">
+    <w:abstractNumId w:val="28"/>
+  </w:num>
+  <w:num w:numId="27" w16cid:durableId="1050809563">
     <w:abstractNumId w:val="7"/>
   </w:num>
-  <w:num w:numId="25" w16cid:durableId="1759448146">
-    <w:abstractNumId w:val="5"/>
-  </w:num>
-  <w:num w:numId="26" w16cid:durableId="1324579426">
-    <w:abstractNumId w:val="26"/>
-  </w:num>
-  <w:num w:numId="27" w16cid:durableId="1050809563">
-    <w:abstractNumId w:val="6"/>
-  </w:num>
   <w:num w:numId="28" w16cid:durableId="949701047">
-    <w:abstractNumId w:val="39"/>
+    <w:abstractNumId w:val="42"/>
   </w:num>
   <w:num w:numId="29" w16cid:durableId="1439523336">
-    <w:abstractNumId w:val="11"/>
+    <w:abstractNumId w:val="12"/>
   </w:num>
   <w:num w:numId="30" w16cid:durableId="1391080540">
-    <w:abstractNumId w:val="31"/>
+    <w:abstractNumId w:val="34"/>
   </w:num>
   <w:num w:numId="31" w16cid:durableId="1866555708">
-    <w:abstractNumId w:val="12"/>
+    <w:abstractNumId w:val="13"/>
   </w:num>
   <w:num w:numId="32" w16cid:durableId="1845393595">
-    <w:abstractNumId w:val="32"/>
+    <w:abstractNumId w:val="35"/>
   </w:num>
   <w:num w:numId="33" w16cid:durableId="608321105">
-    <w:abstractNumId w:val="28"/>
+    <w:abstractNumId w:val="30"/>
   </w:num>
   <w:num w:numId="34" w16cid:durableId="1833908125">
-    <w:abstractNumId w:val="8"/>
+    <w:abstractNumId w:val="9"/>
   </w:num>
   <w:num w:numId="35" w16cid:durableId="2132555514">
-    <w:abstractNumId w:val="27"/>
+    <w:abstractNumId w:val="29"/>
   </w:num>
   <w:num w:numId="36" w16cid:durableId="1065108255">
     <w:abstractNumId w:val="1"/>
   </w:num>
   <w:num w:numId="37" w16cid:durableId="652828749">
-    <w:abstractNumId w:val="21"/>
+    <w:abstractNumId w:val="23"/>
   </w:num>
   <w:num w:numId="38" w16cid:durableId="869613674">
-    <w:abstractNumId w:val="38"/>
+    <w:abstractNumId w:val="41"/>
   </w:num>
   <w:num w:numId="39" w16cid:durableId="1361010829">
-    <w:abstractNumId w:val="19"/>
+    <w:abstractNumId w:val="20"/>
   </w:num>
   <w:num w:numId="40" w16cid:durableId="1454640619">
-    <w:abstractNumId w:val="35"/>
+    <w:abstractNumId w:val="38"/>
     <w:lvlOverride w:ilvl="0">
       <w:startOverride w:val="15"/>
     </w:lvlOverride>
@@ -10871,7 +12980,7 @@
     </w:lvlOverride>
   </w:num>
   <w:num w:numId="41" w16cid:durableId="1047101132">
-    <w:abstractNumId w:val="34"/>
+    <w:abstractNumId w:val="37"/>
     <w:lvlOverride w:ilvl="0">
       <w:startOverride w:val="1"/>
     </w:lvlOverride>
@@ -10901,7 +13010,16 @@
     </w:lvlOverride>
   </w:num>
   <w:num w:numId="42" w16cid:durableId="1283923469">
-    <w:abstractNumId w:val="35"/>
+    <w:abstractNumId w:val="38"/>
+  </w:num>
+  <w:num w:numId="43" w16cid:durableId="465969772">
+    <w:abstractNumId w:val="31"/>
+  </w:num>
+  <w:num w:numId="44" w16cid:durableId="601651907">
+    <w:abstractNumId w:val="22"/>
+  </w:num>
+  <w:num w:numId="45" w16cid:durableId="61952498">
+    <w:abstractNumId w:val="4"/>
   </w:num>
 </w:numbering>
 </file>
@@ -11844,15 +13962,6 @@
 </file>
 
 <file path=customXml/item1.xml><?xml version="1.0" encoding="utf-8"?>
-<?mso-contentType ?>
-<FormTemplates xmlns="http://schemas.microsoft.com/sharepoint/v3/contenttype/forms">
-  <Display>DocumentLibraryForm</Display>
-  <Edit>DocumentLibraryForm</Edit>
-  <New>DocumentLibraryForm</New>
-</FormTemplates>
-</file>
-
-<file path=customXml/item2.xml><?xml version="1.0" encoding="utf-8"?>
 <ct:contentTypeSchema xmlns:ct="http://schemas.microsoft.com/office/2006/metadata/contentType" xmlns:ma="http://schemas.microsoft.com/office/2006/metadata/properties/metaAttributes" ct:_="" ma:_="" ma:contentTypeName="_CtTemplate" ma:contentTypeID="0x01010064A5FDCCFB03F540B94405305D7DE14F00A4F8B82F7CEF57469A8FE5CEAB7A0EE0" ma:contentTypeVersion="55" ma:contentTypeDescription="Part of Template Management with Site Columns representing custom attributes." ma:contentTypeScope="" ma:versionID="e48abcd8da7fe05ec90dabdfbb8c2749">
   <xsd:schema xmlns:xsd="http://www.w3.org/2001/XMLSchema" xmlns:xs="http://www.w3.org/2001/XMLSchema" xmlns:p="http://schemas.microsoft.com/office/2006/metadata/properties" xmlns:ns2="f336f4fe-8719-4ea2-b5d6-29b3a580aeb4" xmlns:ns3="b57b892a-dd61-4bba-b372-a8d93da2c7e6" targetNamespace="http://schemas.microsoft.com/office/2006/metadata/properties" ma:root="true" ma:fieldsID="4c733adc908683170864ffc34cec60fa" ns2:_="" ns3:_="">
     <xsd:import namespace="f336f4fe-8719-4ea2-b5d6-29b3a580aeb4"/>
@@ -12174,6 +14283,15 @@
 </ct:contentTypeSchema>
 </file>
 
+<file path=customXml/item2.xml><?xml version="1.0" encoding="utf-8"?>
+<?mso-contentType ?>
+<FormTemplates xmlns="http://schemas.microsoft.com/sharepoint/v3/contenttype/forms">
+  <Display>DocumentLibraryForm</Display>
+  <Edit>DocumentLibraryForm</Edit>
+  <New>DocumentLibraryForm</New>
+</FormTemplates>
+</file>
+
 <file path=customXml/item3.xml><?xml version="1.0" encoding="utf-8"?>
 <p:properties xmlns:p="http://schemas.microsoft.com/office/2006/metadata/properties" xmlns:xsi="http://www.w3.org/2001/XMLSchema-instance" xmlns:pc="http://schemas.microsoft.com/office/infopath/2007/PartnerControls">
   <documentManagement>
@@ -12200,14 +14318,6 @@
 </file>
 
 <file path=customXml/itemProps1.xml><?xml version="1.0" encoding="utf-8"?>
-<ds:datastoreItem xmlns:ds="http://schemas.openxmlformats.org/officeDocument/2006/customXml" ds:itemID="{75ABB397-9654-40A8-BA83-98F2BA902102}">
-  <ds:schemaRefs>
-    <ds:schemaRef ds:uri="http://schemas.microsoft.com/sharepoint/v3/contenttype/forms"/>
-  </ds:schemaRefs>
-</ds:datastoreItem>
-</file>
-
-<file path=customXml/itemProps2.xml><?xml version="1.0" encoding="utf-8"?>
 <ds:datastoreItem xmlns:ds="http://schemas.openxmlformats.org/officeDocument/2006/customXml" ds:itemID="{EDB7EA9B-ED82-4768-83AD-4433A7153D2A}">
   <ds:schemaRefs>
     <ds:schemaRef ds:uri="http://schemas.microsoft.com/office/2006/metadata/contentType"/>
@@ -12222,6 +14332,14 @@
     <ds:schemaRef ds:uri="http://purl.org/dc/elements/1.1/"/>
     <ds:schemaRef ds:uri="http://purl.org/dc/terms/"/>
     <ds:schemaRef ds:uri="http://schemas.microsoft.com/internal/obd"/>
+  </ds:schemaRefs>
+</ds:datastoreItem>
+</file>
+
+<file path=customXml/itemProps2.xml><?xml version="1.0" encoding="utf-8"?>
+<ds:datastoreItem xmlns:ds="http://schemas.openxmlformats.org/officeDocument/2006/customXml" ds:itemID="{75ABB397-9654-40A8-BA83-98F2BA902102}">
+  <ds:schemaRefs>
+    <ds:schemaRef ds:uri="http://schemas.microsoft.com/sharepoint/v3/contenttype/forms"/>
   </ds:schemaRefs>
 </ds:datastoreItem>
 </file>
